--- a/Documentação/Relatório.docx
+++ b/Documentação/Relatório.docx
@@ -20127,7 +20127,7 @@
         </w:rPr>
         <w:lastRenderedPageBreak/>
         <w:drawing>
-          <wp:inline distT="0" distB="0" distL="0" distR="0" wp14:anchorId="5E4962A2" wp14:editId="59FCD0BC">
+          <wp:inline distT="0" distB="0" distL="0" distR="0" wp14:anchorId="5E4962A2" wp14:editId="310CBF27">
             <wp:extent cx="4671272" cy="8428383"/>
             <wp:effectExtent l="0" t="0" r="0" b="0"/>
             <wp:docPr id="1" name="Imagem 1"/>
@@ -24091,6 +24091,7 @@
                 <w:sz w:val="24"/>
                 <w:szCs w:val="24"/>
               </w:rPr>
+              <w:lastRenderedPageBreak/>
               <w:t>T08</w:t>
             </w:r>
           </w:p>
@@ -24551,7 +24552,6 @@
                 <w:sz w:val="24"/>
                 <w:szCs w:val="24"/>
               </w:rPr>
-              <w:lastRenderedPageBreak/>
               <w:t>T10</w:t>
             </w:r>
           </w:p>
@@ -25618,7 +25618,7 @@
           <w:szCs w:val="24"/>
         </w:rPr>
         <w:drawing>
-          <wp:inline distT="0" distB="0" distL="0" distR="0" wp14:anchorId="6F97D142" wp14:editId="496244F9">
+          <wp:inline distT="0" distB="0" distL="0" distR="0" wp14:anchorId="6F97D142" wp14:editId="1527C066">
             <wp:extent cx="5762626" cy="2895600"/>
             <wp:effectExtent l="0" t="0" r="0" b="0"/>
             <wp:docPr id="824040481" name="Imagem 824040481"/>
@@ -25700,7 +25700,7 @@
           <w:szCs w:val="24"/>
         </w:rPr>
         <w:drawing>
-          <wp:inline distT="0" distB="0" distL="0" distR="0" wp14:anchorId="0B9D9299" wp14:editId="60521E53">
+          <wp:inline distT="0" distB="0" distL="0" distR="0" wp14:anchorId="0B9D9299" wp14:editId="092CC254">
             <wp:extent cx="5781676" cy="2876550"/>
             <wp:effectExtent l="0" t="0" r="0" b="0"/>
             <wp:docPr id="337518286" name="Imagem 337518286"/>
@@ -25783,7 +25783,7 @@
           <w:szCs w:val="24"/>
         </w:rPr>
         <w:drawing>
-          <wp:inline distT="0" distB="0" distL="0" distR="0" wp14:anchorId="49EEA285" wp14:editId="6B20B1CE">
+          <wp:inline distT="0" distB="0" distL="0" distR="0" wp14:anchorId="49EEA285" wp14:editId="5A36F39D">
             <wp:extent cx="5762626" cy="2876550"/>
             <wp:effectExtent l="0" t="0" r="0" b="0"/>
             <wp:docPr id="272577838" name="Imagem 272577838"/>
@@ -25870,7 +25870,7 @@
           <w:szCs w:val="24"/>
         </w:rPr>
         <w:drawing>
-          <wp:inline distT="0" distB="0" distL="0" distR="0" wp14:anchorId="288C3412" wp14:editId="53472343">
+          <wp:inline distT="0" distB="0" distL="0" distR="0" wp14:anchorId="288C3412" wp14:editId="1A4167C7">
             <wp:extent cx="5762626" cy="2867025"/>
             <wp:effectExtent l="0" t="0" r="0" b="0"/>
             <wp:docPr id="1483742448" name="Imagem 1483742448"/>
@@ -28426,6 +28426,2056 @@
     </w:p>
     <w:p>
       <w:pPr>
+        <w:pStyle w:val="NormalWeb"/>
+        <w:spacing w:line="360" w:lineRule="auto"/>
+        <w:jc w:val="both"/>
+        <w:rPr>
+          <w:rFonts w:ascii="Arial" w:hAnsi="Arial" w:cs="Arial"/>
+        </w:rPr>
+      </w:pPr>
+    </w:p>
+    <w:p>
+      <w:pPr>
+        <w:pStyle w:val="NormalWeb"/>
+        <w:spacing w:line="360" w:lineRule="auto"/>
+        <w:jc w:val="both"/>
+        <w:rPr>
+          <w:rFonts w:ascii="Arial" w:hAnsi="Arial" w:cs="Arial"/>
+        </w:rPr>
+      </w:pPr>
+    </w:p>
+    <w:p>
+      <w:pPr>
+        <w:pStyle w:val="NormalWeb"/>
+        <w:spacing w:line="360" w:lineRule="auto"/>
+        <w:jc w:val="both"/>
+        <w:rPr>
+          <w:rFonts w:ascii="Arial" w:hAnsi="Arial" w:cs="Arial"/>
+        </w:rPr>
+      </w:pPr>
+    </w:p>
+    <w:p>
+      <w:pPr>
+        <w:pStyle w:val="NormalWeb"/>
+        <w:spacing w:line="360" w:lineRule="auto"/>
+        <w:jc w:val="both"/>
+        <w:rPr>
+          <w:rFonts w:ascii="Arial" w:hAnsi="Arial" w:cs="Arial"/>
+        </w:rPr>
+      </w:pPr>
+    </w:p>
+    <w:p>
+      <w:pPr>
+        <w:pStyle w:val="NormalWeb"/>
+        <w:spacing w:line="360" w:lineRule="auto"/>
+        <w:jc w:val="both"/>
+        <w:rPr>
+          <w:rFonts w:ascii="Arial" w:hAnsi="Arial" w:cs="Arial"/>
+        </w:rPr>
+      </w:pPr>
+    </w:p>
+    <w:p>
+      <w:pPr>
+        <w:pStyle w:val="Ttulo1"/>
+        <w:numPr>
+          <w:ilvl w:val="1"/>
+          <w:numId w:val="21"/>
+        </w:numPr>
+        <w:spacing w:before="120" w:after="120"/>
+        <w:ind w:left="0" w:firstLine="0"/>
+        <w:jc w:val="both"/>
+        <w:rPr>
+          <w:rFonts w:ascii="Arial" w:hAnsi="Arial" w:cs="Arial"/>
+          <w:color w:val="auto"/>
+          <w:sz w:val="24"/>
+          <w:szCs w:val="24"/>
+        </w:rPr>
+      </w:pPr>
+      <w:r>
+        <w:rPr>
+          <w:rFonts w:ascii="Arial" w:hAnsi="Arial" w:cs="Arial"/>
+          <w:color w:val="auto"/>
+          <w:sz w:val="24"/>
+          <w:szCs w:val="24"/>
+        </w:rPr>
+        <w:lastRenderedPageBreak/>
+        <w:t>Quarto</w:t>
+      </w:r>
+      <w:r>
+        <w:rPr>
+          <w:rFonts w:ascii="Arial" w:hAnsi="Arial" w:cs="Arial"/>
+          <w:color w:val="auto"/>
+          <w:sz w:val="24"/>
+          <w:szCs w:val="24"/>
+        </w:rPr>
+        <w:t xml:space="preserve"> Sprint</w:t>
+      </w:r>
+    </w:p>
+    <w:p>
+      <w:pPr>
+        <w:rPr>
+          <w:rFonts w:ascii="Arial" w:hAnsi="Arial" w:cs="Arial"/>
+          <w:sz w:val="24"/>
+          <w:szCs w:val="24"/>
+        </w:rPr>
+      </w:pPr>
+      <w:r>
+        <w:rPr>
+          <w:rFonts w:ascii="Arial" w:hAnsi="Arial" w:cs="Arial"/>
+          <w:sz w:val="24"/>
+          <w:szCs w:val="24"/>
+        </w:rPr>
+        <w:t>No quarto Sprint, o desenvolvimento do sistema avançou com a implementação de funcionalidades essenciais para o gerenciamento de clientes e documentos. Buscando otimizar a experiência do usuário, a equipe concentrou-se na criação de telas de cadastro e edição intuitivas e eficientes.</w:t>
+      </w:r>
+    </w:p>
+    <w:p>
+      <w:pPr>
+        <w:rPr>
+          <w:rFonts w:ascii="Arial" w:hAnsi="Arial" w:cs="Arial"/>
+          <w:sz w:val="24"/>
+          <w:szCs w:val="24"/>
+        </w:rPr>
+      </w:pPr>
+      <w:r>
+        <w:rPr>
+          <w:rFonts w:ascii="Arial" w:hAnsi="Arial" w:cs="Arial"/>
+          <w:sz w:val="24"/>
+          <w:szCs w:val="24"/>
+        </w:rPr>
+        <w:t>As telas de cadastro, tanto para clientes quanto para documentos, foram projetadas com o objetivo de simplificar o processo de inserção e atualização de informações. No caso dos clientes, os campos Nome, CNPJ e Endereço foram organizados de forma clara e concisa, facilitando o preenchimento e a visualização dos dados. Para os documentos, os campos Número, Nome, Tipo e Anexo permitem o registro completo das informações relevantes, com interface amigável e de fácil utilização.</w:t>
+      </w:r>
+    </w:p>
+    <w:p>
+      <w:pPr>
+        <w:rPr>
+          <w:rFonts w:ascii="Arial" w:hAnsi="Arial" w:cs="Arial"/>
+          <w:sz w:val="24"/>
+          <w:szCs w:val="24"/>
+        </w:rPr>
+      </w:pPr>
+      <w:r>
+        <w:rPr>
+          <w:rFonts w:ascii="Arial" w:hAnsi="Arial" w:cs="Arial"/>
+          <w:sz w:val="24"/>
+          <w:szCs w:val="24"/>
+        </w:rPr>
+        <w:t>A equipe de desenvolvimento priorizou a reutilização de componentes, criando um único formulário para as operações de cadastro e edição, tanto para clientes quanto para documentos. Essa estratégia garante a consistência da interface e facilita a navegação do usuário, proporcionando uma experiência mais fluida e intuitiva.</w:t>
+      </w:r>
+    </w:p>
+    <w:p>
+      <w:pPr>
+        <w:rPr>
+          <w:rFonts w:ascii="Arial" w:hAnsi="Arial" w:cs="Arial"/>
+          <w:sz w:val="24"/>
+          <w:szCs w:val="24"/>
+        </w:rPr>
+      </w:pPr>
+      <w:r>
+        <w:rPr>
+          <w:rFonts w:ascii="Arial" w:hAnsi="Arial" w:cs="Arial"/>
+          <w:sz w:val="24"/>
+          <w:szCs w:val="24"/>
+        </w:rPr>
+        <w:t>A implementação dessas telas no quarto Sprint representa um passo importante na construção de um sistema completo e eficiente para a gestão de clientes e documentos. Com interfaces amigáveis e funcionalidades otimizadas, o sistema oferece aos usuários uma ferramenta poderosa para o controle e organização dessas informações.</w:t>
+      </w:r>
+    </w:p>
+    <w:p>
+      <w:pPr>
+        <w:rPr>
+          <w:rFonts w:ascii="Arial" w:hAnsi="Arial" w:cs="Arial"/>
+          <w:sz w:val="24"/>
+          <w:szCs w:val="24"/>
+        </w:rPr>
+      </w:pPr>
+    </w:p>
+    <w:p>
+      <w:pPr>
+        <w:pStyle w:val="Ttulo1"/>
+        <w:numPr>
+          <w:ilvl w:val="2"/>
+          <w:numId w:val="21"/>
+        </w:numPr>
+        <w:spacing w:before="120" w:after="120"/>
+        <w:ind w:left="0" w:firstLine="0"/>
+        <w:jc w:val="both"/>
+        <w:rPr>
+          <w:rFonts w:ascii="Arial" w:hAnsi="Arial" w:cs="Arial"/>
+          <w:color w:val="auto"/>
+          <w:sz w:val="24"/>
+          <w:szCs w:val="24"/>
+        </w:rPr>
+      </w:pPr>
+      <w:proofErr w:type="spellStart"/>
+      <w:r>
+        <w:rPr>
+          <w:rFonts w:ascii="Arial" w:hAnsi="Arial" w:cs="Arial"/>
+          <w:color w:val="auto"/>
+          <w:sz w:val="24"/>
+          <w:szCs w:val="24"/>
+        </w:rPr>
+        <w:t>Product</w:t>
+      </w:r>
+      <w:proofErr w:type="spellEnd"/>
+      <w:r>
+        <w:rPr>
+          <w:rFonts w:ascii="Arial" w:hAnsi="Arial" w:cs="Arial"/>
+          <w:color w:val="auto"/>
+          <w:sz w:val="24"/>
+          <w:szCs w:val="24"/>
+        </w:rPr>
+        <w:t xml:space="preserve"> Backlog</w:t>
+      </w:r>
+    </w:p>
+    <w:p>
+      <w:pPr>
+        <w:jc w:val="both"/>
+        <w:rPr>
+          <w:rFonts w:ascii="Arial" w:eastAsia="Arial" w:hAnsi="Arial" w:cs="Arial"/>
+          <w:sz w:val="24"/>
+          <w:szCs w:val="24"/>
+        </w:rPr>
+      </w:pPr>
+      <w:r>
+        <w:rPr>
+          <w:rFonts w:ascii="Arial" w:eastAsia="Arial" w:hAnsi="Arial" w:cs="Arial"/>
+          <w:sz w:val="24"/>
+          <w:szCs w:val="24"/>
+        </w:rPr>
+        <w:t xml:space="preserve">Não foi realizada nenhuma alteração desde o </w:t>
+      </w:r>
+      <w:proofErr w:type="spellStart"/>
+      <w:r>
+        <w:rPr>
+          <w:rFonts w:ascii="Arial" w:eastAsia="Arial" w:hAnsi="Arial" w:cs="Arial"/>
+          <w:sz w:val="24"/>
+          <w:szCs w:val="24"/>
+        </w:rPr>
+        <w:t>Product</w:t>
+      </w:r>
+      <w:proofErr w:type="spellEnd"/>
+      <w:r>
+        <w:rPr>
+          <w:rFonts w:ascii="Arial" w:eastAsia="Arial" w:hAnsi="Arial" w:cs="Arial"/>
+          <w:sz w:val="24"/>
+          <w:szCs w:val="24"/>
+        </w:rPr>
+        <w:t xml:space="preserve"> Backlog do Sprint </w:t>
+      </w:r>
+      <w:r>
+        <w:rPr>
+          <w:rFonts w:ascii="Arial" w:eastAsia="Arial" w:hAnsi="Arial" w:cs="Arial"/>
+          <w:sz w:val="24"/>
+          <w:szCs w:val="24"/>
+        </w:rPr>
+        <w:t>3</w:t>
+      </w:r>
+      <w:r>
+        <w:rPr>
+          <w:rFonts w:ascii="Arial" w:eastAsia="Arial" w:hAnsi="Arial" w:cs="Arial"/>
+          <w:sz w:val="24"/>
+          <w:szCs w:val="24"/>
+        </w:rPr>
+        <w:t>.</w:t>
+      </w:r>
+    </w:p>
+    <w:p>
+      <w:pPr>
+        <w:rPr>
+          <w:rFonts w:ascii="Arial" w:hAnsi="Arial" w:cs="Arial"/>
+          <w:sz w:val="24"/>
+          <w:szCs w:val="24"/>
+        </w:rPr>
+      </w:pPr>
+    </w:p>
+    <w:p>
+      <w:pPr>
+        <w:rPr>
+          <w:rFonts w:ascii="Arial" w:hAnsi="Arial" w:cs="Arial"/>
+          <w:sz w:val="24"/>
+          <w:szCs w:val="24"/>
+        </w:rPr>
+      </w:pPr>
+    </w:p>
+    <w:p>
+      <w:pPr>
+        <w:rPr>
+          <w:rFonts w:ascii="Arial" w:hAnsi="Arial" w:cs="Arial"/>
+          <w:sz w:val="24"/>
+          <w:szCs w:val="24"/>
+        </w:rPr>
+      </w:pPr>
+    </w:p>
+    <w:p>
+      <w:pPr>
+        <w:rPr>
+          <w:rFonts w:ascii="Arial" w:hAnsi="Arial" w:cs="Arial"/>
+          <w:sz w:val="24"/>
+          <w:szCs w:val="24"/>
+        </w:rPr>
+      </w:pPr>
+    </w:p>
+    <w:p>
+      <w:pPr>
+        <w:pStyle w:val="Ttulo1"/>
+        <w:numPr>
+          <w:ilvl w:val="2"/>
+          <w:numId w:val="21"/>
+        </w:numPr>
+        <w:spacing w:before="120" w:after="120"/>
+        <w:ind w:left="0" w:firstLine="0"/>
+        <w:jc w:val="both"/>
+        <w:rPr>
+          <w:rFonts w:ascii="Arial" w:hAnsi="Arial" w:cs="Arial"/>
+          <w:color w:val="auto"/>
+          <w:sz w:val="24"/>
+          <w:szCs w:val="24"/>
+        </w:rPr>
+      </w:pPr>
+      <w:r>
+        <w:rPr>
+          <w:rFonts w:ascii="Arial" w:hAnsi="Arial" w:cs="Arial"/>
+          <w:color w:val="auto"/>
+          <w:sz w:val="24"/>
+          <w:szCs w:val="24"/>
+        </w:rPr>
+        <w:lastRenderedPageBreak/>
+        <w:t>Sprint Backlog</w:t>
+      </w:r>
+    </w:p>
+    <w:p>
+      <w:pPr>
+        <w:pStyle w:val="PargrafodaLista"/>
+        <w:numPr>
+          <w:ilvl w:val="0"/>
+          <w:numId w:val="51"/>
+        </w:numPr>
+        <w:rPr>
+          <w:rFonts w:ascii="Arial" w:hAnsi="Arial" w:cs="Arial"/>
+          <w:sz w:val="24"/>
+          <w:szCs w:val="24"/>
+        </w:rPr>
+      </w:pPr>
+      <w:r>
+        <w:rPr>
+          <w:rFonts w:ascii="Arial" w:hAnsi="Arial" w:cs="Arial"/>
+          <w:b/>
+          <w:bCs/>
+          <w:sz w:val="24"/>
+          <w:szCs w:val="24"/>
+        </w:rPr>
+        <w:t>RF05</w:t>
+      </w:r>
+      <w:r>
+        <w:rPr>
+          <w:rFonts w:ascii="Arial" w:hAnsi="Arial" w:cs="Arial"/>
+          <w:sz w:val="24"/>
+          <w:szCs w:val="24"/>
+        </w:rPr>
+        <w:t xml:space="preserve"> – Atualizar dados do usuário</w:t>
+      </w:r>
+    </w:p>
+    <w:p>
+      <w:pPr>
+        <w:pStyle w:val="PargrafodaLista"/>
+        <w:numPr>
+          <w:ilvl w:val="0"/>
+          <w:numId w:val="51"/>
+        </w:numPr>
+        <w:rPr>
+          <w:rFonts w:ascii="Arial" w:hAnsi="Arial" w:cs="Arial"/>
+          <w:sz w:val="24"/>
+          <w:szCs w:val="24"/>
+        </w:rPr>
+      </w:pPr>
+      <w:r>
+        <w:rPr>
+          <w:rFonts w:ascii="Arial" w:hAnsi="Arial" w:cs="Arial"/>
+          <w:b/>
+          <w:bCs/>
+          <w:sz w:val="24"/>
+          <w:szCs w:val="24"/>
+        </w:rPr>
+        <w:t>RF07</w:t>
+      </w:r>
+      <w:r>
+        <w:rPr>
+          <w:rFonts w:ascii="Arial" w:hAnsi="Arial" w:cs="Arial"/>
+          <w:sz w:val="24"/>
+          <w:szCs w:val="24"/>
+        </w:rPr>
+        <w:t xml:space="preserve"> – Realizar consulta de suas locações</w:t>
+      </w:r>
+    </w:p>
+    <w:p>
+      <w:pPr>
+        <w:pStyle w:val="PargrafodaLista"/>
+        <w:numPr>
+          <w:ilvl w:val="0"/>
+          <w:numId w:val="51"/>
+        </w:numPr>
+        <w:rPr>
+          <w:rFonts w:ascii="Arial" w:hAnsi="Arial" w:cs="Arial"/>
+          <w:sz w:val="24"/>
+          <w:szCs w:val="24"/>
+        </w:rPr>
+      </w:pPr>
+      <w:r>
+        <w:rPr>
+          <w:rFonts w:ascii="Arial" w:hAnsi="Arial" w:cs="Arial"/>
+          <w:b/>
+          <w:bCs/>
+          <w:sz w:val="24"/>
+          <w:szCs w:val="24"/>
+        </w:rPr>
+        <w:t>RF08</w:t>
+      </w:r>
+      <w:r>
+        <w:rPr>
+          <w:rFonts w:ascii="Arial" w:hAnsi="Arial" w:cs="Arial"/>
+          <w:sz w:val="24"/>
+          <w:szCs w:val="24"/>
+        </w:rPr>
+        <w:t xml:space="preserve"> – Realizar consulta de suas homologações</w:t>
+      </w:r>
+    </w:p>
+    <w:p>
+      <w:pPr>
+        <w:pStyle w:val="PargrafodaLista"/>
+        <w:numPr>
+          <w:ilvl w:val="0"/>
+          <w:numId w:val="51"/>
+        </w:numPr>
+        <w:rPr>
+          <w:rFonts w:ascii="Arial" w:hAnsi="Arial" w:cs="Arial"/>
+          <w:sz w:val="24"/>
+          <w:szCs w:val="24"/>
+        </w:rPr>
+      </w:pPr>
+      <w:r>
+        <w:rPr>
+          <w:rFonts w:ascii="Arial" w:hAnsi="Arial" w:cs="Arial"/>
+          <w:b/>
+          <w:bCs/>
+          <w:sz w:val="24"/>
+          <w:szCs w:val="24"/>
+        </w:rPr>
+        <w:t>RF09</w:t>
+      </w:r>
+      <w:r>
+        <w:rPr>
+          <w:rFonts w:ascii="Arial" w:hAnsi="Arial" w:cs="Arial"/>
+          <w:sz w:val="24"/>
+          <w:szCs w:val="24"/>
+        </w:rPr>
+        <w:t xml:space="preserve"> – Realizar consulta do estoque</w:t>
+      </w:r>
+    </w:p>
+    <w:p>
+      <w:pPr>
+        <w:pStyle w:val="PargrafodaLista"/>
+        <w:numPr>
+          <w:ilvl w:val="0"/>
+          <w:numId w:val="51"/>
+        </w:numPr>
+        <w:rPr>
+          <w:rFonts w:ascii="Arial" w:hAnsi="Arial" w:cs="Arial"/>
+          <w:sz w:val="24"/>
+          <w:szCs w:val="24"/>
+        </w:rPr>
+      </w:pPr>
+      <w:r>
+        <w:rPr>
+          <w:rFonts w:ascii="Arial" w:hAnsi="Arial" w:cs="Arial"/>
+          <w:b/>
+          <w:bCs/>
+          <w:sz w:val="24"/>
+          <w:szCs w:val="24"/>
+        </w:rPr>
+        <w:t>RF10</w:t>
+      </w:r>
+      <w:r>
+        <w:rPr>
+          <w:rFonts w:ascii="Arial" w:hAnsi="Arial" w:cs="Arial"/>
+          <w:sz w:val="24"/>
+          <w:szCs w:val="24"/>
+        </w:rPr>
+        <w:t xml:space="preserve"> – Realizar consulta de locações dos seus vendedores</w:t>
+      </w:r>
+    </w:p>
+    <w:p>
+      <w:pPr>
+        <w:pStyle w:val="PargrafodaLista"/>
+        <w:numPr>
+          <w:ilvl w:val="0"/>
+          <w:numId w:val="51"/>
+        </w:numPr>
+        <w:rPr>
+          <w:rFonts w:ascii="Arial" w:hAnsi="Arial" w:cs="Arial"/>
+          <w:sz w:val="24"/>
+          <w:szCs w:val="24"/>
+        </w:rPr>
+      </w:pPr>
+      <w:r>
+        <w:rPr>
+          <w:rFonts w:ascii="Arial" w:hAnsi="Arial" w:cs="Arial"/>
+          <w:b/>
+          <w:bCs/>
+          <w:sz w:val="24"/>
+          <w:szCs w:val="24"/>
+        </w:rPr>
+        <w:t>RF11</w:t>
+      </w:r>
+      <w:r>
+        <w:rPr>
+          <w:rFonts w:ascii="Arial" w:hAnsi="Arial" w:cs="Arial"/>
+          <w:sz w:val="24"/>
+          <w:szCs w:val="24"/>
+        </w:rPr>
+        <w:t xml:space="preserve"> – Realizar consulta de homologações dos seus vendedores</w:t>
+      </w:r>
+    </w:p>
+    <w:p>
+      <w:pPr>
+        <w:pStyle w:val="PargrafodaLista"/>
+        <w:numPr>
+          <w:ilvl w:val="0"/>
+          <w:numId w:val="51"/>
+        </w:numPr>
+        <w:rPr>
+          <w:rFonts w:ascii="Arial" w:hAnsi="Arial" w:cs="Arial"/>
+          <w:sz w:val="24"/>
+          <w:szCs w:val="24"/>
+        </w:rPr>
+      </w:pPr>
+      <w:r>
+        <w:rPr>
+          <w:rFonts w:ascii="Arial" w:hAnsi="Arial" w:cs="Arial"/>
+          <w:b/>
+          <w:bCs/>
+          <w:sz w:val="24"/>
+          <w:szCs w:val="24"/>
+        </w:rPr>
+        <w:t>RF12</w:t>
+      </w:r>
+      <w:r>
+        <w:rPr>
+          <w:rFonts w:ascii="Arial" w:hAnsi="Arial" w:cs="Arial"/>
+          <w:sz w:val="24"/>
+          <w:szCs w:val="24"/>
+        </w:rPr>
+        <w:t xml:space="preserve"> – Administrar permissões dos usuários</w:t>
+      </w:r>
+    </w:p>
+    <w:p>
+      <w:pPr>
+        <w:pStyle w:val="PargrafodaLista"/>
+        <w:numPr>
+          <w:ilvl w:val="0"/>
+          <w:numId w:val="51"/>
+        </w:numPr>
+        <w:rPr>
+          <w:rFonts w:ascii="Arial" w:hAnsi="Arial" w:cs="Arial"/>
+          <w:sz w:val="24"/>
+          <w:szCs w:val="24"/>
+        </w:rPr>
+      </w:pPr>
+      <w:r>
+        <w:rPr>
+          <w:rFonts w:ascii="Arial" w:hAnsi="Arial" w:cs="Arial"/>
+          <w:b/>
+          <w:bCs/>
+          <w:sz w:val="24"/>
+          <w:szCs w:val="24"/>
+        </w:rPr>
+        <w:t>RF13</w:t>
+      </w:r>
+      <w:r>
+        <w:rPr>
+          <w:rFonts w:ascii="Arial" w:hAnsi="Arial" w:cs="Arial"/>
+          <w:sz w:val="24"/>
+          <w:szCs w:val="24"/>
+        </w:rPr>
+        <w:t xml:space="preserve"> – Visualizar logs do sistema</w:t>
+      </w:r>
+    </w:p>
+    <w:p>
+      <w:pPr>
+        <w:pStyle w:val="PargrafodaLista"/>
+        <w:numPr>
+          <w:ilvl w:val="0"/>
+          <w:numId w:val="51"/>
+        </w:numPr>
+        <w:rPr>
+          <w:rFonts w:ascii="Arial" w:hAnsi="Arial" w:cs="Arial"/>
+          <w:sz w:val="24"/>
+          <w:szCs w:val="24"/>
+        </w:rPr>
+      </w:pPr>
+      <w:r>
+        <w:rPr>
+          <w:rFonts w:ascii="Arial" w:hAnsi="Arial" w:cs="Arial"/>
+          <w:b/>
+          <w:bCs/>
+          <w:sz w:val="24"/>
+          <w:szCs w:val="24"/>
+        </w:rPr>
+        <w:t>RF14</w:t>
+      </w:r>
+      <w:r>
+        <w:rPr>
+          <w:rFonts w:ascii="Arial" w:hAnsi="Arial" w:cs="Arial"/>
+          <w:sz w:val="24"/>
+          <w:szCs w:val="24"/>
+        </w:rPr>
+        <w:t xml:space="preserve"> – Deletar usuário</w:t>
+      </w:r>
+    </w:p>
+    <w:p>
+      <w:pPr>
+        <w:pStyle w:val="PargrafodaLista"/>
+        <w:numPr>
+          <w:ilvl w:val="0"/>
+          <w:numId w:val="51"/>
+        </w:numPr>
+        <w:rPr>
+          <w:rFonts w:ascii="Arial" w:hAnsi="Arial" w:cs="Arial"/>
+          <w:sz w:val="24"/>
+          <w:szCs w:val="24"/>
+        </w:rPr>
+      </w:pPr>
+      <w:r>
+        <w:rPr>
+          <w:rFonts w:ascii="Arial" w:hAnsi="Arial" w:cs="Arial"/>
+          <w:b/>
+          <w:bCs/>
+          <w:sz w:val="24"/>
+          <w:szCs w:val="24"/>
+        </w:rPr>
+        <w:t>RF15</w:t>
+      </w:r>
+      <w:r>
+        <w:rPr>
+          <w:rFonts w:ascii="Arial" w:hAnsi="Arial" w:cs="Arial"/>
+          <w:sz w:val="24"/>
+          <w:szCs w:val="24"/>
+        </w:rPr>
+        <w:t xml:space="preserve"> – O usuário recebe notificações sobre suas solicitações</w:t>
+      </w:r>
+    </w:p>
+    <w:p>
+      <w:pPr>
+        <w:pStyle w:val="PargrafodaLista"/>
+        <w:numPr>
+          <w:ilvl w:val="0"/>
+          <w:numId w:val="51"/>
+        </w:numPr>
+        <w:rPr>
+          <w:rFonts w:ascii="Arial" w:hAnsi="Arial" w:cs="Arial"/>
+          <w:sz w:val="24"/>
+          <w:szCs w:val="24"/>
+        </w:rPr>
+      </w:pPr>
+      <w:r>
+        <w:rPr>
+          <w:rFonts w:ascii="Arial" w:hAnsi="Arial" w:cs="Arial"/>
+          <w:b/>
+          <w:bCs/>
+          <w:sz w:val="24"/>
+          <w:szCs w:val="24"/>
+        </w:rPr>
+        <w:t>RF16</w:t>
+      </w:r>
+      <w:r>
+        <w:rPr>
+          <w:rFonts w:ascii="Arial" w:hAnsi="Arial" w:cs="Arial"/>
+          <w:sz w:val="24"/>
+          <w:szCs w:val="24"/>
+        </w:rPr>
+        <w:t xml:space="preserve"> – O gerente recebe notificações de seus usuários relacionados</w:t>
+      </w:r>
+    </w:p>
+    <w:p>
+      <w:pPr>
+        <w:pStyle w:val="PargrafodaLista"/>
+        <w:numPr>
+          <w:ilvl w:val="0"/>
+          <w:numId w:val="51"/>
+        </w:numPr>
+        <w:rPr>
+          <w:rFonts w:ascii="Arial" w:hAnsi="Arial" w:cs="Arial"/>
+          <w:sz w:val="24"/>
+          <w:szCs w:val="24"/>
+        </w:rPr>
+      </w:pPr>
+      <w:r>
+        <w:rPr>
+          <w:rFonts w:ascii="Arial" w:hAnsi="Arial" w:cs="Arial"/>
+          <w:b/>
+          <w:bCs/>
+          <w:sz w:val="24"/>
+          <w:szCs w:val="24"/>
+        </w:rPr>
+        <w:t>RF17</w:t>
+      </w:r>
+      <w:r>
+        <w:rPr>
+          <w:rFonts w:ascii="Arial" w:hAnsi="Arial" w:cs="Arial"/>
+          <w:sz w:val="24"/>
+          <w:szCs w:val="24"/>
+        </w:rPr>
+        <w:t xml:space="preserve"> – O administrador recebe notificações importantes dos usuários</w:t>
+      </w:r>
+    </w:p>
+    <w:p>
+      <w:pPr>
+        <w:pStyle w:val="PargrafodaLista"/>
+        <w:numPr>
+          <w:ilvl w:val="0"/>
+          <w:numId w:val="51"/>
+        </w:numPr>
+        <w:rPr>
+          <w:rFonts w:ascii="Arial" w:hAnsi="Arial" w:cs="Arial"/>
+          <w:sz w:val="24"/>
+          <w:szCs w:val="24"/>
+        </w:rPr>
+      </w:pPr>
+      <w:r>
+        <w:rPr>
+          <w:rFonts w:ascii="Arial" w:hAnsi="Arial" w:cs="Arial"/>
+          <w:b/>
+          <w:bCs/>
+          <w:sz w:val="24"/>
+          <w:szCs w:val="24"/>
+        </w:rPr>
+        <w:t>RF18</w:t>
+      </w:r>
+      <w:r>
+        <w:rPr>
+          <w:rFonts w:ascii="Arial" w:hAnsi="Arial" w:cs="Arial"/>
+          <w:sz w:val="24"/>
+          <w:szCs w:val="24"/>
+        </w:rPr>
+        <w:t xml:space="preserve"> – Cadastrar patrimônio ativo e inativo</w:t>
+      </w:r>
+    </w:p>
+    <w:p>
+      <w:pPr>
+        <w:pStyle w:val="PargrafodaLista"/>
+        <w:numPr>
+          <w:ilvl w:val="0"/>
+          <w:numId w:val="51"/>
+        </w:numPr>
+        <w:rPr>
+          <w:rFonts w:ascii="Arial" w:hAnsi="Arial" w:cs="Arial"/>
+          <w:sz w:val="24"/>
+          <w:szCs w:val="24"/>
+        </w:rPr>
+      </w:pPr>
+      <w:r>
+        <w:rPr>
+          <w:rFonts w:ascii="Arial" w:hAnsi="Arial" w:cs="Arial"/>
+          <w:b/>
+          <w:bCs/>
+          <w:sz w:val="24"/>
+          <w:szCs w:val="24"/>
+        </w:rPr>
+        <w:t>RF20</w:t>
+      </w:r>
+      <w:r>
+        <w:rPr>
+          <w:rFonts w:ascii="Arial" w:hAnsi="Arial" w:cs="Arial"/>
+          <w:sz w:val="24"/>
+          <w:szCs w:val="24"/>
+        </w:rPr>
+        <w:t xml:space="preserve"> – Atualizar patrimônio ativo e inativo</w:t>
+      </w:r>
+    </w:p>
+    <w:p>
+      <w:pPr>
+        <w:pStyle w:val="PargrafodaLista"/>
+        <w:numPr>
+          <w:ilvl w:val="0"/>
+          <w:numId w:val="51"/>
+        </w:numPr>
+        <w:rPr>
+          <w:rFonts w:ascii="Arial" w:hAnsi="Arial" w:cs="Arial"/>
+          <w:sz w:val="24"/>
+          <w:szCs w:val="24"/>
+        </w:rPr>
+      </w:pPr>
+      <w:r>
+        <w:rPr>
+          <w:rFonts w:ascii="Arial" w:hAnsi="Arial" w:cs="Arial"/>
+          <w:b/>
+          <w:bCs/>
+          <w:sz w:val="24"/>
+          <w:szCs w:val="24"/>
+        </w:rPr>
+        <w:t>RF21</w:t>
+      </w:r>
+      <w:r>
+        <w:rPr>
+          <w:rFonts w:ascii="Arial" w:hAnsi="Arial" w:cs="Arial"/>
+          <w:sz w:val="24"/>
+          <w:szCs w:val="24"/>
+        </w:rPr>
+        <w:t xml:space="preserve"> – Excluir patrimônio ativo e inativo</w:t>
+      </w:r>
+    </w:p>
+    <w:p>
+      <w:pPr>
+        <w:pStyle w:val="PargrafodaLista"/>
+        <w:numPr>
+          <w:ilvl w:val="0"/>
+          <w:numId w:val="51"/>
+        </w:numPr>
+        <w:rPr>
+          <w:rFonts w:ascii="Arial" w:hAnsi="Arial" w:cs="Arial"/>
+          <w:sz w:val="24"/>
+          <w:szCs w:val="24"/>
+        </w:rPr>
+      </w:pPr>
+      <w:r>
+        <w:rPr>
+          <w:rFonts w:ascii="Arial" w:hAnsi="Arial" w:cs="Arial"/>
+          <w:b/>
+          <w:bCs/>
+          <w:sz w:val="24"/>
+          <w:szCs w:val="24"/>
+        </w:rPr>
+        <w:t>RF23</w:t>
+      </w:r>
+      <w:r>
+        <w:rPr>
+          <w:rFonts w:ascii="Arial" w:hAnsi="Arial" w:cs="Arial"/>
+          <w:sz w:val="24"/>
+          <w:szCs w:val="24"/>
+        </w:rPr>
+        <w:t xml:space="preserve"> – Cadastrar dados do cliente</w:t>
+      </w:r>
+    </w:p>
+    <w:p>
+      <w:pPr>
+        <w:pStyle w:val="PargrafodaLista"/>
+        <w:numPr>
+          <w:ilvl w:val="0"/>
+          <w:numId w:val="51"/>
+        </w:numPr>
+        <w:rPr>
+          <w:rFonts w:ascii="Arial" w:hAnsi="Arial" w:cs="Arial"/>
+          <w:sz w:val="24"/>
+          <w:szCs w:val="24"/>
+        </w:rPr>
+      </w:pPr>
+      <w:r>
+        <w:rPr>
+          <w:rFonts w:ascii="Arial" w:hAnsi="Arial" w:cs="Arial"/>
+          <w:b/>
+          <w:bCs/>
+          <w:sz w:val="24"/>
+          <w:szCs w:val="24"/>
+        </w:rPr>
+        <w:t>RF24</w:t>
+      </w:r>
+      <w:r>
+        <w:rPr>
+          <w:rFonts w:ascii="Arial" w:hAnsi="Arial" w:cs="Arial"/>
+          <w:sz w:val="24"/>
+          <w:szCs w:val="24"/>
+        </w:rPr>
+        <w:t xml:space="preserve"> – Exibir dados do cliente</w:t>
+      </w:r>
+    </w:p>
+    <w:p>
+      <w:pPr>
+        <w:pStyle w:val="PargrafodaLista"/>
+        <w:numPr>
+          <w:ilvl w:val="0"/>
+          <w:numId w:val="51"/>
+        </w:numPr>
+        <w:rPr>
+          <w:rFonts w:ascii="Arial" w:hAnsi="Arial" w:cs="Arial"/>
+          <w:sz w:val="24"/>
+          <w:szCs w:val="24"/>
+        </w:rPr>
+      </w:pPr>
+      <w:r>
+        <w:rPr>
+          <w:rFonts w:ascii="Arial" w:hAnsi="Arial" w:cs="Arial"/>
+          <w:b/>
+          <w:bCs/>
+          <w:sz w:val="24"/>
+          <w:szCs w:val="24"/>
+        </w:rPr>
+        <w:t>RF25</w:t>
+      </w:r>
+      <w:r>
+        <w:rPr>
+          <w:rFonts w:ascii="Arial" w:hAnsi="Arial" w:cs="Arial"/>
+          <w:sz w:val="24"/>
+          <w:szCs w:val="24"/>
+        </w:rPr>
+        <w:t xml:space="preserve"> – Atualizar dados do cliente</w:t>
+      </w:r>
+    </w:p>
+    <w:p>
+      <w:pPr>
+        <w:pStyle w:val="PargrafodaLista"/>
+        <w:numPr>
+          <w:ilvl w:val="0"/>
+          <w:numId w:val="51"/>
+        </w:numPr>
+        <w:rPr>
+          <w:rFonts w:ascii="Arial" w:hAnsi="Arial" w:cs="Arial"/>
+          <w:sz w:val="24"/>
+          <w:szCs w:val="24"/>
+        </w:rPr>
+      </w:pPr>
+      <w:r>
+        <w:rPr>
+          <w:rFonts w:ascii="Arial" w:hAnsi="Arial" w:cs="Arial"/>
+          <w:b/>
+          <w:bCs/>
+          <w:sz w:val="24"/>
+          <w:szCs w:val="24"/>
+        </w:rPr>
+        <w:t>RF27</w:t>
+      </w:r>
+      <w:r>
+        <w:rPr>
+          <w:rFonts w:ascii="Arial" w:hAnsi="Arial" w:cs="Arial"/>
+          <w:sz w:val="24"/>
+          <w:szCs w:val="24"/>
+        </w:rPr>
+        <w:t xml:space="preserve"> – Cadastrar pedido de locação</w:t>
+      </w:r>
+    </w:p>
+    <w:p>
+      <w:pPr>
+        <w:pStyle w:val="PargrafodaLista"/>
+        <w:numPr>
+          <w:ilvl w:val="0"/>
+          <w:numId w:val="51"/>
+        </w:numPr>
+        <w:rPr>
+          <w:rFonts w:ascii="Arial" w:hAnsi="Arial" w:cs="Arial"/>
+          <w:sz w:val="24"/>
+          <w:szCs w:val="24"/>
+        </w:rPr>
+      </w:pPr>
+      <w:r>
+        <w:rPr>
+          <w:rFonts w:ascii="Arial" w:hAnsi="Arial" w:cs="Arial"/>
+          <w:b/>
+          <w:bCs/>
+          <w:sz w:val="24"/>
+          <w:szCs w:val="24"/>
+        </w:rPr>
+        <w:t>RF28</w:t>
+      </w:r>
+      <w:r>
+        <w:rPr>
+          <w:rFonts w:ascii="Arial" w:hAnsi="Arial" w:cs="Arial"/>
+          <w:sz w:val="24"/>
+          <w:szCs w:val="24"/>
+        </w:rPr>
+        <w:t xml:space="preserve"> – Exibir pedido de locação</w:t>
+      </w:r>
+    </w:p>
+    <w:p>
+      <w:pPr>
+        <w:pStyle w:val="PargrafodaLista"/>
+        <w:numPr>
+          <w:ilvl w:val="0"/>
+          <w:numId w:val="51"/>
+        </w:numPr>
+        <w:rPr>
+          <w:rFonts w:ascii="Arial" w:hAnsi="Arial" w:cs="Arial"/>
+          <w:sz w:val="24"/>
+          <w:szCs w:val="24"/>
+        </w:rPr>
+      </w:pPr>
+      <w:r>
+        <w:rPr>
+          <w:rFonts w:ascii="Arial" w:hAnsi="Arial" w:cs="Arial"/>
+          <w:b/>
+          <w:bCs/>
+          <w:sz w:val="24"/>
+          <w:szCs w:val="24"/>
+        </w:rPr>
+        <w:t>RF29</w:t>
+      </w:r>
+      <w:r>
+        <w:rPr>
+          <w:rFonts w:ascii="Arial" w:hAnsi="Arial" w:cs="Arial"/>
+          <w:sz w:val="24"/>
+          <w:szCs w:val="24"/>
+        </w:rPr>
+        <w:t xml:space="preserve"> – Atualizar pedido de locação</w:t>
+      </w:r>
+    </w:p>
+    <w:p>
+      <w:pPr>
+        <w:pStyle w:val="PargrafodaLista"/>
+        <w:numPr>
+          <w:ilvl w:val="0"/>
+          <w:numId w:val="51"/>
+        </w:numPr>
+        <w:rPr>
+          <w:rFonts w:ascii="Arial" w:hAnsi="Arial" w:cs="Arial"/>
+          <w:sz w:val="24"/>
+          <w:szCs w:val="24"/>
+        </w:rPr>
+      </w:pPr>
+      <w:r>
+        <w:rPr>
+          <w:rFonts w:ascii="Arial" w:hAnsi="Arial" w:cs="Arial"/>
+          <w:b/>
+          <w:bCs/>
+          <w:sz w:val="24"/>
+          <w:szCs w:val="24"/>
+        </w:rPr>
+        <w:t>RF31</w:t>
+      </w:r>
+      <w:r>
+        <w:rPr>
+          <w:rFonts w:ascii="Arial" w:hAnsi="Arial" w:cs="Arial"/>
+          <w:sz w:val="24"/>
+          <w:szCs w:val="24"/>
+        </w:rPr>
+        <w:t xml:space="preserve"> – Pesquisar e filtrar informações exibidas dos coletores em locação</w:t>
+      </w:r>
+    </w:p>
+    <w:p>
+      <w:pPr>
+        <w:pStyle w:val="PargrafodaLista"/>
+        <w:numPr>
+          <w:ilvl w:val="0"/>
+          <w:numId w:val="51"/>
+        </w:numPr>
+        <w:rPr>
+          <w:rFonts w:ascii="Arial" w:hAnsi="Arial" w:cs="Arial"/>
+          <w:sz w:val="24"/>
+          <w:szCs w:val="24"/>
+        </w:rPr>
+      </w:pPr>
+      <w:r>
+        <w:rPr>
+          <w:rFonts w:ascii="Arial" w:hAnsi="Arial" w:cs="Arial"/>
+          <w:b/>
+          <w:bCs/>
+          <w:sz w:val="24"/>
+          <w:szCs w:val="24"/>
+        </w:rPr>
+        <w:t>RF32</w:t>
+      </w:r>
+      <w:r>
+        <w:rPr>
+          <w:rFonts w:ascii="Arial" w:hAnsi="Arial" w:cs="Arial"/>
+          <w:sz w:val="24"/>
+          <w:szCs w:val="24"/>
+        </w:rPr>
+        <w:t xml:space="preserve"> – Cadastrar pedido de homologação</w:t>
+      </w:r>
+    </w:p>
+    <w:p>
+      <w:pPr>
+        <w:pStyle w:val="PargrafodaLista"/>
+        <w:numPr>
+          <w:ilvl w:val="0"/>
+          <w:numId w:val="51"/>
+        </w:numPr>
+        <w:rPr>
+          <w:rFonts w:ascii="Arial" w:hAnsi="Arial" w:cs="Arial"/>
+          <w:sz w:val="24"/>
+          <w:szCs w:val="24"/>
+        </w:rPr>
+      </w:pPr>
+      <w:r>
+        <w:rPr>
+          <w:rFonts w:ascii="Arial" w:hAnsi="Arial" w:cs="Arial"/>
+          <w:b/>
+          <w:bCs/>
+          <w:sz w:val="24"/>
+          <w:szCs w:val="24"/>
+        </w:rPr>
+        <w:t>RF33</w:t>
+      </w:r>
+      <w:r>
+        <w:rPr>
+          <w:rFonts w:ascii="Arial" w:hAnsi="Arial" w:cs="Arial"/>
+          <w:sz w:val="24"/>
+          <w:szCs w:val="24"/>
+        </w:rPr>
+        <w:t xml:space="preserve"> – Exibir pedido de homologação</w:t>
+      </w:r>
+    </w:p>
+    <w:p>
+      <w:pPr>
+        <w:pStyle w:val="PargrafodaLista"/>
+        <w:numPr>
+          <w:ilvl w:val="0"/>
+          <w:numId w:val="51"/>
+        </w:numPr>
+        <w:rPr>
+          <w:rFonts w:ascii="Arial" w:hAnsi="Arial" w:cs="Arial"/>
+          <w:sz w:val="24"/>
+          <w:szCs w:val="24"/>
+        </w:rPr>
+      </w:pPr>
+      <w:r>
+        <w:rPr>
+          <w:rFonts w:ascii="Arial" w:hAnsi="Arial" w:cs="Arial"/>
+          <w:b/>
+          <w:bCs/>
+          <w:sz w:val="24"/>
+          <w:szCs w:val="24"/>
+        </w:rPr>
+        <w:t>RF34</w:t>
+      </w:r>
+      <w:r>
+        <w:rPr>
+          <w:rFonts w:ascii="Arial" w:hAnsi="Arial" w:cs="Arial"/>
+          <w:sz w:val="24"/>
+          <w:szCs w:val="24"/>
+        </w:rPr>
+        <w:t xml:space="preserve"> – Atualizar pedido de homologação</w:t>
+      </w:r>
+    </w:p>
+    <w:p>
+      <w:pPr>
+        <w:pStyle w:val="PargrafodaLista"/>
+        <w:numPr>
+          <w:ilvl w:val="0"/>
+          <w:numId w:val="51"/>
+        </w:numPr>
+        <w:rPr>
+          <w:rFonts w:ascii="Arial" w:hAnsi="Arial" w:cs="Arial"/>
+          <w:sz w:val="24"/>
+          <w:szCs w:val="24"/>
+        </w:rPr>
+      </w:pPr>
+      <w:r>
+        <w:rPr>
+          <w:rFonts w:ascii="Arial" w:hAnsi="Arial" w:cs="Arial"/>
+          <w:b/>
+          <w:bCs/>
+          <w:sz w:val="24"/>
+          <w:szCs w:val="24"/>
+        </w:rPr>
+        <w:t>RF35</w:t>
+      </w:r>
+      <w:r>
+        <w:rPr>
+          <w:rFonts w:ascii="Arial" w:hAnsi="Arial" w:cs="Arial"/>
+          <w:sz w:val="24"/>
+          <w:szCs w:val="24"/>
+        </w:rPr>
+        <w:t xml:space="preserve"> – Excluir pedido de homologação</w:t>
+      </w:r>
+    </w:p>
+    <w:p>
+      <w:pPr>
+        <w:pStyle w:val="PargrafodaLista"/>
+        <w:numPr>
+          <w:ilvl w:val="0"/>
+          <w:numId w:val="51"/>
+        </w:numPr>
+        <w:rPr>
+          <w:rFonts w:ascii="Arial" w:hAnsi="Arial" w:cs="Arial"/>
+          <w:sz w:val="24"/>
+          <w:szCs w:val="24"/>
+        </w:rPr>
+      </w:pPr>
+      <w:r>
+        <w:rPr>
+          <w:rFonts w:ascii="Arial" w:hAnsi="Arial" w:cs="Arial"/>
+          <w:b/>
+          <w:bCs/>
+          <w:sz w:val="24"/>
+          <w:szCs w:val="24"/>
+        </w:rPr>
+        <w:t>RF36</w:t>
+      </w:r>
+      <w:r>
+        <w:rPr>
+          <w:rFonts w:ascii="Arial" w:hAnsi="Arial" w:cs="Arial"/>
+          <w:sz w:val="24"/>
+          <w:szCs w:val="24"/>
+        </w:rPr>
+        <w:t xml:space="preserve"> – Pesquisar e filtrar informações exibidas dos coletores em </w:t>
+      </w:r>
+    </w:p>
+    <w:p>
+      <w:pPr>
+        <w:pStyle w:val="PargrafodaLista"/>
+        <w:numPr>
+          <w:ilvl w:val="0"/>
+          <w:numId w:val="51"/>
+        </w:numPr>
+        <w:rPr>
+          <w:rFonts w:ascii="Arial" w:hAnsi="Arial" w:cs="Arial"/>
+          <w:sz w:val="24"/>
+          <w:szCs w:val="24"/>
+        </w:rPr>
+      </w:pPr>
+      <w:r>
+        <w:rPr>
+          <w:rFonts w:ascii="Arial" w:hAnsi="Arial" w:cs="Arial"/>
+          <w:b/>
+          <w:bCs/>
+          <w:sz w:val="24"/>
+          <w:szCs w:val="24"/>
+        </w:rPr>
+        <w:t>RF37</w:t>
+      </w:r>
+      <w:r>
+        <w:rPr>
+          <w:rFonts w:ascii="Arial" w:hAnsi="Arial" w:cs="Arial"/>
+          <w:sz w:val="24"/>
+          <w:szCs w:val="24"/>
+        </w:rPr>
+        <w:t xml:space="preserve"> – Registro de alteração de localização de patrimônio ativo e inativo</w:t>
+      </w:r>
+    </w:p>
+    <w:p>
+      <w:pPr>
+        <w:pStyle w:val="PargrafodaLista"/>
+        <w:numPr>
+          <w:ilvl w:val="0"/>
+          <w:numId w:val="51"/>
+        </w:numPr>
+        <w:rPr>
+          <w:rFonts w:ascii="Arial" w:hAnsi="Arial" w:cs="Arial"/>
+          <w:sz w:val="24"/>
+          <w:szCs w:val="24"/>
+        </w:rPr>
+      </w:pPr>
+      <w:r>
+        <w:rPr>
+          <w:rFonts w:ascii="Arial" w:hAnsi="Arial" w:cs="Arial"/>
+          <w:b/>
+          <w:bCs/>
+          <w:sz w:val="24"/>
+          <w:szCs w:val="24"/>
+        </w:rPr>
+        <w:t>RF38</w:t>
+      </w:r>
+      <w:r>
+        <w:rPr>
+          <w:rFonts w:ascii="Arial" w:hAnsi="Arial" w:cs="Arial"/>
+          <w:sz w:val="24"/>
+          <w:szCs w:val="24"/>
+        </w:rPr>
+        <w:t xml:space="preserve"> – Exibir histórico de localização de patrimônio ativo e inativo</w:t>
+      </w:r>
+    </w:p>
+    <w:p>
+      <w:pPr>
+        <w:pStyle w:val="PargrafodaLista"/>
+        <w:numPr>
+          <w:ilvl w:val="0"/>
+          <w:numId w:val="51"/>
+        </w:numPr>
+        <w:rPr>
+          <w:rFonts w:ascii="Arial" w:hAnsi="Arial" w:cs="Arial"/>
+          <w:sz w:val="24"/>
+          <w:szCs w:val="24"/>
+        </w:rPr>
+      </w:pPr>
+      <w:r>
+        <w:rPr>
+          <w:rFonts w:ascii="Arial" w:hAnsi="Arial" w:cs="Arial"/>
+          <w:b/>
+          <w:bCs/>
+          <w:sz w:val="24"/>
+          <w:szCs w:val="24"/>
+        </w:rPr>
+        <w:t>RF39</w:t>
+      </w:r>
+      <w:r>
+        <w:rPr>
+          <w:rFonts w:ascii="Arial" w:hAnsi="Arial" w:cs="Arial"/>
+          <w:sz w:val="24"/>
+          <w:szCs w:val="24"/>
+        </w:rPr>
+        <w:t xml:space="preserve"> – Atualizar histórico de localização de patrimônio ativo e inativo</w:t>
+      </w:r>
+    </w:p>
+    <w:p>
+      <w:pPr>
+        <w:pStyle w:val="PargrafodaLista"/>
+        <w:numPr>
+          <w:ilvl w:val="0"/>
+          <w:numId w:val="51"/>
+        </w:numPr>
+        <w:rPr>
+          <w:rFonts w:ascii="Arial" w:hAnsi="Arial" w:cs="Arial"/>
+          <w:sz w:val="24"/>
+          <w:szCs w:val="24"/>
+        </w:rPr>
+      </w:pPr>
+      <w:r>
+        <w:rPr>
+          <w:rFonts w:ascii="Arial" w:hAnsi="Arial" w:cs="Arial"/>
+          <w:b/>
+          <w:bCs/>
+          <w:sz w:val="24"/>
+          <w:szCs w:val="24"/>
+        </w:rPr>
+        <w:t>RF40</w:t>
+      </w:r>
+      <w:r>
+        <w:rPr>
+          <w:rFonts w:ascii="Arial" w:hAnsi="Arial" w:cs="Arial"/>
+          <w:sz w:val="24"/>
+          <w:szCs w:val="24"/>
+        </w:rPr>
+        <w:t xml:space="preserve"> – Excluir histórico</w:t>
+      </w:r>
+    </w:p>
+    <w:p>
+      <w:pPr>
+        <w:pStyle w:val="PargrafodaLista"/>
+        <w:numPr>
+          <w:ilvl w:val="0"/>
+          <w:numId w:val="51"/>
+        </w:numPr>
+        <w:rPr>
+          <w:rFonts w:ascii="Arial" w:hAnsi="Arial" w:cs="Arial"/>
+          <w:sz w:val="24"/>
+          <w:szCs w:val="24"/>
+        </w:rPr>
+      </w:pPr>
+      <w:r>
+        <w:rPr>
+          <w:rFonts w:ascii="Arial" w:hAnsi="Arial" w:cs="Arial"/>
+          <w:b/>
+          <w:bCs/>
+          <w:sz w:val="24"/>
+          <w:szCs w:val="24"/>
+        </w:rPr>
+        <w:lastRenderedPageBreak/>
+        <w:t>RF41</w:t>
+      </w:r>
+      <w:r>
+        <w:rPr>
+          <w:rFonts w:ascii="Arial" w:hAnsi="Arial" w:cs="Arial"/>
+          <w:sz w:val="24"/>
+          <w:szCs w:val="24"/>
+        </w:rPr>
+        <w:t xml:space="preserve"> – Pesquisar documentos que contêm informações dos patrimônios</w:t>
+      </w:r>
+    </w:p>
+    <w:p>
+      <w:pPr>
+        <w:pStyle w:val="PargrafodaLista"/>
+        <w:numPr>
+          <w:ilvl w:val="0"/>
+          <w:numId w:val="51"/>
+        </w:numPr>
+        <w:rPr>
+          <w:rFonts w:ascii="Arial" w:hAnsi="Arial" w:cs="Arial"/>
+          <w:sz w:val="24"/>
+          <w:szCs w:val="24"/>
+        </w:rPr>
+      </w:pPr>
+      <w:r>
+        <w:rPr>
+          <w:rFonts w:ascii="Arial" w:hAnsi="Arial" w:cs="Arial"/>
+          <w:b/>
+          <w:bCs/>
+          <w:sz w:val="24"/>
+          <w:szCs w:val="24"/>
+        </w:rPr>
+        <w:t>RF42</w:t>
+      </w:r>
+      <w:r>
+        <w:rPr>
+          <w:rFonts w:ascii="Arial" w:hAnsi="Arial" w:cs="Arial"/>
+          <w:sz w:val="24"/>
+          <w:szCs w:val="24"/>
+        </w:rPr>
+        <w:t xml:space="preserve"> – Exportar os resultados da pesquisa realizada pelo usuário</w:t>
+      </w:r>
+    </w:p>
+    <w:p>
+      <w:pPr>
+        <w:pStyle w:val="PargrafodaLista"/>
+        <w:numPr>
+          <w:ilvl w:val="0"/>
+          <w:numId w:val="51"/>
+        </w:numPr>
+        <w:rPr>
+          <w:rFonts w:ascii="Arial" w:hAnsi="Arial" w:cs="Arial"/>
+          <w:sz w:val="24"/>
+          <w:szCs w:val="24"/>
+        </w:rPr>
+      </w:pPr>
+      <w:r>
+        <w:rPr>
+          <w:rFonts w:ascii="Arial" w:hAnsi="Arial" w:cs="Arial"/>
+          <w:b/>
+          <w:bCs/>
+          <w:sz w:val="24"/>
+          <w:szCs w:val="24"/>
+        </w:rPr>
+        <w:t>RF43</w:t>
+      </w:r>
+      <w:r>
+        <w:rPr>
+          <w:rFonts w:ascii="Arial" w:hAnsi="Arial" w:cs="Arial"/>
+          <w:sz w:val="24"/>
+          <w:szCs w:val="24"/>
+        </w:rPr>
+        <w:t xml:space="preserve"> – Analisar conteúdo das Notas Fiscais</w:t>
+      </w:r>
+    </w:p>
+    <w:p>
+      <w:pPr>
+        <w:pStyle w:val="PargrafodaLista"/>
+        <w:numPr>
+          <w:ilvl w:val="0"/>
+          <w:numId w:val="51"/>
+        </w:numPr>
+        <w:rPr>
+          <w:rFonts w:ascii="Arial" w:hAnsi="Arial" w:cs="Arial"/>
+          <w:sz w:val="24"/>
+          <w:szCs w:val="24"/>
+        </w:rPr>
+      </w:pPr>
+      <w:r>
+        <w:rPr>
+          <w:rFonts w:ascii="Arial" w:hAnsi="Arial" w:cs="Arial"/>
+          <w:b/>
+          <w:bCs/>
+          <w:sz w:val="24"/>
+          <w:szCs w:val="24"/>
+        </w:rPr>
+        <w:t>RF44</w:t>
+      </w:r>
+      <w:r>
+        <w:rPr>
+          <w:rFonts w:ascii="Arial" w:hAnsi="Arial" w:cs="Arial"/>
+          <w:sz w:val="24"/>
+          <w:szCs w:val="24"/>
+        </w:rPr>
+        <w:t xml:space="preserve"> – Analisar conteúdo dos Contratos</w:t>
+      </w:r>
+    </w:p>
+    <w:p>
+      <w:pPr>
+        <w:pStyle w:val="PargrafodaLista"/>
+        <w:numPr>
+          <w:ilvl w:val="0"/>
+          <w:numId w:val="51"/>
+        </w:numPr>
+        <w:rPr>
+          <w:rFonts w:ascii="Arial" w:hAnsi="Arial" w:cs="Arial"/>
+          <w:sz w:val="24"/>
+          <w:szCs w:val="24"/>
+        </w:rPr>
+      </w:pPr>
+      <w:r>
+        <w:rPr>
+          <w:rFonts w:ascii="Arial" w:hAnsi="Arial" w:cs="Arial"/>
+          <w:b/>
+          <w:bCs/>
+          <w:sz w:val="24"/>
+          <w:szCs w:val="24"/>
+        </w:rPr>
+        <w:t>RF45</w:t>
+      </w:r>
+      <w:r>
+        <w:rPr>
+          <w:rFonts w:ascii="Arial" w:hAnsi="Arial" w:cs="Arial"/>
+          <w:sz w:val="24"/>
+          <w:szCs w:val="24"/>
+        </w:rPr>
+        <w:t xml:space="preserve"> – Realizar login no sistema</w:t>
+      </w:r>
+    </w:p>
+    <w:p>
+      <w:pPr>
+        <w:pStyle w:val="PargrafodaLista"/>
+        <w:numPr>
+          <w:ilvl w:val="0"/>
+          <w:numId w:val="51"/>
+        </w:numPr>
+        <w:rPr>
+          <w:rFonts w:ascii="Arial" w:hAnsi="Arial" w:cs="Arial"/>
+          <w:sz w:val="24"/>
+          <w:szCs w:val="24"/>
+        </w:rPr>
+      </w:pPr>
+      <w:r>
+        <w:rPr>
+          <w:rFonts w:ascii="Arial" w:hAnsi="Arial" w:cs="Arial"/>
+          <w:b/>
+          <w:bCs/>
+          <w:sz w:val="24"/>
+          <w:szCs w:val="24"/>
+        </w:rPr>
+        <w:t>RF46</w:t>
+      </w:r>
+      <w:r>
+        <w:rPr>
+          <w:rFonts w:ascii="Arial" w:hAnsi="Arial" w:cs="Arial"/>
+          <w:sz w:val="24"/>
+          <w:szCs w:val="24"/>
+        </w:rPr>
+        <w:t xml:space="preserve"> – Exibir dados do usuário</w:t>
+      </w:r>
+    </w:p>
+    <w:p>
+      <w:pPr>
+        <w:pStyle w:val="PargrafodaLista"/>
+        <w:numPr>
+          <w:ilvl w:val="0"/>
+          <w:numId w:val="51"/>
+        </w:numPr>
+        <w:rPr>
+          <w:rFonts w:ascii="Arial" w:hAnsi="Arial" w:cs="Arial"/>
+          <w:sz w:val="24"/>
+          <w:szCs w:val="24"/>
+        </w:rPr>
+      </w:pPr>
+      <w:r>
+        <w:rPr>
+          <w:rFonts w:ascii="Arial" w:hAnsi="Arial" w:cs="Arial"/>
+          <w:b/>
+          <w:bCs/>
+          <w:sz w:val="24"/>
+          <w:szCs w:val="24"/>
+        </w:rPr>
+        <w:t>RF47</w:t>
+      </w:r>
+      <w:r>
+        <w:rPr>
+          <w:rFonts w:ascii="Arial" w:hAnsi="Arial" w:cs="Arial"/>
+          <w:sz w:val="24"/>
+          <w:szCs w:val="24"/>
+        </w:rPr>
+        <w:t xml:space="preserve"> – Realizar consulta de suas locações</w:t>
+      </w:r>
+    </w:p>
+    <w:p>
+      <w:pPr>
+        <w:pStyle w:val="PargrafodaLista"/>
+        <w:numPr>
+          <w:ilvl w:val="0"/>
+          <w:numId w:val="51"/>
+        </w:numPr>
+        <w:rPr>
+          <w:rFonts w:ascii="Arial" w:hAnsi="Arial" w:cs="Arial"/>
+          <w:sz w:val="24"/>
+          <w:szCs w:val="24"/>
+        </w:rPr>
+      </w:pPr>
+      <w:r>
+        <w:rPr>
+          <w:rFonts w:ascii="Arial" w:hAnsi="Arial" w:cs="Arial"/>
+          <w:b/>
+          <w:bCs/>
+          <w:sz w:val="24"/>
+          <w:szCs w:val="24"/>
+        </w:rPr>
+        <w:t>RF48</w:t>
+      </w:r>
+      <w:r>
+        <w:rPr>
+          <w:rFonts w:ascii="Arial" w:hAnsi="Arial" w:cs="Arial"/>
+          <w:sz w:val="24"/>
+          <w:szCs w:val="24"/>
+        </w:rPr>
+        <w:t xml:space="preserve"> – Realizar consulta de suas homologações</w:t>
+      </w:r>
+    </w:p>
+    <w:p>
+      <w:pPr>
+        <w:pStyle w:val="PargrafodaLista"/>
+        <w:numPr>
+          <w:ilvl w:val="0"/>
+          <w:numId w:val="51"/>
+        </w:numPr>
+        <w:rPr>
+          <w:rFonts w:ascii="Arial" w:hAnsi="Arial" w:cs="Arial"/>
+          <w:sz w:val="24"/>
+          <w:szCs w:val="24"/>
+        </w:rPr>
+      </w:pPr>
+      <w:r>
+        <w:rPr>
+          <w:rFonts w:ascii="Arial" w:hAnsi="Arial" w:cs="Arial"/>
+          <w:b/>
+          <w:bCs/>
+          <w:sz w:val="24"/>
+          <w:szCs w:val="24"/>
+        </w:rPr>
+        <w:t>RF50</w:t>
+      </w:r>
+      <w:r>
+        <w:rPr>
+          <w:rFonts w:ascii="Arial" w:hAnsi="Arial" w:cs="Arial"/>
+          <w:sz w:val="24"/>
+          <w:szCs w:val="24"/>
+        </w:rPr>
+        <w:t xml:space="preserve"> – Realizar consulta de locações dos seus vendedores</w:t>
+      </w:r>
+    </w:p>
+    <w:p>
+      <w:pPr>
+        <w:pStyle w:val="PargrafodaLista"/>
+        <w:numPr>
+          <w:ilvl w:val="0"/>
+          <w:numId w:val="51"/>
+        </w:numPr>
+        <w:rPr>
+          <w:rFonts w:ascii="Arial" w:hAnsi="Arial" w:cs="Arial"/>
+          <w:sz w:val="24"/>
+          <w:szCs w:val="24"/>
+        </w:rPr>
+      </w:pPr>
+      <w:r>
+        <w:rPr>
+          <w:rFonts w:ascii="Arial" w:hAnsi="Arial" w:cs="Arial"/>
+          <w:b/>
+          <w:bCs/>
+          <w:sz w:val="24"/>
+          <w:szCs w:val="24"/>
+        </w:rPr>
+        <w:t>RF51</w:t>
+      </w:r>
+      <w:r>
+        <w:rPr>
+          <w:rFonts w:ascii="Arial" w:hAnsi="Arial" w:cs="Arial"/>
+          <w:sz w:val="24"/>
+          <w:szCs w:val="24"/>
+        </w:rPr>
+        <w:t xml:space="preserve"> – Realizar consulta de homologações dos seus vendedores</w:t>
+      </w:r>
+    </w:p>
+    <w:p>
+      <w:pPr>
+        <w:pStyle w:val="PargrafodaLista"/>
+        <w:numPr>
+          <w:ilvl w:val="0"/>
+          <w:numId w:val="51"/>
+        </w:numPr>
+        <w:rPr>
+          <w:rFonts w:ascii="Arial" w:hAnsi="Arial" w:cs="Arial"/>
+          <w:sz w:val="24"/>
+          <w:szCs w:val="24"/>
+        </w:rPr>
+      </w:pPr>
+      <w:r>
+        <w:rPr>
+          <w:rFonts w:ascii="Arial" w:hAnsi="Arial" w:cs="Arial"/>
+          <w:b/>
+          <w:bCs/>
+          <w:sz w:val="24"/>
+          <w:szCs w:val="24"/>
+        </w:rPr>
+        <w:t>RNF01</w:t>
+      </w:r>
+      <w:r>
+        <w:rPr>
+          <w:rFonts w:ascii="Arial" w:hAnsi="Arial" w:cs="Arial"/>
+          <w:sz w:val="24"/>
+          <w:szCs w:val="24"/>
+        </w:rPr>
+        <w:t xml:space="preserve"> – O sistema deve efetuar uma consulta em, no máximo, 15 segundos</w:t>
+      </w:r>
+    </w:p>
+    <w:p>
+      <w:pPr>
+        <w:pStyle w:val="PargrafodaLista"/>
+        <w:numPr>
+          <w:ilvl w:val="0"/>
+          <w:numId w:val="51"/>
+        </w:numPr>
+        <w:rPr>
+          <w:rFonts w:ascii="Arial" w:hAnsi="Arial" w:cs="Arial"/>
+          <w:sz w:val="24"/>
+          <w:szCs w:val="24"/>
+        </w:rPr>
+      </w:pPr>
+      <w:r>
+        <w:rPr>
+          <w:rFonts w:ascii="Arial" w:hAnsi="Arial" w:cs="Arial"/>
+          <w:b/>
+          <w:bCs/>
+          <w:sz w:val="24"/>
+          <w:szCs w:val="24"/>
+        </w:rPr>
+        <w:t>RNF02</w:t>
+      </w:r>
+      <w:r>
+        <w:rPr>
+          <w:rFonts w:ascii="Arial" w:hAnsi="Arial" w:cs="Arial"/>
+          <w:sz w:val="24"/>
+          <w:szCs w:val="24"/>
+        </w:rPr>
+        <w:t xml:space="preserve"> – Desenvolver uma Interface intuitiva do Usuário para web</w:t>
+      </w:r>
+    </w:p>
+    <w:p>
+      <w:pPr>
+        <w:pStyle w:val="PargrafodaLista"/>
+        <w:numPr>
+          <w:ilvl w:val="0"/>
+          <w:numId w:val="51"/>
+        </w:numPr>
+        <w:rPr>
+          <w:rFonts w:ascii="Arial" w:hAnsi="Arial" w:cs="Arial"/>
+          <w:sz w:val="24"/>
+          <w:szCs w:val="24"/>
+        </w:rPr>
+      </w:pPr>
+      <w:r>
+        <w:rPr>
+          <w:rFonts w:ascii="Arial" w:hAnsi="Arial" w:cs="Arial"/>
+          <w:b/>
+          <w:bCs/>
+          <w:sz w:val="24"/>
+          <w:szCs w:val="24"/>
+        </w:rPr>
+        <w:t>RNF03</w:t>
+      </w:r>
+      <w:r>
+        <w:rPr>
+          <w:rFonts w:ascii="Arial" w:hAnsi="Arial" w:cs="Arial"/>
+          <w:sz w:val="24"/>
+          <w:szCs w:val="24"/>
+        </w:rPr>
+        <w:t xml:space="preserve"> – Desenvolver a Interface intuitiva do Usuário para mobile</w:t>
+      </w:r>
+    </w:p>
+    <w:p>
+      <w:pPr>
+        <w:pStyle w:val="PargrafodaLista"/>
+        <w:numPr>
+          <w:ilvl w:val="0"/>
+          <w:numId w:val="51"/>
+        </w:numPr>
+        <w:rPr>
+          <w:rFonts w:ascii="Arial" w:hAnsi="Arial" w:cs="Arial"/>
+          <w:sz w:val="24"/>
+          <w:szCs w:val="24"/>
+        </w:rPr>
+      </w:pPr>
+      <w:r>
+        <w:rPr>
+          <w:rFonts w:ascii="Arial" w:hAnsi="Arial" w:cs="Arial"/>
+          <w:b/>
+          <w:bCs/>
+          <w:sz w:val="24"/>
+          <w:szCs w:val="24"/>
+        </w:rPr>
+        <w:t>RNF04</w:t>
+      </w:r>
+      <w:r>
+        <w:rPr>
+          <w:rFonts w:ascii="Arial" w:hAnsi="Arial" w:cs="Arial"/>
+          <w:sz w:val="24"/>
+          <w:szCs w:val="24"/>
+        </w:rPr>
+        <w:t xml:space="preserve"> – O sistema é simples e intuitivo de usar</w:t>
+      </w:r>
+    </w:p>
+    <w:p>
+      <w:pPr>
+        <w:pStyle w:val="PargrafodaLista"/>
+        <w:numPr>
+          <w:ilvl w:val="0"/>
+          <w:numId w:val="51"/>
+        </w:numPr>
+        <w:rPr>
+          <w:rFonts w:ascii="Arial" w:hAnsi="Arial" w:cs="Arial"/>
+          <w:sz w:val="24"/>
+          <w:szCs w:val="24"/>
+        </w:rPr>
+      </w:pPr>
+      <w:r>
+        <w:rPr>
+          <w:rFonts w:ascii="Arial" w:hAnsi="Arial" w:cs="Arial"/>
+          <w:b/>
+          <w:bCs/>
+          <w:sz w:val="24"/>
+          <w:szCs w:val="24"/>
+        </w:rPr>
+        <w:t>RNF05</w:t>
+      </w:r>
+      <w:r>
+        <w:rPr>
+          <w:rFonts w:ascii="Arial" w:hAnsi="Arial" w:cs="Arial"/>
+          <w:sz w:val="24"/>
+          <w:szCs w:val="24"/>
+        </w:rPr>
+        <w:t xml:space="preserve"> – O sistema tem Troca de temas entre “Modo escuro e Modo Claro” para o conforto do usuário</w:t>
+      </w:r>
+    </w:p>
+    <w:p>
+      <w:pPr>
+        <w:pStyle w:val="PargrafodaLista"/>
+        <w:numPr>
+          <w:ilvl w:val="0"/>
+          <w:numId w:val="51"/>
+        </w:numPr>
+        <w:rPr>
+          <w:rFonts w:ascii="Arial" w:hAnsi="Arial" w:cs="Arial"/>
+          <w:sz w:val="24"/>
+          <w:szCs w:val="24"/>
+        </w:rPr>
+      </w:pPr>
+      <w:r>
+        <w:rPr>
+          <w:rFonts w:ascii="Arial" w:hAnsi="Arial" w:cs="Arial"/>
+          <w:b/>
+          <w:bCs/>
+          <w:sz w:val="24"/>
+          <w:szCs w:val="24"/>
+        </w:rPr>
+        <w:t>RNF07</w:t>
+      </w:r>
+      <w:r>
+        <w:rPr>
+          <w:rFonts w:ascii="Arial" w:hAnsi="Arial" w:cs="Arial"/>
+          <w:sz w:val="24"/>
+          <w:szCs w:val="24"/>
+        </w:rPr>
+        <w:t xml:space="preserve"> – O sistema foi planejado para ter facilidade para </w:t>
+      </w:r>
+      <w:proofErr w:type="gramStart"/>
+      <w:r>
+        <w:rPr>
+          <w:rFonts w:ascii="Arial" w:hAnsi="Arial" w:cs="Arial"/>
+          <w:sz w:val="24"/>
+          <w:szCs w:val="24"/>
+        </w:rPr>
+        <w:t>criar novas</w:t>
+      </w:r>
+      <w:proofErr w:type="gramEnd"/>
+      <w:r>
+        <w:rPr>
+          <w:rFonts w:ascii="Arial" w:hAnsi="Arial" w:cs="Arial"/>
+          <w:sz w:val="24"/>
+          <w:szCs w:val="24"/>
+        </w:rPr>
+        <w:t xml:space="preserve"> funcionalidades</w:t>
+      </w:r>
+    </w:p>
+    <w:p>
+      <w:pPr>
+        <w:pStyle w:val="PargrafodaLista"/>
+        <w:numPr>
+          <w:ilvl w:val="0"/>
+          <w:numId w:val="51"/>
+        </w:numPr>
+        <w:rPr>
+          <w:rFonts w:ascii="Arial" w:hAnsi="Arial" w:cs="Arial"/>
+          <w:sz w:val="24"/>
+          <w:szCs w:val="24"/>
+        </w:rPr>
+      </w:pPr>
+      <w:r>
+        <w:rPr>
+          <w:rFonts w:ascii="Arial" w:hAnsi="Arial" w:cs="Arial"/>
+          <w:b/>
+          <w:bCs/>
+          <w:sz w:val="24"/>
+          <w:szCs w:val="24"/>
+        </w:rPr>
+        <w:t>RNF08</w:t>
+      </w:r>
+      <w:r>
+        <w:rPr>
+          <w:rFonts w:ascii="Arial" w:hAnsi="Arial" w:cs="Arial"/>
+          <w:sz w:val="24"/>
+          <w:szCs w:val="24"/>
+        </w:rPr>
+        <w:t xml:space="preserve"> – O Banco de Dados foi planejado para ter facilidade de </w:t>
+      </w:r>
+      <w:proofErr w:type="gramStart"/>
+      <w:r>
+        <w:rPr>
+          <w:rFonts w:ascii="Arial" w:hAnsi="Arial" w:cs="Arial"/>
+          <w:sz w:val="24"/>
+          <w:szCs w:val="24"/>
+        </w:rPr>
+        <w:t>criar novas</w:t>
+      </w:r>
+      <w:proofErr w:type="gramEnd"/>
+      <w:r>
+        <w:rPr>
+          <w:rFonts w:ascii="Arial" w:hAnsi="Arial" w:cs="Arial"/>
+          <w:sz w:val="24"/>
+          <w:szCs w:val="24"/>
+        </w:rPr>
+        <w:t xml:space="preserve"> entidades</w:t>
+      </w:r>
+    </w:p>
+    <w:p>
+      <w:pPr>
+        <w:pStyle w:val="PargrafodaLista"/>
+        <w:numPr>
+          <w:ilvl w:val="0"/>
+          <w:numId w:val="51"/>
+        </w:numPr>
+        <w:rPr>
+          <w:rFonts w:ascii="Arial" w:hAnsi="Arial" w:cs="Arial"/>
+          <w:sz w:val="24"/>
+          <w:szCs w:val="24"/>
+        </w:rPr>
+      </w:pPr>
+      <w:r>
+        <w:rPr>
+          <w:rFonts w:ascii="Arial" w:hAnsi="Arial" w:cs="Arial"/>
+          <w:b/>
+          <w:bCs/>
+          <w:sz w:val="24"/>
+          <w:szCs w:val="24"/>
+        </w:rPr>
+        <w:t>RN01</w:t>
+      </w:r>
+      <w:r>
+        <w:rPr>
+          <w:rFonts w:ascii="Arial" w:hAnsi="Arial" w:cs="Arial"/>
+          <w:sz w:val="24"/>
+          <w:szCs w:val="24"/>
+        </w:rPr>
+        <w:t xml:space="preserve"> – Usuário Administrador</w:t>
+      </w:r>
+    </w:p>
+    <w:p>
+      <w:pPr>
+        <w:pStyle w:val="PargrafodaLista"/>
+        <w:numPr>
+          <w:ilvl w:val="0"/>
+          <w:numId w:val="51"/>
+        </w:numPr>
+        <w:rPr>
+          <w:rFonts w:ascii="Arial" w:hAnsi="Arial" w:cs="Arial"/>
+          <w:sz w:val="24"/>
+          <w:szCs w:val="24"/>
+        </w:rPr>
+      </w:pPr>
+      <w:r>
+        <w:rPr>
+          <w:rFonts w:ascii="Arial" w:hAnsi="Arial" w:cs="Arial"/>
+          <w:b/>
+          <w:bCs/>
+          <w:sz w:val="24"/>
+          <w:szCs w:val="24"/>
+        </w:rPr>
+        <w:t>RN01</w:t>
+      </w:r>
+      <w:r>
+        <w:rPr>
+          <w:rFonts w:ascii="Arial" w:hAnsi="Arial" w:cs="Arial"/>
+          <w:sz w:val="24"/>
+          <w:szCs w:val="24"/>
+        </w:rPr>
+        <w:t xml:space="preserve"> – Usuário Gerente</w:t>
+      </w:r>
+    </w:p>
+    <w:p>
+      <w:pPr>
+        <w:pStyle w:val="PargrafodaLista"/>
+        <w:numPr>
+          <w:ilvl w:val="0"/>
+          <w:numId w:val="51"/>
+        </w:numPr>
+        <w:rPr>
+          <w:rFonts w:ascii="Arial" w:hAnsi="Arial" w:cs="Arial"/>
+          <w:sz w:val="24"/>
+          <w:szCs w:val="24"/>
+        </w:rPr>
+      </w:pPr>
+      <w:r>
+        <w:rPr>
+          <w:rFonts w:ascii="Arial" w:hAnsi="Arial" w:cs="Arial"/>
+          <w:b/>
+          <w:bCs/>
+          <w:sz w:val="24"/>
+          <w:szCs w:val="24"/>
+        </w:rPr>
+        <w:t>RN01</w:t>
+      </w:r>
+      <w:r>
+        <w:rPr>
+          <w:rFonts w:ascii="Arial" w:hAnsi="Arial" w:cs="Arial"/>
+          <w:sz w:val="24"/>
+          <w:szCs w:val="24"/>
+        </w:rPr>
+        <w:t xml:space="preserve"> – Usuário Vendedor</w:t>
+      </w:r>
+    </w:p>
+    <w:p>
+      <w:pPr>
+        <w:rPr>
+          <w:rFonts w:ascii="Arial" w:hAnsi="Arial" w:cs="Arial"/>
+          <w:sz w:val="24"/>
+          <w:szCs w:val="24"/>
+        </w:rPr>
+      </w:pPr>
+    </w:p>
+    <w:p>
+      <w:pPr>
+        <w:rPr>
+          <w:rFonts w:ascii="Arial" w:hAnsi="Arial" w:cs="Arial"/>
+          <w:sz w:val="24"/>
+          <w:szCs w:val="24"/>
+        </w:rPr>
+      </w:pPr>
+    </w:p>
+    <w:p>
+      <w:pPr>
+        <w:rPr>
+          <w:rFonts w:ascii="Arial" w:hAnsi="Arial" w:cs="Arial"/>
+          <w:sz w:val="24"/>
+          <w:szCs w:val="24"/>
+        </w:rPr>
+      </w:pPr>
+    </w:p>
+    <w:p>
+      <w:pPr>
+        <w:rPr>
+          <w:rFonts w:ascii="Arial" w:hAnsi="Arial" w:cs="Arial"/>
+          <w:sz w:val="24"/>
+          <w:szCs w:val="24"/>
+        </w:rPr>
+      </w:pPr>
+    </w:p>
+    <w:p>
+      <w:pPr>
+        <w:rPr>
+          <w:rFonts w:ascii="Arial" w:hAnsi="Arial" w:cs="Arial"/>
+          <w:sz w:val="24"/>
+          <w:szCs w:val="24"/>
+        </w:rPr>
+      </w:pPr>
+    </w:p>
+    <w:p>
+      <w:pPr>
+        <w:rPr>
+          <w:rFonts w:ascii="Arial" w:hAnsi="Arial" w:cs="Arial"/>
+          <w:sz w:val="24"/>
+          <w:szCs w:val="24"/>
+        </w:rPr>
+      </w:pPr>
+    </w:p>
+    <w:p>
+      <w:pPr>
+        <w:rPr>
+          <w:rFonts w:ascii="Arial" w:hAnsi="Arial" w:cs="Arial"/>
+          <w:sz w:val="24"/>
+          <w:szCs w:val="24"/>
+        </w:rPr>
+      </w:pPr>
+    </w:p>
+    <w:p>
+      <w:pPr>
         <w:pStyle w:val="Ttulo1"/>
         <w:numPr>
           <w:ilvl w:val="0"/>
@@ -37143,7 +39193,7 @@
           <w:lang w:eastAsia="pt-BR"/>
         </w:rPr>
         <w:drawing>
-          <wp:inline distT="0" distB="0" distL="0" distR="0" wp14:anchorId="0F84CA4C" wp14:editId="7E425F18">
+          <wp:inline distT="0" distB="0" distL="0" distR="0" wp14:anchorId="0F84CA4C" wp14:editId="08F781F6">
             <wp:extent cx="5579745" cy="2790190"/>
             <wp:effectExtent l="0" t="0" r="1905" b="0"/>
             <wp:docPr id="2" name="Imagem 2"/>
@@ -37239,6 +39289,7 @@
           <w:sz w:val="24"/>
           <w:szCs w:val="24"/>
         </w:rPr>
+        <w:lastRenderedPageBreak/>
         <w:t>Tela de Cadast</w:t>
       </w:r>
       <w:r>
@@ -37341,7 +39392,6 @@
           <w:sz w:val="24"/>
           <w:szCs w:val="24"/>
         </w:rPr>
-        <w:lastRenderedPageBreak/>
         <w:t>Criar novos</w:t>
       </w:r>
       <w:proofErr w:type="gramEnd"/>
@@ -37450,6 +39500,7 @@
           <w:sz w:val="24"/>
           <w:szCs w:val="24"/>
         </w:rPr>
+        <w:lastRenderedPageBreak/>
         <w:t>Tela de Estoque</w:t>
       </w:r>
       <w:bookmarkEnd w:id="46"/>
@@ -37600,6 +39651,7 @@
           <w:sz w:val="24"/>
           <w:szCs w:val="24"/>
         </w:rPr>
+        <w:lastRenderedPageBreak/>
         <w:t>Tela de Clientes</w:t>
       </w:r>
       <w:bookmarkEnd w:id="49"/>
@@ -38001,44 +40053,44 @@
           <w:sz w:val="24"/>
           <w:szCs w:val="24"/>
         </w:rPr>
+        <w:t>Tela de Estoque</w:t>
+      </w:r>
+      <w:bookmarkEnd w:id="54"/>
+    </w:p>
+    <w:p>
+      <w:pPr>
+        <w:jc w:val="both"/>
+        <w:rPr>
+          <w:rFonts w:ascii="Arial" w:hAnsi="Arial" w:cs="Arial"/>
+          <w:sz w:val="24"/>
+          <w:szCs w:val="24"/>
+        </w:rPr>
+      </w:pPr>
+      <w:r>
+        <w:rPr>
+          <w:rFonts w:ascii="Arial" w:hAnsi="Arial" w:cs="Arial"/>
+          <w:sz w:val="24"/>
+          <w:szCs w:val="24"/>
+        </w:rPr>
+        <w:t>Exibe todos os equipamentos disponíveis no estoque, mostrando a quantidade de cada um. Permite a consulta rápida e fácil dos itens prontos para uso ou locação.</w:t>
+      </w:r>
+    </w:p>
+    <w:p>
+      <w:pPr>
+        <w:jc w:val="both"/>
+        <w:rPr>
+          <w:rFonts w:ascii="Arial" w:hAnsi="Arial" w:cs="Arial"/>
+          <w:sz w:val="24"/>
+          <w:szCs w:val="24"/>
+        </w:rPr>
+      </w:pPr>
+    </w:p>
+    <w:p>
+      <w:r>
+        <w:rPr>
+          <w:noProof/>
+        </w:rPr>
         <w:lastRenderedPageBreak/>
-        <w:t>Tela de Estoque</w:t>
-      </w:r>
-      <w:bookmarkEnd w:id="54"/>
-    </w:p>
-    <w:p>
-      <w:pPr>
-        <w:jc w:val="both"/>
-        <w:rPr>
-          <w:rFonts w:ascii="Arial" w:hAnsi="Arial" w:cs="Arial"/>
-          <w:sz w:val="24"/>
-          <w:szCs w:val="24"/>
-        </w:rPr>
-      </w:pPr>
-      <w:r>
-        <w:rPr>
-          <w:rFonts w:ascii="Arial" w:hAnsi="Arial" w:cs="Arial"/>
-          <w:sz w:val="24"/>
-          <w:szCs w:val="24"/>
-        </w:rPr>
-        <w:t>Exibe todos os equipamentos disponíveis no estoque, mostrando a quantidade de cada um. Permite a consulta rápida e fácil dos itens prontos para uso ou locação.</w:t>
-      </w:r>
-    </w:p>
-    <w:p>
-      <w:pPr>
-        <w:jc w:val="both"/>
-        <w:rPr>
-          <w:rFonts w:ascii="Arial" w:hAnsi="Arial" w:cs="Arial"/>
-          <w:sz w:val="24"/>
-          <w:szCs w:val="24"/>
-        </w:rPr>
-      </w:pPr>
-    </w:p>
-    <w:p>
-      <w:r>
-        <w:rPr>
-          <w:noProof/>
-        </w:rPr>
         <w:drawing>
           <wp:inline distT="0" distB="0" distL="0" distR="0" wp14:anchorId="56E7E257" wp14:editId="6379B2C3">
             <wp:extent cx="1922004" cy="4123448"/>
@@ -38210,6 +40262,7 @@
           <w:sz w:val="24"/>
           <w:szCs w:val="24"/>
         </w:rPr>
+        <w:lastRenderedPageBreak/>
         <w:t>Tela de Homologação</w:t>
       </w:r>
       <w:bookmarkEnd w:id="55"/>
@@ -38386,7 +40439,6 @@
           <w:sz w:val="24"/>
           <w:szCs w:val="24"/>
         </w:rPr>
-        <w:lastRenderedPageBreak/>
         <w:t>Tela de Locação</w:t>
       </w:r>
       <w:bookmarkEnd w:id="56"/>
@@ -38503,6 +40555,7 @@
           <w:sz w:val="24"/>
           <w:szCs w:val="24"/>
         </w:rPr>
+        <w:lastRenderedPageBreak/>
         <w:t>Tela de Perfil</w:t>
       </w:r>
       <w:bookmarkEnd w:id="57"/>
@@ -38600,7 +40653,6 @@
           <w:sz w:val="24"/>
           <w:szCs w:val="24"/>
         </w:rPr>
-        <w:lastRenderedPageBreak/>
         <w:t>CONCLUSÃO</w:t>
       </w:r>
       <w:bookmarkEnd w:id="58"/>
@@ -38906,7 +40958,6 @@
           <w:sz w:val="24"/>
           <w:szCs w:val="24"/>
         </w:rPr>
-        <w:lastRenderedPageBreak/>
         <w:t>REFERÊNCIAS</w:t>
       </w:r>
       <w:bookmarkEnd w:id="59"/>
@@ -39786,9 +41837,9 @@
     </w:lvl>
   </w:abstractNum>
   <w:abstractNum w:abstractNumId="4" w15:restartNumberingAfterBreak="0">
-    <w:nsid w:val="0530205C"/>
+    <w:nsid w:val="05083B97"/>
     <w:multiLevelType w:val="hybridMultilevel"/>
-    <w:tmpl w:val="3828A51E"/>
+    <w:tmpl w:val="A83E0270"/>
     <w:lvl w:ilvl="0" w:tplc="04160001">
       <w:start w:val="1"/>
       <w:numFmt w:val="bullet"/>
@@ -39899,6 +41950,119 @@
     </w:lvl>
   </w:abstractNum>
   <w:abstractNum w:abstractNumId="5" w15:restartNumberingAfterBreak="0">
+    <w:nsid w:val="0530205C"/>
+    <w:multiLevelType w:val="hybridMultilevel"/>
+    <w:tmpl w:val="3828A51E"/>
+    <w:lvl w:ilvl="0" w:tplc="04160001">
+      <w:start w:val="1"/>
+      <w:numFmt w:val="bullet"/>
+      <w:lvlText w:val=""/>
+      <w:lvlJc w:val="left"/>
+      <w:pPr>
+        <w:ind w:left="720" w:hanging="360"/>
+      </w:pPr>
+      <w:rPr>
+        <w:rFonts w:ascii="Symbol" w:hAnsi="Symbol" w:hint="default"/>
+      </w:rPr>
+    </w:lvl>
+    <w:lvl w:ilvl="1" w:tplc="04160003" w:tentative="1">
+      <w:start w:val="1"/>
+      <w:numFmt w:val="bullet"/>
+      <w:lvlText w:val="o"/>
+      <w:lvlJc w:val="left"/>
+      <w:pPr>
+        <w:ind w:left="1440" w:hanging="360"/>
+      </w:pPr>
+      <w:rPr>
+        <w:rFonts w:ascii="Courier New" w:hAnsi="Courier New" w:cs="Courier New" w:hint="default"/>
+      </w:rPr>
+    </w:lvl>
+    <w:lvl w:ilvl="2" w:tplc="04160005" w:tentative="1">
+      <w:start w:val="1"/>
+      <w:numFmt w:val="bullet"/>
+      <w:lvlText w:val=""/>
+      <w:lvlJc w:val="left"/>
+      <w:pPr>
+        <w:ind w:left="2160" w:hanging="360"/>
+      </w:pPr>
+      <w:rPr>
+        <w:rFonts w:ascii="Wingdings" w:hAnsi="Wingdings" w:hint="default"/>
+      </w:rPr>
+    </w:lvl>
+    <w:lvl w:ilvl="3" w:tplc="04160001" w:tentative="1">
+      <w:start w:val="1"/>
+      <w:numFmt w:val="bullet"/>
+      <w:lvlText w:val=""/>
+      <w:lvlJc w:val="left"/>
+      <w:pPr>
+        <w:ind w:left="2880" w:hanging="360"/>
+      </w:pPr>
+      <w:rPr>
+        <w:rFonts w:ascii="Symbol" w:hAnsi="Symbol" w:hint="default"/>
+      </w:rPr>
+    </w:lvl>
+    <w:lvl w:ilvl="4" w:tplc="04160003" w:tentative="1">
+      <w:start w:val="1"/>
+      <w:numFmt w:val="bullet"/>
+      <w:lvlText w:val="o"/>
+      <w:lvlJc w:val="left"/>
+      <w:pPr>
+        <w:ind w:left="3600" w:hanging="360"/>
+      </w:pPr>
+      <w:rPr>
+        <w:rFonts w:ascii="Courier New" w:hAnsi="Courier New" w:cs="Courier New" w:hint="default"/>
+      </w:rPr>
+    </w:lvl>
+    <w:lvl w:ilvl="5" w:tplc="04160005" w:tentative="1">
+      <w:start w:val="1"/>
+      <w:numFmt w:val="bullet"/>
+      <w:lvlText w:val=""/>
+      <w:lvlJc w:val="left"/>
+      <w:pPr>
+        <w:ind w:left="4320" w:hanging="360"/>
+      </w:pPr>
+      <w:rPr>
+        <w:rFonts w:ascii="Wingdings" w:hAnsi="Wingdings" w:hint="default"/>
+      </w:rPr>
+    </w:lvl>
+    <w:lvl w:ilvl="6" w:tplc="04160001" w:tentative="1">
+      <w:start w:val="1"/>
+      <w:numFmt w:val="bullet"/>
+      <w:lvlText w:val=""/>
+      <w:lvlJc w:val="left"/>
+      <w:pPr>
+        <w:ind w:left="5040" w:hanging="360"/>
+      </w:pPr>
+      <w:rPr>
+        <w:rFonts w:ascii="Symbol" w:hAnsi="Symbol" w:hint="default"/>
+      </w:rPr>
+    </w:lvl>
+    <w:lvl w:ilvl="7" w:tplc="04160003" w:tentative="1">
+      <w:start w:val="1"/>
+      <w:numFmt w:val="bullet"/>
+      <w:lvlText w:val="o"/>
+      <w:lvlJc w:val="left"/>
+      <w:pPr>
+        <w:ind w:left="5760" w:hanging="360"/>
+      </w:pPr>
+      <w:rPr>
+        <w:rFonts w:ascii="Courier New" w:hAnsi="Courier New" w:cs="Courier New" w:hint="default"/>
+      </w:rPr>
+    </w:lvl>
+    <w:lvl w:ilvl="8" w:tplc="04160005" w:tentative="1">
+      <w:start w:val="1"/>
+      <w:numFmt w:val="bullet"/>
+      <w:lvlText w:val=""/>
+      <w:lvlJc w:val="left"/>
+      <w:pPr>
+        <w:ind w:left="6480" w:hanging="360"/>
+      </w:pPr>
+      <w:rPr>
+        <w:rFonts w:ascii="Wingdings" w:hAnsi="Wingdings" w:hint="default"/>
+      </w:rPr>
+    </w:lvl>
+  </w:abstractNum>
+  <w:abstractNum w:abstractNumId="6" w15:restartNumberingAfterBreak="0">
     <w:nsid w:val="0DA3EF05"/>
     <w:multiLevelType w:val="hybridMultilevel"/>
     <w:tmpl w:val="E6586ADA"/>
@@ -40011,7 +42175,7 @@
       </w:rPr>
     </w:lvl>
   </w:abstractNum>
-  <w:abstractNum w:abstractNumId="6" w15:restartNumberingAfterBreak="0">
+  <w:abstractNum w:abstractNumId="7" w15:restartNumberingAfterBreak="0">
     <w:nsid w:val="0DB64352"/>
     <w:multiLevelType w:val="hybridMultilevel"/>
     <w:tmpl w:val="AFB404FE"/>
@@ -40124,7 +42288,7 @@
       </w:rPr>
     </w:lvl>
   </w:abstractNum>
-  <w:abstractNum w:abstractNumId="7" w15:restartNumberingAfterBreak="0">
+  <w:abstractNum w:abstractNumId="8" w15:restartNumberingAfterBreak="0">
     <w:nsid w:val="0E9B6269"/>
     <w:multiLevelType w:val="hybridMultilevel"/>
     <w:tmpl w:val="F1026F0A"/>
@@ -40237,7 +42401,7 @@
       </w:rPr>
     </w:lvl>
   </w:abstractNum>
-  <w:abstractNum w:abstractNumId="8" w15:restartNumberingAfterBreak="0">
+  <w:abstractNum w:abstractNumId="9" w15:restartNumberingAfterBreak="0">
     <w:nsid w:val="110F2D67"/>
     <w:multiLevelType w:val="hybridMultilevel"/>
     <w:tmpl w:val="2B92041E"/>
@@ -40350,7 +42514,7 @@
       </w:rPr>
     </w:lvl>
   </w:abstractNum>
-  <w:abstractNum w:abstractNumId="9" w15:restartNumberingAfterBreak="0">
+  <w:abstractNum w:abstractNumId="10" w15:restartNumberingAfterBreak="0">
     <w:nsid w:val="14A41E47"/>
     <w:multiLevelType w:val="hybridMultilevel"/>
     <w:tmpl w:val="72A0FD96"/>
@@ -40463,7 +42627,7 @@
       </w:rPr>
     </w:lvl>
   </w:abstractNum>
-  <w:abstractNum w:abstractNumId="10" w15:restartNumberingAfterBreak="0">
+  <w:abstractNum w:abstractNumId="11" w15:restartNumberingAfterBreak="0">
     <w:nsid w:val="1761155B"/>
     <w:multiLevelType w:val="hybridMultilevel"/>
     <w:tmpl w:val="0F50D756"/>
@@ -40576,7 +42740,7 @@
       </w:rPr>
     </w:lvl>
   </w:abstractNum>
-  <w:abstractNum w:abstractNumId="11" w15:restartNumberingAfterBreak="0">
+  <w:abstractNum w:abstractNumId="12" w15:restartNumberingAfterBreak="0">
     <w:nsid w:val="1CE663B2"/>
     <w:multiLevelType w:val="hybridMultilevel"/>
     <w:tmpl w:val="E414712C"/>
@@ -40689,7 +42853,120 @@
       </w:rPr>
     </w:lvl>
   </w:abstractNum>
-  <w:abstractNum w:abstractNumId="12" w15:restartNumberingAfterBreak="0">
+  <w:abstractNum w:abstractNumId="13" w15:restartNumberingAfterBreak="0">
+    <w:nsid w:val="1D1C006B"/>
+    <w:multiLevelType w:val="hybridMultilevel"/>
+    <w:tmpl w:val="56069AE8"/>
+    <w:lvl w:ilvl="0" w:tplc="04160001">
+      <w:start w:val="1"/>
+      <w:numFmt w:val="bullet"/>
+      <w:lvlText w:val=""/>
+      <w:lvlJc w:val="left"/>
+      <w:pPr>
+        <w:ind w:left="720" w:hanging="360"/>
+      </w:pPr>
+      <w:rPr>
+        <w:rFonts w:ascii="Symbol" w:hAnsi="Symbol" w:hint="default"/>
+      </w:rPr>
+    </w:lvl>
+    <w:lvl w:ilvl="1" w:tplc="04160003" w:tentative="1">
+      <w:start w:val="1"/>
+      <w:numFmt w:val="bullet"/>
+      <w:lvlText w:val="o"/>
+      <w:lvlJc w:val="left"/>
+      <w:pPr>
+        <w:ind w:left="1440" w:hanging="360"/>
+      </w:pPr>
+      <w:rPr>
+        <w:rFonts w:ascii="Courier New" w:hAnsi="Courier New" w:cs="Courier New" w:hint="default"/>
+      </w:rPr>
+    </w:lvl>
+    <w:lvl w:ilvl="2" w:tplc="04160005" w:tentative="1">
+      <w:start w:val="1"/>
+      <w:numFmt w:val="bullet"/>
+      <w:lvlText w:val=""/>
+      <w:lvlJc w:val="left"/>
+      <w:pPr>
+        <w:ind w:left="2160" w:hanging="360"/>
+      </w:pPr>
+      <w:rPr>
+        <w:rFonts w:ascii="Wingdings" w:hAnsi="Wingdings" w:hint="default"/>
+      </w:rPr>
+    </w:lvl>
+    <w:lvl w:ilvl="3" w:tplc="04160001" w:tentative="1">
+      <w:start w:val="1"/>
+      <w:numFmt w:val="bullet"/>
+      <w:lvlText w:val=""/>
+      <w:lvlJc w:val="left"/>
+      <w:pPr>
+        <w:ind w:left="2880" w:hanging="360"/>
+      </w:pPr>
+      <w:rPr>
+        <w:rFonts w:ascii="Symbol" w:hAnsi="Symbol" w:hint="default"/>
+      </w:rPr>
+    </w:lvl>
+    <w:lvl w:ilvl="4" w:tplc="04160003" w:tentative="1">
+      <w:start w:val="1"/>
+      <w:numFmt w:val="bullet"/>
+      <w:lvlText w:val="o"/>
+      <w:lvlJc w:val="left"/>
+      <w:pPr>
+        <w:ind w:left="3600" w:hanging="360"/>
+      </w:pPr>
+      <w:rPr>
+        <w:rFonts w:ascii="Courier New" w:hAnsi="Courier New" w:cs="Courier New" w:hint="default"/>
+      </w:rPr>
+    </w:lvl>
+    <w:lvl w:ilvl="5" w:tplc="04160005" w:tentative="1">
+      <w:start w:val="1"/>
+      <w:numFmt w:val="bullet"/>
+      <w:lvlText w:val=""/>
+      <w:lvlJc w:val="left"/>
+      <w:pPr>
+        <w:ind w:left="4320" w:hanging="360"/>
+      </w:pPr>
+      <w:rPr>
+        <w:rFonts w:ascii="Wingdings" w:hAnsi="Wingdings" w:hint="default"/>
+      </w:rPr>
+    </w:lvl>
+    <w:lvl w:ilvl="6" w:tplc="04160001" w:tentative="1">
+      <w:start w:val="1"/>
+      <w:numFmt w:val="bullet"/>
+      <w:lvlText w:val=""/>
+      <w:lvlJc w:val="left"/>
+      <w:pPr>
+        <w:ind w:left="5040" w:hanging="360"/>
+      </w:pPr>
+      <w:rPr>
+        <w:rFonts w:ascii="Symbol" w:hAnsi="Symbol" w:hint="default"/>
+      </w:rPr>
+    </w:lvl>
+    <w:lvl w:ilvl="7" w:tplc="04160003" w:tentative="1">
+      <w:start w:val="1"/>
+      <w:numFmt w:val="bullet"/>
+      <w:lvlText w:val="o"/>
+      <w:lvlJc w:val="left"/>
+      <w:pPr>
+        <w:ind w:left="5760" w:hanging="360"/>
+      </w:pPr>
+      <w:rPr>
+        <w:rFonts w:ascii="Courier New" w:hAnsi="Courier New" w:cs="Courier New" w:hint="default"/>
+      </w:rPr>
+    </w:lvl>
+    <w:lvl w:ilvl="8" w:tplc="04160005" w:tentative="1">
+      <w:start w:val="1"/>
+      <w:numFmt w:val="bullet"/>
+      <w:lvlText w:val=""/>
+      <w:lvlJc w:val="left"/>
+      <w:pPr>
+        <w:ind w:left="6480" w:hanging="360"/>
+      </w:pPr>
+      <w:rPr>
+        <w:rFonts w:ascii="Wingdings" w:hAnsi="Wingdings" w:hint="default"/>
+      </w:rPr>
+    </w:lvl>
+  </w:abstractNum>
+  <w:abstractNum w:abstractNumId="14" w15:restartNumberingAfterBreak="0">
     <w:nsid w:val="23C6F3CF"/>
     <w:multiLevelType w:val="hybridMultilevel"/>
     <w:tmpl w:val="51F248B8"/>
@@ -40802,7 +43079,7 @@
       </w:rPr>
     </w:lvl>
   </w:abstractNum>
-  <w:abstractNum w:abstractNumId="13" w15:restartNumberingAfterBreak="0">
+  <w:abstractNum w:abstractNumId="15" w15:restartNumberingAfterBreak="0">
     <w:nsid w:val="26C62A65"/>
     <w:multiLevelType w:val="hybridMultilevel"/>
     <w:tmpl w:val="358C9792"/>
@@ -40915,7 +43192,7 @@
       </w:rPr>
     </w:lvl>
   </w:abstractNum>
-  <w:abstractNum w:abstractNumId="14" w15:restartNumberingAfterBreak="0">
+  <w:abstractNum w:abstractNumId="16" w15:restartNumberingAfterBreak="0">
     <w:nsid w:val="28B31FB9"/>
     <w:multiLevelType w:val="multilevel"/>
     <w:tmpl w:val="12A4809C"/>
@@ -40950,7 +43227,7 @@
       <w:lvlText w:val="%1.%2.%3."/>
       <w:lvlJc w:val="left"/>
       <w:pPr>
-        <w:ind w:left="504" w:hanging="504"/>
+        <w:ind w:left="8442" w:hanging="504"/>
       </w:pPr>
       <w:rPr>
         <w:rFonts w:ascii="Arial" w:hAnsi="Arial" w:cs="Arial" w:hint="default"/>
@@ -41014,7 +43291,7 @@
       </w:pPr>
     </w:lvl>
   </w:abstractNum>
-  <w:abstractNum w:abstractNumId="15" w15:restartNumberingAfterBreak="0">
+  <w:abstractNum w:abstractNumId="17" w15:restartNumberingAfterBreak="0">
     <w:nsid w:val="2AA2B01F"/>
     <w:multiLevelType w:val="hybridMultilevel"/>
     <w:tmpl w:val="CD56F64A"/>
@@ -41127,7 +43404,7 @@
       </w:rPr>
     </w:lvl>
   </w:abstractNum>
-  <w:abstractNum w:abstractNumId="16" w15:restartNumberingAfterBreak="0">
+  <w:abstractNum w:abstractNumId="18" w15:restartNumberingAfterBreak="0">
     <w:nsid w:val="2F19E48B"/>
     <w:multiLevelType w:val="hybridMultilevel"/>
     <w:tmpl w:val="327C4738"/>
@@ -41240,7 +43517,7 @@
       </w:rPr>
     </w:lvl>
   </w:abstractNum>
-  <w:abstractNum w:abstractNumId="17" w15:restartNumberingAfterBreak="0">
+  <w:abstractNum w:abstractNumId="19" w15:restartNumberingAfterBreak="0">
     <w:nsid w:val="314E91B5"/>
     <w:multiLevelType w:val="multilevel"/>
     <w:tmpl w:val="D88C19CE"/>
@@ -41326,7 +43603,7 @@
       </w:pPr>
     </w:lvl>
   </w:abstractNum>
-  <w:abstractNum w:abstractNumId="18" w15:restartNumberingAfterBreak="0">
+  <w:abstractNum w:abstractNumId="20" w15:restartNumberingAfterBreak="0">
     <w:nsid w:val="351DEAA4"/>
     <w:multiLevelType w:val="hybridMultilevel"/>
     <w:tmpl w:val="E7E4B690"/>
@@ -41439,7 +43716,7 @@
       </w:rPr>
     </w:lvl>
   </w:abstractNum>
-  <w:abstractNum w:abstractNumId="19" w15:restartNumberingAfterBreak="0">
+  <w:abstractNum w:abstractNumId="21" w15:restartNumberingAfterBreak="0">
     <w:nsid w:val="36F45D99"/>
     <w:multiLevelType w:val="hybridMultilevel"/>
     <w:tmpl w:val="DBE2F9C2"/>
@@ -41552,7 +43829,7 @@
       </w:rPr>
     </w:lvl>
   </w:abstractNum>
-  <w:abstractNum w:abstractNumId="20" w15:restartNumberingAfterBreak="0">
+  <w:abstractNum w:abstractNumId="22" w15:restartNumberingAfterBreak="0">
     <w:nsid w:val="3A7A0BAC"/>
     <w:multiLevelType w:val="multilevel"/>
     <w:tmpl w:val="D206B4D8"/>
@@ -41701,10 +43978,523 @@
       </w:rPr>
     </w:lvl>
   </w:abstractNum>
-  <w:abstractNum w:abstractNumId="21" w15:restartNumberingAfterBreak="0">
+  <w:abstractNum w:abstractNumId="23" w15:restartNumberingAfterBreak="0">
     <w:nsid w:val="3D6B6288"/>
     <w:multiLevelType w:val="hybridMultilevel"/>
-    <w:tmpl w:val="F184EBD2"/>
+    <w:tmpl w:val="8AC40848"/>
+    <w:lvl w:ilvl="0" w:tplc="04160001">
+      <w:start w:val="1"/>
+      <w:numFmt w:val="bullet"/>
+      <w:lvlText w:val=""/>
+      <w:lvlJc w:val="left"/>
+      <w:pPr>
+        <w:ind w:left="720" w:hanging="360"/>
+      </w:pPr>
+      <w:rPr>
+        <w:rFonts w:ascii="Symbol" w:hAnsi="Symbol" w:hint="default"/>
+      </w:rPr>
+    </w:lvl>
+    <w:lvl w:ilvl="1" w:tplc="2F4E4BC2">
+      <w:numFmt w:val="bullet"/>
+      <w:lvlText w:val="·"/>
+      <w:lvlJc w:val="left"/>
+      <w:pPr>
+        <w:ind w:left="1830" w:hanging="750"/>
+      </w:pPr>
+      <w:rPr>
+        <w:rFonts w:ascii="Arial" w:eastAsiaTheme="minorHAnsi" w:hAnsi="Arial" w:cs="Arial" w:hint="default"/>
+      </w:rPr>
+    </w:lvl>
+    <w:lvl w:ilvl="2" w:tplc="04160005" w:tentative="1">
+      <w:start w:val="1"/>
+      <w:numFmt w:val="bullet"/>
+      <w:lvlText w:val=""/>
+      <w:lvlJc w:val="left"/>
+      <w:pPr>
+        <w:ind w:left="2160" w:hanging="360"/>
+      </w:pPr>
+      <w:rPr>
+        <w:rFonts w:ascii="Wingdings" w:hAnsi="Wingdings" w:hint="default"/>
+      </w:rPr>
+    </w:lvl>
+    <w:lvl w:ilvl="3" w:tplc="04160001" w:tentative="1">
+      <w:start w:val="1"/>
+      <w:numFmt w:val="bullet"/>
+      <w:lvlText w:val=""/>
+      <w:lvlJc w:val="left"/>
+      <w:pPr>
+        <w:ind w:left="2880" w:hanging="360"/>
+      </w:pPr>
+      <w:rPr>
+        <w:rFonts w:ascii="Symbol" w:hAnsi="Symbol" w:hint="default"/>
+      </w:rPr>
+    </w:lvl>
+    <w:lvl w:ilvl="4" w:tplc="04160003" w:tentative="1">
+      <w:start w:val="1"/>
+      <w:numFmt w:val="bullet"/>
+      <w:lvlText w:val="o"/>
+      <w:lvlJc w:val="left"/>
+      <w:pPr>
+        <w:ind w:left="3600" w:hanging="360"/>
+      </w:pPr>
+      <w:rPr>
+        <w:rFonts w:ascii="Courier New" w:hAnsi="Courier New" w:cs="Courier New" w:hint="default"/>
+      </w:rPr>
+    </w:lvl>
+    <w:lvl w:ilvl="5" w:tplc="04160005" w:tentative="1">
+      <w:start w:val="1"/>
+      <w:numFmt w:val="bullet"/>
+      <w:lvlText w:val=""/>
+      <w:lvlJc w:val="left"/>
+      <w:pPr>
+        <w:ind w:left="4320" w:hanging="360"/>
+      </w:pPr>
+      <w:rPr>
+        <w:rFonts w:ascii="Wingdings" w:hAnsi="Wingdings" w:hint="default"/>
+      </w:rPr>
+    </w:lvl>
+    <w:lvl w:ilvl="6" w:tplc="04160001" w:tentative="1">
+      <w:start w:val="1"/>
+      <w:numFmt w:val="bullet"/>
+      <w:lvlText w:val=""/>
+      <w:lvlJc w:val="left"/>
+      <w:pPr>
+        <w:ind w:left="5040" w:hanging="360"/>
+      </w:pPr>
+      <w:rPr>
+        <w:rFonts w:ascii="Symbol" w:hAnsi="Symbol" w:hint="default"/>
+      </w:rPr>
+    </w:lvl>
+    <w:lvl w:ilvl="7" w:tplc="04160003" w:tentative="1">
+      <w:start w:val="1"/>
+      <w:numFmt w:val="bullet"/>
+      <w:lvlText w:val="o"/>
+      <w:lvlJc w:val="left"/>
+      <w:pPr>
+        <w:ind w:left="5760" w:hanging="360"/>
+      </w:pPr>
+      <w:rPr>
+        <w:rFonts w:ascii="Courier New" w:hAnsi="Courier New" w:cs="Courier New" w:hint="default"/>
+      </w:rPr>
+    </w:lvl>
+    <w:lvl w:ilvl="8" w:tplc="04160005" w:tentative="1">
+      <w:start w:val="1"/>
+      <w:numFmt w:val="bullet"/>
+      <w:lvlText w:val=""/>
+      <w:lvlJc w:val="left"/>
+      <w:pPr>
+        <w:ind w:left="6480" w:hanging="360"/>
+      </w:pPr>
+      <w:rPr>
+        <w:rFonts w:ascii="Wingdings" w:hAnsi="Wingdings" w:hint="default"/>
+      </w:rPr>
+    </w:lvl>
+  </w:abstractNum>
+  <w:abstractNum w:abstractNumId="24" w15:restartNumberingAfterBreak="0">
+    <w:nsid w:val="3E00C283"/>
+    <w:multiLevelType w:val="multilevel"/>
+    <w:tmpl w:val="8E26CD42"/>
+    <w:lvl w:ilvl="0">
+      <w:start w:val="1"/>
+      <w:numFmt w:val="decimal"/>
+      <w:lvlText w:val="%1."/>
+      <w:lvlJc w:val="left"/>
+      <w:pPr>
+        <w:ind w:left="720" w:hanging="360"/>
+      </w:pPr>
+    </w:lvl>
+    <w:lvl w:ilvl="1">
+      <w:start w:val="1"/>
+      <w:numFmt w:val="decimal"/>
+      <w:lvlText w:val="%1.%2."/>
+      <w:lvlJc w:val="left"/>
+      <w:pPr>
+        <w:ind w:left="1440" w:hanging="360"/>
+      </w:pPr>
+    </w:lvl>
+    <w:lvl w:ilvl="2">
+      <w:start w:val="1"/>
+      <w:numFmt w:val="decimal"/>
+      <w:lvlText w:val="%1.%2.%3."/>
+      <w:lvlJc w:val="left"/>
+      <w:pPr>
+        <w:ind w:left="2160" w:hanging="180"/>
+      </w:pPr>
+    </w:lvl>
+    <w:lvl w:ilvl="3">
+      <w:start w:val="1"/>
+      <w:numFmt w:val="decimal"/>
+      <w:lvlText w:val="%1.%2.%3.%4."/>
+      <w:lvlJc w:val="left"/>
+      <w:pPr>
+        <w:ind w:left="2880" w:hanging="360"/>
+      </w:pPr>
+    </w:lvl>
+    <w:lvl w:ilvl="4">
+      <w:start w:val="1"/>
+      <w:numFmt w:val="decimal"/>
+      <w:lvlText w:val="%1.%2.%3.%4.%5."/>
+      <w:lvlJc w:val="left"/>
+      <w:pPr>
+        <w:ind w:left="3600" w:hanging="360"/>
+      </w:pPr>
+    </w:lvl>
+    <w:lvl w:ilvl="5">
+      <w:start w:val="1"/>
+      <w:numFmt w:val="decimal"/>
+      <w:lvlText w:val="%1.%2.%3.%4.%5.%6."/>
+      <w:lvlJc w:val="left"/>
+      <w:pPr>
+        <w:ind w:left="4320" w:hanging="180"/>
+      </w:pPr>
+    </w:lvl>
+    <w:lvl w:ilvl="6">
+      <w:start w:val="1"/>
+      <w:numFmt w:val="decimal"/>
+      <w:lvlText w:val="%1.%2.%3.%4.%5.%6.%7."/>
+      <w:lvlJc w:val="left"/>
+      <w:pPr>
+        <w:ind w:left="5040" w:hanging="360"/>
+      </w:pPr>
+    </w:lvl>
+    <w:lvl w:ilvl="7">
+      <w:start w:val="1"/>
+      <w:numFmt w:val="decimal"/>
+      <w:lvlText w:val="%1.%2.%3.%4.%5.%6.%7.%8."/>
+      <w:lvlJc w:val="left"/>
+      <w:pPr>
+        <w:ind w:left="5760" w:hanging="360"/>
+      </w:pPr>
+    </w:lvl>
+    <w:lvl w:ilvl="8">
+      <w:start w:val="1"/>
+      <w:numFmt w:val="decimal"/>
+      <w:lvlText w:val="%1.%2.%3.%4.%5.%6.%7.%8.%9."/>
+      <w:lvlJc w:val="left"/>
+      <w:pPr>
+        <w:ind w:left="6480" w:hanging="180"/>
+      </w:pPr>
+    </w:lvl>
+  </w:abstractNum>
+  <w:abstractNum w:abstractNumId="25" w15:restartNumberingAfterBreak="0">
+    <w:nsid w:val="409740D6"/>
+    <w:multiLevelType w:val="hybridMultilevel"/>
+    <w:tmpl w:val="6DDAB932"/>
+    <w:lvl w:ilvl="0" w:tplc="481A7C66">
+      <w:start w:val="1"/>
+      <w:numFmt w:val="bullet"/>
+      <w:lvlText w:val=""/>
+      <w:lvlJc w:val="left"/>
+      <w:pPr>
+        <w:ind w:left="1080" w:hanging="360"/>
+      </w:pPr>
+      <w:rPr>
+        <w:rFonts w:ascii="Symbol" w:hAnsi="Symbol" w:hint="default"/>
+      </w:rPr>
+    </w:lvl>
+    <w:lvl w:ilvl="1" w:tplc="F2DA284A">
+      <w:start w:val="1"/>
+      <w:numFmt w:val="bullet"/>
+      <w:lvlText w:val="o"/>
+      <w:lvlJc w:val="left"/>
+      <w:pPr>
+        <w:ind w:left="1800" w:hanging="360"/>
+      </w:pPr>
+      <w:rPr>
+        <w:rFonts w:ascii="Courier New" w:hAnsi="Courier New" w:hint="default"/>
+      </w:rPr>
+    </w:lvl>
+    <w:lvl w:ilvl="2" w:tplc="2278DFE8">
+      <w:start w:val="1"/>
+      <w:numFmt w:val="bullet"/>
+      <w:lvlText w:val=""/>
+      <w:lvlJc w:val="left"/>
+      <w:pPr>
+        <w:ind w:left="2520" w:hanging="360"/>
+      </w:pPr>
+      <w:rPr>
+        <w:rFonts w:ascii="Wingdings" w:hAnsi="Wingdings" w:hint="default"/>
+      </w:rPr>
+    </w:lvl>
+    <w:lvl w:ilvl="3" w:tplc="740C8B54">
+      <w:start w:val="1"/>
+      <w:numFmt w:val="bullet"/>
+      <w:lvlText w:val=""/>
+      <w:lvlJc w:val="left"/>
+      <w:pPr>
+        <w:ind w:left="3240" w:hanging="360"/>
+      </w:pPr>
+      <w:rPr>
+        <w:rFonts w:ascii="Symbol" w:hAnsi="Symbol" w:hint="default"/>
+      </w:rPr>
+    </w:lvl>
+    <w:lvl w:ilvl="4" w:tplc="A7C4771A">
+      <w:start w:val="1"/>
+      <w:numFmt w:val="bullet"/>
+      <w:lvlText w:val="o"/>
+      <w:lvlJc w:val="left"/>
+      <w:pPr>
+        <w:ind w:left="3960" w:hanging="360"/>
+      </w:pPr>
+      <w:rPr>
+        <w:rFonts w:ascii="Courier New" w:hAnsi="Courier New" w:hint="default"/>
+      </w:rPr>
+    </w:lvl>
+    <w:lvl w:ilvl="5" w:tplc="C1348434">
+      <w:start w:val="1"/>
+      <w:numFmt w:val="bullet"/>
+      <w:lvlText w:val=""/>
+      <w:lvlJc w:val="left"/>
+      <w:pPr>
+        <w:ind w:left="4680" w:hanging="360"/>
+      </w:pPr>
+      <w:rPr>
+        <w:rFonts w:ascii="Wingdings" w:hAnsi="Wingdings" w:hint="default"/>
+      </w:rPr>
+    </w:lvl>
+    <w:lvl w:ilvl="6" w:tplc="3A123CC8">
+      <w:start w:val="1"/>
+      <w:numFmt w:val="bullet"/>
+      <w:lvlText w:val=""/>
+      <w:lvlJc w:val="left"/>
+      <w:pPr>
+        <w:ind w:left="5400" w:hanging="360"/>
+      </w:pPr>
+      <w:rPr>
+        <w:rFonts w:ascii="Symbol" w:hAnsi="Symbol" w:hint="default"/>
+      </w:rPr>
+    </w:lvl>
+    <w:lvl w:ilvl="7" w:tplc="2112F6DE">
+      <w:start w:val="1"/>
+      <w:numFmt w:val="bullet"/>
+      <w:lvlText w:val="o"/>
+      <w:lvlJc w:val="left"/>
+      <w:pPr>
+        <w:ind w:left="6120" w:hanging="360"/>
+      </w:pPr>
+      <w:rPr>
+        <w:rFonts w:ascii="Courier New" w:hAnsi="Courier New" w:hint="default"/>
+      </w:rPr>
+    </w:lvl>
+    <w:lvl w:ilvl="8" w:tplc="3DF43DBA">
+      <w:start w:val="1"/>
+      <w:numFmt w:val="bullet"/>
+      <w:lvlText w:val=""/>
+      <w:lvlJc w:val="left"/>
+      <w:pPr>
+        <w:ind w:left="6840" w:hanging="360"/>
+      </w:pPr>
+      <w:rPr>
+        <w:rFonts w:ascii="Wingdings" w:hAnsi="Wingdings" w:hint="default"/>
+      </w:rPr>
+    </w:lvl>
+  </w:abstractNum>
+  <w:abstractNum w:abstractNumId="26" w15:restartNumberingAfterBreak="0">
+    <w:nsid w:val="45093AB0"/>
+    <w:multiLevelType w:val="hybridMultilevel"/>
+    <w:tmpl w:val="ED626B54"/>
+    <w:lvl w:ilvl="0" w:tplc="0EBA49F4">
+      <w:start w:val="1"/>
+      <w:numFmt w:val="bullet"/>
+      <w:lvlText w:val=""/>
+      <w:lvlJc w:val="left"/>
+      <w:pPr>
+        <w:ind w:left="720" w:hanging="360"/>
+      </w:pPr>
+      <w:rPr>
+        <w:rFonts w:ascii="Symbol" w:hAnsi="Symbol" w:hint="default"/>
+      </w:rPr>
+    </w:lvl>
+    <w:lvl w:ilvl="1" w:tplc="81D41682">
+      <w:start w:val="1"/>
+      <w:numFmt w:val="bullet"/>
+      <w:lvlText w:val="o"/>
+      <w:lvlJc w:val="left"/>
+      <w:pPr>
+        <w:ind w:left="1440" w:hanging="360"/>
+      </w:pPr>
+      <w:rPr>
+        <w:rFonts w:ascii="Courier New" w:hAnsi="Courier New" w:hint="default"/>
+      </w:rPr>
+    </w:lvl>
+    <w:lvl w:ilvl="2" w:tplc="E0B41BC4">
+      <w:start w:val="1"/>
+      <w:numFmt w:val="bullet"/>
+      <w:lvlText w:val=""/>
+      <w:lvlJc w:val="left"/>
+      <w:pPr>
+        <w:ind w:left="2160" w:hanging="360"/>
+      </w:pPr>
+      <w:rPr>
+        <w:rFonts w:ascii="Wingdings" w:hAnsi="Wingdings" w:hint="default"/>
+      </w:rPr>
+    </w:lvl>
+    <w:lvl w:ilvl="3" w:tplc="844A6910">
+      <w:start w:val="1"/>
+      <w:numFmt w:val="bullet"/>
+      <w:lvlText w:val=""/>
+      <w:lvlJc w:val="left"/>
+      <w:pPr>
+        <w:ind w:left="2880" w:hanging="360"/>
+      </w:pPr>
+      <w:rPr>
+        <w:rFonts w:ascii="Symbol" w:hAnsi="Symbol" w:hint="default"/>
+      </w:rPr>
+    </w:lvl>
+    <w:lvl w:ilvl="4" w:tplc="E63AC524">
+      <w:start w:val="1"/>
+      <w:numFmt w:val="bullet"/>
+      <w:lvlText w:val="o"/>
+      <w:lvlJc w:val="left"/>
+      <w:pPr>
+        <w:ind w:left="3600" w:hanging="360"/>
+      </w:pPr>
+      <w:rPr>
+        <w:rFonts w:ascii="Courier New" w:hAnsi="Courier New" w:hint="default"/>
+      </w:rPr>
+    </w:lvl>
+    <w:lvl w:ilvl="5" w:tplc="8906102C">
+      <w:start w:val="1"/>
+      <w:numFmt w:val="bullet"/>
+      <w:lvlText w:val=""/>
+      <w:lvlJc w:val="left"/>
+      <w:pPr>
+        <w:ind w:left="4320" w:hanging="360"/>
+      </w:pPr>
+      <w:rPr>
+        <w:rFonts w:ascii="Wingdings" w:hAnsi="Wingdings" w:hint="default"/>
+      </w:rPr>
+    </w:lvl>
+    <w:lvl w:ilvl="6" w:tplc="B7604D22">
+      <w:start w:val="1"/>
+      <w:numFmt w:val="bullet"/>
+      <w:lvlText w:val=""/>
+      <w:lvlJc w:val="left"/>
+      <w:pPr>
+        <w:ind w:left="5040" w:hanging="360"/>
+      </w:pPr>
+      <w:rPr>
+        <w:rFonts w:ascii="Symbol" w:hAnsi="Symbol" w:hint="default"/>
+      </w:rPr>
+    </w:lvl>
+    <w:lvl w:ilvl="7" w:tplc="70200D1A">
+      <w:start w:val="1"/>
+      <w:numFmt w:val="bullet"/>
+      <w:lvlText w:val="o"/>
+      <w:lvlJc w:val="left"/>
+      <w:pPr>
+        <w:ind w:left="5760" w:hanging="360"/>
+      </w:pPr>
+      <w:rPr>
+        <w:rFonts w:ascii="Courier New" w:hAnsi="Courier New" w:hint="default"/>
+      </w:rPr>
+    </w:lvl>
+    <w:lvl w:ilvl="8" w:tplc="233CFC44">
+      <w:start w:val="1"/>
+      <w:numFmt w:val="bullet"/>
+      <w:lvlText w:val=""/>
+      <w:lvlJc w:val="left"/>
+      <w:pPr>
+        <w:ind w:left="6480" w:hanging="360"/>
+      </w:pPr>
+      <w:rPr>
+        <w:rFonts w:ascii="Wingdings" w:hAnsi="Wingdings" w:hint="default"/>
+      </w:rPr>
+    </w:lvl>
+  </w:abstractNum>
+  <w:abstractNum w:abstractNumId="27" w15:restartNumberingAfterBreak="0">
+    <w:nsid w:val="487E4204"/>
+    <w:multiLevelType w:val="hybridMultilevel"/>
+    <w:tmpl w:val="93EC5960"/>
+    <w:lvl w:ilvl="0" w:tplc="0416000F">
+      <w:start w:val="1"/>
+      <w:numFmt w:val="decimal"/>
+      <w:lvlText w:val="%1."/>
+      <w:lvlJc w:val="left"/>
+      <w:pPr>
+        <w:ind w:left="720" w:hanging="360"/>
+      </w:pPr>
+      <w:rPr>
+        <w:rFonts w:hint="default"/>
+      </w:rPr>
+    </w:lvl>
+    <w:lvl w:ilvl="1" w:tplc="04160019" w:tentative="1">
+      <w:start w:val="1"/>
+      <w:numFmt w:val="lowerLetter"/>
+      <w:lvlText w:val="%2."/>
+      <w:lvlJc w:val="left"/>
+      <w:pPr>
+        <w:ind w:left="1440" w:hanging="360"/>
+      </w:pPr>
+    </w:lvl>
+    <w:lvl w:ilvl="2" w:tplc="0416001B" w:tentative="1">
+      <w:start w:val="1"/>
+      <w:numFmt w:val="lowerRoman"/>
+      <w:lvlText w:val="%3."/>
+      <w:lvlJc w:val="right"/>
+      <w:pPr>
+        <w:ind w:left="2160" w:hanging="180"/>
+      </w:pPr>
+    </w:lvl>
+    <w:lvl w:ilvl="3" w:tplc="0416000F" w:tentative="1">
+      <w:start w:val="1"/>
+      <w:numFmt w:val="decimal"/>
+      <w:lvlText w:val="%4."/>
+      <w:lvlJc w:val="left"/>
+      <w:pPr>
+        <w:ind w:left="2880" w:hanging="360"/>
+      </w:pPr>
+    </w:lvl>
+    <w:lvl w:ilvl="4" w:tplc="04160019" w:tentative="1">
+      <w:start w:val="1"/>
+      <w:numFmt w:val="lowerLetter"/>
+      <w:lvlText w:val="%5."/>
+      <w:lvlJc w:val="left"/>
+      <w:pPr>
+        <w:ind w:left="3600" w:hanging="360"/>
+      </w:pPr>
+    </w:lvl>
+    <w:lvl w:ilvl="5" w:tplc="0416001B" w:tentative="1">
+      <w:start w:val="1"/>
+      <w:numFmt w:val="lowerRoman"/>
+      <w:lvlText w:val="%6."/>
+      <w:lvlJc w:val="right"/>
+      <w:pPr>
+        <w:ind w:left="4320" w:hanging="180"/>
+      </w:pPr>
+    </w:lvl>
+    <w:lvl w:ilvl="6" w:tplc="0416000F" w:tentative="1">
+      <w:start w:val="1"/>
+      <w:numFmt w:val="decimal"/>
+      <w:lvlText w:val="%7."/>
+      <w:lvlJc w:val="left"/>
+      <w:pPr>
+        <w:ind w:left="5040" w:hanging="360"/>
+      </w:pPr>
+    </w:lvl>
+    <w:lvl w:ilvl="7" w:tplc="04160019" w:tentative="1">
+      <w:start w:val="1"/>
+      <w:numFmt w:val="lowerLetter"/>
+      <w:lvlText w:val="%8."/>
+      <w:lvlJc w:val="left"/>
+      <w:pPr>
+        <w:ind w:left="5760" w:hanging="360"/>
+      </w:pPr>
+    </w:lvl>
+    <w:lvl w:ilvl="8" w:tplc="0416001B" w:tentative="1">
+      <w:start w:val="1"/>
+      <w:numFmt w:val="lowerRoman"/>
+      <w:lvlText w:val="%9."/>
+      <w:lvlJc w:val="right"/>
+      <w:pPr>
+        <w:ind w:left="6480" w:hanging="180"/>
+      </w:pPr>
+    </w:lvl>
+  </w:abstractNum>
+  <w:abstractNum w:abstractNumId="28" w15:restartNumberingAfterBreak="0">
+    <w:nsid w:val="49EE7F02"/>
+    <w:multiLevelType w:val="hybridMultilevel"/>
+    <w:tmpl w:val="524CB928"/>
     <w:lvl w:ilvl="0" w:tplc="04160001">
       <w:start w:val="1"/>
       <w:numFmt w:val="bullet"/>
@@ -41814,411 +44604,10 @@
       </w:rPr>
     </w:lvl>
   </w:abstractNum>
-  <w:abstractNum w:abstractNumId="22" w15:restartNumberingAfterBreak="0">
-    <w:nsid w:val="3E00C283"/>
-    <w:multiLevelType w:val="multilevel"/>
-    <w:tmpl w:val="8E26CD42"/>
-    <w:lvl w:ilvl="0">
-      <w:start w:val="1"/>
-      <w:numFmt w:val="decimal"/>
-      <w:lvlText w:val="%1."/>
-      <w:lvlJc w:val="left"/>
-      <w:pPr>
-        <w:ind w:left="720" w:hanging="360"/>
-      </w:pPr>
-    </w:lvl>
-    <w:lvl w:ilvl="1">
-      <w:start w:val="1"/>
-      <w:numFmt w:val="decimal"/>
-      <w:lvlText w:val="%1.%2."/>
-      <w:lvlJc w:val="left"/>
-      <w:pPr>
-        <w:ind w:left="1440" w:hanging="360"/>
-      </w:pPr>
-    </w:lvl>
-    <w:lvl w:ilvl="2">
-      <w:start w:val="1"/>
-      <w:numFmt w:val="decimal"/>
-      <w:lvlText w:val="%1.%2.%3."/>
-      <w:lvlJc w:val="left"/>
-      <w:pPr>
-        <w:ind w:left="2160" w:hanging="180"/>
-      </w:pPr>
-    </w:lvl>
-    <w:lvl w:ilvl="3">
-      <w:start w:val="1"/>
-      <w:numFmt w:val="decimal"/>
-      <w:lvlText w:val="%1.%2.%3.%4."/>
-      <w:lvlJc w:val="left"/>
-      <w:pPr>
-        <w:ind w:left="2880" w:hanging="360"/>
-      </w:pPr>
-    </w:lvl>
-    <w:lvl w:ilvl="4">
-      <w:start w:val="1"/>
-      <w:numFmt w:val="decimal"/>
-      <w:lvlText w:val="%1.%2.%3.%4.%5."/>
-      <w:lvlJc w:val="left"/>
-      <w:pPr>
-        <w:ind w:left="3600" w:hanging="360"/>
-      </w:pPr>
-    </w:lvl>
-    <w:lvl w:ilvl="5">
-      <w:start w:val="1"/>
-      <w:numFmt w:val="decimal"/>
-      <w:lvlText w:val="%1.%2.%3.%4.%5.%6."/>
-      <w:lvlJc w:val="left"/>
-      <w:pPr>
-        <w:ind w:left="4320" w:hanging="180"/>
-      </w:pPr>
-    </w:lvl>
-    <w:lvl w:ilvl="6">
-      <w:start w:val="1"/>
-      <w:numFmt w:val="decimal"/>
-      <w:lvlText w:val="%1.%2.%3.%4.%5.%6.%7."/>
-      <w:lvlJc w:val="left"/>
-      <w:pPr>
-        <w:ind w:left="5040" w:hanging="360"/>
-      </w:pPr>
-    </w:lvl>
-    <w:lvl w:ilvl="7">
-      <w:start w:val="1"/>
-      <w:numFmt w:val="decimal"/>
-      <w:lvlText w:val="%1.%2.%3.%4.%5.%6.%7.%8."/>
-      <w:lvlJc w:val="left"/>
-      <w:pPr>
-        <w:ind w:left="5760" w:hanging="360"/>
-      </w:pPr>
-    </w:lvl>
-    <w:lvl w:ilvl="8">
-      <w:start w:val="1"/>
-      <w:numFmt w:val="decimal"/>
-      <w:lvlText w:val="%1.%2.%3.%4.%5.%6.%7.%8.%9."/>
-      <w:lvlJc w:val="left"/>
-      <w:pPr>
-        <w:ind w:left="6480" w:hanging="180"/>
-      </w:pPr>
-    </w:lvl>
-  </w:abstractNum>
-  <w:abstractNum w:abstractNumId="23" w15:restartNumberingAfterBreak="0">
-    <w:nsid w:val="409740D6"/>
+  <w:abstractNum w:abstractNumId="29" w15:restartNumberingAfterBreak="0">
+    <w:nsid w:val="4CAA5EDA"/>
     <w:multiLevelType w:val="hybridMultilevel"/>
-    <w:tmpl w:val="6DDAB932"/>
-    <w:lvl w:ilvl="0" w:tplc="481A7C66">
-      <w:start w:val="1"/>
-      <w:numFmt w:val="bullet"/>
-      <w:lvlText w:val=""/>
-      <w:lvlJc w:val="left"/>
-      <w:pPr>
-        <w:ind w:left="1080" w:hanging="360"/>
-      </w:pPr>
-      <w:rPr>
-        <w:rFonts w:ascii="Symbol" w:hAnsi="Symbol" w:hint="default"/>
-      </w:rPr>
-    </w:lvl>
-    <w:lvl w:ilvl="1" w:tplc="F2DA284A">
-      <w:start w:val="1"/>
-      <w:numFmt w:val="bullet"/>
-      <w:lvlText w:val="o"/>
-      <w:lvlJc w:val="left"/>
-      <w:pPr>
-        <w:ind w:left="1800" w:hanging="360"/>
-      </w:pPr>
-      <w:rPr>
-        <w:rFonts w:ascii="Courier New" w:hAnsi="Courier New" w:hint="default"/>
-      </w:rPr>
-    </w:lvl>
-    <w:lvl w:ilvl="2" w:tplc="2278DFE8">
-      <w:start w:val="1"/>
-      <w:numFmt w:val="bullet"/>
-      <w:lvlText w:val=""/>
-      <w:lvlJc w:val="left"/>
-      <w:pPr>
-        <w:ind w:left="2520" w:hanging="360"/>
-      </w:pPr>
-      <w:rPr>
-        <w:rFonts w:ascii="Wingdings" w:hAnsi="Wingdings" w:hint="default"/>
-      </w:rPr>
-    </w:lvl>
-    <w:lvl w:ilvl="3" w:tplc="740C8B54">
-      <w:start w:val="1"/>
-      <w:numFmt w:val="bullet"/>
-      <w:lvlText w:val=""/>
-      <w:lvlJc w:val="left"/>
-      <w:pPr>
-        <w:ind w:left="3240" w:hanging="360"/>
-      </w:pPr>
-      <w:rPr>
-        <w:rFonts w:ascii="Symbol" w:hAnsi="Symbol" w:hint="default"/>
-      </w:rPr>
-    </w:lvl>
-    <w:lvl w:ilvl="4" w:tplc="A7C4771A">
-      <w:start w:val="1"/>
-      <w:numFmt w:val="bullet"/>
-      <w:lvlText w:val="o"/>
-      <w:lvlJc w:val="left"/>
-      <w:pPr>
-        <w:ind w:left="3960" w:hanging="360"/>
-      </w:pPr>
-      <w:rPr>
-        <w:rFonts w:ascii="Courier New" w:hAnsi="Courier New" w:hint="default"/>
-      </w:rPr>
-    </w:lvl>
-    <w:lvl w:ilvl="5" w:tplc="C1348434">
-      <w:start w:val="1"/>
-      <w:numFmt w:val="bullet"/>
-      <w:lvlText w:val=""/>
-      <w:lvlJc w:val="left"/>
-      <w:pPr>
-        <w:ind w:left="4680" w:hanging="360"/>
-      </w:pPr>
-      <w:rPr>
-        <w:rFonts w:ascii="Wingdings" w:hAnsi="Wingdings" w:hint="default"/>
-      </w:rPr>
-    </w:lvl>
-    <w:lvl w:ilvl="6" w:tplc="3A123CC8">
-      <w:start w:val="1"/>
-      <w:numFmt w:val="bullet"/>
-      <w:lvlText w:val=""/>
-      <w:lvlJc w:val="left"/>
-      <w:pPr>
-        <w:ind w:left="5400" w:hanging="360"/>
-      </w:pPr>
-      <w:rPr>
-        <w:rFonts w:ascii="Symbol" w:hAnsi="Symbol" w:hint="default"/>
-      </w:rPr>
-    </w:lvl>
-    <w:lvl w:ilvl="7" w:tplc="2112F6DE">
-      <w:start w:val="1"/>
-      <w:numFmt w:val="bullet"/>
-      <w:lvlText w:val="o"/>
-      <w:lvlJc w:val="left"/>
-      <w:pPr>
-        <w:ind w:left="6120" w:hanging="360"/>
-      </w:pPr>
-      <w:rPr>
-        <w:rFonts w:ascii="Courier New" w:hAnsi="Courier New" w:hint="default"/>
-      </w:rPr>
-    </w:lvl>
-    <w:lvl w:ilvl="8" w:tplc="3DF43DBA">
-      <w:start w:val="1"/>
-      <w:numFmt w:val="bullet"/>
-      <w:lvlText w:val=""/>
-      <w:lvlJc w:val="left"/>
-      <w:pPr>
-        <w:ind w:left="6840" w:hanging="360"/>
-      </w:pPr>
-      <w:rPr>
-        <w:rFonts w:ascii="Wingdings" w:hAnsi="Wingdings" w:hint="default"/>
-      </w:rPr>
-    </w:lvl>
-  </w:abstractNum>
-  <w:abstractNum w:abstractNumId="24" w15:restartNumberingAfterBreak="0">
-    <w:nsid w:val="45093AB0"/>
-    <w:multiLevelType w:val="hybridMultilevel"/>
-    <w:tmpl w:val="ED626B54"/>
-    <w:lvl w:ilvl="0" w:tplc="0EBA49F4">
-      <w:start w:val="1"/>
-      <w:numFmt w:val="bullet"/>
-      <w:lvlText w:val=""/>
-      <w:lvlJc w:val="left"/>
-      <w:pPr>
-        <w:ind w:left="720" w:hanging="360"/>
-      </w:pPr>
-      <w:rPr>
-        <w:rFonts w:ascii="Symbol" w:hAnsi="Symbol" w:hint="default"/>
-      </w:rPr>
-    </w:lvl>
-    <w:lvl w:ilvl="1" w:tplc="81D41682">
-      <w:start w:val="1"/>
-      <w:numFmt w:val="bullet"/>
-      <w:lvlText w:val="o"/>
-      <w:lvlJc w:val="left"/>
-      <w:pPr>
-        <w:ind w:left="1440" w:hanging="360"/>
-      </w:pPr>
-      <w:rPr>
-        <w:rFonts w:ascii="Courier New" w:hAnsi="Courier New" w:hint="default"/>
-      </w:rPr>
-    </w:lvl>
-    <w:lvl w:ilvl="2" w:tplc="E0B41BC4">
-      <w:start w:val="1"/>
-      <w:numFmt w:val="bullet"/>
-      <w:lvlText w:val=""/>
-      <w:lvlJc w:val="left"/>
-      <w:pPr>
-        <w:ind w:left="2160" w:hanging="360"/>
-      </w:pPr>
-      <w:rPr>
-        <w:rFonts w:ascii="Wingdings" w:hAnsi="Wingdings" w:hint="default"/>
-      </w:rPr>
-    </w:lvl>
-    <w:lvl w:ilvl="3" w:tplc="844A6910">
-      <w:start w:val="1"/>
-      <w:numFmt w:val="bullet"/>
-      <w:lvlText w:val=""/>
-      <w:lvlJc w:val="left"/>
-      <w:pPr>
-        <w:ind w:left="2880" w:hanging="360"/>
-      </w:pPr>
-      <w:rPr>
-        <w:rFonts w:ascii="Symbol" w:hAnsi="Symbol" w:hint="default"/>
-      </w:rPr>
-    </w:lvl>
-    <w:lvl w:ilvl="4" w:tplc="E63AC524">
-      <w:start w:val="1"/>
-      <w:numFmt w:val="bullet"/>
-      <w:lvlText w:val="o"/>
-      <w:lvlJc w:val="left"/>
-      <w:pPr>
-        <w:ind w:left="3600" w:hanging="360"/>
-      </w:pPr>
-      <w:rPr>
-        <w:rFonts w:ascii="Courier New" w:hAnsi="Courier New" w:hint="default"/>
-      </w:rPr>
-    </w:lvl>
-    <w:lvl w:ilvl="5" w:tplc="8906102C">
-      <w:start w:val="1"/>
-      <w:numFmt w:val="bullet"/>
-      <w:lvlText w:val=""/>
-      <w:lvlJc w:val="left"/>
-      <w:pPr>
-        <w:ind w:left="4320" w:hanging="360"/>
-      </w:pPr>
-      <w:rPr>
-        <w:rFonts w:ascii="Wingdings" w:hAnsi="Wingdings" w:hint="default"/>
-      </w:rPr>
-    </w:lvl>
-    <w:lvl w:ilvl="6" w:tplc="B7604D22">
-      <w:start w:val="1"/>
-      <w:numFmt w:val="bullet"/>
-      <w:lvlText w:val=""/>
-      <w:lvlJc w:val="left"/>
-      <w:pPr>
-        <w:ind w:left="5040" w:hanging="360"/>
-      </w:pPr>
-      <w:rPr>
-        <w:rFonts w:ascii="Symbol" w:hAnsi="Symbol" w:hint="default"/>
-      </w:rPr>
-    </w:lvl>
-    <w:lvl w:ilvl="7" w:tplc="70200D1A">
-      <w:start w:val="1"/>
-      <w:numFmt w:val="bullet"/>
-      <w:lvlText w:val="o"/>
-      <w:lvlJc w:val="left"/>
-      <w:pPr>
-        <w:ind w:left="5760" w:hanging="360"/>
-      </w:pPr>
-      <w:rPr>
-        <w:rFonts w:ascii="Courier New" w:hAnsi="Courier New" w:hint="default"/>
-      </w:rPr>
-    </w:lvl>
-    <w:lvl w:ilvl="8" w:tplc="233CFC44">
-      <w:start w:val="1"/>
-      <w:numFmt w:val="bullet"/>
-      <w:lvlText w:val=""/>
-      <w:lvlJc w:val="left"/>
-      <w:pPr>
-        <w:ind w:left="6480" w:hanging="360"/>
-      </w:pPr>
-      <w:rPr>
-        <w:rFonts w:ascii="Wingdings" w:hAnsi="Wingdings" w:hint="default"/>
-      </w:rPr>
-    </w:lvl>
-  </w:abstractNum>
-  <w:abstractNum w:abstractNumId="25" w15:restartNumberingAfterBreak="0">
-    <w:nsid w:val="487E4204"/>
-    <w:multiLevelType w:val="hybridMultilevel"/>
-    <w:tmpl w:val="93EC5960"/>
-    <w:lvl w:ilvl="0" w:tplc="0416000F">
-      <w:start w:val="1"/>
-      <w:numFmt w:val="decimal"/>
-      <w:lvlText w:val="%1."/>
-      <w:lvlJc w:val="left"/>
-      <w:pPr>
-        <w:ind w:left="720" w:hanging="360"/>
-      </w:pPr>
-      <w:rPr>
-        <w:rFonts w:hint="default"/>
-      </w:rPr>
-    </w:lvl>
-    <w:lvl w:ilvl="1" w:tplc="04160019" w:tentative="1">
-      <w:start w:val="1"/>
-      <w:numFmt w:val="lowerLetter"/>
-      <w:lvlText w:val="%2."/>
-      <w:lvlJc w:val="left"/>
-      <w:pPr>
-        <w:ind w:left="1440" w:hanging="360"/>
-      </w:pPr>
-    </w:lvl>
-    <w:lvl w:ilvl="2" w:tplc="0416001B" w:tentative="1">
-      <w:start w:val="1"/>
-      <w:numFmt w:val="lowerRoman"/>
-      <w:lvlText w:val="%3."/>
-      <w:lvlJc w:val="right"/>
-      <w:pPr>
-        <w:ind w:left="2160" w:hanging="180"/>
-      </w:pPr>
-    </w:lvl>
-    <w:lvl w:ilvl="3" w:tplc="0416000F" w:tentative="1">
-      <w:start w:val="1"/>
-      <w:numFmt w:val="decimal"/>
-      <w:lvlText w:val="%4."/>
-      <w:lvlJc w:val="left"/>
-      <w:pPr>
-        <w:ind w:left="2880" w:hanging="360"/>
-      </w:pPr>
-    </w:lvl>
-    <w:lvl w:ilvl="4" w:tplc="04160019" w:tentative="1">
-      <w:start w:val="1"/>
-      <w:numFmt w:val="lowerLetter"/>
-      <w:lvlText w:val="%5."/>
-      <w:lvlJc w:val="left"/>
-      <w:pPr>
-        <w:ind w:left="3600" w:hanging="360"/>
-      </w:pPr>
-    </w:lvl>
-    <w:lvl w:ilvl="5" w:tplc="0416001B" w:tentative="1">
-      <w:start w:val="1"/>
-      <w:numFmt w:val="lowerRoman"/>
-      <w:lvlText w:val="%6."/>
-      <w:lvlJc w:val="right"/>
-      <w:pPr>
-        <w:ind w:left="4320" w:hanging="180"/>
-      </w:pPr>
-    </w:lvl>
-    <w:lvl w:ilvl="6" w:tplc="0416000F" w:tentative="1">
-      <w:start w:val="1"/>
-      <w:numFmt w:val="decimal"/>
-      <w:lvlText w:val="%7."/>
-      <w:lvlJc w:val="left"/>
-      <w:pPr>
-        <w:ind w:left="5040" w:hanging="360"/>
-      </w:pPr>
-    </w:lvl>
-    <w:lvl w:ilvl="7" w:tplc="04160019" w:tentative="1">
-      <w:start w:val="1"/>
-      <w:numFmt w:val="lowerLetter"/>
-      <w:lvlText w:val="%8."/>
-      <w:lvlJc w:val="left"/>
-      <w:pPr>
-        <w:ind w:left="5760" w:hanging="360"/>
-      </w:pPr>
-    </w:lvl>
-    <w:lvl w:ilvl="8" w:tplc="0416001B" w:tentative="1">
-      <w:start w:val="1"/>
-      <w:numFmt w:val="lowerRoman"/>
-      <w:lvlText w:val="%9."/>
-      <w:lvlJc w:val="right"/>
-      <w:pPr>
-        <w:ind w:left="6480" w:hanging="180"/>
-      </w:pPr>
-    </w:lvl>
-  </w:abstractNum>
-  <w:abstractNum w:abstractNumId="26" w15:restartNumberingAfterBreak="0">
-    <w:nsid w:val="49EE7F02"/>
-    <w:multiLevelType w:val="hybridMultilevel"/>
-    <w:tmpl w:val="524CB928"/>
+    <w:tmpl w:val="1C22C9CE"/>
     <w:lvl w:ilvl="0" w:tplc="04160001">
       <w:start w:val="1"/>
       <w:numFmt w:val="bullet"/>
@@ -42328,17 +44717,216 @@
       </w:rPr>
     </w:lvl>
   </w:abstractNum>
-  <w:abstractNum w:abstractNumId="27" w15:restartNumberingAfterBreak="0">
-    <w:nsid w:val="4CAA5EDA"/>
+  <w:abstractNum w:abstractNumId="30" w15:restartNumberingAfterBreak="0">
+    <w:nsid w:val="4D9AD97A"/>
     <w:multiLevelType w:val="hybridMultilevel"/>
-    <w:tmpl w:val="1C22C9CE"/>
+    <w:tmpl w:val="60F8A96A"/>
+    <w:lvl w:ilvl="0" w:tplc="DE5E7710">
+      <w:start w:val="1"/>
+      <w:numFmt w:val="bullet"/>
+      <w:lvlText w:val=""/>
+      <w:lvlJc w:val="left"/>
+      <w:pPr>
+        <w:ind w:left="720" w:hanging="360"/>
+      </w:pPr>
+      <w:rPr>
+        <w:rFonts w:ascii="Symbol" w:hAnsi="Symbol" w:hint="default"/>
+      </w:rPr>
+    </w:lvl>
+    <w:lvl w:ilvl="1" w:tplc="142430EA">
+      <w:start w:val="1"/>
+      <w:numFmt w:val="bullet"/>
+      <w:lvlText w:val="o"/>
+      <w:lvlJc w:val="left"/>
+      <w:pPr>
+        <w:ind w:left="1440" w:hanging="360"/>
+      </w:pPr>
+      <w:rPr>
+        <w:rFonts w:ascii="Courier New" w:hAnsi="Courier New" w:hint="default"/>
+      </w:rPr>
+    </w:lvl>
+    <w:lvl w:ilvl="2" w:tplc="D5B4FEB2">
+      <w:start w:val="1"/>
+      <w:numFmt w:val="bullet"/>
+      <w:lvlText w:val=""/>
+      <w:lvlJc w:val="left"/>
+      <w:pPr>
+        <w:ind w:left="2160" w:hanging="360"/>
+      </w:pPr>
+      <w:rPr>
+        <w:rFonts w:ascii="Wingdings" w:hAnsi="Wingdings" w:hint="default"/>
+      </w:rPr>
+    </w:lvl>
+    <w:lvl w:ilvl="3" w:tplc="7FEAD496">
+      <w:start w:val="1"/>
+      <w:numFmt w:val="bullet"/>
+      <w:lvlText w:val=""/>
+      <w:lvlJc w:val="left"/>
+      <w:pPr>
+        <w:ind w:left="2880" w:hanging="360"/>
+      </w:pPr>
+      <w:rPr>
+        <w:rFonts w:ascii="Symbol" w:hAnsi="Symbol" w:hint="default"/>
+      </w:rPr>
+    </w:lvl>
+    <w:lvl w:ilvl="4" w:tplc="13BA4062">
+      <w:start w:val="1"/>
+      <w:numFmt w:val="bullet"/>
+      <w:lvlText w:val="o"/>
+      <w:lvlJc w:val="left"/>
+      <w:pPr>
+        <w:ind w:left="3600" w:hanging="360"/>
+      </w:pPr>
+      <w:rPr>
+        <w:rFonts w:ascii="Courier New" w:hAnsi="Courier New" w:hint="default"/>
+      </w:rPr>
+    </w:lvl>
+    <w:lvl w:ilvl="5" w:tplc="3A6479D2">
+      <w:start w:val="1"/>
+      <w:numFmt w:val="bullet"/>
+      <w:lvlText w:val=""/>
+      <w:lvlJc w:val="left"/>
+      <w:pPr>
+        <w:ind w:left="4320" w:hanging="360"/>
+      </w:pPr>
+      <w:rPr>
+        <w:rFonts w:ascii="Wingdings" w:hAnsi="Wingdings" w:hint="default"/>
+      </w:rPr>
+    </w:lvl>
+    <w:lvl w:ilvl="6" w:tplc="0B0C1AB4">
+      <w:start w:val="1"/>
+      <w:numFmt w:val="bullet"/>
+      <w:lvlText w:val=""/>
+      <w:lvlJc w:val="left"/>
+      <w:pPr>
+        <w:ind w:left="5040" w:hanging="360"/>
+      </w:pPr>
+      <w:rPr>
+        <w:rFonts w:ascii="Symbol" w:hAnsi="Symbol" w:hint="default"/>
+      </w:rPr>
+    </w:lvl>
+    <w:lvl w:ilvl="7" w:tplc="D470517E">
+      <w:start w:val="1"/>
+      <w:numFmt w:val="bullet"/>
+      <w:lvlText w:val="o"/>
+      <w:lvlJc w:val="left"/>
+      <w:pPr>
+        <w:ind w:left="5760" w:hanging="360"/>
+      </w:pPr>
+      <w:rPr>
+        <w:rFonts w:ascii="Courier New" w:hAnsi="Courier New" w:hint="default"/>
+      </w:rPr>
+    </w:lvl>
+    <w:lvl w:ilvl="8" w:tplc="AB600A0E">
+      <w:start w:val="1"/>
+      <w:numFmt w:val="bullet"/>
+      <w:lvlText w:val=""/>
+      <w:lvlJc w:val="left"/>
+      <w:pPr>
+        <w:ind w:left="6480" w:hanging="360"/>
+      </w:pPr>
+      <w:rPr>
+        <w:rFonts w:ascii="Wingdings" w:hAnsi="Wingdings" w:hint="default"/>
+      </w:rPr>
+    </w:lvl>
+  </w:abstractNum>
+  <w:abstractNum w:abstractNumId="31" w15:restartNumberingAfterBreak="0">
+    <w:nsid w:val="575E7CD0"/>
+    <w:multiLevelType w:val="hybridMultilevel"/>
+    <w:tmpl w:val="4C62AF3E"/>
+    <w:lvl w:ilvl="0" w:tplc="0416000F">
+      <w:start w:val="1"/>
+      <w:numFmt w:val="decimal"/>
+      <w:lvlText w:val="%1."/>
+      <w:lvlJc w:val="left"/>
+      <w:pPr>
+        <w:ind w:left="720" w:hanging="360"/>
+      </w:pPr>
+    </w:lvl>
+    <w:lvl w:ilvl="1" w:tplc="04160019">
+      <w:start w:val="1"/>
+      <w:numFmt w:val="lowerLetter"/>
+      <w:lvlText w:val="%2."/>
+      <w:lvlJc w:val="left"/>
+      <w:pPr>
+        <w:ind w:left="1440" w:hanging="360"/>
+      </w:pPr>
+    </w:lvl>
+    <w:lvl w:ilvl="2" w:tplc="0416001B" w:tentative="1">
+      <w:start w:val="1"/>
+      <w:numFmt w:val="lowerRoman"/>
+      <w:lvlText w:val="%3."/>
+      <w:lvlJc w:val="right"/>
+      <w:pPr>
+        <w:ind w:left="2160" w:hanging="180"/>
+      </w:pPr>
+    </w:lvl>
+    <w:lvl w:ilvl="3" w:tplc="0416000F" w:tentative="1">
+      <w:start w:val="1"/>
+      <w:numFmt w:val="decimal"/>
+      <w:lvlText w:val="%4."/>
+      <w:lvlJc w:val="left"/>
+      <w:pPr>
+        <w:ind w:left="2880" w:hanging="360"/>
+      </w:pPr>
+    </w:lvl>
+    <w:lvl w:ilvl="4" w:tplc="04160019" w:tentative="1">
+      <w:start w:val="1"/>
+      <w:numFmt w:val="lowerLetter"/>
+      <w:lvlText w:val="%5."/>
+      <w:lvlJc w:val="left"/>
+      <w:pPr>
+        <w:ind w:left="3600" w:hanging="360"/>
+      </w:pPr>
+    </w:lvl>
+    <w:lvl w:ilvl="5" w:tplc="0416001B" w:tentative="1">
+      <w:start w:val="1"/>
+      <w:numFmt w:val="lowerRoman"/>
+      <w:lvlText w:val="%6."/>
+      <w:lvlJc w:val="right"/>
+      <w:pPr>
+        <w:ind w:left="4320" w:hanging="180"/>
+      </w:pPr>
+    </w:lvl>
+    <w:lvl w:ilvl="6" w:tplc="0416000F" w:tentative="1">
+      <w:start w:val="1"/>
+      <w:numFmt w:val="decimal"/>
+      <w:lvlText w:val="%7."/>
+      <w:lvlJc w:val="left"/>
+      <w:pPr>
+        <w:ind w:left="5040" w:hanging="360"/>
+      </w:pPr>
+    </w:lvl>
+    <w:lvl w:ilvl="7" w:tplc="04160019" w:tentative="1">
+      <w:start w:val="1"/>
+      <w:numFmt w:val="lowerLetter"/>
+      <w:lvlText w:val="%8."/>
+      <w:lvlJc w:val="left"/>
+      <w:pPr>
+        <w:ind w:left="5760" w:hanging="360"/>
+      </w:pPr>
+    </w:lvl>
+    <w:lvl w:ilvl="8" w:tplc="0416001B" w:tentative="1">
+      <w:start w:val="1"/>
+      <w:numFmt w:val="lowerRoman"/>
+      <w:lvlText w:val="%9."/>
+      <w:lvlJc w:val="right"/>
+      <w:pPr>
+        <w:ind w:left="6480" w:hanging="180"/>
+      </w:pPr>
+    </w:lvl>
+  </w:abstractNum>
+  <w:abstractNum w:abstractNumId="32" w15:restartNumberingAfterBreak="0">
+    <w:nsid w:val="596E0FAA"/>
+    <w:multiLevelType w:val="hybridMultilevel"/>
+    <w:tmpl w:val="E7B6F14C"/>
     <w:lvl w:ilvl="0" w:tplc="04160001">
       <w:start w:val="1"/>
       <w:numFmt w:val="bullet"/>
       <w:lvlText w:val=""/>
       <w:lvlJc w:val="left"/>
       <w:pPr>
-        <w:ind w:left="720" w:hanging="360"/>
+        <w:ind w:left="780" w:hanging="360"/>
       </w:pPr>
       <w:rPr>
         <w:rFonts w:ascii="Symbol" w:hAnsi="Symbol" w:hint="default"/>
@@ -42350,7 +44938,7 @@
       <w:lvlText w:val="o"/>
       <w:lvlJc w:val="left"/>
       <w:pPr>
-        <w:ind w:left="1440" w:hanging="360"/>
+        <w:ind w:left="1500" w:hanging="360"/>
       </w:pPr>
       <w:rPr>
         <w:rFonts w:ascii="Courier New" w:hAnsi="Courier New" w:cs="Courier New" w:hint="default"/>
@@ -42362,7 +44950,7 @@
       <w:lvlText w:val=""/>
       <w:lvlJc w:val="left"/>
       <w:pPr>
-        <w:ind w:left="2160" w:hanging="360"/>
+        <w:ind w:left="2220" w:hanging="360"/>
       </w:pPr>
       <w:rPr>
         <w:rFonts w:ascii="Wingdings" w:hAnsi="Wingdings" w:hint="default"/>
@@ -42374,7 +44962,7 @@
       <w:lvlText w:val=""/>
       <w:lvlJc w:val="left"/>
       <w:pPr>
-        <w:ind w:left="2880" w:hanging="360"/>
+        <w:ind w:left="2940" w:hanging="360"/>
       </w:pPr>
       <w:rPr>
         <w:rFonts w:ascii="Symbol" w:hAnsi="Symbol" w:hint="default"/>
@@ -42386,7 +44974,7 @@
       <w:lvlText w:val="o"/>
       <w:lvlJc w:val="left"/>
       <w:pPr>
-        <w:ind w:left="3600" w:hanging="360"/>
+        <w:ind w:left="3660" w:hanging="360"/>
       </w:pPr>
       <w:rPr>
         <w:rFonts w:ascii="Courier New" w:hAnsi="Courier New" w:cs="Courier New" w:hint="default"/>
@@ -42398,7 +44986,7 @@
       <w:lvlText w:val=""/>
       <w:lvlJc w:val="left"/>
       <w:pPr>
-        <w:ind w:left="4320" w:hanging="360"/>
+        <w:ind w:left="4380" w:hanging="360"/>
       </w:pPr>
       <w:rPr>
         <w:rFonts w:ascii="Wingdings" w:hAnsi="Wingdings" w:hint="default"/>
@@ -42410,7 +44998,7 @@
       <w:lvlText w:val=""/>
       <w:lvlJc w:val="left"/>
       <w:pPr>
-        <w:ind w:left="5040" w:hanging="360"/>
+        <w:ind w:left="5100" w:hanging="360"/>
       </w:pPr>
       <w:rPr>
         <w:rFonts w:ascii="Symbol" w:hAnsi="Symbol" w:hint="default"/>
@@ -42422,7 +45010,7 @@
       <w:lvlText w:val="o"/>
       <w:lvlJc w:val="left"/>
       <w:pPr>
-        <w:ind w:left="5760" w:hanging="360"/>
+        <w:ind w:left="5820" w:hanging="360"/>
       </w:pPr>
       <w:rPr>
         <w:rFonts w:ascii="Courier New" w:hAnsi="Courier New" w:cs="Courier New" w:hint="default"/>
@@ -42434,223 +45022,24 @@
       <w:lvlText w:val=""/>
       <w:lvlJc w:val="left"/>
       <w:pPr>
-        <w:ind w:left="6480" w:hanging="360"/>
+        <w:ind w:left="6540" w:hanging="360"/>
       </w:pPr>
       <w:rPr>
         <w:rFonts w:ascii="Wingdings" w:hAnsi="Wingdings" w:hint="default"/>
       </w:rPr>
     </w:lvl>
   </w:abstractNum>
-  <w:abstractNum w:abstractNumId="28" w15:restartNumberingAfterBreak="0">
-    <w:nsid w:val="4D9AD97A"/>
+  <w:abstractNum w:abstractNumId="33" w15:restartNumberingAfterBreak="0">
+    <w:nsid w:val="5A245A86"/>
     <w:multiLevelType w:val="hybridMultilevel"/>
-    <w:tmpl w:val="60F8A96A"/>
-    <w:lvl w:ilvl="0" w:tplc="DE5E7710">
-      <w:start w:val="1"/>
-      <w:numFmt w:val="bullet"/>
-      <w:lvlText w:val=""/>
-      <w:lvlJc w:val="left"/>
-      <w:pPr>
-        <w:ind w:left="720" w:hanging="360"/>
-      </w:pPr>
-      <w:rPr>
-        <w:rFonts w:ascii="Symbol" w:hAnsi="Symbol" w:hint="default"/>
-      </w:rPr>
-    </w:lvl>
-    <w:lvl w:ilvl="1" w:tplc="142430EA">
-      <w:start w:val="1"/>
-      <w:numFmt w:val="bullet"/>
-      <w:lvlText w:val="o"/>
-      <w:lvlJc w:val="left"/>
-      <w:pPr>
-        <w:ind w:left="1440" w:hanging="360"/>
-      </w:pPr>
-      <w:rPr>
-        <w:rFonts w:ascii="Courier New" w:hAnsi="Courier New" w:hint="default"/>
-      </w:rPr>
-    </w:lvl>
-    <w:lvl w:ilvl="2" w:tplc="D5B4FEB2">
-      <w:start w:val="1"/>
-      <w:numFmt w:val="bullet"/>
-      <w:lvlText w:val=""/>
-      <w:lvlJc w:val="left"/>
-      <w:pPr>
-        <w:ind w:left="2160" w:hanging="360"/>
-      </w:pPr>
-      <w:rPr>
-        <w:rFonts w:ascii="Wingdings" w:hAnsi="Wingdings" w:hint="default"/>
-      </w:rPr>
-    </w:lvl>
-    <w:lvl w:ilvl="3" w:tplc="7FEAD496">
-      <w:start w:val="1"/>
-      <w:numFmt w:val="bullet"/>
-      <w:lvlText w:val=""/>
-      <w:lvlJc w:val="left"/>
-      <w:pPr>
-        <w:ind w:left="2880" w:hanging="360"/>
-      </w:pPr>
-      <w:rPr>
-        <w:rFonts w:ascii="Symbol" w:hAnsi="Symbol" w:hint="default"/>
-      </w:rPr>
-    </w:lvl>
-    <w:lvl w:ilvl="4" w:tplc="13BA4062">
-      <w:start w:val="1"/>
-      <w:numFmt w:val="bullet"/>
-      <w:lvlText w:val="o"/>
-      <w:lvlJc w:val="left"/>
-      <w:pPr>
-        <w:ind w:left="3600" w:hanging="360"/>
-      </w:pPr>
-      <w:rPr>
-        <w:rFonts w:ascii="Courier New" w:hAnsi="Courier New" w:hint="default"/>
-      </w:rPr>
-    </w:lvl>
-    <w:lvl w:ilvl="5" w:tplc="3A6479D2">
-      <w:start w:val="1"/>
-      <w:numFmt w:val="bullet"/>
-      <w:lvlText w:val=""/>
-      <w:lvlJc w:val="left"/>
-      <w:pPr>
-        <w:ind w:left="4320" w:hanging="360"/>
-      </w:pPr>
-      <w:rPr>
-        <w:rFonts w:ascii="Wingdings" w:hAnsi="Wingdings" w:hint="default"/>
-      </w:rPr>
-    </w:lvl>
-    <w:lvl w:ilvl="6" w:tplc="0B0C1AB4">
-      <w:start w:val="1"/>
-      <w:numFmt w:val="bullet"/>
-      <w:lvlText w:val=""/>
-      <w:lvlJc w:val="left"/>
-      <w:pPr>
-        <w:ind w:left="5040" w:hanging="360"/>
-      </w:pPr>
-      <w:rPr>
-        <w:rFonts w:ascii="Symbol" w:hAnsi="Symbol" w:hint="default"/>
-      </w:rPr>
-    </w:lvl>
-    <w:lvl w:ilvl="7" w:tplc="D470517E">
-      <w:start w:val="1"/>
-      <w:numFmt w:val="bullet"/>
-      <w:lvlText w:val="o"/>
-      <w:lvlJc w:val="left"/>
-      <w:pPr>
-        <w:ind w:left="5760" w:hanging="360"/>
-      </w:pPr>
-      <w:rPr>
-        <w:rFonts w:ascii="Courier New" w:hAnsi="Courier New" w:hint="default"/>
-      </w:rPr>
-    </w:lvl>
-    <w:lvl w:ilvl="8" w:tplc="AB600A0E">
-      <w:start w:val="1"/>
-      <w:numFmt w:val="bullet"/>
-      <w:lvlText w:val=""/>
-      <w:lvlJc w:val="left"/>
-      <w:pPr>
-        <w:ind w:left="6480" w:hanging="360"/>
-      </w:pPr>
-      <w:rPr>
-        <w:rFonts w:ascii="Wingdings" w:hAnsi="Wingdings" w:hint="default"/>
-      </w:rPr>
-    </w:lvl>
-  </w:abstractNum>
-  <w:abstractNum w:abstractNumId="29" w15:restartNumberingAfterBreak="0">
-    <w:nsid w:val="575E7CD0"/>
-    <w:multiLevelType w:val="hybridMultilevel"/>
-    <w:tmpl w:val="4C62AF3E"/>
-    <w:lvl w:ilvl="0" w:tplc="0416000F">
-      <w:start w:val="1"/>
-      <w:numFmt w:val="decimal"/>
-      <w:lvlText w:val="%1."/>
-      <w:lvlJc w:val="left"/>
-      <w:pPr>
-        <w:ind w:left="720" w:hanging="360"/>
-      </w:pPr>
-    </w:lvl>
-    <w:lvl w:ilvl="1" w:tplc="04160019">
-      <w:start w:val="1"/>
-      <w:numFmt w:val="lowerLetter"/>
-      <w:lvlText w:val="%2."/>
-      <w:lvlJc w:val="left"/>
-      <w:pPr>
-        <w:ind w:left="1440" w:hanging="360"/>
-      </w:pPr>
-    </w:lvl>
-    <w:lvl w:ilvl="2" w:tplc="0416001B" w:tentative="1">
-      <w:start w:val="1"/>
-      <w:numFmt w:val="lowerRoman"/>
-      <w:lvlText w:val="%3."/>
-      <w:lvlJc w:val="right"/>
-      <w:pPr>
-        <w:ind w:left="2160" w:hanging="180"/>
-      </w:pPr>
-    </w:lvl>
-    <w:lvl w:ilvl="3" w:tplc="0416000F" w:tentative="1">
-      <w:start w:val="1"/>
-      <w:numFmt w:val="decimal"/>
-      <w:lvlText w:val="%4."/>
-      <w:lvlJc w:val="left"/>
-      <w:pPr>
-        <w:ind w:left="2880" w:hanging="360"/>
-      </w:pPr>
-    </w:lvl>
-    <w:lvl w:ilvl="4" w:tplc="04160019" w:tentative="1">
-      <w:start w:val="1"/>
-      <w:numFmt w:val="lowerLetter"/>
-      <w:lvlText w:val="%5."/>
-      <w:lvlJc w:val="left"/>
-      <w:pPr>
-        <w:ind w:left="3600" w:hanging="360"/>
-      </w:pPr>
-    </w:lvl>
-    <w:lvl w:ilvl="5" w:tplc="0416001B" w:tentative="1">
-      <w:start w:val="1"/>
-      <w:numFmt w:val="lowerRoman"/>
-      <w:lvlText w:val="%6."/>
-      <w:lvlJc w:val="right"/>
-      <w:pPr>
-        <w:ind w:left="4320" w:hanging="180"/>
-      </w:pPr>
-    </w:lvl>
-    <w:lvl w:ilvl="6" w:tplc="0416000F" w:tentative="1">
-      <w:start w:val="1"/>
-      <w:numFmt w:val="decimal"/>
-      <w:lvlText w:val="%7."/>
-      <w:lvlJc w:val="left"/>
-      <w:pPr>
-        <w:ind w:left="5040" w:hanging="360"/>
-      </w:pPr>
-    </w:lvl>
-    <w:lvl w:ilvl="7" w:tplc="04160019" w:tentative="1">
-      <w:start w:val="1"/>
-      <w:numFmt w:val="lowerLetter"/>
-      <w:lvlText w:val="%8."/>
-      <w:lvlJc w:val="left"/>
-      <w:pPr>
-        <w:ind w:left="5760" w:hanging="360"/>
-      </w:pPr>
-    </w:lvl>
-    <w:lvl w:ilvl="8" w:tplc="0416001B" w:tentative="1">
-      <w:start w:val="1"/>
-      <w:numFmt w:val="lowerRoman"/>
-      <w:lvlText w:val="%9."/>
-      <w:lvlJc w:val="right"/>
-      <w:pPr>
-        <w:ind w:left="6480" w:hanging="180"/>
-      </w:pPr>
-    </w:lvl>
-  </w:abstractNum>
-  <w:abstractNum w:abstractNumId="30" w15:restartNumberingAfterBreak="0">
-    <w:nsid w:val="596E0FAA"/>
-    <w:multiLevelType w:val="hybridMultilevel"/>
-    <w:tmpl w:val="E7B6F14C"/>
+    <w:tmpl w:val="FA2ACF38"/>
     <w:lvl w:ilvl="0" w:tplc="04160001">
       <w:start w:val="1"/>
       <w:numFmt w:val="bullet"/>
       <w:lvlText w:val=""/>
       <w:lvlJc w:val="left"/>
       <w:pPr>
-        <w:ind w:left="780" w:hanging="360"/>
+        <w:ind w:left="720" w:hanging="360"/>
       </w:pPr>
       <w:rPr>
         <w:rFonts w:ascii="Symbol" w:hAnsi="Symbol" w:hint="default"/>
@@ -42662,7 +45051,7 @@
       <w:lvlText w:val="o"/>
       <w:lvlJc w:val="left"/>
       <w:pPr>
-        <w:ind w:left="1500" w:hanging="360"/>
+        <w:ind w:left="1440" w:hanging="360"/>
       </w:pPr>
       <w:rPr>
         <w:rFonts w:ascii="Courier New" w:hAnsi="Courier New" w:cs="Courier New" w:hint="default"/>
@@ -42674,7 +45063,7 @@
       <w:lvlText w:val=""/>
       <w:lvlJc w:val="left"/>
       <w:pPr>
-        <w:ind w:left="2220" w:hanging="360"/>
+        <w:ind w:left="2160" w:hanging="360"/>
       </w:pPr>
       <w:rPr>
         <w:rFonts w:ascii="Wingdings" w:hAnsi="Wingdings" w:hint="default"/>
@@ -42686,7 +45075,7 @@
       <w:lvlText w:val=""/>
       <w:lvlJc w:val="left"/>
       <w:pPr>
-        <w:ind w:left="2940" w:hanging="360"/>
+        <w:ind w:left="2880" w:hanging="360"/>
       </w:pPr>
       <w:rPr>
         <w:rFonts w:ascii="Symbol" w:hAnsi="Symbol" w:hint="default"/>
@@ -42698,7 +45087,7 @@
       <w:lvlText w:val="o"/>
       <w:lvlJc w:val="left"/>
       <w:pPr>
-        <w:ind w:left="3660" w:hanging="360"/>
+        <w:ind w:left="3600" w:hanging="360"/>
       </w:pPr>
       <w:rPr>
         <w:rFonts w:ascii="Courier New" w:hAnsi="Courier New" w:cs="Courier New" w:hint="default"/>
@@ -42710,7 +45099,7 @@
       <w:lvlText w:val=""/>
       <w:lvlJc w:val="left"/>
       <w:pPr>
-        <w:ind w:left="4380" w:hanging="360"/>
+        <w:ind w:left="4320" w:hanging="360"/>
       </w:pPr>
       <w:rPr>
         <w:rFonts w:ascii="Wingdings" w:hAnsi="Wingdings" w:hint="default"/>
@@ -42722,7 +45111,7 @@
       <w:lvlText w:val=""/>
       <w:lvlJc w:val="left"/>
       <w:pPr>
-        <w:ind w:left="5100" w:hanging="360"/>
+        <w:ind w:left="5040" w:hanging="360"/>
       </w:pPr>
       <w:rPr>
         <w:rFonts w:ascii="Symbol" w:hAnsi="Symbol" w:hint="default"/>
@@ -42734,7 +45123,7 @@
       <w:lvlText w:val="o"/>
       <w:lvlJc w:val="left"/>
       <w:pPr>
-        <w:ind w:left="5820" w:hanging="360"/>
+        <w:ind w:left="5760" w:hanging="360"/>
       </w:pPr>
       <w:rPr>
         <w:rFonts w:ascii="Courier New" w:hAnsi="Courier New" w:cs="Courier New" w:hint="default"/>
@@ -42746,24 +45135,250 @@
       <w:lvlText w:val=""/>
       <w:lvlJc w:val="left"/>
       <w:pPr>
-        <w:ind w:left="6540" w:hanging="360"/>
+        <w:ind w:left="6480" w:hanging="360"/>
       </w:pPr>
       <w:rPr>
         <w:rFonts w:ascii="Wingdings" w:hAnsi="Wingdings" w:hint="default"/>
       </w:rPr>
     </w:lvl>
   </w:abstractNum>
-  <w:abstractNum w:abstractNumId="31" w15:restartNumberingAfterBreak="0">
-    <w:nsid w:val="5A245A86"/>
+  <w:abstractNum w:abstractNumId="34" w15:restartNumberingAfterBreak="0">
+    <w:nsid w:val="5B549095"/>
     <w:multiLevelType w:val="hybridMultilevel"/>
-    <w:tmpl w:val="FA2ACF38"/>
+    <w:tmpl w:val="ECC61A2A"/>
+    <w:lvl w:ilvl="0" w:tplc="307A2030">
+      <w:start w:val="1"/>
+      <w:numFmt w:val="bullet"/>
+      <w:lvlText w:val=""/>
+      <w:lvlJc w:val="left"/>
+      <w:pPr>
+        <w:ind w:left="720" w:hanging="360"/>
+      </w:pPr>
+      <w:rPr>
+        <w:rFonts w:ascii="Symbol" w:hAnsi="Symbol" w:hint="default"/>
+      </w:rPr>
+    </w:lvl>
+    <w:lvl w:ilvl="1" w:tplc="1D2C769E">
+      <w:start w:val="1"/>
+      <w:numFmt w:val="bullet"/>
+      <w:lvlText w:val="o"/>
+      <w:lvlJc w:val="left"/>
+      <w:pPr>
+        <w:ind w:left="1440" w:hanging="360"/>
+      </w:pPr>
+      <w:rPr>
+        <w:rFonts w:ascii="Courier New" w:hAnsi="Courier New" w:hint="default"/>
+      </w:rPr>
+    </w:lvl>
+    <w:lvl w:ilvl="2" w:tplc="F140AAA2">
+      <w:start w:val="1"/>
+      <w:numFmt w:val="bullet"/>
+      <w:lvlText w:val=""/>
+      <w:lvlJc w:val="left"/>
+      <w:pPr>
+        <w:ind w:left="2160" w:hanging="360"/>
+      </w:pPr>
+      <w:rPr>
+        <w:rFonts w:ascii="Wingdings" w:hAnsi="Wingdings" w:hint="default"/>
+      </w:rPr>
+    </w:lvl>
+    <w:lvl w:ilvl="3" w:tplc="A0A459DE">
+      <w:start w:val="1"/>
+      <w:numFmt w:val="bullet"/>
+      <w:lvlText w:val=""/>
+      <w:lvlJc w:val="left"/>
+      <w:pPr>
+        <w:ind w:left="2880" w:hanging="360"/>
+      </w:pPr>
+      <w:rPr>
+        <w:rFonts w:ascii="Symbol" w:hAnsi="Symbol" w:hint="default"/>
+      </w:rPr>
+    </w:lvl>
+    <w:lvl w:ilvl="4" w:tplc="08CE0956">
+      <w:start w:val="1"/>
+      <w:numFmt w:val="bullet"/>
+      <w:lvlText w:val="o"/>
+      <w:lvlJc w:val="left"/>
+      <w:pPr>
+        <w:ind w:left="3600" w:hanging="360"/>
+      </w:pPr>
+      <w:rPr>
+        <w:rFonts w:ascii="Courier New" w:hAnsi="Courier New" w:hint="default"/>
+      </w:rPr>
+    </w:lvl>
+    <w:lvl w:ilvl="5" w:tplc="8F729CC4">
+      <w:start w:val="1"/>
+      <w:numFmt w:val="bullet"/>
+      <w:lvlText w:val=""/>
+      <w:lvlJc w:val="left"/>
+      <w:pPr>
+        <w:ind w:left="4320" w:hanging="360"/>
+      </w:pPr>
+      <w:rPr>
+        <w:rFonts w:ascii="Wingdings" w:hAnsi="Wingdings" w:hint="default"/>
+      </w:rPr>
+    </w:lvl>
+    <w:lvl w:ilvl="6" w:tplc="BCF8FC9E">
+      <w:start w:val="1"/>
+      <w:numFmt w:val="bullet"/>
+      <w:lvlText w:val=""/>
+      <w:lvlJc w:val="left"/>
+      <w:pPr>
+        <w:ind w:left="5040" w:hanging="360"/>
+      </w:pPr>
+      <w:rPr>
+        <w:rFonts w:ascii="Symbol" w:hAnsi="Symbol" w:hint="default"/>
+      </w:rPr>
+    </w:lvl>
+    <w:lvl w:ilvl="7" w:tplc="F7924798">
+      <w:start w:val="1"/>
+      <w:numFmt w:val="bullet"/>
+      <w:lvlText w:val="o"/>
+      <w:lvlJc w:val="left"/>
+      <w:pPr>
+        <w:ind w:left="5760" w:hanging="360"/>
+      </w:pPr>
+      <w:rPr>
+        <w:rFonts w:ascii="Courier New" w:hAnsi="Courier New" w:hint="default"/>
+      </w:rPr>
+    </w:lvl>
+    <w:lvl w:ilvl="8" w:tplc="0680C0B0">
+      <w:start w:val="1"/>
+      <w:numFmt w:val="bullet"/>
+      <w:lvlText w:val=""/>
+      <w:lvlJc w:val="left"/>
+      <w:pPr>
+        <w:ind w:left="6480" w:hanging="360"/>
+      </w:pPr>
+      <w:rPr>
+        <w:rFonts w:ascii="Wingdings" w:hAnsi="Wingdings" w:hint="default"/>
+      </w:rPr>
+    </w:lvl>
+  </w:abstractNum>
+  <w:abstractNum w:abstractNumId="35" w15:restartNumberingAfterBreak="0">
+    <w:nsid w:val="5BCC97F5"/>
+    <w:multiLevelType w:val="hybridMultilevel"/>
+    <w:tmpl w:val="E97AAF60"/>
+    <w:lvl w:ilvl="0" w:tplc="630ACAFC">
+      <w:start w:val="1"/>
+      <w:numFmt w:val="bullet"/>
+      <w:lvlText w:val=""/>
+      <w:lvlJc w:val="left"/>
+      <w:pPr>
+        <w:ind w:left="1080" w:hanging="360"/>
+      </w:pPr>
+      <w:rPr>
+        <w:rFonts w:ascii="Symbol" w:hAnsi="Symbol" w:hint="default"/>
+      </w:rPr>
+    </w:lvl>
+    <w:lvl w:ilvl="1" w:tplc="B15CACDC">
+      <w:start w:val="1"/>
+      <w:numFmt w:val="bullet"/>
+      <w:lvlText w:val="o"/>
+      <w:lvlJc w:val="left"/>
+      <w:pPr>
+        <w:ind w:left="1800" w:hanging="360"/>
+      </w:pPr>
+      <w:rPr>
+        <w:rFonts w:ascii="Courier New" w:hAnsi="Courier New" w:hint="default"/>
+      </w:rPr>
+    </w:lvl>
+    <w:lvl w:ilvl="2" w:tplc="0DD626C2">
+      <w:start w:val="1"/>
+      <w:numFmt w:val="bullet"/>
+      <w:lvlText w:val=""/>
+      <w:lvlJc w:val="left"/>
+      <w:pPr>
+        <w:ind w:left="2520" w:hanging="360"/>
+      </w:pPr>
+      <w:rPr>
+        <w:rFonts w:ascii="Wingdings" w:hAnsi="Wingdings" w:hint="default"/>
+      </w:rPr>
+    </w:lvl>
+    <w:lvl w:ilvl="3" w:tplc="5EFA146E">
+      <w:start w:val="1"/>
+      <w:numFmt w:val="bullet"/>
+      <w:lvlText w:val=""/>
+      <w:lvlJc w:val="left"/>
+      <w:pPr>
+        <w:ind w:left="3240" w:hanging="360"/>
+      </w:pPr>
+      <w:rPr>
+        <w:rFonts w:ascii="Symbol" w:hAnsi="Symbol" w:hint="default"/>
+      </w:rPr>
+    </w:lvl>
+    <w:lvl w:ilvl="4" w:tplc="235E4FCE">
+      <w:start w:val="1"/>
+      <w:numFmt w:val="bullet"/>
+      <w:lvlText w:val="o"/>
+      <w:lvlJc w:val="left"/>
+      <w:pPr>
+        <w:ind w:left="3960" w:hanging="360"/>
+      </w:pPr>
+      <w:rPr>
+        <w:rFonts w:ascii="Courier New" w:hAnsi="Courier New" w:hint="default"/>
+      </w:rPr>
+    </w:lvl>
+    <w:lvl w:ilvl="5" w:tplc="08AC1E64">
+      <w:start w:val="1"/>
+      <w:numFmt w:val="bullet"/>
+      <w:lvlText w:val=""/>
+      <w:lvlJc w:val="left"/>
+      <w:pPr>
+        <w:ind w:left="4680" w:hanging="360"/>
+      </w:pPr>
+      <w:rPr>
+        <w:rFonts w:ascii="Wingdings" w:hAnsi="Wingdings" w:hint="default"/>
+      </w:rPr>
+    </w:lvl>
+    <w:lvl w:ilvl="6" w:tplc="3C20F792">
+      <w:start w:val="1"/>
+      <w:numFmt w:val="bullet"/>
+      <w:lvlText w:val=""/>
+      <w:lvlJc w:val="left"/>
+      <w:pPr>
+        <w:ind w:left="5400" w:hanging="360"/>
+      </w:pPr>
+      <w:rPr>
+        <w:rFonts w:ascii="Symbol" w:hAnsi="Symbol" w:hint="default"/>
+      </w:rPr>
+    </w:lvl>
+    <w:lvl w:ilvl="7" w:tplc="26723900">
+      <w:start w:val="1"/>
+      <w:numFmt w:val="bullet"/>
+      <w:lvlText w:val="o"/>
+      <w:lvlJc w:val="left"/>
+      <w:pPr>
+        <w:ind w:left="6120" w:hanging="360"/>
+      </w:pPr>
+      <w:rPr>
+        <w:rFonts w:ascii="Courier New" w:hAnsi="Courier New" w:hint="default"/>
+      </w:rPr>
+    </w:lvl>
+    <w:lvl w:ilvl="8" w:tplc="332A5396">
+      <w:start w:val="1"/>
+      <w:numFmt w:val="bullet"/>
+      <w:lvlText w:val=""/>
+      <w:lvlJc w:val="left"/>
+      <w:pPr>
+        <w:ind w:left="6840" w:hanging="360"/>
+      </w:pPr>
+      <w:rPr>
+        <w:rFonts w:ascii="Wingdings" w:hAnsi="Wingdings" w:hint="default"/>
+      </w:rPr>
+    </w:lvl>
+  </w:abstractNum>
+  <w:abstractNum w:abstractNumId="36" w15:restartNumberingAfterBreak="0">
+    <w:nsid w:val="5FE80ECD"/>
+    <w:multiLevelType w:val="hybridMultilevel"/>
+    <w:tmpl w:val="10EC6CAC"/>
     <w:lvl w:ilvl="0" w:tplc="04160001">
       <w:start w:val="1"/>
       <w:numFmt w:val="bullet"/>
       <w:lvlText w:val=""/>
       <w:lvlJc w:val="left"/>
       <w:pPr>
-        <w:ind w:left="720" w:hanging="360"/>
+        <w:ind w:left="1080" w:hanging="360"/>
       </w:pPr>
       <w:rPr>
         <w:rFonts w:ascii="Symbol" w:hAnsi="Symbol" w:hint="default"/>
@@ -42775,7 +45390,7 @@
       <w:lvlText w:val="o"/>
       <w:lvlJc w:val="left"/>
       <w:pPr>
-        <w:ind w:left="1440" w:hanging="360"/>
+        <w:ind w:left="1800" w:hanging="360"/>
       </w:pPr>
       <w:rPr>
         <w:rFonts w:ascii="Courier New" w:hAnsi="Courier New" w:cs="Courier New" w:hint="default"/>
@@ -42787,7 +45402,7 @@
       <w:lvlText w:val=""/>
       <w:lvlJc w:val="left"/>
       <w:pPr>
-        <w:ind w:left="2160" w:hanging="360"/>
+        <w:ind w:left="2520" w:hanging="360"/>
       </w:pPr>
       <w:rPr>
         <w:rFonts w:ascii="Wingdings" w:hAnsi="Wingdings" w:hint="default"/>
@@ -42799,7 +45414,7 @@
       <w:lvlText w:val=""/>
       <w:lvlJc w:val="left"/>
       <w:pPr>
-        <w:ind w:left="2880" w:hanging="360"/>
+        <w:ind w:left="3240" w:hanging="360"/>
       </w:pPr>
       <w:rPr>
         <w:rFonts w:ascii="Symbol" w:hAnsi="Symbol" w:hint="default"/>
@@ -42811,7 +45426,7 @@
       <w:lvlText w:val="o"/>
       <w:lvlJc w:val="left"/>
       <w:pPr>
-        <w:ind w:left="3600" w:hanging="360"/>
+        <w:ind w:left="3960" w:hanging="360"/>
       </w:pPr>
       <w:rPr>
         <w:rFonts w:ascii="Courier New" w:hAnsi="Courier New" w:cs="Courier New" w:hint="default"/>
@@ -42823,7 +45438,7 @@
       <w:lvlText w:val=""/>
       <w:lvlJc w:val="left"/>
       <w:pPr>
-        <w:ind w:left="4320" w:hanging="360"/>
+        <w:ind w:left="4680" w:hanging="360"/>
       </w:pPr>
       <w:rPr>
         <w:rFonts w:ascii="Wingdings" w:hAnsi="Wingdings" w:hint="default"/>
@@ -42835,7 +45450,7 @@
       <w:lvlText w:val=""/>
       <w:lvlJc w:val="left"/>
       <w:pPr>
-        <w:ind w:left="5040" w:hanging="360"/>
+        <w:ind w:left="5400" w:hanging="360"/>
       </w:pPr>
       <w:rPr>
         <w:rFonts w:ascii="Symbol" w:hAnsi="Symbol" w:hint="default"/>
@@ -42847,7 +45462,7 @@
       <w:lvlText w:val="o"/>
       <w:lvlJc w:val="left"/>
       <w:pPr>
-        <w:ind w:left="5760" w:hanging="360"/>
+        <w:ind w:left="6120" w:hanging="360"/>
       </w:pPr>
       <w:rPr>
         <w:rFonts w:ascii="Courier New" w:hAnsi="Courier New" w:cs="Courier New" w:hint="default"/>
@@ -42859,250 +45474,24 @@
       <w:lvlText w:val=""/>
       <w:lvlJc w:val="left"/>
       <w:pPr>
-        <w:ind w:left="6480" w:hanging="360"/>
+        <w:ind w:left="6840" w:hanging="360"/>
       </w:pPr>
       <w:rPr>
         <w:rFonts w:ascii="Wingdings" w:hAnsi="Wingdings" w:hint="default"/>
       </w:rPr>
     </w:lvl>
   </w:abstractNum>
-  <w:abstractNum w:abstractNumId="32" w15:restartNumberingAfterBreak="0">
-    <w:nsid w:val="5B549095"/>
+  <w:abstractNum w:abstractNumId="37" w15:restartNumberingAfterBreak="0">
+    <w:nsid w:val="620F1FA3"/>
     <w:multiLevelType w:val="hybridMultilevel"/>
-    <w:tmpl w:val="ECC61A2A"/>
-    <w:lvl w:ilvl="0" w:tplc="307A2030">
-      <w:start w:val="1"/>
-      <w:numFmt w:val="bullet"/>
-      <w:lvlText w:val=""/>
-      <w:lvlJc w:val="left"/>
-      <w:pPr>
-        <w:ind w:left="720" w:hanging="360"/>
-      </w:pPr>
-      <w:rPr>
-        <w:rFonts w:ascii="Symbol" w:hAnsi="Symbol" w:hint="default"/>
-      </w:rPr>
-    </w:lvl>
-    <w:lvl w:ilvl="1" w:tplc="1D2C769E">
-      <w:start w:val="1"/>
-      <w:numFmt w:val="bullet"/>
-      <w:lvlText w:val="o"/>
-      <w:lvlJc w:val="left"/>
-      <w:pPr>
-        <w:ind w:left="1440" w:hanging="360"/>
-      </w:pPr>
-      <w:rPr>
-        <w:rFonts w:ascii="Courier New" w:hAnsi="Courier New" w:hint="default"/>
-      </w:rPr>
-    </w:lvl>
-    <w:lvl w:ilvl="2" w:tplc="F140AAA2">
-      <w:start w:val="1"/>
-      <w:numFmt w:val="bullet"/>
-      <w:lvlText w:val=""/>
-      <w:lvlJc w:val="left"/>
-      <w:pPr>
-        <w:ind w:left="2160" w:hanging="360"/>
-      </w:pPr>
-      <w:rPr>
-        <w:rFonts w:ascii="Wingdings" w:hAnsi="Wingdings" w:hint="default"/>
-      </w:rPr>
-    </w:lvl>
-    <w:lvl w:ilvl="3" w:tplc="A0A459DE">
-      <w:start w:val="1"/>
-      <w:numFmt w:val="bullet"/>
-      <w:lvlText w:val=""/>
-      <w:lvlJc w:val="left"/>
-      <w:pPr>
-        <w:ind w:left="2880" w:hanging="360"/>
-      </w:pPr>
-      <w:rPr>
-        <w:rFonts w:ascii="Symbol" w:hAnsi="Symbol" w:hint="default"/>
-      </w:rPr>
-    </w:lvl>
-    <w:lvl w:ilvl="4" w:tplc="08CE0956">
-      <w:start w:val="1"/>
-      <w:numFmt w:val="bullet"/>
-      <w:lvlText w:val="o"/>
-      <w:lvlJc w:val="left"/>
-      <w:pPr>
-        <w:ind w:left="3600" w:hanging="360"/>
-      </w:pPr>
-      <w:rPr>
-        <w:rFonts w:ascii="Courier New" w:hAnsi="Courier New" w:hint="default"/>
-      </w:rPr>
-    </w:lvl>
-    <w:lvl w:ilvl="5" w:tplc="8F729CC4">
-      <w:start w:val="1"/>
-      <w:numFmt w:val="bullet"/>
-      <w:lvlText w:val=""/>
-      <w:lvlJc w:val="left"/>
-      <w:pPr>
-        <w:ind w:left="4320" w:hanging="360"/>
-      </w:pPr>
-      <w:rPr>
-        <w:rFonts w:ascii="Wingdings" w:hAnsi="Wingdings" w:hint="default"/>
-      </w:rPr>
-    </w:lvl>
-    <w:lvl w:ilvl="6" w:tplc="BCF8FC9E">
-      <w:start w:val="1"/>
-      <w:numFmt w:val="bullet"/>
-      <w:lvlText w:val=""/>
-      <w:lvlJc w:val="left"/>
-      <w:pPr>
-        <w:ind w:left="5040" w:hanging="360"/>
-      </w:pPr>
-      <w:rPr>
-        <w:rFonts w:ascii="Symbol" w:hAnsi="Symbol" w:hint="default"/>
-      </w:rPr>
-    </w:lvl>
-    <w:lvl w:ilvl="7" w:tplc="F7924798">
-      <w:start w:val="1"/>
-      <w:numFmt w:val="bullet"/>
-      <w:lvlText w:val="o"/>
-      <w:lvlJc w:val="left"/>
-      <w:pPr>
-        <w:ind w:left="5760" w:hanging="360"/>
-      </w:pPr>
-      <w:rPr>
-        <w:rFonts w:ascii="Courier New" w:hAnsi="Courier New" w:hint="default"/>
-      </w:rPr>
-    </w:lvl>
-    <w:lvl w:ilvl="8" w:tplc="0680C0B0">
-      <w:start w:val="1"/>
-      <w:numFmt w:val="bullet"/>
-      <w:lvlText w:val=""/>
-      <w:lvlJc w:val="left"/>
-      <w:pPr>
-        <w:ind w:left="6480" w:hanging="360"/>
-      </w:pPr>
-      <w:rPr>
-        <w:rFonts w:ascii="Wingdings" w:hAnsi="Wingdings" w:hint="default"/>
-      </w:rPr>
-    </w:lvl>
-  </w:abstractNum>
-  <w:abstractNum w:abstractNumId="33" w15:restartNumberingAfterBreak="0">
-    <w:nsid w:val="5BCC97F5"/>
-    <w:multiLevelType w:val="hybridMultilevel"/>
-    <w:tmpl w:val="E97AAF60"/>
-    <w:lvl w:ilvl="0" w:tplc="630ACAFC">
-      <w:start w:val="1"/>
-      <w:numFmt w:val="bullet"/>
-      <w:lvlText w:val=""/>
-      <w:lvlJc w:val="left"/>
-      <w:pPr>
-        <w:ind w:left="1080" w:hanging="360"/>
-      </w:pPr>
-      <w:rPr>
-        <w:rFonts w:ascii="Symbol" w:hAnsi="Symbol" w:hint="default"/>
-      </w:rPr>
-    </w:lvl>
-    <w:lvl w:ilvl="1" w:tplc="B15CACDC">
-      <w:start w:val="1"/>
-      <w:numFmt w:val="bullet"/>
-      <w:lvlText w:val="o"/>
-      <w:lvlJc w:val="left"/>
-      <w:pPr>
-        <w:ind w:left="1800" w:hanging="360"/>
-      </w:pPr>
-      <w:rPr>
-        <w:rFonts w:ascii="Courier New" w:hAnsi="Courier New" w:hint="default"/>
-      </w:rPr>
-    </w:lvl>
-    <w:lvl w:ilvl="2" w:tplc="0DD626C2">
-      <w:start w:val="1"/>
-      <w:numFmt w:val="bullet"/>
-      <w:lvlText w:val=""/>
-      <w:lvlJc w:val="left"/>
-      <w:pPr>
-        <w:ind w:left="2520" w:hanging="360"/>
-      </w:pPr>
-      <w:rPr>
-        <w:rFonts w:ascii="Wingdings" w:hAnsi="Wingdings" w:hint="default"/>
-      </w:rPr>
-    </w:lvl>
-    <w:lvl w:ilvl="3" w:tplc="5EFA146E">
-      <w:start w:val="1"/>
-      <w:numFmt w:val="bullet"/>
-      <w:lvlText w:val=""/>
-      <w:lvlJc w:val="left"/>
-      <w:pPr>
-        <w:ind w:left="3240" w:hanging="360"/>
-      </w:pPr>
-      <w:rPr>
-        <w:rFonts w:ascii="Symbol" w:hAnsi="Symbol" w:hint="default"/>
-      </w:rPr>
-    </w:lvl>
-    <w:lvl w:ilvl="4" w:tplc="235E4FCE">
-      <w:start w:val="1"/>
-      <w:numFmt w:val="bullet"/>
-      <w:lvlText w:val="o"/>
-      <w:lvlJc w:val="left"/>
-      <w:pPr>
-        <w:ind w:left="3960" w:hanging="360"/>
-      </w:pPr>
-      <w:rPr>
-        <w:rFonts w:ascii="Courier New" w:hAnsi="Courier New" w:hint="default"/>
-      </w:rPr>
-    </w:lvl>
-    <w:lvl w:ilvl="5" w:tplc="08AC1E64">
-      <w:start w:val="1"/>
-      <w:numFmt w:val="bullet"/>
-      <w:lvlText w:val=""/>
-      <w:lvlJc w:val="left"/>
-      <w:pPr>
-        <w:ind w:left="4680" w:hanging="360"/>
-      </w:pPr>
-      <w:rPr>
-        <w:rFonts w:ascii="Wingdings" w:hAnsi="Wingdings" w:hint="default"/>
-      </w:rPr>
-    </w:lvl>
-    <w:lvl w:ilvl="6" w:tplc="3C20F792">
-      <w:start w:val="1"/>
-      <w:numFmt w:val="bullet"/>
-      <w:lvlText w:val=""/>
-      <w:lvlJc w:val="left"/>
-      <w:pPr>
-        <w:ind w:left="5400" w:hanging="360"/>
-      </w:pPr>
-      <w:rPr>
-        <w:rFonts w:ascii="Symbol" w:hAnsi="Symbol" w:hint="default"/>
-      </w:rPr>
-    </w:lvl>
-    <w:lvl w:ilvl="7" w:tplc="26723900">
-      <w:start w:val="1"/>
-      <w:numFmt w:val="bullet"/>
-      <w:lvlText w:val="o"/>
-      <w:lvlJc w:val="left"/>
-      <w:pPr>
-        <w:ind w:left="6120" w:hanging="360"/>
-      </w:pPr>
-      <w:rPr>
-        <w:rFonts w:ascii="Courier New" w:hAnsi="Courier New" w:hint="default"/>
-      </w:rPr>
-    </w:lvl>
-    <w:lvl w:ilvl="8" w:tplc="332A5396">
-      <w:start w:val="1"/>
-      <w:numFmt w:val="bullet"/>
-      <w:lvlText w:val=""/>
-      <w:lvlJc w:val="left"/>
-      <w:pPr>
-        <w:ind w:left="6840" w:hanging="360"/>
-      </w:pPr>
-      <w:rPr>
-        <w:rFonts w:ascii="Wingdings" w:hAnsi="Wingdings" w:hint="default"/>
-      </w:rPr>
-    </w:lvl>
-  </w:abstractNum>
-  <w:abstractNum w:abstractNumId="34" w15:restartNumberingAfterBreak="0">
-    <w:nsid w:val="5FE80ECD"/>
-    <w:multiLevelType w:val="hybridMultilevel"/>
-    <w:tmpl w:val="10EC6CAC"/>
+    <w:tmpl w:val="DB82B4EC"/>
     <w:lvl w:ilvl="0" w:tplc="04160001">
       <w:start w:val="1"/>
       <w:numFmt w:val="bullet"/>
       <w:lvlText w:val=""/>
       <w:lvlJc w:val="left"/>
       <w:pPr>
-        <w:ind w:left="1080" w:hanging="360"/>
+        <w:ind w:left="720" w:hanging="360"/>
       </w:pPr>
       <w:rPr>
         <w:rFonts w:ascii="Symbol" w:hAnsi="Symbol" w:hint="default"/>
@@ -43114,7 +45503,7 @@
       <w:lvlText w:val="o"/>
       <w:lvlJc w:val="left"/>
       <w:pPr>
-        <w:ind w:left="1800" w:hanging="360"/>
+        <w:ind w:left="1440" w:hanging="360"/>
       </w:pPr>
       <w:rPr>
         <w:rFonts w:ascii="Courier New" w:hAnsi="Courier New" w:cs="Courier New" w:hint="default"/>
@@ -43126,7 +45515,7 @@
       <w:lvlText w:val=""/>
       <w:lvlJc w:val="left"/>
       <w:pPr>
-        <w:ind w:left="2520" w:hanging="360"/>
+        <w:ind w:left="2160" w:hanging="360"/>
       </w:pPr>
       <w:rPr>
         <w:rFonts w:ascii="Wingdings" w:hAnsi="Wingdings" w:hint="default"/>
@@ -43138,7 +45527,7 @@
       <w:lvlText w:val=""/>
       <w:lvlJc w:val="left"/>
       <w:pPr>
-        <w:ind w:left="3240" w:hanging="360"/>
+        <w:ind w:left="2880" w:hanging="360"/>
       </w:pPr>
       <w:rPr>
         <w:rFonts w:ascii="Symbol" w:hAnsi="Symbol" w:hint="default"/>
@@ -43150,7 +45539,7 @@
       <w:lvlText w:val="o"/>
       <w:lvlJc w:val="left"/>
       <w:pPr>
-        <w:ind w:left="3960" w:hanging="360"/>
+        <w:ind w:left="3600" w:hanging="360"/>
       </w:pPr>
       <w:rPr>
         <w:rFonts w:ascii="Courier New" w:hAnsi="Courier New" w:cs="Courier New" w:hint="default"/>
@@ -43162,7 +45551,7 @@
       <w:lvlText w:val=""/>
       <w:lvlJc w:val="left"/>
       <w:pPr>
-        <w:ind w:left="4680" w:hanging="360"/>
+        <w:ind w:left="4320" w:hanging="360"/>
       </w:pPr>
       <w:rPr>
         <w:rFonts w:ascii="Wingdings" w:hAnsi="Wingdings" w:hint="default"/>
@@ -43174,7 +45563,7 @@
       <w:lvlText w:val=""/>
       <w:lvlJc w:val="left"/>
       <w:pPr>
-        <w:ind w:left="5400" w:hanging="360"/>
+        <w:ind w:left="5040" w:hanging="360"/>
       </w:pPr>
       <w:rPr>
         <w:rFonts w:ascii="Symbol" w:hAnsi="Symbol" w:hint="default"/>
@@ -43186,7 +45575,7 @@
       <w:lvlText w:val="o"/>
       <w:lvlJc w:val="left"/>
       <w:pPr>
-        <w:ind w:left="6120" w:hanging="360"/>
+        <w:ind w:left="5760" w:hanging="360"/>
       </w:pPr>
       <w:rPr>
         <w:rFonts w:ascii="Courier New" w:hAnsi="Courier New" w:cs="Courier New" w:hint="default"/>
@@ -43198,24 +45587,24 @@
       <w:lvlText w:val=""/>
       <w:lvlJc w:val="left"/>
       <w:pPr>
-        <w:ind w:left="6840" w:hanging="360"/>
+        <w:ind w:left="6480" w:hanging="360"/>
       </w:pPr>
       <w:rPr>
         <w:rFonts w:ascii="Wingdings" w:hAnsi="Wingdings" w:hint="default"/>
       </w:rPr>
     </w:lvl>
   </w:abstractNum>
-  <w:abstractNum w:abstractNumId="35" w15:restartNumberingAfterBreak="0">
-    <w:nsid w:val="620F1FA3"/>
+  <w:abstractNum w:abstractNumId="38" w15:restartNumberingAfterBreak="0">
+    <w:nsid w:val="65B11027"/>
     <w:multiLevelType w:val="hybridMultilevel"/>
-    <w:tmpl w:val="DB82B4EC"/>
+    <w:tmpl w:val="BF0834F0"/>
     <w:lvl w:ilvl="0" w:tplc="04160001">
       <w:start w:val="1"/>
       <w:numFmt w:val="bullet"/>
       <w:lvlText w:val=""/>
       <w:lvlJc w:val="left"/>
       <w:pPr>
-        <w:ind w:left="720" w:hanging="360"/>
+        <w:ind w:left="1069" w:hanging="360"/>
       </w:pPr>
       <w:rPr>
         <w:rFonts w:ascii="Symbol" w:hAnsi="Symbol" w:hint="default"/>
@@ -43227,7 +45616,7 @@
       <w:lvlText w:val="o"/>
       <w:lvlJc w:val="left"/>
       <w:pPr>
-        <w:ind w:left="1440" w:hanging="360"/>
+        <w:ind w:left="1789" w:hanging="360"/>
       </w:pPr>
       <w:rPr>
         <w:rFonts w:ascii="Courier New" w:hAnsi="Courier New" w:cs="Courier New" w:hint="default"/>
@@ -43239,7 +45628,7 @@
       <w:lvlText w:val=""/>
       <w:lvlJc w:val="left"/>
       <w:pPr>
-        <w:ind w:left="2160" w:hanging="360"/>
+        <w:ind w:left="2509" w:hanging="360"/>
       </w:pPr>
       <w:rPr>
         <w:rFonts w:ascii="Wingdings" w:hAnsi="Wingdings" w:hint="default"/>
@@ -43251,7 +45640,7 @@
       <w:lvlText w:val=""/>
       <w:lvlJc w:val="left"/>
       <w:pPr>
-        <w:ind w:left="2880" w:hanging="360"/>
+        <w:ind w:left="3229" w:hanging="360"/>
       </w:pPr>
       <w:rPr>
         <w:rFonts w:ascii="Symbol" w:hAnsi="Symbol" w:hint="default"/>
@@ -43263,7 +45652,7 @@
       <w:lvlText w:val="o"/>
       <w:lvlJc w:val="left"/>
       <w:pPr>
-        <w:ind w:left="3600" w:hanging="360"/>
+        <w:ind w:left="3949" w:hanging="360"/>
       </w:pPr>
       <w:rPr>
         <w:rFonts w:ascii="Courier New" w:hAnsi="Courier New" w:cs="Courier New" w:hint="default"/>
@@ -43275,7 +45664,7 @@
       <w:lvlText w:val=""/>
       <w:lvlJc w:val="left"/>
       <w:pPr>
-        <w:ind w:left="4320" w:hanging="360"/>
+        <w:ind w:left="4669" w:hanging="360"/>
       </w:pPr>
       <w:rPr>
         <w:rFonts w:ascii="Wingdings" w:hAnsi="Wingdings" w:hint="default"/>
@@ -43287,7 +45676,7 @@
       <w:lvlText w:val=""/>
       <w:lvlJc w:val="left"/>
       <w:pPr>
-        <w:ind w:left="5040" w:hanging="360"/>
+        <w:ind w:left="5389" w:hanging="360"/>
       </w:pPr>
       <w:rPr>
         <w:rFonts w:ascii="Symbol" w:hAnsi="Symbol" w:hint="default"/>
@@ -43299,7 +45688,7 @@
       <w:lvlText w:val="o"/>
       <w:lvlJc w:val="left"/>
       <w:pPr>
-        <w:ind w:left="5760" w:hanging="360"/>
+        <w:ind w:left="6109" w:hanging="360"/>
       </w:pPr>
       <w:rPr>
         <w:rFonts w:ascii="Courier New" w:hAnsi="Courier New" w:cs="Courier New" w:hint="default"/>
@@ -43311,24 +45700,137 @@
       <w:lvlText w:val=""/>
       <w:lvlJc w:val="left"/>
       <w:pPr>
-        <w:ind w:left="6480" w:hanging="360"/>
+        <w:ind w:left="6829" w:hanging="360"/>
       </w:pPr>
       <w:rPr>
         <w:rFonts w:ascii="Wingdings" w:hAnsi="Wingdings" w:hint="default"/>
       </w:rPr>
     </w:lvl>
   </w:abstractNum>
-  <w:abstractNum w:abstractNumId="36" w15:restartNumberingAfterBreak="0">
-    <w:nsid w:val="65B11027"/>
+  <w:abstractNum w:abstractNumId="39" w15:restartNumberingAfterBreak="0">
+    <w:nsid w:val="6AA02E12"/>
     <w:multiLevelType w:val="hybridMultilevel"/>
-    <w:tmpl w:val="BF0834F0"/>
+    <w:tmpl w:val="8E06EB8A"/>
+    <w:lvl w:ilvl="0" w:tplc="CE4CB5E4">
+      <w:start w:val="1"/>
+      <w:numFmt w:val="bullet"/>
+      <w:lvlText w:val=""/>
+      <w:lvlJc w:val="left"/>
+      <w:pPr>
+        <w:ind w:left="1069" w:hanging="360"/>
+      </w:pPr>
+      <w:rPr>
+        <w:rFonts w:ascii="Symbol" w:hAnsi="Symbol" w:hint="default"/>
+      </w:rPr>
+    </w:lvl>
+    <w:lvl w:ilvl="1" w:tplc="7D687CEC">
+      <w:start w:val="1"/>
+      <w:numFmt w:val="bullet"/>
+      <w:lvlText w:val="o"/>
+      <w:lvlJc w:val="left"/>
+      <w:pPr>
+        <w:ind w:left="1789" w:hanging="360"/>
+      </w:pPr>
+      <w:rPr>
+        <w:rFonts w:ascii="Courier New" w:hAnsi="Courier New" w:hint="default"/>
+      </w:rPr>
+    </w:lvl>
+    <w:lvl w:ilvl="2" w:tplc="E7CC1A1A">
+      <w:start w:val="1"/>
+      <w:numFmt w:val="bullet"/>
+      <w:lvlText w:val=""/>
+      <w:lvlJc w:val="left"/>
+      <w:pPr>
+        <w:ind w:left="2509" w:hanging="360"/>
+      </w:pPr>
+      <w:rPr>
+        <w:rFonts w:ascii="Wingdings" w:hAnsi="Wingdings" w:hint="default"/>
+      </w:rPr>
+    </w:lvl>
+    <w:lvl w:ilvl="3" w:tplc="B63C924C">
+      <w:start w:val="1"/>
+      <w:numFmt w:val="bullet"/>
+      <w:lvlText w:val=""/>
+      <w:lvlJc w:val="left"/>
+      <w:pPr>
+        <w:ind w:left="3229" w:hanging="360"/>
+      </w:pPr>
+      <w:rPr>
+        <w:rFonts w:ascii="Symbol" w:hAnsi="Symbol" w:hint="default"/>
+      </w:rPr>
+    </w:lvl>
+    <w:lvl w:ilvl="4" w:tplc="FE443886">
+      <w:start w:val="1"/>
+      <w:numFmt w:val="bullet"/>
+      <w:lvlText w:val="o"/>
+      <w:lvlJc w:val="left"/>
+      <w:pPr>
+        <w:ind w:left="3949" w:hanging="360"/>
+      </w:pPr>
+      <w:rPr>
+        <w:rFonts w:ascii="Courier New" w:hAnsi="Courier New" w:hint="default"/>
+      </w:rPr>
+    </w:lvl>
+    <w:lvl w:ilvl="5" w:tplc="FF749784">
+      <w:start w:val="1"/>
+      <w:numFmt w:val="bullet"/>
+      <w:lvlText w:val=""/>
+      <w:lvlJc w:val="left"/>
+      <w:pPr>
+        <w:ind w:left="4669" w:hanging="360"/>
+      </w:pPr>
+      <w:rPr>
+        <w:rFonts w:ascii="Wingdings" w:hAnsi="Wingdings" w:hint="default"/>
+      </w:rPr>
+    </w:lvl>
+    <w:lvl w:ilvl="6" w:tplc="3B4C45E8">
+      <w:start w:val="1"/>
+      <w:numFmt w:val="bullet"/>
+      <w:lvlText w:val=""/>
+      <w:lvlJc w:val="left"/>
+      <w:pPr>
+        <w:ind w:left="5389" w:hanging="360"/>
+      </w:pPr>
+      <w:rPr>
+        <w:rFonts w:ascii="Symbol" w:hAnsi="Symbol" w:hint="default"/>
+      </w:rPr>
+    </w:lvl>
+    <w:lvl w:ilvl="7" w:tplc="4C363AE4">
+      <w:start w:val="1"/>
+      <w:numFmt w:val="bullet"/>
+      <w:lvlText w:val="o"/>
+      <w:lvlJc w:val="left"/>
+      <w:pPr>
+        <w:ind w:left="6109" w:hanging="360"/>
+      </w:pPr>
+      <w:rPr>
+        <w:rFonts w:ascii="Courier New" w:hAnsi="Courier New" w:hint="default"/>
+      </w:rPr>
+    </w:lvl>
+    <w:lvl w:ilvl="8" w:tplc="D11A90F2">
+      <w:start w:val="1"/>
+      <w:numFmt w:val="bullet"/>
+      <w:lvlText w:val=""/>
+      <w:lvlJc w:val="left"/>
+      <w:pPr>
+        <w:ind w:left="6829" w:hanging="360"/>
+      </w:pPr>
+      <w:rPr>
+        <w:rFonts w:ascii="Wingdings" w:hAnsi="Wingdings" w:hint="default"/>
+      </w:rPr>
+    </w:lvl>
+  </w:abstractNum>
+  <w:abstractNum w:abstractNumId="40" w15:restartNumberingAfterBreak="0">
+    <w:nsid w:val="6CB81BCC"/>
+    <w:multiLevelType w:val="hybridMultilevel"/>
+    <w:tmpl w:val="4A0402DE"/>
     <w:lvl w:ilvl="0" w:tplc="04160001">
       <w:start w:val="1"/>
       <w:numFmt w:val="bullet"/>
       <w:lvlText w:val=""/>
       <w:lvlJc w:val="left"/>
       <w:pPr>
-        <w:ind w:left="1069" w:hanging="360"/>
+        <w:ind w:left="720" w:hanging="360"/>
       </w:pPr>
       <w:rPr>
         <w:rFonts w:ascii="Symbol" w:hAnsi="Symbol" w:hint="default"/>
@@ -43340,7 +45842,7 @@
       <w:lvlText w:val="o"/>
       <w:lvlJc w:val="left"/>
       <w:pPr>
-        <w:ind w:left="1789" w:hanging="360"/>
+        <w:ind w:left="1440" w:hanging="360"/>
       </w:pPr>
       <w:rPr>
         <w:rFonts w:ascii="Courier New" w:hAnsi="Courier New" w:cs="Courier New" w:hint="default"/>
@@ -43352,7 +45854,7 @@
       <w:lvlText w:val=""/>
       <w:lvlJc w:val="left"/>
       <w:pPr>
-        <w:ind w:left="2509" w:hanging="360"/>
+        <w:ind w:left="2160" w:hanging="360"/>
       </w:pPr>
       <w:rPr>
         <w:rFonts w:ascii="Wingdings" w:hAnsi="Wingdings" w:hint="default"/>
@@ -43364,7 +45866,7 @@
       <w:lvlText w:val=""/>
       <w:lvlJc w:val="left"/>
       <w:pPr>
-        <w:ind w:left="3229" w:hanging="360"/>
+        <w:ind w:left="2880" w:hanging="360"/>
       </w:pPr>
       <w:rPr>
         <w:rFonts w:ascii="Symbol" w:hAnsi="Symbol" w:hint="default"/>
@@ -43376,7 +45878,7 @@
       <w:lvlText w:val="o"/>
       <w:lvlJc w:val="left"/>
       <w:pPr>
-        <w:ind w:left="3949" w:hanging="360"/>
+        <w:ind w:left="3600" w:hanging="360"/>
       </w:pPr>
       <w:rPr>
         <w:rFonts w:ascii="Courier New" w:hAnsi="Courier New" w:cs="Courier New" w:hint="default"/>
@@ -43388,7 +45890,7 @@
       <w:lvlText w:val=""/>
       <w:lvlJc w:val="left"/>
       <w:pPr>
-        <w:ind w:left="4669" w:hanging="360"/>
+        <w:ind w:left="4320" w:hanging="360"/>
       </w:pPr>
       <w:rPr>
         <w:rFonts w:ascii="Wingdings" w:hAnsi="Wingdings" w:hint="default"/>
@@ -43400,7 +45902,7 @@
       <w:lvlText w:val=""/>
       <w:lvlJc w:val="left"/>
       <w:pPr>
-        <w:ind w:left="5389" w:hanging="360"/>
+        <w:ind w:left="5040" w:hanging="360"/>
       </w:pPr>
       <w:rPr>
         <w:rFonts w:ascii="Symbol" w:hAnsi="Symbol" w:hint="default"/>
@@ -43412,7 +45914,7 @@
       <w:lvlText w:val="o"/>
       <w:lvlJc w:val="left"/>
       <w:pPr>
-        <w:ind w:left="6109" w:hanging="360"/>
+        <w:ind w:left="5760" w:hanging="360"/>
       </w:pPr>
       <w:rPr>
         <w:rFonts w:ascii="Courier New" w:hAnsi="Courier New" w:cs="Courier New" w:hint="default"/>
@@ -43424,137 +45926,24 @@
       <w:lvlText w:val=""/>
       <w:lvlJc w:val="left"/>
       <w:pPr>
-        <w:ind w:left="6829" w:hanging="360"/>
+        <w:ind w:left="6480" w:hanging="360"/>
       </w:pPr>
       <w:rPr>
         <w:rFonts w:ascii="Wingdings" w:hAnsi="Wingdings" w:hint="default"/>
       </w:rPr>
     </w:lvl>
   </w:abstractNum>
-  <w:abstractNum w:abstractNumId="37" w15:restartNumberingAfterBreak="0">
-    <w:nsid w:val="6AA02E12"/>
+  <w:abstractNum w:abstractNumId="41" w15:restartNumberingAfterBreak="0">
+    <w:nsid w:val="6E770A52"/>
     <w:multiLevelType w:val="hybridMultilevel"/>
-    <w:tmpl w:val="8E06EB8A"/>
-    <w:lvl w:ilvl="0" w:tplc="CE4CB5E4">
-      <w:start w:val="1"/>
-      <w:numFmt w:val="bullet"/>
-      <w:lvlText w:val=""/>
-      <w:lvlJc w:val="left"/>
-      <w:pPr>
-        <w:ind w:left="1069" w:hanging="360"/>
-      </w:pPr>
-      <w:rPr>
-        <w:rFonts w:ascii="Symbol" w:hAnsi="Symbol" w:hint="default"/>
-      </w:rPr>
-    </w:lvl>
-    <w:lvl w:ilvl="1" w:tplc="7D687CEC">
-      <w:start w:val="1"/>
-      <w:numFmt w:val="bullet"/>
-      <w:lvlText w:val="o"/>
-      <w:lvlJc w:val="left"/>
-      <w:pPr>
-        <w:ind w:left="1789" w:hanging="360"/>
-      </w:pPr>
-      <w:rPr>
-        <w:rFonts w:ascii="Courier New" w:hAnsi="Courier New" w:hint="default"/>
-      </w:rPr>
-    </w:lvl>
-    <w:lvl w:ilvl="2" w:tplc="E7CC1A1A">
-      <w:start w:val="1"/>
-      <w:numFmt w:val="bullet"/>
-      <w:lvlText w:val=""/>
-      <w:lvlJc w:val="left"/>
-      <w:pPr>
-        <w:ind w:left="2509" w:hanging="360"/>
-      </w:pPr>
-      <w:rPr>
-        <w:rFonts w:ascii="Wingdings" w:hAnsi="Wingdings" w:hint="default"/>
-      </w:rPr>
-    </w:lvl>
-    <w:lvl w:ilvl="3" w:tplc="B63C924C">
-      <w:start w:val="1"/>
-      <w:numFmt w:val="bullet"/>
-      <w:lvlText w:val=""/>
-      <w:lvlJc w:val="left"/>
-      <w:pPr>
-        <w:ind w:left="3229" w:hanging="360"/>
-      </w:pPr>
-      <w:rPr>
-        <w:rFonts w:ascii="Symbol" w:hAnsi="Symbol" w:hint="default"/>
-      </w:rPr>
-    </w:lvl>
-    <w:lvl w:ilvl="4" w:tplc="FE443886">
-      <w:start w:val="1"/>
-      <w:numFmt w:val="bullet"/>
-      <w:lvlText w:val="o"/>
-      <w:lvlJc w:val="left"/>
-      <w:pPr>
-        <w:ind w:left="3949" w:hanging="360"/>
-      </w:pPr>
-      <w:rPr>
-        <w:rFonts w:ascii="Courier New" w:hAnsi="Courier New" w:hint="default"/>
-      </w:rPr>
-    </w:lvl>
-    <w:lvl w:ilvl="5" w:tplc="FF749784">
-      <w:start w:val="1"/>
-      <w:numFmt w:val="bullet"/>
-      <w:lvlText w:val=""/>
-      <w:lvlJc w:val="left"/>
-      <w:pPr>
-        <w:ind w:left="4669" w:hanging="360"/>
-      </w:pPr>
-      <w:rPr>
-        <w:rFonts w:ascii="Wingdings" w:hAnsi="Wingdings" w:hint="default"/>
-      </w:rPr>
-    </w:lvl>
-    <w:lvl w:ilvl="6" w:tplc="3B4C45E8">
-      <w:start w:val="1"/>
-      <w:numFmt w:val="bullet"/>
-      <w:lvlText w:val=""/>
-      <w:lvlJc w:val="left"/>
-      <w:pPr>
-        <w:ind w:left="5389" w:hanging="360"/>
-      </w:pPr>
-      <w:rPr>
-        <w:rFonts w:ascii="Symbol" w:hAnsi="Symbol" w:hint="default"/>
-      </w:rPr>
-    </w:lvl>
-    <w:lvl w:ilvl="7" w:tplc="4C363AE4">
-      <w:start w:val="1"/>
-      <w:numFmt w:val="bullet"/>
-      <w:lvlText w:val="o"/>
-      <w:lvlJc w:val="left"/>
-      <w:pPr>
-        <w:ind w:left="6109" w:hanging="360"/>
-      </w:pPr>
-      <w:rPr>
-        <w:rFonts w:ascii="Courier New" w:hAnsi="Courier New" w:hint="default"/>
-      </w:rPr>
-    </w:lvl>
-    <w:lvl w:ilvl="8" w:tplc="D11A90F2">
-      <w:start w:val="1"/>
-      <w:numFmt w:val="bullet"/>
-      <w:lvlText w:val=""/>
-      <w:lvlJc w:val="left"/>
-      <w:pPr>
-        <w:ind w:left="6829" w:hanging="360"/>
-      </w:pPr>
-      <w:rPr>
-        <w:rFonts w:ascii="Wingdings" w:hAnsi="Wingdings" w:hint="default"/>
-      </w:rPr>
-    </w:lvl>
-  </w:abstractNum>
-  <w:abstractNum w:abstractNumId="38" w15:restartNumberingAfterBreak="0">
-    <w:nsid w:val="6CB81BCC"/>
-    <w:multiLevelType w:val="hybridMultilevel"/>
-    <w:tmpl w:val="4A0402DE"/>
+    <w:tmpl w:val="46F6A176"/>
     <w:lvl w:ilvl="0" w:tplc="04160001">
       <w:start w:val="1"/>
       <w:numFmt w:val="bullet"/>
       <w:lvlText w:val=""/>
       <w:lvlJc w:val="left"/>
       <w:pPr>
-        <w:ind w:left="720" w:hanging="360"/>
+        <w:ind w:left="780" w:hanging="360"/>
       </w:pPr>
       <w:rPr>
         <w:rFonts w:ascii="Symbol" w:hAnsi="Symbol" w:hint="default"/>
@@ -43566,7 +45955,7 @@
       <w:lvlText w:val="o"/>
       <w:lvlJc w:val="left"/>
       <w:pPr>
-        <w:ind w:left="1440" w:hanging="360"/>
+        <w:ind w:left="1500" w:hanging="360"/>
       </w:pPr>
       <w:rPr>
         <w:rFonts w:ascii="Courier New" w:hAnsi="Courier New" w:cs="Courier New" w:hint="default"/>
@@ -43578,7 +45967,7 @@
       <w:lvlText w:val=""/>
       <w:lvlJc w:val="left"/>
       <w:pPr>
-        <w:ind w:left="2160" w:hanging="360"/>
+        <w:ind w:left="2220" w:hanging="360"/>
       </w:pPr>
       <w:rPr>
         <w:rFonts w:ascii="Wingdings" w:hAnsi="Wingdings" w:hint="default"/>
@@ -43590,7 +45979,7 @@
       <w:lvlText w:val=""/>
       <w:lvlJc w:val="left"/>
       <w:pPr>
-        <w:ind w:left="2880" w:hanging="360"/>
+        <w:ind w:left="2940" w:hanging="360"/>
       </w:pPr>
       <w:rPr>
         <w:rFonts w:ascii="Symbol" w:hAnsi="Symbol" w:hint="default"/>
@@ -43602,7 +45991,7 @@
       <w:lvlText w:val="o"/>
       <w:lvlJc w:val="left"/>
       <w:pPr>
-        <w:ind w:left="3600" w:hanging="360"/>
+        <w:ind w:left="3660" w:hanging="360"/>
       </w:pPr>
       <w:rPr>
         <w:rFonts w:ascii="Courier New" w:hAnsi="Courier New" w:cs="Courier New" w:hint="default"/>
@@ -43614,7 +46003,7 @@
       <w:lvlText w:val=""/>
       <w:lvlJc w:val="left"/>
       <w:pPr>
-        <w:ind w:left="4320" w:hanging="360"/>
+        <w:ind w:left="4380" w:hanging="360"/>
       </w:pPr>
       <w:rPr>
         <w:rFonts w:ascii="Wingdings" w:hAnsi="Wingdings" w:hint="default"/>
@@ -43626,7 +46015,7 @@
       <w:lvlText w:val=""/>
       <w:lvlJc w:val="left"/>
       <w:pPr>
-        <w:ind w:left="5040" w:hanging="360"/>
+        <w:ind w:left="5100" w:hanging="360"/>
       </w:pPr>
       <w:rPr>
         <w:rFonts w:ascii="Symbol" w:hAnsi="Symbol" w:hint="default"/>
@@ -43638,7 +46027,7 @@
       <w:lvlText w:val="o"/>
       <w:lvlJc w:val="left"/>
       <w:pPr>
-        <w:ind w:left="5760" w:hanging="360"/>
+        <w:ind w:left="5820" w:hanging="360"/>
       </w:pPr>
       <w:rPr>
         <w:rFonts w:ascii="Courier New" w:hAnsi="Courier New" w:cs="Courier New" w:hint="default"/>
@@ -43650,24 +46039,24 @@
       <w:lvlText w:val=""/>
       <w:lvlJc w:val="left"/>
       <w:pPr>
-        <w:ind w:left="6480" w:hanging="360"/>
+        <w:ind w:left="6540" w:hanging="360"/>
       </w:pPr>
       <w:rPr>
         <w:rFonts w:ascii="Wingdings" w:hAnsi="Wingdings" w:hint="default"/>
       </w:rPr>
     </w:lvl>
   </w:abstractNum>
-  <w:abstractNum w:abstractNumId="39" w15:restartNumberingAfterBreak="0">
-    <w:nsid w:val="6E770A52"/>
+  <w:abstractNum w:abstractNumId="42" w15:restartNumberingAfterBreak="0">
+    <w:nsid w:val="6EF1678A"/>
     <w:multiLevelType w:val="hybridMultilevel"/>
-    <w:tmpl w:val="46F6A176"/>
+    <w:tmpl w:val="EBE8E32E"/>
     <w:lvl w:ilvl="0" w:tplc="04160001">
       <w:start w:val="1"/>
       <w:numFmt w:val="bullet"/>
       <w:lvlText w:val=""/>
       <w:lvlJc w:val="left"/>
       <w:pPr>
-        <w:ind w:left="780" w:hanging="360"/>
+        <w:ind w:left="720" w:hanging="360"/>
       </w:pPr>
       <w:rPr>
         <w:rFonts w:ascii="Symbol" w:hAnsi="Symbol" w:hint="default"/>
@@ -43679,7 +46068,7 @@
       <w:lvlText w:val="o"/>
       <w:lvlJc w:val="left"/>
       <w:pPr>
-        <w:ind w:left="1500" w:hanging="360"/>
+        <w:ind w:left="1440" w:hanging="360"/>
       </w:pPr>
       <w:rPr>
         <w:rFonts w:ascii="Courier New" w:hAnsi="Courier New" w:cs="Courier New" w:hint="default"/>
@@ -43691,7 +46080,7 @@
       <w:lvlText w:val=""/>
       <w:lvlJc w:val="left"/>
       <w:pPr>
-        <w:ind w:left="2220" w:hanging="360"/>
+        <w:ind w:left="2160" w:hanging="360"/>
       </w:pPr>
       <w:rPr>
         <w:rFonts w:ascii="Wingdings" w:hAnsi="Wingdings" w:hint="default"/>
@@ -43703,7 +46092,7 @@
       <w:lvlText w:val=""/>
       <w:lvlJc w:val="left"/>
       <w:pPr>
-        <w:ind w:left="2940" w:hanging="360"/>
+        <w:ind w:left="2880" w:hanging="360"/>
       </w:pPr>
       <w:rPr>
         <w:rFonts w:ascii="Symbol" w:hAnsi="Symbol" w:hint="default"/>
@@ -43715,7 +46104,7 @@
       <w:lvlText w:val="o"/>
       <w:lvlJc w:val="left"/>
       <w:pPr>
-        <w:ind w:left="3660" w:hanging="360"/>
+        <w:ind w:left="3600" w:hanging="360"/>
       </w:pPr>
       <w:rPr>
         <w:rFonts w:ascii="Courier New" w:hAnsi="Courier New" w:cs="Courier New" w:hint="default"/>
@@ -43727,7 +46116,7 @@
       <w:lvlText w:val=""/>
       <w:lvlJc w:val="left"/>
       <w:pPr>
-        <w:ind w:left="4380" w:hanging="360"/>
+        <w:ind w:left="4320" w:hanging="360"/>
       </w:pPr>
       <w:rPr>
         <w:rFonts w:ascii="Wingdings" w:hAnsi="Wingdings" w:hint="default"/>
@@ -43739,7 +46128,7 @@
       <w:lvlText w:val=""/>
       <w:lvlJc w:val="left"/>
       <w:pPr>
-        <w:ind w:left="5100" w:hanging="360"/>
+        <w:ind w:left="5040" w:hanging="360"/>
       </w:pPr>
       <w:rPr>
         <w:rFonts w:ascii="Symbol" w:hAnsi="Symbol" w:hint="default"/>
@@ -43751,7 +46140,7 @@
       <w:lvlText w:val="o"/>
       <w:lvlJc w:val="left"/>
       <w:pPr>
-        <w:ind w:left="5820" w:hanging="360"/>
+        <w:ind w:left="5760" w:hanging="360"/>
       </w:pPr>
       <w:rPr>
         <w:rFonts w:ascii="Courier New" w:hAnsi="Courier New" w:cs="Courier New" w:hint="default"/>
@@ -43763,17 +46152,356 @@
       <w:lvlText w:val=""/>
       <w:lvlJc w:val="left"/>
       <w:pPr>
-        <w:ind w:left="6540" w:hanging="360"/>
+        <w:ind w:left="6480" w:hanging="360"/>
       </w:pPr>
       <w:rPr>
         <w:rFonts w:ascii="Wingdings" w:hAnsi="Wingdings" w:hint="default"/>
       </w:rPr>
     </w:lvl>
   </w:abstractNum>
-  <w:abstractNum w:abstractNumId="40" w15:restartNumberingAfterBreak="0">
-    <w:nsid w:val="6EF1678A"/>
+  <w:abstractNum w:abstractNumId="43" w15:restartNumberingAfterBreak="0">
+    <w:nsid w:val="70FF1D55"/>
     <w:multiLevelType w:val="hybridMultilevel"/>
-    <w:tmpl w:val="EBE8E32E"/>
+    <w:tmpl w:val="F68048C6"/>
+    <w:lvl w:ilvl="0" w:tplc="69CAD75E">
+      <w:start w:val="1"/>
+      <w:numFmt w:val="bullet"/>
+      <w:lvlText w:val=""/>
+      <w:lvlJc w:val="left"/>
+      <w:pPr>
+        <w:ind w:left="720" w:hanging="360"/>
+      </w:pPr>
+      <w:rPr>
+        <w:rFonts w:ascii="Symbol" w:hAnsi="Symbol" w:hint="default"/>
+      </w:rPr>
+    </w:lvl>
+    <w:lvl w:ilvl="1" w:tplc="A8BA9C14">
+      <w:start w:val="1"/>
+      <w:numFmt w:val="bullet"/>
+      <w:lvlText w:val="o"/>
+      <w:lvlJc w:val="left"/>
+      <w:pPr>
+        <w:ind w:left="1440" w:hanging="360"/>
+      </w:pPr>
+      <w:rPr>
+        <w:rFonts w:ascii="Courier New" w:hAnsi="Courier New" w:hint="default"/>
+      </w:rPr>
+    </w:lvl>
+    <w:lvl w:ilvl="2" w:tplc="2A765618">
+      <w:start w:val="1"/>
+      <w:numFmt w:val="bullet"/>
+      <w:lvlText w:val=""/>
+      <w:lvlJc w:val="left"/>
+      <w:pPr>
+        <w:ind w:left="2160" w:hanging="360"/>
+      </w:pPr>
+      <w:rPr>
+        <w:rFonts w:ascii="Wingdings" w:hAnsi="Wingdings" w:hint="default"/>
+      </w:rPr>
+    </w:lvl>
+    <w:lvl w:ilvl="3" w:tplc="5ABAFA08">
+      <w:start w:val="1"/>
+      <w:numFmt w:val="bullet"/>
+      <w:lvlText w:val=""/>
+      <w:lvlJc w:val="left"/>
+      <w:pPr>
+        <w:ind w:left="2880" w:hanging="360"/>
+      </w:pPr>
+      <w:rPr>
+        <w:rFonts w:ascii="Symbol" w:hAnsi="Symbol" w:hint="default"/>
+      </w:rPr>
+    </w:lvl>
+    <w:lvl w:ilvl="4" w:tplc="AC84CA1C">
+      <w:start w:val="1"/>
+      <w:numFmt w:val="bullet"/>
+      <w:lvlText w:val="o"/>
+      <w:lvlJc w:val="left"/>
+      <w:pPr>
+        <w:ind w:left="3600" w:hanging="360"/>
+      </w:pPr>
+      <w:rPr>
+        <w:rFonts w:ascii="Courier New" w:hAnsi="Courier New" w:hint="default"/>
+      </w:rPr>
+    </w:lvl>
+    <w:lvl w:ilvl="5" w:tplc="2668D4A8">
+      <w:start w:val="1"/>
+      <w:numFmt w:val="bullet"/>
+      <w:lvlText w:val=""/>
+      <w:lvlJc w:val="left"/>
+      <w:pPr>
+        <w:ind w:left="4320" w:hanging="360"/>
+      </w:pPr>
+      <w:rPr>
+        <w:rFonts w:ascii="Wingdings" w:hAnsi="Wingdings" w:hint="default"/>
+      </w:rPr>
+    </w:lvl>
+    <w:lvl w:ilvl="6" w:tplc="ED9ABD30">
+      <w:start w:val="1"/>
+      <w:numFmt w:val="bullet"/>
+      <w:lvlText w:val=""/>
+      <w:lvlJc w:val="left"/>
+      <w:pPr>
+        <w:ind w:left="5040" w:hanging="360"/>
+      </w:pPr>
+      <w:rPr>
+        <w:rFonts w:ascii="Symbol" w:hAnsi="Symbol" w:hint="default"/>
+      </w:rPr>
+    </w:lvl>
+    <w:lvl w:ilvl="7" w:tplc="8D7A18BE">
+      <w:start w:val="1"/>
+      <w:numFmt w:val="bullet"/>
+      <w:lvlText w:val="o"/>
+      <w:lvlJc w:val="left"/>
+      <w:pPr>
+        <w:ind w:left="5760" w:hanging="360"/>
+      </w:pPr>
+      <w:rPr>
+        <w:rFonts w:ascii="Courier New" w:hAnsi="Courier New" w:hint="default"/>
+      </w:rPr>
+    </w:lvl>
+    <w:lvl w:ilvl="8" w:tplc="A4FC0A20">
+      <w:start w:val="1"/>
+      <w:numFmt w:val="bullet"/>
+      <w:lvlText w:val=""/>
+      <w:lvlJc w:val="left"/>
+      <w:pPr>
+        <w:ind w:left="6480" w:hanging="360"/>
+      </w:pPr>
+      <w:rPr>
+        <w:rFonts w:ascii="Wingdings" w:hAnsi="Wingdings" w:hint="default"/>
+      </w:rPr>
+    </w:lvl>
+  </w:abstractNum>
+  <w:abstractNum w:abstractNumId="44" w15:restartNumberingAfterBreak="0">
+    <w:nsid w:val="73DF0692"/>
+    <w:multiLevelType w:val="hybridMultilevel"/>
+    <w:tmpl w:val="8C980C06"/>
+    <w:lvl w:ilvl="0" w:tplc="BAD2A2B0">
+      <w:start w:val="1"/>
+      <w:numFmt w:val="bullet"/>
+      <w:lvlText w:val=""/>
+      <w:lvlJc w:val="left"/>
+      <w:pPr>
+        <w:ind w:left="720" w:hanging="360"/>
+      </w:pPr>
+      <w:rPr>
+        <w:rFonts w:ascii="Symbol" w:hAnsi="Symbol" w:hint="default"/>
+      </w:rPr>
+    </w:lvl>
+    <w:lvl w:ilvl="1" w:tplc="C4625C3E">
+      <w:start w:val="1"/>
+      <w:numFmt w:val="bullet"/>
+      <w:lvlText w:val="o"/>
+      <w:lvlJc w:val="left"/>
+      <w:pPr>
+        <w:ind w:left="1440" w:hanging="360"/>
+      </w:pPr>
+      <w:rPr>
+        <w:rFonts w:ascii="Courier New" w:hAnsi="Courier New" w:hint="default"/>
+      </w:rPr>
+    </w:lvl>
+    <w:lvl w:ilvl="2" w:tplc="3AEAA008">
+      <w:start w:val="1"/>
+      <w:numFmt w:val="bullet"/>
+      <w:lvlText w:val=""/>
+      <w:lvlJc w:val="left"/>
+      <w:pPr>
+        <w:ind w:left="2160" w:hanging="360"/>
+      </w:pPr>
+      <w:rPr>
+        <w:rFonts w:ascii="Wingdings" w:hAnsi="Wingdings" w:hint="default"/>
+      </w:rPr>
+    </w:lvl>
+    <w:lvl w:ilvl="3" w:tplc="EE22547C">
+      <w:start w:val="1"/>
+      <w:numFmt w:val="bullet"/>
+      <w:lvlText w:val=""/>
+      <w:lvlJc w:val="left"/>
+      <w:pPr>
+        <w:ind w:left="2880" w:hanging="360"/>
+      </w:pPr>
+      <w:rPr>
+        <w:rFonts w:ascii="Symbol" w:hAnsi="Symbol" w:hint="default"/>
+      </w:rPr>
+    </w:lvl>
+    <w:lvl w:ilvl="4" w:tplc="6930AF3E">
+      <w:start w:val="1"/>
+      <w:numFmt w:val="bullet"/>
+      <w:lvlText w:val="o"/>
+      <w:lvlJc w:val="left"/>
+      <w:pPr>
+        <w:ind w:left="3600" w:hanging="360"/>
+      </w:pPr>
+      <w:rPr>
+        <w:rFonts w:ascii="Courier New" w:hAnsi="Courier New" w:hint="default"/>
+      </w:rPr>
+    </w:lvl>
+    <w:lvl w:ilvl="5" w:tplc="673A7774">
+      <w:start w:val="1"/>
+      <w:numFmt w:val="bullet"/>
+      <w:lvlText w:val=""/>
+      <w:lvlJc w:val="left"/>
+      <w:pPr>
+        <w:ind w:left="4320" w:hanging="360"/>
+      </w:pPr>
+      <w:rPr>
+        <w:rFonts w:ascii="Wingdings" w:hAnsi="Wingdings" w:hint="default"/>
+      </w:rPr>
+    </w:lvl>
+    <w:lvl w:ilvl="6" w:tplc="04FA4118">
+      <w:start w:val="1"/>
+      <w:numFmt w:val="bullet"/>
+      <w:lvlText w:val=""/>
+      <w:lvlJc w:val="left"/>
+      <w:pPr>
+        <w:ind w:left="5040" w:hanging="360"/>
+      </w:pPr>
+      <w:rPr>
+        <w:rFonts w:ascii="Symbol" w:hAnsi="Symbol" w:hint="default"/>
+      </w:rPr>
+    </w:lvl>
+    <w:lvl w:ilvl="7" w:tplc="A1BE6F56">
+      <w:start w:val="1"/>
+      <w:numFmt w:val="bullet"/>
+      <w:lvlText w:val="o"/>
+      <w:lvlJc w:val="left"/>
+      <w:pPr>
+        <w:ind w:left="5760" w:hanging="360"/>
+      </w:pPr>
+      <w:rPr>
+        <w:rFonts w:ascii="Courier New" w:hAnsi="Courier New" w:hint="default"/>
+      </w:rPr>
+    </w:lvl>
+    <w:lvl w:ilvl="8" w:tplc="9BFCACA2">
+      <w:start w:val="1"/>
+      <w:numFmt w:val="bullet"/>
+      <w:lvlText w:val=""/>
+      <w:lvlJc w:val="left"/>
+      <w:pPr>
+        <w:ind w:left="6480" w:hanging="360"/>
+      </w:pPr>
+      <w:rPr>
+        <w:rFonts w:ascii="Wingdings" w:hAnsi="Wingdings" w:hint="default"/>
+      </w:rPr>
+    </w:lvl>
+  </w:abstractNum>
+  <w:abstractNum w:abstractNumId="45" w15:restartNumberingAfterBreak="0">
+    <w:nsid w:val="787A1D5A"/>
+    <w:multiLevelType w:val="hybridMultilevel"/>
+    <w:tmpl w:val="12AE105E"/>
+    <w:lvl w:ilvl="0" w:tplc="2A149F84">
+      <w:start w:val="1"/>
+      <w:numFmt w:val="bullet"/>
+      <w:lvlText w:val=""/>
+      <w:lvlJc w:val="left"/>
+      <w:pPr>
+        <w:ind w:left="720" w:hanging="360"/>
+      </w:pPr>
+      <w:rPr>
+        <w:rFonts w:ascii="Symbol" w:hAnsi="Symbol" w:hint="default"/>
+      </w:rPr>
+    </w:lvl>
+    <w:lvl w:ilvl="1" w:tplc="F698B30A">
+      <w:start w:val="1"/>
+      <w:numFmt w:val="bullet"/>
+      <w:lvlText w:val="o"/>
+      <w:lvlJc w:val="left"/>
+      <w:pPr>
+        <w:ind w:left="1440" w:hanging="360"/>
+      </w:pPr>
+      <w:rPr>
+        <w:rFonts w:ascii="Courier New" w:hAnsi="Courier New" w:hint="default"/>
+      </w:rPr>
+    </w:lvl>
+    <w:lvl w:ilvl="2" w:tplc="14789F06">
+      <w:start w:val="1"/>
+      <w:numFmt w:val="bullet"/>
+      <w:lvlText w:val=""/>
+      <w:lvlJc w:val="left"/>
+      <w:pPr>
+        <w:ind w:left="2160" w:hanging="360"/>
+      </w:pPr>
+      <w:rPr>
+        <w:rFonts w:ascii="Wingdings" w:hAnsi="Wingdings" w:hint="default"/>
+      </w:rPr>
+    </w:lvl>
+    <w:lvl w:ilvl="3" w:tplc="3F9CCAC0">
+      <w:start w:val="1"/>
+      <w:numFmt w:val="bullet"/>
+      <w:lvlText w:val=""/>
+      <w:lvlJc w:val="left"/>
+      <w:pPr>
+        <w:ind w:left="2880" w:hanging="360"/>
+      </w:pPr>
+      <w:rPr>
+        <w:rFonts w:ascii="Symbol" w:hAnsi="Symbol" w:hint="default"/>
+      </w:rPr>
+    </w:lvl>
+    <w:lvl w:ilvl="4" w:tplc="D26029F2">
+      <w:start w:val="1"/>
+      <w:numFmt w:val="bullet"/>
+      <w:lvlText w:val="o"/>
+      <w:lvlJc w:val="left"/>
+      <w:pPr>
+        <w:ind w:left="3600" w:hanging="360"/>
+      </w:pPr>
+      <w:rPr>
+        <w:rFonts w:ascii="Courier New" w:hAnsi="Courier New" w:hint="default"/>
+      </w:rPr>
+    </w:lvl>
+    <w:lvl w:ilvl="5" w:tplc="9C18C194">
+      <w:start w:val="1"/>
+      <w:numFmt w:val="bullet"/>
+      <w:lvlText w:val=""/>
+      <w:lvlJc w:val="left"/>
+      <w:pPr>
+        <w:ind w:left="4320" w:hanging="360"/>
+      </w:pPr>
+      <w:rPr>
+        <w:rFonts w:ascii="Wingdings" w:hAnsi="Wingdings" w:hint="default"/>
+      </w:rPr>
+    </w:lvl>
+    <w:lvl w:ilvl="6" w:tplc="C8F4BD7E">
+      <w:start w:val="1"/>
+      <w:numFmt w:val="bullet"/>
+      <w:lvlText w:val=""/>
+      <w:lvlJc w:val="left"/>
+      <w:pPr>
+        <w:ind w:left="5040" w:hanging="360"/>
+      </w:pPr>
+      <w:rPr>
+        <w:rFonts w:ascii="Symbol" w:hAnsi="Symbol" w:hint="default"/>
+      </w:rPr>
+    </w:lvl>
+    <w:lvl w:ilvl="7" w:tplc="3A461042">
+      <w:start w:val="1"/>
+      <w:numFmt w:val="bullet"/>
+      <w:lvlText w:val="o"/>
+      <w:lvlJc w:val="left"/>
+      <w:pPr>
+        <w:ind w:left="5760" w:hanging="360"/>
+      </w:pPr>
+      <w:rPr>
+        <w:rFonts w:ascii="Courier New" w:hAnsi="Courier New" w:hint="default"/>
+      </w:rPr>
+    </w:lvl>
+    <w:lvl w:ilvl="8" w:tplc="323C9516">
+      <w:start w:val="1"/>
+      <w:numFmt w:val="bullet"/>
+      <w:lvlText w:val=""/>
+      <w:lvlJc w:val="left"/>
+      <w:pPr>
+        <w:ind w:left="6480" w:hanging="360"/>
+      </w:pPr>
+      <w:rPr>
+        <w:rFonts w:ascii="Wingdings" w:hAnsi="Wingdings" w:hint="default"/>
+      </w:rPr>
+    </w:lvl>
+  </w:abstractNum>
+  <w:abstractNum w:abstractNumId="46" w15:restartNumberingAfterBreak="0">
+    <w:nsid w:val="7BD746D1"/>
+    <w:multiLevelType w:val="hybridMultilevel"/>
+    <w:tmpl w:val="F566FD8E"/>
     <w:lvl w:ilvl="0" w:tplc="04160001">
       <w:start w:val="1"/>
       <w:numFmt w:val="bullet"/>
@@ -43883,349 +46611,10 @@
       </w:rPr>
     </w:lvl>
   </w:abstractNum>
-  <w:abstractNum w:abstractNumId="41" w15:restartNumberingAfterBreak="0">
-    <w:nsid w:val="70FF1D55"/>
+  <w:abstractNum w:abstractNumId="47" w15:restartNumberingAfterBreak="0">
+    <w:nsid w:val="7CCF5888"/>
     <w:multiLevelType w:val="hybridMultilevel"/>
-    <w:tmpl w:val="F68048C6"/>
-    <w:lvl w:ilvl="0" w:tplc="69CAD75E">
-      <w:start w:val="1"/>
-      <w:numFmt w:val="bullet"/>
-      <w:lvlText w:val=""/>
-      <w:lvlJc w:val="left"/>
-      <w:pPr>
-        <w:ind w:left="720" w:hanging="360"/>
-      </w:pPr>
-      <w:rPr>
-        <w:rFonts w:ascii="Symbol" w:hAnsi="Symbol" w:hint="default"/>
-      </w:rPr>
-    </w:lvl>
-    <w:lvl w:ilvl="1" w:tplc="A8BA9C14">
-      <w:start w:val="1"/>
-      <w:numFmt w:val="bullet"/>
-      <w:lvlText w:val="o"/>
-      <w:lvlJc w:val="left"/>
-      <w:pPr>
-        <w:ind w:left="1440" w:hanging="360"/>
-      </w:pPr>
-      <w:rPr>
-        <w:rFonts w:ascii="Courier New" w:hAnsi="Courier New" w:hint="default"/>
-      </w:rPr>
-    </w:lvl>
-    <w:lvl w:ilvl="2" w:tplc="2A765618">
-      <w:start w:val="1"/>
-      <w:numFmt w:val="bullet"/>
-      <w:lvlText w:val=""/>
-      <w:lvlJc w:val="left"/>
-      <w:pPr>
-        <w:ind w:left="2160" w:hanging="360"/>
-      </w:pPr>
-      <w:rPr>
-        <w:rFonts w:ascii="Wingdings" w:hAnsi="Wingdings" w:hint="default"/>
-      </w:rPr>
-    </w:lvl>
-    <w:lvl w:ilvl="3" w:tplc="5ABAFA08">
-      <w:start w:val="1"/>
-      <w:numFmt w:val="bullet"/>
-      <w:lvlText w:val=""/>
-      <w:lvlJc w:val="left"/>
-      <w:pPr>
-        <w:ind w:left="2880" w:hanging="360"/>
-      </w:pPr>
-      <w:rPr>
-        <w:rFonts w:ascii="Symbol" w:hAnsi="Symbol" w:hint="default"/>
-      </w:rPr>
-    </w:lvl>
-    <w:lvl w:ilvl="4" w:tplc="AC84CA1C">
-      <w:start w:val="1"/>
-      <w:numFmt w:val="bullet"/>
-      <w:lvlText w:val="o"/>
-      <w:lvlJc w:val="left"/>
-      <w:pPr>
-        <w:ind w:left="3600" w:hanging="360"/>
-      </w:pPr>
-      <w:rPr>
-        <w:rFonts w:ascii="Courier New" w:hAnsi="Courier New" w:hint="default"/>
-      </w:rPr>
-    </w:lvl>
-    <w:lvl w:ilvl="5" w:tplc="2668D4A8">
-      <w:start w:val="1"/>
-      <w:numFmt w:val="bullet"/>
-      <w:lvlText w:val=""/>
-      <w:lvlJc w:val="left"/>
-      <w:pPr>
-        <w:ind w:left="4320" w:hanging="360"/>
-      </w:pPr>
-      <w:rPr>
-        <w:rFonts w:ascii="Wingdings" w:hAnsi="Wingdings" w:hint="default"/>
-      </w:rPr>
-    </w:lvl>
-    <w:lvl w:ilvl="6" w:tplc="ED9ABD30">
-      <w:start w:val="1"/>
-      <w:numFmt w:val="bullet"/>
-      <w:lvlText w:val=""/>
-      <w:lvlJc w:val="left"/>
-      <w:pPr>
-        <w:ind w:left="5040" w:hanging="360"/>
-      </w:pPr>
-      <w:rPr>
-        <w:rFonts w:ascii="Symbol" w:hAnsi="Symbol" w:hint="default"/>
-      </w:rPr>
-    </w:lvl>
-    <w:lvl w:ilvl="7" w:tplc="8D7A18BE">
-      <w:start w:val="1"/>
-      <w:numFmt w:val="bullet"/>
-      <w:lvlText w:val="o"/>
-      <w:lvlJc w:val="left"/>
-      <w:pPr>
-        <w:ind w:left="5760" w:hanging="360"/>
-      </w:pPr>
-      <w:rPr>
-        <w:rFonts w:ascii="Courier New" w:hAnsi="Courier New" w:hint="default"/>
-      </w:rPr>
-    </w:lvl>
-    <w:lvl w:ilvl="8" w:tplc="A4FC0A20">
-      <w:start w:val="1"/>
-      <w:numFmt w:val="bullet"/>
-      <w:lvlText w:val=""/>
-      <w:lvlJc w:val="left"/>
-      <w:pPr>
-        <w:ind w:left="6480" w:hanging="360"/>
-      </w:pPr>
-      <w:rPr>
-        <w:rFonts w:ascii="Wingdings" w:hAnsi="Wingdings" w:hint="default"/>
-      </w:rPr>
-    </w:lvl>
-  </w:abstractNum>
-  <w:abstractNum w:abstractNumId="42" w15:restartNumberingAfterBreak="0">
-    <w:nsid w:val="73DF0692"/>
-    <w:multiLevelType w:val="hybridMultilevel"/>
-    <w:tmpl w:val="8C980C06"/>
-    <w:lvl w:ilvl="0" w:tplc="BAD2A2B0">
-      <w:start w:val="1"/>
-      <w:numFmt w:val="bullet"/>
-      <w:lvlText w:val=""/>
-      <w:lvlJc w:val="left"/>
-      <w:pPr>
-        <w:ind w:left="720" w:hanging="360"/>
-      </w:pPr>
-      <w:rPr>
-        <w:rFonts w:ascii="Symbol" w:hAnsi="Symbol" w:hint="default"/>
-      </w:rPr>
-    </w:lvl>
-    <w:lvl w:ilvl="1" w:tplc="C4625C3E">
-      <w:start w:val="1"/>
-      <w:numFmt w:val="bullet"/>
-      <w:lvlText w:val="o"/>
-      <w:lvlJc w:val="left"/>
-      <w:pPr>
-        <w:ind w:left="1440" w:hanging="360"/>
-      </w:pPr>
-      <w:rPr>
-        <w:rFonts w:ascii="Courier New" w:hAnsi="Courier New" w:hint="default"/>
-      </w:rPr>
-    </w:lvl>
-    <w:lvl w:ilvl="2" w:tplc="3AEAA008">
-      <w:start w:val="1"/>
-      <w:numFmt w:val="bullet"/>
-      <w:lvlText w:val=""/>
-      <w:lvlJc w:val="left"/>
-      <w:pPr>
-        <w:ind w:left="2160" w:hanging="360"/>
-      </w:pPr>
-      <w:rPr>
-        <w:rFonts w:ascii="Wingdings" w:hAnsi="Wingdings" w:hint="default"/>
-      </w:rPr>
-    </w:lvl>
-    <w:lvl w:ilvl="3" w:tplc="EE22547C">
-      <w:start w:val="1"/>
-      <w:numFmt w:val="bullet"/>
-      <w:lvlText w:val=""/>
-      <w:lvlJc w:val="left"/>
-      <w:pPr>
-        <w:ind w:left="2880" w:hanging="360"/>
-      </w:pPr>
-      <w:rPr>
-        <w:rFonts w:ascii="Symbol" w:hAnsi="Symbol" w:hint="default"/>
-      </w:rPr>
-    </w:lvl>
-    <w:lvl w:ilvl="4" w:tplc="6930AF3E">
-      <w:start w:val="1"/>
-      <w:numFmt w:val="bullet"/>
-      <w:lvlText w:val="o"/>
-      <w:lvlJc w:val="left"/>
-      <w:pPr>
-        <w:ind w:left="3600" w:hanging="360"/>
-      </w:pPr>
-      <w:rPr>
-        <w:rFonts w:ascii="Courier New" w:hAnsi="Courier New" w:hint="default"/>
-      </w:rPr>
-    </w:lvl>
-    <w:lvl w:ilvl="5" w:tplc="673A7774">
-      <w:start w:val="1"/>
-      <w:numFmt w:val="bullet"/>
-      <w:lvlText w:val=""/>
-      <w:lvlJc w:val="left"/>
-      <w:pPr>
-        <w:ind w:left="4320" w:hanging="360"/>
-      </w:pPr>
-      <w:rPr>
-        <w:rFonts w:ascii="Wingdings" w:hAnsi="Wingdings" w:hint="default"/>
-      </w:rPr>
-    </w:lvl>
-    <w:lvl w:ilvl="6" w:tplc="04FA4118">
-      <w:start w:val="1"/>
-      <w:numFmt w:val="bullet"/>
-      <w:lvlText w:val=""/>
-      <w:lvlJc w:val="left"/>
-      <w:pPr>
-        <w:ind w:left="5040" w:hanging="360"/>
-      </w:pPr>
-      <w:rPr>
-        <w:rFonts w:ascii="Symbol" w:hAnsi="Symbol" w:hint="default"/>
-      </w:rPr>
-    </w:lvl>
-    <w:lvl w:ilvl="7" w:tplc="A1BE6F56">
-      <w:start w:val="1"/>
-      <w:numFmt w:val="bullet"/>
-      <w:lvlText w:val="o"/>
-      <w:lvlJc w:val="left"/>
-      <w:pPr>
-        <w:ind w:left="5760" w:hanging="360"/>
-      </w:pPr>
-      <w:rPr>
-        <w:rFonts w:ascii="Courier New" w:hAnsi="Courier New" w:hint="default"/>
-      </w:rPr>
-    </w:lvl>
-    <w:lvl w:ilvl="8" w:tplc="9BFCACA2">
-      <w:start w:val="1"/>
-      <w:numFmt w:val="bullet"/>
-      <w:lvlText w:val=""/>
-      <w:lvlJc w:val="left"/>
-      <w:pPr>
-        <w:ind w:left="6480" w:hanging="360"/>
-      </w:pPr>
-      <w:rPr>
-        <w:rFonts w:ascii="Wingdings" w:hAnsi="Wingdings" w:hint="default"/>
-      </w:rPr>
-    </w:lvl>
-  </w:abstractNum>
-  <w:abstractNum w:abstractNumId="43" w15:restartNumberingAfterBreak="0">
-    <w:nsid w:val="787A1D5A"/>
-    <w:multiLevelType w:val="hybridMultilevel"/>
-    <w:tmpl w:val="12AE105E"/>
-    <w:lvl w:ilvl="0" w:tplc="2A149F84">
-      <w:start w:val="1"/>
-      <w:numFmt w:val="bullet"/>
-      <w:lvlText w:val=""/>
-      <w:lvlJc w:val="left"/>
-      <w:pPr>
-        <w:ind w:left="720" w:hanging="360"/>
-      </w:pPr>
-      <w:rPr>
-        <w:rFonts w:ascii="Symbol" w:hAnsi="Symbol" w:hint="default"/>
-      </w:rPr>
-    </w:lvl>
-    <w:lvl w:ilvl="1" w:tplc="F698B30A">
-      <w:start w:val="1"/>
-      <w:numFmt w:val="bullet"/>
-      <w:lvlText w:val="o"/>
-      <w:lvlJc w:val="left"/>
-      <w:pPr>
-        <w:ind w:left="1440" w:hanging="360"/>
-      </w:pPr>
-      <w:rPr>
-        <w:rFonts w:ascii="Courier New" w:hAnsi="Courier New" w:hint="default"/>
-      </w:rPr>
-    </w:lvl>
-    <w:lvl w:ilvl="2" w:tplc="14789F06">
-      <w:start w:val="1"/>
-      <w:numFmt w:val="bullet"/>
-      <w:lvlText w:val=""/>
-      <w:lvlJc w:val="left"/>
-      <w:pPr>
-        <w:ind w:left="2160" w:hanging="360"/>
-      </w:pPr>
-      <w:rPr>
-        <w:rFonts w:ascii="Wingdings" w:hAnsi="Wingdings" w:hint="default"/>
-      </w:rPr>
-    </w:lvl>
-    <w:lvl w:ilvl="3" w:tplc="3F9CCAC0">
-      <w:start w:val="1"/>
-      <w:numFmt w:val="bullet"/>
-      <w:lvlText w:val=""/>
-      <w:lvlJc w:val="left"/>
-      <w:pPr>
-        <w:ind w:left="2880" w:hanging="360"/>
-      </w:pPr>
-      <w:rPr>
-        <w:rFonts w:ascii="Symbol" w:hAnsi="Symbol" w:hint="default"/>
-      </w:rPr>
-    </w:lvl>
-    <w:lvl w:ilvl="4" w:tplc="D26029F2">
-      <w:start w:val="1"/>
-      <w:numFmt w:val="bullet"/>
-      <w:lvlText w:val="o"/>
-      <w:lvlJc w:val="left"/>
-      <w:pPr>
-        <w:ind w:left="3600" w:hanging="360"/>
-      </w:pPr>
-      <w:rPr>
-        <w:rFonts w:ascii="Courier New" w:hAnsi="Courier New" w:hint="default"/>
-      </w:rPr>
-    </w:lvl>
-    <w:lvl w:ilvl="5" w:tplc="9C18C194">
-      <w:start w:val="1"/>
-      <w:numFmt w:val="bullet"/>
-      <w:lvlText w:val=""/>
-      <w:lvlJc w:val="left"/>
-      <w:pPr>
-        <w:ind w:left="4320" w:hanging="360"/>
-      </w:pPr>
-      <w:rPr>
-        <w:rFonts w:ascii="Wingdings" w:hAnsi="Wingdings" w:hint="default"/>
-      </w:rPr>
-    </w:lvl>
-    <w:lvl w:ilvl="6" w:tplc="C8F4BD7E">
-      <w:start w:val="1"/>
-      <w:numFmt w:val="bullet"/>
-      <w:lvlText w:val=""/>
-      <w:lvlJc w:val="left"/>
-      <w:pPr>
-        <w:ind w:left="5040" w:hanging="360"/>
-      </w:pPr>
-      <w:rPr>
-        <w:rFonts w:ascii="Symbol" w:hAnsi="Symbol" w:hint="default"/>
-      </w:rPr>
-    </w:lvl>
-    <w:lvl w:ilvl="7" w:tplc="3A461042">
-      <w:start w:val="1"/>
-      <w:numFmt w:val="bullet"/>
-      <w:lvlText w:val="o"/>
-      <w:lvlJc w:val="left"/>
-      <w:pPr>
-        <w:ind w:left="5760" w:hanging="360"/>
-      </w:pPr>
-      <w:rPr>
-        <w:rFonts w:ascii="Courier New" w:hAnsi="Courier New" w:hint="default"/>
-      </w:rPr>
-    </w:lvl>
-    <w:lvl w:ilvl="8" w:tplc="323C9516">
-      <w:start w:val="1"/>
-      <w:numFmt w:val="bullet"/>
-      <w:lvlText w:val=""/>
-      <w:lvlJc w:val="left"/>
-      <w:pPr>
-        <w:ind w:left="6480" w:hanging="360"/>
-      </w:pPr>
-      <w:rPr>
-        <w:rFonts w:ascii="Wingdings" w:hAnsi="Wingdings" w:hint="default"/>
-      </w:rPr>
-    </w:lvl>
-  </w:abstractNum>
-  <w:abstractNum w:abstractNumId="44" w15:restartNumberingAfterBreak="0">
-    <w:nsid w:val="7BD746D1"/>
-    <w:multiLevelType w:val="hybridMultilevel"/>
-    <w:tmpl w:val="F566FD8E"/>
+    <w:tmpl w:val="32C05B22"/>
     <w:lvl w:ilvl="0" w:tplc="04160001">
       <w:start w:val="1"/>
       <w:numFmt w:val="bullet"/>
@@ -44335,10 +46724,10 @@
       </w:rPr>
     </w:lvl>
   </w:abstractNum>
-  <w:abstractNum w:abstractNumId="45" w15:restartNumberingAfterBreak="0">
-    <w:nsid w:val="7CCF5888"/>
+  <w:abstractNum w:abstractNumId="48" w15:restartNumberingAfterBreak="0">
+    <w:nsid w:val="7E2C2825"/>
     <w:multiLevelType w:val="hybridMultilevel"/>
-    <w:tmpl w:val="32C05B22"/>
+    <w:tmpl w:val="8512A6C8"/>
     <w:lvl w:ilvl="0" w:tplc="04160001">
       <w:start w:val="1"/>
       <w:numFmt w:val="bullet"/>
@@ -44448,10 +46837,10 @@
       </w:rPr>
     </w:lvl>
   </w:abstractNum>
-  <w:abstractNum w:abstractNumId="46" w15:restartNumberingAfterBreak="0">
-    <w:nsid w:val="7E2C2825"/>
+  <w:abstractNum w:abstractNumId="49" w15:restartNumberingAfterBreak="0">
+    <w:nsid w:val="7E833417"/>
     <w:multiLevelType w:val="hybridMultilevel"/>
-    <w:tmpl w:val="8512A6C8"/>
+    <w:tmpl w:val="27462748"/>
     <w:lvl w:ilvl="0" w:tplc="04160001">
       <w:start w:val="1"/>
       <w:numFmt w:val="bullet"/>
@@ -44561,120 +46950,7 @@
       </w:rPr>
     </w:lvl>
   </w:abstractNum>
-  <w:abstractNum w:abstractNumId="47" w15:restartNumberingAfterBreak="0">
-    <w:nsid w:val="7E833417"/>
-    <w:multiLevelType w:val="hybridMultilevel"/>
-    <w:tmpl w:val="27462748"/>
-    <w:lvl w:ilvl="0" w:tplc="04160001">
-      <w:start w:val="1"/>
-      <w:numFmt w:val="bullet"/>
-      <w:lvlText w:val=""/>
-      <w:lvlJc w:val="left"/>
-      <w:pPr>
-        <w:ind w:left="720" w:hanging="360"/>
-      </w:pPr>
-      <w:rPr>
-        <w:rFonts w:ascii="Symbol" w:hAnsi="Symbol" w:hint="default"/>
-      </w:rPr>
-    </w:lvl>
-    <w:lvl w:ilvl="1" w:tplc="04160003" w:tentative="1">
-      <w:start w:val="1"/>
-      <w:numFmt w:val="bullet"/>
-      <w:lvlText w:val="o"/>
-      <w:lvlJc w:val="left"/>
-      <w:pPr>
-        <w:ind w:left="1440" w:hanging="360"/>
-      </w:pPr>
-      <w:rPr>
-        <w:rFonts w:ascii="Courier New" w:hAnsi="Courier New" w:cs="Courier New" w:hint="default"/>
-      </w:rPr>
-    </w:lvl>
-    <w:lvl w:ilvl="2" w:tplc="04160005" w:tentative="1">
-      <w:start w:val="1"/>
-      <w:numFmt w:val="bullet"/>
-      <w:lvlText w:val=""/>
-      <w:lvlJc w:val="left"/>
-      <w:pPr>
-        <w:ind w:left="2160" w:hanging="360"/>
-      </w:pPr>
-      <w:rPr>
-        <w:rFonts w:ascii="Wingdings" w:hAnsi="Wingdings" w:hint="default"/>
-      </w:rPr>
-    </w:lvl>
-    <w:lvl w:ilvl="3" w:tplc="04160001" w:tentative="1">
-      <w:start w:val="1"/>
-      <w:numFmt w:val="bullet"/>
-      <w:lvlText w:val=""/>
-      <w:lvlJc w:val="left"/>
-      <w:pPr>
-        <w:ind w:left="2880" w:hanging="360"/>
-      </w:pPr>
-      <w:rPr>
-        <w:rFonts w:ascii="Symbol" w:hAnsi="Symbol" w:hint="default"/>
-      </w:rPr>
-    </w:lvl>
-    <w:lvl w:ilvl="4" w:tplc="04160003" w:tentative="1">
-      <w:start w:val="1"/>
-      <w:numFmt w:val="bullet"/>
-      <w:lvlText w:val="o"/>
-      <w:lvlJc w:val="left"/>
-      <w:pPr>
-        <w:ind w:left="3600" w:hanging="360"/>
-      </w:pPr>
-      <w:rPr>
-        <w:rFonts w:ascii="Courier New" w:hAnsi="Courier New" w:cs="Courier New" w:hint="default"/>
-      </w:rPr>
-    </w:lvl>
-    <w:lvl w:ilvl="5" w:tplc="04160005" w:tentative="1">
-      <w:start w:val="1"/>
-      <w:numFmt w:val="bullet"/>
-      <w:lvlText w:val=""/>
-      <w:lvlJc w:val="left"/>
-      <w:pPr>
-        <w:ind w:left="4320" w:hanging="360"/>
-      </w:pPr>
-      <w:rPr>
-        <w:rFonts w:ascii="Wingdings" w:hAnsi="Wingdings" w:hint="default"/>
-      </w:rPr>
-    </w:lvl>
-    <w:lvl w:ilvl="6" w:tplc="04160001" w:tentative="1">
-      <w:start w:val="1"/>
-      <w:numFmt w:val="bullet"/>
-      <w:lvlText w:val=""/>
-      <w:lvlJc w:val="left"/>
-      <w:pPr>
-        <w:ind w:left="5040" w:hanging="360"/>
-      </w:pPr>
-      <w:rPr>
-        <w:rFonts w:ascii="Symbol" w:hAnsi="Symbol" w:hint="default"/>
-      </w:rPr>
-    </w:lvl>
-    <w:lvl w:ilvl="7" w:tplc="04160003" w:tentative="1">
-      <w:start w:val="1"/>
-      <w:numFmt w:val="bullet"/>
-      <w:lvlText w:val="o"/>
-      <w:lvlJc w:val="left"/>
-      <w:pPr>
-        <w:ind w:left="5760" w:hanging="360"/>
-      </w:pPr>
-      <w:rPr>
-        <w:rFonts w:ascii="Courier New" w:hAnsi="Courier New" w:cs="Courier New" w:hint="default"/>
-      </w:rPr>
-    </w:lvl>
-    <w:lvl w:ilvl="8" w:tplc="04160005" w:tentative="1">
-      <w:start w:val="1"/>
-      <w:numFmt w:val="bullet"/>
-      <w:lvlText w:val=""/>
-      <w:lvlJc w:val="left"/>
-      <w:pPr>
-        <w:ind w:left="6480" w:hanging="360"/>
-      </w:pPr>
-      <w:rPr>
-        <w:rFonts w:ascii="Wingdings" w:hAnsi="Wingdings" w:hint="default"/>
-      </w:rPr>
-    </w:lvl>
-  </w:abstractNum>
-  <w:abstractNum w:abstractNumId="48" w15:restartNumberingAfterBreak="0">
+  <w:abstractNum w:abstractNumId="50" w15:restartNumberingAfterBreak="0">
     <w:nsid w:val="7EC220D2"/>
     <w:multiLevelType w:val="hybridMultilevel"/>
     <w:tmpl w:val="BCEAFCD8"/>
@@ -44788,151 +47064,157 @@
     </w:lvl>
   </w:abstractNum>
   <w:num w:numId="1" w16cid:durableId="1937902568">
-    <w:abstractNumId w:val="43"/>
+    <w:abstractNumId w:val="45"/>
   </w:num>
   <w:num w:numId="2" w16cid:durableId="715853690">
-    <w:abstractNumId w:val="41"/>
+    <w:abstractNumId w:val="43"/>
   </w:num>
   <w:num w:numId="3" w16cid:durableId="1577352076">
     <w:abstractNumId w:val="0"/>
   </w:num>
   <w:num w:numId="4" w16cid:durableId="1346052195">
+    <w:abstractNumId w:val="21"/>
+  </w:num>
+  <w:num w:numId="5" w16cid:durableId="1175923698">
+    <w:abstractNumId w:val="44"/>
+  </w:num>
+  <w:num w:numId="6" w16cid:durableId="1165977739">
+    <w:abstractNumId w:val="34"/>
+  </w:num>
+  <w:num w:numId="7" w16cid:durableId="1953438242">
+    <w:abstractNumId w:val="26"/>
+  </w:num>
+  <w:num w:numId="8" w16cid:durableId="1565406394">
+    <w:abstractNumId w:val="14"/>
+  </w:num>
+  <w:num w:numId="9" w16cid:durableId="359358291">
+    <w:abstractNumId w:val="18"/>
+  </w:num>
+  <w:num w:numId="10" w16cid:durableId="265892111">
+    <w:abstractNumId w:val="17"/>
+  </w:num>
+  <w:num w:numId="11" w16cid:durableId="1380127352">
+    <w:abstractNumId w:val="25"/>
+  </w:num>
+  <w:num w:numId="12" w16cid:durableId="1464498435">
+    <w:abstractNumId w:val="8"/>
+  </w:num>
+  <w:num w:numId="13" w16cid:durableId="1672445144">
+    <w:abstractNumId w:val="24"/>
+  </w:num>
+  <w:num w:numId="14" w16cid:durableId="346561158">
+    <w:abstractNumId w:val="20"/>
+  </w:num>
+  <w:num w:numId="15" w16cid:durableId="629286227">
+    <w:abstractNumId w:val="50"/>
+  </w:num>
+  <w:num w:numId="16" w16cid:durableId="1569270605">
+    <w:abstractNumId w:val="35"/>
+  </w:num>
+  <w:num w:numId="17" w16cid:durableId="384989017">
+    <w:abstractNumId w:val="30"/>
+  </w:num>
+  <w:num w:numId="18" w16cid:durableId="136537603">
+    <w:abstractNumId w:val="6"/>
+  </w:num>
+  <w:num w:numId="19" w16cid:durableId="439185133">
+    <w:abstractNumId w:val="39"/>
+  </w:num>
+  <w:num w:numId="20" w16cid:durableId="2075201023">
     <w:abstractNumId w:val="19"/>
   </w:num>
-  <w:num w:numId="5" w16cid:durableId="1175923698">
-    <w:abstractNumId w:val="42"/>
+  <w:num w:numId="21" w16cid:durableId="1302269190">
+    <w:abstractNumId w:val="16"/>
   </w:num>
-  <w:num w:numId="6" w16cid:durableId="1165977739">
+  <w:num w:numId="22" w16cid:durableId="1280406101">
+    <w:abstractNumId w:val="12"/>
+  </w:num>
+  <w:num w:numId="23" w16cid:durableId="2085564502">
+    <w:abstractNumId w:val="47"/>
+  </w:num>
+  <w:num w:numId="24" w16cid:durableId="306669176">
+    <w:abstractNumId w:val="23"/>
+  </w:num>
+  <w:num w:numId="25" w16cid:durableId="1598171362">
+    <w:abstractNumId w:val="37"/>
+  </w:num>
+  <w:num w:numId="26" w16cid:durableId="1744990279">
+    <w:abstractNumId w:val="46"/>
+  </w:num>
+  <w:num w:numId="27" w16cid:durableId="1287347325">
     <w:abstractNumId w:val="32"/>
   </w:num>
-  <w:num w:numId="7" w16cid:durableId="1953438242">
-    <w:abstractNumId w:val="24"/>
+  <w:num w:numId="28" w16cid:durableId="351683463">
+    <w:abstractNumId w:val="28"/>
   </w:num>
-  <w:num w:numId="8" w16cid:durableId="1565406394">
-    <w:abstractNumId w:val="12"/>
+  <w:num w:numId="29" w16cid:durableId="407776408">
+    <w:abstractNumId w:val="41"/>
   </w:num>
-  <w:num w:numId="9" w16cid:durableId="359358291">
-    <w:abstractNumId w:val="16"/>
+  <w:num w:numId="30" w16cid:durableId="543251788">
+    <w:abstractNumId w:val="33"/>
   </w:num>
-  <w:num w:numId="10" w16cid:durableId="265892111">
+  <w:num w:numId="31" w16cid:durableId="648285586">
+    <w:abstractNumId w:val="49"/>
+  </w:num>
+  <w:num w:numId="32" w16cid:durableId="792292171">
+    <w:abstractNumId w:val="31"/>
+  </w:num>
+  <w:num w:numId="33" w16cid:durableId="46148808">
+    <w:abstractNumId w:val="38"/>
+  </w:num>
+  <w:num w:numId="34" w16cid:durableId="1315990703">
+    <w:abstractNumId w:val="10"/>
+  </w:num>
+  <w:num w:numId="35" w16cid:durableId="1254242260">
+    <w:abstractNumId w:val="27"/>
+  </w:num>
+  <w:num w:numId="36" w16cid:durableId="1326590448">
     <w:abstractNumId w:val="15"/>
   </w:num>
-  <w:num w:numId="11" w16cid:durableId="1380127352">
-    <w:abstractNumId w:val="23"/>
-  </w:num>
-  <w:num w:numId="12" w16cid:durableId="1464498435">
-    <w:abstractNumId w:val="7"/>
-  </w:num>
-  <w:num w:numId="13" w16cid:durableId="1672445144">
-    <w:abstractNumId w:val="22"/>
-  </w:num>
-  <w:num w:numId="14" w16cid:durableId="346561158">
-    <w:abstractNumId w:val="18"/>
-  </w:num>
-  <w:num w:numId="15" w16cid:durableId="629286227">
-    <w:abstractNumId w:val="48"/>
-  </w:num>
-  <w:num w:numId="16" w16cid:durableId="1569270605">
-    <w:abstractNumId w:val="33"/>
-  </w:num>
-  <w:num w:numId="17" w16cid:durableId="384989017">
-    <w:abstractNumId w:val="28"/>
-  </w:num>
-  <w:num w:numId="18" w16cid:durableId="136537603">
-    <w:abstractNumId w:val="5"/>
-  </w:num>
-  <w:num w:numId="19" w16cid:durableId="439185133">
-    <w:abstractNumId w:val="37"/>
-  </w:num>
-  <w:num w:numId="20" w16cid:durableId="2075201023">
-    <w:abstractNumId w:val="17"/>
-  </w:num>
-  <w:num w:numId="21" w16cid:durableId="1302269190">
-    <w:abstractNumId w:val="14"/>
-  </w:num>
-  <w:num w:numId="22" w16cid:durableId="1280406101">
-    <w:abstractNumId w:val="11"/>
-  </w:num>
-  <w:num w:numId="23" w16cid:durableId="2085564502">
-    <w:abstractNumId w:val="45"/>
-  </w:num>
-  <w:num w:numId="24" w16cid:durableId="306669176">
-    <w:abstractNumId w:val="21"/>
-  </w:num>
-  <w:num w:numId="25" w16cid:durableId="1598171362">
-    <w:abstractNumId w:val="35"/>
-  </w:num>
-  <w:num w:numId="26" w16cid:durableId="1744990279">
-    <w:abstractNumId w:val="44"/>
-  </w:num>
-  <w:num w:numId="27" w16cid:durableId="1287347325">
-    <w:abstractNumId w:val="30"/>
-  </w:num>
-  <w:num w:numId="28" w16cid:durableId="351683463">
-    <w:abstractNumId w:val="26"/>
-  </w:num>
-  <w:num w:numId="29" w16cid:durableId="407776408">
-    <w:abstractNumId w:val="39"/>
-  </w:num>
-  <w:num w:numId="30" w16cid:durableId="543251788">
-    <w:abstractNumId w:val="31"/>
-  </w:num>
-  <w:num w:numId="31" w16cid:durableId="648285586">
-    <w:abstractNumId w:val="47"/>
-  </w:num>
-  <w:num w:numId="32" w16cid:durableId="792292171">
-    <w:abstractNumId w:val="29"/>
-  </w:num>
-  <w:num w:numId="33" w16cid:durableId="46148808">
+  <w:num w:numId="37" w16cid:durableId="1662393184">
     <w:abstractNumId w:val="36"/>
-  </w:num>
-  <w:num w:numId="34" w16cid:durableId="1315990703">
-    <w:abstractNumId w:val="9"/>
-  </w:num>
-  <w:num w:numId="35" w16cid:durableId="1254242260">
-    <w:abstractNumId w:val="25"/>
-  </w:num>
-  <w:num w:numId="36" w16cid:durableId="1326590448">
-    <w:abstractNumId w:val="13"/>
-  </w:num>
-  <w:num w:numId="37" w16cid:durableId="1662393184">
-    <w:abstractNumId w:val="34"/>
   </w:num>
   <w:num w:numId="38" w16cid:durableId="806780367">
     <w:abstractNumId w:val="2"/>
   </w:num>
   <w:num w:numId="39" w16cid:durableId="1888756795">
-    <w:abstractNumId w:val="6"/>
+    <w:abstractNumId w:val="7"/>
   </w:num>
   <w:num w:numId="40" w16cid:durableId="825778576">
-    <w:abstractNumId w:val="8"/>
+    <w:abstractNumId w:val="9"/>
   </w:num>
   <w:num w:numId="41" w16cid:durableId="2054034858">
-    <w:abstractNumId w:val="10"/>
+    <w:abstractNumId w:val="11"/>
   </w:num>
   <w:num w:numId="42" w16cid:durableId="109402871">
-    <w:abstractNumId w:val="40"/>
+    <w:abstractNumId w:val="42"/>
   </w:num>
   <w:num w:numId="43" w16cid:durableId="244849578">
-    <w:abstractNumId w:val="46"/>
+    <w:abstractNumId w:val="48"/>
   </w:num>
   <w:num w:numId="44" w16cid:durableId="583614907">
     <w:abstractNumId w:val="3"/>
   </w:num>
   <w:num w:numId="45" w16cid:durableId="1870951998">
-    <w:abstractNumId w:val="27"/>
+    <w:abstractNumId w:val="29"/>
   </w:num>
   <w:num w:numId="46" w16cid:durableId="1606300849">
-    <w:abstractNumId w:val="38"/>
+    <w:abstractNumId w:val="40"/>
   </w:num>
   <w:num w:numId="47" w16cid:durableId="1075471652">
-    <w:abstractNumId w:val="20"/>
+    <w:abstractNumId w:val="22"/>
   </w:num>
   <w:num w:numId="48" w16cid:durableId="1063336468">
     <w:abstractNumId w:val="1"/>
   </w:num>
   <w:num w:numId="49" w16cid:durableId="956791272">
+    <w:abstractNumId w:val="5"/>
+  </w:num>
+  <w:num w:numId="50" w16cid:durableId="187839097">
     <w:abstractNumId w:val="4"/>
+  </w:num>
+  <w:num w:numId="51" w16cid:durableId="1180924246">
+    <w:abstractNumId w:val="13"/>
   </w:num>
   <w:numIdMacAtCleanup w:val="40"/>
 </w:numbering>
@@ -45336,7 +47618,7 @@
   <w:style w:type="paragraph" w:default="1" w:styleId="Normal">
     <w:name w:val="Normal"/>
     <w:qFormat/>
-    <w:rsid w:val="005F1A69"/>
+    <w:rsid w:val="001C306E"/>
   </w:style>
   <w:style w:type="paragraph" w:styleId="Ttulo1">
     <w:name w:val="heading 1"/>
@@ -48285,21 +50567,6 @@
 </file>
 
 <file path=customXml/item2.xml><?xml version="1.0" encoding="utf-8"?>
-<p:properties xmlns:p="http://schemas.microsoft.com/office/2006/metadata/properties" xmlns:xsi="http://www.w3.org/2001/XMLSchema-instance" xmlns:pc="http://schemas.microsoft.com/office/infopath/2007/PartnerControls">
-  <documentManagement>
-    <lcf76f155ced4ddcb4097134ff3c332f xmlns="2214257c-3034-47ae-80fc-868cff0674b1">
-      <Terms xmlns="http://schemas.microsoft.com/office/infopath/2007/PartnerControls"/>
-    </lcf76f155ced4ddcb4097134ff3c332f>
-    <TaxCatchAll xmlns="58a76fc6-a52c-426f-befd-1c938c250ca5" xsi:nil="true"/>
-  </documentManagement>
-</p:properties>
-</file>
-
-<file path=customXml/item3.xml><?xml version="1.0" encoding="utf-8"?>
-<b:Sources xmlns:b="http://schemas.openxmlformats.org/officeDocument/2006/bibliography" xmlns="http://schemas.openxmlformats.org/officeDocument/2006/bibliography" SelectedStyle="\APA.XSL" StyleName="APA"/>
-</file>
-
-<file path=customXml/item4.xml><?xml version="1.0" encoding="utf-8"?>
 <ct:contentTypeSchema xmlns:ct="http://schemas.microsoft.com/office/2006/metadata/contentType" xmlns:ma="http://schemas.microsoft.com/office/2006/metadata/properties/metaAttributes" ct:_="" ma:_="" ma:contentTypeName="Documento" ma:contentTypeID="0x010100A756CE9980A2D244BBF3410B85E97969" ma:contentTypeVersion="12" ma:contentTypeDescription="Crie um novo documento." ma:contentTypeScope="" ma:versionID="fc734d25fe141415038450bd8c596af2">
   <xsd:schema xmlns:xsd="http://www.w3.org/2001/XMLSchema" xmlns:xs="http://www.w3.org/2001/XMLSchema" xmlns:p="http://schemas.microsoft.com/office/2006/metadata/properties" xmlns:ns2="2214257c-3034-47ae-80fc-868cff0674b1" xmlns:ns3="58a76fc6-a52c-426f-befd-1c938c250ca5" targetNamespace="http://schemas.microsoft.com/office/2006/metadata/properties" ma:root="true" ma:fieldsID="5e6338f016a8039eea06c59e5e639c4a" ns2:_="" ns3:_="">
     <xsd:import namespace="2214257c-3034-47ae-80fc-868cff0674b1"/>
@@ -48500,6 +50767,21 @@
 </ct:contentTypeSchema>
 </file>
 
+<file path=customXml/item3.xml><?xml version="1.0" encoding="utf-8"?>
+<b:Sources xmlns:b="http://schemas.openxmlformats.org/officeDocument/2006/bibliography" xmlns="http://schemas.openxmlformats.org/officeDocument/2006/bibliography" SelectedStyle="\APA.XSL" StyleName="APA"/>
+</file>
+
+<file path=customXml/item4.xml><?xml version="1.0" encoding="utf-8"?>
+<p:properties xmlns:p="http://schemas.microsoft.com/office/2006/metadata/properties" xmlns:xsi="http://www.w3.org/2001/XMLSchema-instance" xmlns:pc="http://schemas.microsoft.com/office/infopath/2007/PartnerControls">
+  <documentManagement>
+    <lcf76f155ced4ddcb4097134ff3c332f xmlns="2214257c-3034-47ae-80fc-868cff0674b1">
+      <Terms xmlns="http://schemas.microsoft.com/office/infopath/2007/PartnerControls"/>
+    </lcf76f155ced4ddcb4097134ff3c332f>
+    <TaxCatchAll xmlns="58a76fc6-a52c-426f-befd-1c938c250ca5" xsi:nil="true"/>
+  </documentManagement>
+</p:properties>
+</file>
+
 <file path=customXml/itemProps1.xml><?xml version="1.0" encoding="utf-8"?>
 <ds:datastoreItem xmlns:ds="http://schemas.openxmlformats.org/officeDocument/2006/customXml" ds:itemID="{CF3B2EF8-15CB-4A76-AA4F-FCCB351ED477}">
   <ds:schemaRefs>
@@ -48509,25 +50791,6 @@
 </file>
 
 <file path=customXml/itemProps2.xml><?xml version="1.0" encoding="utf-8"?>
-<ds:datastoreItem xmlns:ds="http://schemas.openxmlformats.org/officeDocument/2006/customXml" ds:itemID="{78ED5B45-89A5-4695-9435-CC2544F3EB46}">
-  <ds:schemaRefs>
-    <ds:schemaRef ds:uri="http://schemas.microsoft.com/office/2006/metadata/properties"/>
-    <ds:schemaRef ds:uri="http://schemas.microsoft.com/office/infopath/2007/PartnerControls"/>
-    <ds:schemaRef ds:uri="2214257c-3034-47ae-80fc-868cff0674b1"/>
-    <ds:schemaRef ds:uri="58a76fc6-a52c-426f-befd-1c938c250ca5"/>
-  </ds:schemaRefs>
-</ds:datastoreItem>
-</file>
-
-<file path=customXml/itemProps3.xml><?xml version="1.0" encoding="utf-8"?>
-<ds:datastoreItem xmlns:ds="http://schemas.openxmlformats.org/officeDocument/2006/customXml" ds:itemID="{1A5F1CBF-30BA-41D4-836B-CE3DA7F95189}">
-  <ds:schemaRefs>
-    <ds:schemaRef ds:uri="http://schemas.openxmlformats.org/officeDocument/2006/bibliography"/>
-  </ds:schemaRefs>
-</ds:datastoreItem>
-</file>
-
-<file path=customXml/itemProps4.xml><?xml version="1.0" encoding="utf-8"?>
 <ds:datastoreItem xmlns:ds="http://schemas.openxmlformats.org/officeDocument/2006/customXml" ds:itemID="{27DB057D-A72E-4000-8E1D-4E25EB89C9D9}">
   <ds:schemaRefs>
     <ds:schemaRef ds:uri="http://schemas.microsoft.com/office/2006/metadata/contentType"/>
@@ -48544,4 +50807,23 @@
     <ds:schemaRef ds:uri="http://schemas.microsoft.com/internal/obd"/>
   </ds:schemaRefs>
 </ds:datastoreItem>
+</file>
+
+<file path=customXml/itemProps3.xml><?xml version="1.0" encoding="utf-8"?>
+<ds:datastoreItem xmlns:ds="http://schemas.openxmlformats.org/officeDocument/2006/customXml" ds:itemID="{1A5F1CBF-30BA-41D4-836B-CE3DA7F95189}">
+  <ds:schemaRefs>
+    <ds:schemaRef ds:uri="http://schemas.openxmlformats.org/officeDocument/2006/bibliography"/>
+  </ds:schemaRefs>
+</ds:datastoreItem>
+</file>
+
+<file path=customXml/itemProps4.xml><?xml version="1.0" encoding="utf-8"?>
+<ds:datastoreItem xmlns:ds="http://schemas.openxmlformats.org/officeDocument/2006/customXml" ds:itemID="{78ED5B45-89A5-4695-9435-CC2544F3EB46}">
+  <ds:schemaRefs>
+    <ds:schemaRef ds:uri="http://schemas.microsoft.com/office/2006/metadata/properties"/>
+    <ds:schemaRef ds:uri="http://schemas.microsoft.com/office/infopath/2007/PartnerControls"/>
+    <ds:schemaRef ds:uri="2214257c-3034-47ae-80fc-868cff0674b1"/>
+    <ds:schemaRef ds:uri="58a76fc6-a52c-426f-befd-1c938c250ca5"/>
+  </ds:schemaRefs>
+</ds:datastoreItem>
 </file>
--- a/Documentação/Relatório.docx
+++ b/Documentação/Relatório.docx
@@ -2368,6 +2368,7 @@
           <w:docPartUnique/>
         </w:docPartObj>
       </w:sdtPr>
+      <w:sdtEndPr/>
       <w:sdtContent>
         <w:p>
           <w:pPr>
@@ -2417,7 +2418,7 @@
             </w:rPr>
             <w:fldChar w:fldCharType="separate"/>
           </w:r>
-          <w:hyperlink w:anchor="_Toc182002661" w:history="1">
+          <w:hyperlink w:anchor="_Toc184683272" w:history="1">
             <w:r>
               <w:rPr>
                 <w:rStyle w:val="Hyperlink"/>
@@ -2465,7 +2466,7 @@
                 <w:noProof/>
                 <w:webHidden/>
               </w:rPr>
-              <w:instrText xml:space="preserve"> PAGEREF _Toc182002661 \h </w:instrText>
+              <w:instrText xml:space="preserve"> PAGEREF _Toc184683272 \h </w:instrText>
             </w:r>
             <w:r>
               <w:rPr>
@@ -2509,7 +2510,7 @@
               <w14:ligatures w14:val="standardContextual"/>
             </w:rPr>
           </w:pPr>
-          <w:hyperlink w:anchor="_Toc182002662" w:history="1">
+          <w:hyperlink w:anchor="_Toc184683273" w:history="1">
             <w:r>
               <w:rPr>
                 <w:rStyle w:val="Hyperlink"/>
@@ -2557,7 +2558,7 @@
                 <w:noProof/>
                 <w:webHidden/>
               </w:rPr>
-              <w:instrText xml:space="preserve"> PAGEREF _Toc182002662 \h </w:instrText>
+              <w:instrText xml:space="preserve"> PAGEREF _Toc184683273 \h </w:instrText>
             </w:r>
             <w:r>
               <w:rPr>
@@ -2601,7 +2602,7 @@
               <w14:ligatures w14:val="standardContextual"/>
             </w:rPr>
           </w:pPr>
-          <w:hyperlink w:anchor="_Toc182002663" w:history="1">
+          <w:hyperlink w:anchor="_Toc184683274" w:history="1">
             <w:r>
               <w:rPr>
                 <w:rStyle w:val="Hyperlink"/>
@@ -2649,7 +2650,7 @@
                 <w:noProof/>
                 <w:webHidden/>
               </w:rPr>
-              <w:instrText xml:space="preserve"> PAGEREF _Toc182002663 \h </w:instrText>
+              <w:instrText xml:space="preserve"> PAGEREF _Toc184683274 \h </w:instrText>
             </w:r>
             <w:r>
               <w:rPr>
@@ -2693,7 +2694,7 @@
               <w14:ligatures w14:val="standardContextual"/>
             </w:rPr>
           </w:pPr>
-          <w:hyperlink w:anchor="_Toc182002664" w:history="1">
+          <w:hyperlink w:anchor="_Toc184683275" w:history="1">
             <w:r>
               <w:rPr>
                 <w:rStyle w:val="Hyperlink"/>
@@ -2741,7 +2742,7 @@
                 <w:noProof/>
                 <w:webHidden/>
               </w:rPr>
-              <w:instrText xml:space="preserve"> PAGEREF _Toc182002664 \h </w:instrText>
+              <w:instrText xml:space="preserve"> PAGEREF _Toc184683275 \h </w:instrText>
             </w:r>
             <w:r>
               <w:rPr>
@@ -2785,7 +2786,7 @@
               <w14:ligatures w14:val="standardContextual"/>
             </w:rPr>
           </w:pPr>
-          <w:hyperlink w:anchor="_Toc182002665" w:history="1">
+          <w:hyperlink w:anchor="_Toc184683276" w:history="1">
             <w:r>
               <w:rPr>
                 <w:rStyle w:val="Hyperlink"/>
@@ -2833,7 +2834,7 @@
                 <w:noProof/>
                 <w:webHidden/>
               </w:rPr>
-              <w:instrText xml:space="preserve"> PAGEREF _Toc182002665 \h </w:instrText>
+              <w:instrText xml:space="preserve"> PAGEREF _Toc184683276 \h </w:instrText>
             </w:r>
             <w:r>
               <w:rPr>
@@ -2877,7 +2878,7 @@
               <w14:ligatures w14:val="standardContextual"/>
             </w:rPr>
           </w:pPr>
-          <w:hyperlink w:anchor="_Toc182002666" w:history="1">
+          <w:hyperlink w:anchor="_Toc184683277" w:history="1">
             <w:r>
               <w:rPr>
                 <w:rStyle w:val="Hyperlink"/>
@@ -2925,7 +2926,7 @@
                 <w:noProof/>
                 <w:webHidden/>
               </w:rPr>
-              <w:instrText xml:space="preserve"> PAGEREF _Toc182002666 \h </w:instrText>
+              <w:instrText xml:space="preserve"> PAGEREF _Toc184683277 \h </w:instrText>
             </w:r>
             <w:r>
               <w:rPr>
@@ -2969,7 +2970,7 @@
               <w14:ligatures w14:val="standardContextual"/>
             </w:rPr>
           </w:pPr>
-          <w:hyperlink w:anchor="_Toc182002667" w:history="1">
+          <w:hyperlink w:anchor="_Toc184683278" w:history="1">
             <w:r>
               <w:rPr>
                 <w:rStyle w:val="Hyperlink"/>
@@ -3017,7 +3018,7 @@
                 <w:noProof/>
                 <w:webHidden/>
               </w:rPr>
-              <w:instrText xml:space="preserve"> PAGEREF _Toc182002667 \h </w:instrText>
+              <w:instrText xml:space="preserve"> PAGEREF _Toc184683278 \h </w:instrText>
             </w:r>
             <w:r>
               <w:rPr>
@@ -3061,7 +3062,7 @@
               <w14:ligatures w14:val="standardContextual"/>
             </w:rPr>
           </w:pPr>
-          <w:hyperlink w:anchor="_Toc182002668" w:history="1">
+          <w:hyperlink w:anchor="_Toc184683279" w:history="1">
             <w:r>
               <w:rPr>
                 <w:rStyle w:val="Hyperlink"/>
@@ -3109,7 +3110,7 @@
                 <w:noProof/>
                 <w:webHidden/>
               </w:rPr>
-              <w:instrText xml:space="preserve"> PAGEREF _Toc182002668 \h </w:instrText>
+              <w:instrText xml:space="preserve"> PAGEREF _Toc184683279 \h </w:instrText>
             </w:r>
             <w:r>
               <w:rPr>
@@ -3153,7 +3154,7 @@
               <w14:ligatures w14:val="standardContextual"/>
             </w:rPr>
           </w:pPr>
-          <w:hyperlink w:anchor="_Toc182002669" w:history="1">
+          <w:hyperlink w:anchor="_Toc184683280" w:history="1">
             <w:r>
               <w:rPr>
                 <w:rStyle w:val="Hyperlink"/>
@@ -3203,7 +3204,7 @@
                 <w:noProof/>
                 <w:webHidden/>
               </w:rPr>
-              <w:instrText xml:space="preserve"> PAGEREF _Toc182002669 \h </w:instrText>
+              <w:instrText xml:space="preserve"> PAGEREF _Toc184683280 \h </w:instrText>
             </w:r>
             <w:r>
               <w:rPr>
@@ -3247,7 +3248,7 @@
               <w14:ligatures w14:val="standardContextual"/>
             </w:rPr>
           </w:pPr>
-          <w:hyperlink w:anchor="_Toc182002670" w:history="1">
+          <w:hyperlink w:anchor="_Toc184683281" w:history="1">
             <w:r>
               <w:rPr>
                 <w:rStyle w:val="Hyperlink"/>
@@ -3297,7 +3298,7 @@
                 <w:noProof/>
                 <w:webHidden/>
               </w:rPr>
-              <w:instrText xml:space="preserve"> PAGEREF _Toc182002670 \h </w:instrText>
+              <w:instrText xml:space="preserve"> PAGEREF _Toc184683281 \h </w:instrText>
             </w:r>
             <w:r>
               <w:rPr>
@@ -3341,7 +3342,7 @@
               <w14:ligatures w14:val="standardContextual"/>
             </w:rPr>
           </w:pPr>
-          <w:hyperlink w:anchor="_Toc182002671" w:history="1">
+          <w:hyperlink w:anchor="_Toc184683282" w:history="1">
             <w:r>
               <w:rPr>
                 <w:rStyle w:val="Hyperlink"/>
@@ -3389,7 +3390,7 @@
                 <w:noProof/>
                 <w:webHidden/>
               </w:rPr>
-              <w:instrText xml:space="preserve"> PAGEREF _Toc182002671 \h </w:instrText>
+              <w:instrText xml:space="preserve"> PAGEREF _Toc184683282 \h </w:instrText>
             </w:r>
             <w:r>
               <w:rPr>
@@ -3433,7 +3434,7 @@
               <w14:ligatures w14:val="standardContextual"/>
             </w:rPr>
           </w:pPr>
-          <w:hyperlink w:anchor="_Toc182002672" w:history="1">
+          <w:hyperlink w:anchor="_Toc184683283" w:history="1">
             <w:r>
               <w:rPr>
                 <w:rStyle w:val="Hyperlink"/>
@@ -3481,7 +3482,7 @@
                 <w:noProof/>
                 <w:webHidden/>
               </w:rPr>
-              <w:instrText xml:space="preserve"> PAGEREF _Toc182002672 \h </w:instrText>
+              <w:instrText xml:space="preserve"> PAGEREF _Toc184683283 \h </w:instrText>
             </w:r>
             <w:r>
               <w:rPr>
@@ -3525,7 +3526,7 @@
               <w14:ligatures w14:val="standardContextual"/>
             </w:rPr>
           </w:pPr>
-          <w:hyperlink w:anchor="_Toc182002673" w:history="1">
+          <w:hyperlink w:anchor="_Toc184683284" w:history="1">
             <w:r>
               <w:rPr>
                 <w:rStyle w:val="Hyperlink"/>
@@ -3573,7 +3574,7 @@
                 <w:noProof/>
                 <w:webHidden/>
               </w:rPr>
-              <w:instrText xml:space="preserve"> PAGEREF _Toc182002673 \h </w:instrText>
+              <w:instrText xml:space="preserve"> PAGEREF _Toc184683284 \h </w:instrText>
             </w:r>
             <w:r>
               <w:rPr>
@@ -3617,7 +3618,7 @@
               <w14:ligatures w14:val="standardContextual"/>
             </w:rPr>
           </w:pPr>
-          <w:hyperlink w:anchor="_Toc182002674" w:history="1">
+          <w:hyperlink w:anchor="_Toc184683285" w:history="1">
             <w:r>
               <w:rPr>
                 <w:rStyle w:val="Hyperlink"/>
@@ -3665,7 +3666,7 @@
                 <w:noProof/>
                 <w:webHidden/>
               </w:rPr>
-              <w:instrText xml:space="preserve"> PAGEREF _Toc182002674 \h </w:instrText>
+              <w:instrText xml:space="preserve"> PAGEREF _Toc184683285 \h </w:instrText>
             </w:r>
             <w:r>
               <w:rPr>
@@ -3709,7 +3710,7 @@
               <w14:ligatures w14:val="standardContextual"/>
             </w:rPr>
           </w:pPr>
-          <w:hyperlink w:anchor="_Toc182002675" w:history="1">
+          <w:hyperlink w:anchor="_Toc184683286" w:history="1">
             <w:r>
               <w:rPr>
                 <w:rStyle w:val="Hyperlink"/>
@@ -3757,7 +3758,7 @@
                 <w:noProof/>
                 <w:webHidden/>
               </w:rPr>
-              <w:instrText xml:space="preserve"> PAGEREF _Toc182002675 \h </w:instrText>
+              <w:instrText xml:space="preserve"> PAGEREF _Toc184683286 \h </w:instrText>
             </w:r>
             <w:r>
               <w:rPr>
@@ -3801,7 +3802,7 @@
               <w14:ligatures w14:val="standardContextual"/>
             </w:rPr>
           </w:pPr>
-          <w:hyperlink w:anchor="_Toc182002676" w:history="1">
+          <w:hyperlink w:anchor="_Toc184683287" w:history="1">
             <w:r>
               <w:rPr>
                 <w:rStyle w:val="Hyperlink"/>
@@ -3849,7 +3850,7 @@
                 <w:noProof/>
                 <w:webHidden/>
               </w:rPr>
-              <w:instrText xml:space="preserve"> PAGEREF _Toc182002676 \h </w:instrText>
+              <w:instrText xml:space="preserve"> PAGEREF _Toc184683287 \h </w:instrText>
             </w:r>
             <w:r>
               <w:rPr>
@@ -3893,7 +3894,7 @@
               <w14:ligatures w14:val="standardContextual"/>
             </w:rPr>
           </w:pPr>
-          <w:hyperlink w:anchor="_Toc182002677" w:history="1">
+          <w:hyperlink w:anchor="_Toc184683288" w:history="1">
             <w:r>
               <w:rPr>
                 <w:rStyle w:val="Hyperlink"/>
@@ -3941,7 +3942,7 @@
                 <w:noProof/>
                 <w:webHidden/>
               </w:rPr>
-              <w:instrText xml:space="preserve"> PAGEREF _Toc182002677 \h </w:instrText>
+              <w:instrText xml:space="preserve"> PAGEREF _Toc184683288 \h </w:instrText>
             </w:r>
             <w:r>
               <w:rPr>
@@ -3985,7 +3986,7 @@
               <w14:ligatures w14:val="standardContextual"/>
             </w:rPr>
           </w:pPr>
-          <w:hyperlink w:anchor="_Toc182002678" w:history="1">
+          <w:hyperlink w:anchor="_Toc184683289" w:history="1">
             <w:r>
               <w:rPr>
                 <w:rStyle w:val="Hyperlink"/>
@@ -4033,7 +4034,7 @@
                 <w:noProof/>
                 <w:webHidden/>
               </w:rPr>
-              <w:instrText xml:space="preserve"> PAGEREF _Toc182002678 \h </w:instrText>
+              <w:instrText xml:space="preserve"> PAGEREF _Toc184683289 \h </w:instrText>
             </w:r>
             <w:r>
               <w:rPr>
@@ -4077,7 +4078,7 @@
               <w14:ligatures w14:val="standardContextual"/>
             </w:rPr>
           </w:pPr>
-          <w:hyperlink w:anchor="_Toc182002679" w:history="1">
+          <w:hyperlink w:anchor="_Toc184683290" w:history="1">
             <w:r>
               <w:rPr>
                 <w:rStyle w:val="Hyperlink"/>
@@ -4125,7 +4126,7 @@
                 <w:noProof/>
                 <w:webHidden/>
               </w:rPr>
-              <w:instrText xml:space="preserve"> PAGEREF _Toc182002679 \h </w:instrText>
+              <w:instrText xml:space="preserve"> PAGEREF _Toc184683290 \h </w:instrText>
             </w:r>
             <w:r>
               <w:rPr>
@@ -4169,7 +4170,7 @@
               <w14:ligatures w14:val="standardContextual"/>
             </w:rPr>
           </w:pPr>
-          <w:hyperlink w:anchor="_Toc182002680" w:history="1">
+          <w:hyperlink w:anchor="_Toc184683291" w:history="1">
             <w:r>
               <w:rPr>
                 <w:rStyle w:val="Hyperlink"/>
@@ -4217,7 +4218,7 @@
                 <w:noProof/>
                 <w:webHidden/>
               </w:rPr>
-              <w:instrText xml:space="preserve"> PAGEREF _Toc182002680 \h </w:instrText>
+              <w:instrText xml:space="preserve"> PAGEREF _Toc184683291 \h </w:instrText>
             </w:r>
             <w:r>
               <w:rPr>
@@ -4261,7 +4262,7 @@
               <w14:ligatures w14:val="standardContextual"/>
             </w:rPr>
           </w:pPr>
-          <w:hyperlink w:anchor="_Toc182002681" w:history="1">
+          <w:hyperlink w:anchor="_Toc184683292" w:history="1">
             <w:r>
               <w:rPr>
                 <w:rStyle w:val="Hyperlink"/>
@@ -4309,7 +4310,7 @@
                 <w:noProof/>
                 <w:webHidden/>
               </w:rPr>
-              <w:instrText xml:space="preserve"> PAGEREF _Toc182002681 \h </w:instrText>
+              <w:instrText xml:space="preserve"> PAGEREF _Toc184683292 \h </w:instrText>
             </w:r>
             <w:r>
               <w:rPr>
@@ -4353,7 +4354,7 @@
               <w14:ligatures w14:val="standardContextual"/>
             </w:rPr>
           </w:pPr>
-          <w:hyperlink w:anchor="_Toc182002682" w:history="1">
+          <w:hyperlink w:anchor="_Toc184683293" w:history="1">
             <w:r>
               <w:rPr>
                 <w:rStyle w:val="Hyperlink"/>
@@ -4401,7 +4402,7 @@
                 <w:noProof/>
                 <w:webHidden/>
               </w:rPr>
-              <w:instrText xml:space="preserve"> PAGEREF _Toc182002682 \h </w:instrText>
+              <w:instrText xml:space="preserve"> PAGEREF _Toc184683293 \h </w:instrText>
             </w:r>
             <w:r>
               <w:rPr>
@@ -4445,7 +4446,7 @@
               <w14:ligatures w14:val="standardContextual"/>
             </w:rPr>
           </w:pPr>
-          <w:hyperlink w:anchor="_Toc182002683" w:history="1">
+          <w:hyperlink w:anchor="_Toc184683294" w:history="1">
             <w:r>
               <w:rPr>
                 <w:rStyle w:val="Hyperlink"/>
@@ -4493,7 +4494,7 @@
                 <w:noProof/>
                 <w:webHidden/>
               </w:rPr>
-              <w:instrText xml:space="preserve"> PAGEREF _Toc182002683 \h </w:instrText>
+              <w:instrText xml:space="preserve"> PAGEREF _Toc184683294 \h </w:instrText>
             </w:r>
             <w:r>
               <w:rPr>
@@ -4537,7 +4538,7 @@
               <w14:ligatures w14:val="standardContextual"/>
             </w:rPr>
           </w:pPr>
-          <w:hyperlink w:anchor="_Toc182002684" w:history="1">
+          <w:hyperlink w:anchor="_Toc184683295" w:history="1">
             <w:r>
               <w:rPr>
                 <w:rStyle w:val="Hyperlink"/>
@@ -4585,7 +4586,7 @@
                 <w:noProof/>
                 <w:webHidden/>
               </w:rPr>
-              <w:instrText xml:space="preserve"> PAGEREF _Toc182002684 \h </w:instrText>
+              <w:instrText xml:space="preserve"> PAGEREF _Toc184683295 \h </w:instrText>
             </w:r>
             <w:r>
               <w:rPr>
@@ -4629,7 +4630,7 @@
               <w14:ligatures w14:val="standardContextual"/>
             </w:rPr>
           </w:pPr>
-          <w:hyperlink w:anchor="_Toc182002685" w:history="1">
+          <w:hyperlink w:anchor="_Toc184683296" w:history="1">
             <w:r>
               <w:rPr>
                 <w:rStyle w:val="Hyperlink"/>
@@ -4677,7 +4678,7 @@
                 <w:noProof/>
                 <w:webHidden/>
               </w:rPr>
-              <w:instrText xml:space="preserve"> PAGEREF _Toc182002685 \h </w:instrText>
+              <w:instrText xml:space="preserve"> PAGEREF _Toc184683296 \h </w:instrText>
             </w:r>
             <w:r>
               <w:rPr>
@@ -4721,7 +4722,7 @@
               <w14:ligatures w14:val="standardContextual"/>
             </w:rPr>
           </w:pPr>
-          <w:hyperlink w:anchor="_Toc182002686" w:history="1">
+          <w:hyperlink w:anchor="_Toc184683297" w:history="1">
             <w:r>
               <w:rPr>
                 <w:rStyle w:val="Hyperlink"/>
@@ -4769,7 +4770,7 @@
                 <w:noProof/>
                 <w:webHidden/>
               </w:rPr>
-              <w:instrText xml:space="preserve"> PAGEREF _Toc182002686 \h </w:instrText>
+              <w:instrText xml:space="preserve"> PAGEREF _Toc184683297 \h </w:instrText>
             </w:r>
             <w:r>
               <w:rPr>
@@ -4813,7 +4814,7 @@
               <w14:ligatures w14:val="standardContextual"/>
             </w:rPr>
           </w:pPr>
-          <w:hyperlink w:anchor="_Toc182002687" w:history="1">
+          <w:hyperlink w:anchor="_Toc184683298" w:history="1">
             <w:r>
               <w:rPr>
                 <w:rStyle w:val="Hyperlink"/>
@@ -4861,7 +4862,7 @@
                 <w:noProof/>
                 <w:webHidden/>
               </w:rPr>
-              <w:instrText xml:space="preserve"> PAGEREF _Toc182002687 \h </w:instrText>
+              <w:instrText xml:space="preserve"> PAGEREF _Toc184683298 \h </w:instrText>
             </w:r>
             <w:r>
               <w:rPr>
@@ -4905,7 +4906,7 @@
               <w14:ligatures w14:val="standardContextual"/>
             </w:rPr>
           </w:pPr>
-          <w:hyperlink w:anchor="_Toc182002688" w:history="1">
+          <w:hyperlink w:anchor="_Toc184683299" w:history="1">
             <w:r>
               <w:rPr>
                 <w:rStyle w:val="Hyperlink"/>
@@ -4953,7 +4954,7 @@
                 <w:noProof/>
                 <w:webHidden/>
               </w:rPr>
-              <w:instrText xml:space="preserve"> PAGEREF _Toc182002688 \h </w:instrText>
+              <w:instrText xml:space="preserve"> PAGEREF _Toc184683299 \h </w:instrText>
             </w:r>
             <w:r>
               <w:rPr>
@@ -4997,7 +4998,7 @@
               <w14:ligatures w14:val="standardContextual"/>
             </w:rPr>
           </w:pPr>
-          <w:hyperlink w:anchor="_Toc182002689" w:history="1">
+          <w:hyperlink w:anchor="_Toc184683300" w:history="1">
             <w:r>
               <w:rPr>
                 <w:rStyle w:val="Hyperlink"/>
@@ -5045,7 +5046,7 @@
                 <w:noProof/>
                 <w:webHidden/>
               </w:rPr>
-              <w:instrText xml:space="preserve"> PAGEREF _Toc182002689 \h </w:instrText>
+              <w:instrText xml:space="preserve"> PAGEREF _Toc184683300 \h </w:instrText>
             </w:r>
             <w:r>
               <w:rPr>
@@ -5089,7 +5090,7 @@
               <w14:ligatures w14:val="standardContextual"/>
             </w:rPr>
           </w:pPr>
-          <w:hyperlink w:anchor="_Toc182002690" w:history="1">
+          <w:hyperlink w:anchor="_Toc184683301" w:history="1">
             <w:r>
               <w:rPr>
                 <w:rStyle w:val="Hyperlink"/>
@@ -5137,7 +5138,7 @@
                 <w:noProof/>
                 <w:webHidden/>
               </w:rPr>
-              <w:instrText xml:space="preserve"> PAGEREF _Toc182002690 \h </w:instrText>
+              <w:instrText xml:space="preserve"> PAGEREF _Toc184683301 \h </w:instrText>
             </w:r>
             <w:r>
               <w:rPr>
@@ -5181,7 +5182,7 @@
               <w14:ligatures w14:val="standardContextual"/>
             </w:rPr>
           </w:pPr>
-          <w:hyperlink w:anchor="_Toc182002691" w:history="1">
+          <w:hyperlink w:anchor="_Toc184683302" w:history="1">
             <w:r>
               <w:rPr>
                 <w:rStyle w:val="Hyperlink"/>
@@ -5229,7 +5230,7 @@
                 <w:noProof/>
                 <w:webHidden/>
               </w:rPr>
-              <w:instrText xml:space="preserve"> PAGEREF _Toc182002691 \h </w:instrText>
+              <w:instrText xml:space="preserve"> PAGEREF _Toc184683302 \h </w:instrText>
             </w:r>
             <w:r>
               <w:rPr>
@@ -5273,7 +5274,7 @@
               <w14:ligatures w14:val="standardContextual"/>
             </w:rPr>
           </w:pPr>
-          <w:hyperlink w:anchor="_Toc182002692" w:history="1">
+          <w:hyperlink w:anchor="_Toc184683303" w:history="1">
             <w:r>
               <w:rPr>
                 <w:rStyle w:val="Hyperlink"/>
@@ -5321,7 +5322,7 @@
                 <w:noProof/>
                 <w:webHidden/>
               </w:rPr>
-              <w:instrText xml:space="preserve"> PAGEREF _Toc182002692 \h </w:instrText>
+              <w:instrText xml:space="preserve"> PAGEREF _Toc184683303 \h </w:instrText>
             </w:r>
             <w:r>
               <w:rPr>
@@ -5365,7 +5366,7 @@
               <w14:ligatures w14:val="standardContextual"/>
             </w:rPr>
           </w:pPr>
-          <w:hyperlink w:anchor="_Toc182002693" w:history="1">
+          <w:hyperlink w:anchor="_Toc184683304" w:history="1">
             <w:r>
               <w:rPr>
                 <w:rStyle w:val="Hyperlink"/>
@@ -5413,7 +5414,7 @@
                 <w:noProof/>
                 <w:webHidden/>
               </w:rPr>
-              <w:instrText xml:space="preserve"> PAGEREF _Toc182002693 \h </w:instrText>
+              <w:instrText xml:space="preserve"> PAGEREF _Toc184683304 \h </w:instrText>
             </w:r>
             <w:r>
               <w:rPr>
@@ -5457,7 +5458,7 @@
               <w14:ligatures w14:val="standardContextual"/>
             </w:rPr>
           </w:pPr>
-          <w:hyperlink w:anchor="_Toc182002694" w:history="1">
+          <w:hyperlink w:anchor="_Toc184683305" w:history="1">
             <w:r>
               <w:rPr>
                 <w:rStyle w:val="Hyperlink"/>
@@ -5505,7 +5506,7 @@
                 <w:noProof/>
                 <w:webHidden/>
               </w:rPr>
-              <w:instrText xml:space="preserve"> PAGEREF _Toc182002694 \h </w:instrText>
+              <w:instrText xml:space="preserve"> PAGEREF _Toc184683305 \h </w:instrText>
             </w:r>
             <w:r>
               <w:rPr>
@@ -5549,7 +5550,7 @@
               <w14:ligatures w14:val="standardContextual"/>
             </w:rPr>
           </w:pPr>
-          <w:hyperlink w:anchor="_Toc182002695" w:history="1">
+          <w:hyperlink w:anchor="_Toc184683306" w:history="1">
             <w:r>
               <w:rPr>
                 <w:rStyle w:val="Hyperlink"/>
@@ -5597,7 +5598,7 @@
                 <w:noProof/>
                 <w:webHidden/>
               </w:rPr>
-              <w:instrText xml:space="preserve"> PAGEREF _Toc182002695 \h </w:instrText>
+              <w:instrText xml:space="preserve"> PAGEREF _Toc184683306 \h </w:instrText>
             </w:r>
             <w:r>
               <w:rPr>
@@ -5641,7 +5642,7 @@
               <w14:ligatures w14:val="standardContextual"/>
             </w:rPr>
           </w:pPr>
-          <w:hyperlink w:anchor="_Toc182002696" w:history="1">
+          <w:hyperlink w:anchor="_Toc184683307" w:history="1">
             <w:r>
               <w:rPr>
                 <w:rStyle w:val="Hyperlink"/>
@@ -5689,7 +5690,7 @@
                 <w:noProof/>
                 <w:webHidden/>
               </w:rPr>
-              <w:instrText xml:space="preserve"> PAGEREF _Toc182002696 \h </w:instrText>
+              <w:instrText xml:space="preserve"> PAGEREF _Toc184683307 \h </w:instrText>
             </w:r>
             <w:r>
               <w:rPr>
@@ -5733,7 +5734,7 @@
               <w14:ligatures w14:val="standardContextual"/>
             </w:rPr>
           </w:pPr>
-          <w:hyperlink w:anchor="_Toc182002697" w:history="1">
+          <w:hyperlink w:anchor="_Toc184683308" w:history="1">
             <w:r>
               <w:rPr>
                 <w:rStyle w:val="Hyperlink"/>
@@ -5781,7 +5782,7 @@
                 <w:noProof/>
                 <w:webHidden/>
               </w:rPr>
-              <w:instrText xml:space="preserve"> PAGEREF _Toc182002697 \h </w:instrText>
+              <w:instrText xml:space="preserve"> PAGEREF _Toc184683308 \h </w:instrText>
             </w:r>
             <w:r>
               <w:rPr>
@@ -5825,14 +5826,14 @@
               <w14:ligatures w14:val="standardContextual"/>
             </w:rPr>
           </w:pPr>
-          <w:hyperlink w:anchor="_Toc182002698" w:history="1">
+          <w:hyperlink w:anchor="_Toc184683309" w:history="1">
             <w:r>
               <w:rPr>
                 <w:rStyle w:val="Hyperlink"/>
                 <w:rFonts w:ascii="Arial" w:hAnsi="Arial" w:cs="Arial"/>
                 <w:noProof/>
               </w:rPr>
-              <w:t>11.</w:t>
+              <w:t>10.4.</w:t>
             </w:r>
             <w:r>
               <w:rPr>
@@ -5852,7 +5853,7 @@
                 <w:rFonts w:ascii="Arial" w:hAnsi="Arial" w:cs="Arial"/>
                 <w:noProof/>
               </w:rPr>
-              <w:t>Modelo de Dados</w:t>
+              <w:t>Quarto Sprint</w:t>
             </w:r>
             <w:r>
               <w:rPr>
@@ -5873,7 +5874,7 @@
                 <w:noProof/>
                 <w:webHidden/>
               </w:rPr>
-              <w:instrText xml:space="preserve"> PAGEREF _Toc182002698 \h </w:instrText>
+              <w:instrText xml:space="preserve"> PAGEREF _Toc184683309 \h </w:instrText>
             </w:r>
             <w:r>
               <w:rPr>
@@ -5917,14 +5918,14 @@
               <w14:ligatures w14:val="standardContextual"/>
             </w:rPr>
           </w:pPr>
-          <w:hyperlink w:anchor="_Toc182002699" w:history="1">
+          <w:hyperlink w:anchor="_Toc184683310" w:history="1">
             <w:r>
               <w:rPr>
                 <w:rStyle w:val="Hyperlink"/>
                 <w:rFonts w:ascii="Arial" w:hAnsi="Arial" w:cs="Arial"/>
                 <w:noProof/>
               </w:rPr>
-              <w:t>11.1.</w:t>
+              <w:t>10.4.1.</w:t>
             </w:r>
             <w:r>
               <w:rPr>
@@ -5944,7 +5945,7 @@
                 <w:rFonts w:ascii="Arial" w:hAnsi="Arial" w:cs="Arial"/>
                 <w:noProof/>
               </w:rPr>
-              <w:t>Diagrama de entidade e relacionamento e modelo lógico do banco de dados</w:t>
+              <w:t>Product Backlog</w:t>
             </w:r>
             <w:r>
               <w:rPr>
@@ -5965,7 +5966,7 @@
                 <w:noProof/>
                 <w:webHidden/>
               </w:rPr>
-              <w:instrText xml:space="preserve"> PAGEREF _Toc182002699 \h </w:instrText>
+              <w:instrText xml:space="preserve"> PAGEREF _Toc184683310 \h </w:instrText>
             </w:r>
             <w:r>
               <w:rPr>
@@ -6009,14 +6010,14 @@
               <w14:ligatures w14:val="standardContextual"/>
             </w:rPr>
           </w:pPr>
-          <w:hyperlink w:anchor="_Toc182002700" w:history="1">
+          <w:hyperlink w:anchor="_Toc184683311" w:history="1">
             <w:r>
               <w:rPr>
                 <w:rStyle w:val="Hyperlink"/>
                 <w:rFonts w:ascii="Arial" w:hAnsi="Arial" w:cs="Arial"/>
                 <w:noProof/>
               </w:rPr>
-              <w:t>11.2.</w:t>
+              <w:t>10.4.2.</w:t>
             </w:r>
             <w:r>
               <w:rPr>
@@ -6036,7 +6037,7 @@
                 <w:rFonts w:ascii="Arial" w:hAnsi="Arial" w:cs="Arial"/>
                 <w:noProof/>
               </w:rPr>
-              <w:t>Dicionário de dados</w:t>
+              <w:t>Sprint Backlog</w:t>
             </w:r>
             <w:r>
               <w:rPr>
@@ -6057,7 +6058,7 @@
                 <w:noProof/>
                 <w:webHidden/>
               </w:rPr>
-              <w:instrText xml:space="preserve"> PAGEREF _Toc182002700 \h </w:instrText>
+              <w:instrText xml:space="preserve"> PAGEREF _Toc184683311 \h </w:instrText>
             </w:r>
             <w:r>
               <w:rPr>
@@ -6101,15 +6102,14 @@
               <w14:ligatures w14:val="standardContextual"/>
             </w:rPr>
           </w:pPr>
-          <w:hyperlink w:anchor="_Toc182002701" w:history="1">
+          <w:hyperlink w:anchor="_Toc184683312" w:history="1">
             <w:r>
               <w:rPr>
                 <w:rStyle w:val="Hyperlink"/>
                 <w:rFonts w:ascii="Arial" w:hAnsi="Arial" w:cs="Arial"/>
                 <w:noProof/>
-                <w:lang w:val="en-US"/>
-              </w:rPr>
-              <w:t>12.</w:t>
+              </w:rPr>
+              <w:t>10.4.3.</w:t>
             </w:r>
             <w:r>
               <w:rPr>
@@ -6128,9 +6128,8 @@
                 <w:rStyle w:val="Hyperlink"/>
                 <w:rFonts w:ascii="Arial" w:hAnsi="Arial" w:cs="Arial"/>
                 <w:noProof/>
-                <w:lang w:val="en-US"/>
-              </w:rPr>
-              <w:t>PRINCIPAIS TELAS DO SISTEMA</w:t>
+              </w:rPr>
+              <w:t>Kanban e Retrospectiva</w:t>
             </w:r>
             <w:r>
               <w:rPr>
@@ -6151,7 +6150,7 @@
                 <w:noProof/>
                 <w:webHidden/>
               </w:rPr>
-              <w:instrText xml:space="preserve"> PAGEREF _Toc182002701 \h </w:instrText>
+              <w:instrText xml:space="preserve"> PAGEREF _Toc184683312 \h </w:instrText>
             </w:r>
             <w:r>
               <w:rPr>
@@ -6171,7 +6170,7 @@
                 <w:noProof/>
                 <w:webHidden/>
               </w:rPr>
-              <w:t>47</w:t>
+              <w:t>45</w:t>
             </w:r>
             <w:r>
               <w:rPr>
@@ -6195,14 +6194,14 @@
               <w14:ligatures w14:val="standardContextual"/>
             </w:rPr>
           </w:pPr>
-          <w:hyperlink w:anchor="_Toc182002702" w:history="1">
+          <w:hyperlink w:anchor="_Toc184683313" w:history="1">
             <w:r>
               <w:rPr>
                 <w:rStyle w:val="Hyperlink"/>
                 <w:rFonts w:ascii="Arial" w:hAnsi="Arial" w:cs="Arial"/>
                 <w:noProof/>
               </w:rPr>
-              <w:t>12.1.</w:t>
+              <w:t>11.</w:t>
             </w:r>
             <w:r>
               <w:rPr>
@@ -6222,7 +6221,7 @@
                 <w:rFonts w:ascii="Arial" w:hAnsi="Arial" w:cs="Arial"/>
                 <w:noProof/>
               </w:rPr>
-              <w:t>Telas do Site</w:t>
+              <w:t>Modelo de Dados</w:t>
             </w:r>
             <w:r>
               <w:rPr>
@@ -6243,7 +6242,7 @@
                 <w:noProof/>
                 <w:webHidden/>
               </w:rPr>
-              <w:instrText xml:space="preserve"> PAGEREF _Toc182002702 \h </w:instrText>
+              <w:instrText xml:space="preserve"> PAGEREF _Toc184683313 \h </w:instrText>
             </w:r>
             <w:r>
               <w:rPr>
@@ -6263,7 +6262,7 @@
                 <w:noProof/>
                 <w:webHidden/>
               </w:rPr>
-              <w:t>47</w:t>
+              <w:t>48</w:t>
             </w:r>
             <w:r>
               <w:rPr>
@@ -6287,14 +6286,14 @@
               <w14:ligatures w14:val="standardContextual"/>
             </w:rPr>
           </w:pPr>
-          <w:hyperlink w:anchor="_Toc182002703" w:history="1">
+          <w:hyperlink w:anchor="_Toc184683314" w:history="1">
             <w:r>
               <w:rPr>
                 <w:rStyle w:val="Hyperlink"/>
                 <w:rFonts w:ascii="Arial" w:hAnsi="Arial" w:cs="Arial"/>
                 <w:noProof/>
               </w:rPr>
-              <w:t>12.1.1.</w:t>
+              <w:t>11.1.</w:t>
             </w:r>
             <w:r>
               <w:rPr>
@@ -6314,7 +6313,7 @@
                 <w:rFonts w:ascii="Arial" w:hAnsi="Arial" w:cs="Arial"/>
                 <w:noProof/>
               </w:rPr>
-              <w:t>Tela de Login</w:t>
+              <w:t>Diagrama de entidade e relacionamento e modelo lógico do banco de dados</w:t>
             </w:r>
             <w:r>
               <w:rPr>
@@ -6335,7 +6334,7 @@
                 <w:noProof/>
                 <w:webHidden/>
               </w:rPr>
-              <w:instrText xml:space="preserve"> PAGEREF _Toc182002703 \h </w:instrText>
+              <w:instrText xml:space="preserve"> PAGEREF _Toc184683314 \h </w:instrText>
             </w:r>
             <w:r>
               <w:rPr>
@@ -6355,7 +6354,7 @@
                 <w:noProof/>
                 <w:webHidden/>
               </w:rPr>
-              <w:t>47</w:t>
+              <w:t>48</w:t>
             </w:r>
             <w:r>
               <w:rPr>
@@ -6379,14 +6378,14 @@
               <w14:ligatures w14:val="standardContextual"/>
             </w:rPr>
           </w:pPr>
-          <w:hyperlink w:anchor="_Toc182002704" w:history="1">
+          <w:hyperlink w:anchor="_Toc184683315" w:history="1">
             <w:r>
               <w:rPr>
                 <w:rStyle w:val="Hyperlink"/>
                 <w:rFonts w:ascii="Arial" w:hAnsi="Arial" w:cs="Arial"/>
                 <w:noProof/>
               </w:rPr>
-              <w:t>12.1.2.</w:t>
+              <w:t>11.2.</w:t>
             </w:r>
             <w:r>
               <w:rPr>
@@ -6406,7 +6405,7 @@
                 <w:rFonts w:ascii="Arial" w:hAnsi="Arial" w:cs="Arial"/>
                 <w:noProof/>
               </w:rPr>
-              <w:t>Tela de Cadastro</w:t>
+              <w:t>Dicionário de dados</w:t>
             </w:r>
             <w:r>
               <w:rPr>
@@ -6427,7 +6426,7 @@
                 <w:noProof/>
                 <w:webHidden/>
               </w:rPr>
-              <w:instrText xml:space="preserve"> PAGEREF _Toc182002704 \h </w:instrText>
+              <w:instrText xml:space="preserve"> PAGEREF _Toc184683315 \h </w:instrText>
             </w:r>
             <w:r>
               <w:rPr>
@@ -6447,7 +6446,7 @@
                 <w:noProof/>
                 <w:webHidden/>
               </w:rPr>
-              <w:t>47</w:t>
+              <w:t>49</w:t>
             </w:r>
             <w:r>
               <w:rPr>
@@ -6471,14 +6470,15 @@
               <w14:ligatures w14:val="standardContextual"/>
             </w:rPr>
           </w:pPr>
-          <w:hyperlink w:anchor="_Toc182002705" w:history="1">
+          <w:hyperlink w:anchor="_Toc184683316" w:history="1">
             <w:r>
               <w:rPr>
                 <w:rStyle w:val="Hyperlink"/>
                 <w:rFonts w:ascii="Arial" w:hAnsi="Arial" w:cs="Arial"/>
                 <w:noProof/>
-              </w:rPr>
-              <w:t>12.1.3.</w:t>
+                <w:lang w:val="en-US"/>
+              </w:rPr>
+              <w:t>12.</w:t>
             </w:r>
             <w:r>
               <w:rPr>
@@ -6497,8 +6497,9 @@
                 <w:rStyle w:val="Hyperlink"/>
                 <w:rFonts w:ascii="Arial" w:hAnsi="Arial" w:cs="Arial"/>
                 <w:noProof/>
-              </w:rPr>
-              <w:t>Tela Inicial</w:t>
+                <w:lang w:val="en-US"/>
+              </w:rPr>
+              <w:t>PRINCIPAIS TELAS DO SISTEMA</w:t>
             </w:r>
             <w:r>
               <w:rPr>
@@ -6519,7 +6520,7 @@
                 <w:noProof/>
                 <w:webHidden/>
               </w:rPr>
-              <w:instrText xml:space="preserve"> PAGEREF _Toc182002705 \h </w:instrText>
+              <w:instrText xml:space="preserve"> PAGEREF _Toc184683316 \h </w:instrText>
             </w:r>
             <w:r>
               <w:rPr>
@@ -6539,7 +6540,7 @@
                 <w:noProof/>
                 <w:webHidden/>
               </w:rPr>
-              <w:t>48</w:t>
+              <w:t>52</w:t>
             </w:r>
             <w:r>
               <w:rPr>
@@ -6563,14 +6564,14 @@
               <w14:ligatures w14:val="standardContextual"/>
             </w:rPr>
           </w:pPr>
-          <w:hyperlink w:anchor="_Toc182002706" w:history="1">
+          <w:hyperlink w:anchor="_Toc184683317" w:history="1">
             <w:r>
               <w:rPr>
                 <w:rStyle w:val="Hyperlink"/>
                 <w:rFonts w:ascii="Arial" w:hAnsi="Arial" w:cs="Arial"/>
                 <w:noProof/>
               </w:rPr>
-              <w:t>12.1.4.</w:t>
+              <w:t>12.1.</w:t>
             </w:r>
             <w:r>
               <w:rPr>
@@ -6590,7 +6591,7 @@
                 <w:rFonts w:ascii="Arial" w:hAnsi="Arial" w:cs="Arial"/>
                 <w:noProof/>
               </w:rPr>
-              <w:t>Tela de Estoque</w:t>
+              <w:t>Telas do Site</w:t>
             </w:r>
             <w:r>
               <w:rPr>
@@ -6611,7 +6612,7 @@
                 <w:noProof/>
                 <w:webHidden/>
               </w:rPr>
-              <w:instrText xml:space="preserve"> PAGEREF _Toc182002706 \h </w:instrText>
+              <w:instrText xml:space="preserve"> PAGEREF _Toc184683317 \h </w:instrText>
             </w:r>
             <w:r>
               <w:rPr>
@@ -6631,7 +6632,7 @@
                 <w:noProof/>
                 <w:webHidden/>
               </w:rPr>
-              <w:t>48</w:t>
+              <w:t>52</w:t>
             </w:r>
             <w:r>
               <w:rPr>
@@ -6655,14 +6656,14 @@
               <w14:ligatures w14:val="standardContextual"/>
             </w:rPr>
           </w:pPr>
-          <w:hyperlink w:anchor="_Toc182002707" w:history="1">
+          <w:hyperlink w:anchor="_Toc184683318" w:history="1">
             <w:r>
               <w:rPr>
                 <w:rStyle w:val="Hyperlink"/>
                 <w:rFonts w:ascii="Arial" w:hAnsi="Arial" w:cs="Arial"/>
                 <w:noProof/>
               </w:rPr>
-              <w:t>12.1.5.</w:t>
+              <w:t>12.1.1.</w:t>
             </w:r>
             <w:r>
               <w:rPr>
@@ -6682,7 +6683,7 @@
                 <w:rFonts w:ascii="Arial" w:hAnsi="Arial" w:cs="Arial"/>
                 <w:noProof/>
               </w:rPr>
-              <w:t>Tela de Locação</w:t>
+              <w:t>Tela de Login</w:t>
             </w:r>
             <w:r>
               <w:rPr>
@@ -6703,7 +6704,7 @@
                 <w:noProof/>
                 <w:webHidden/>
               </w:rPr>
-              <w:instrText xml:space="preserve"> PAGEREF _Toc182002707 \h </w:instrText>
+              <w:instrText xml:space="preserve"> PAGEREF _Toc184683318 \h </w:instrText>
             </w:r>
             <w:r>
               <w:rPr>
@@ -6723,7 +6724,7 @@
                 <w:noProof/>
                 <w:webHidden/>
               </w:rPr>
-              <w:t>48</w:t>
+              <w:t>52</w:t>
             </w:r>
             <w:r>
               <w:rPr>
@@ -6747,14 +6748,14 @@
               <w14:ligatures w14:val="standardContextual"/>
             </w:rPr>
           </w:pPr>
-          <w:hyperlink w:anchor="_Toc182002708" w:history="1">
+          <w:hyperlink w:anchor="_Toc184683319" w:history="1">
             <w:r>
               <w:rPr>
                 <w:rStyle w:val="Hyperlink"/>
                 <w:rFonts w:ascii="Arial" w:hAnsi="Arial" w:cs="Arial"/>
                 <w:noProof/>
               </w:rPr>
-              <w:t>12.1.6.</w:t>
+              <w:t>12.1.2.</w:t>
             </w:r>
             <w:r>
               <w:rPr>
@@ -6774,7 +6775,7 @@
                 <w:rFonts w:ascii="Arial" w:hAnsi="Arial" w:cs="Arial"/>
                 <w:noProof/>
               </w:rPr>
-              <w:t>Tela de Homologação</w:t>
+              <w:t>Tela de Cadastro</w:t>
             </w:r>
             <w:r>
               <w:rPr>
@@ -6795,7 +6796,7 @@
                 <w:noProof/>
                 <w:webHidden/>
               </w:rPr>
-              <w:instrText xml:space="preserve"> PAGEREF _Toc182002708 \h </w:instrText>
+              <w:instrText xml:space="preserve"> PAGEREF _Toc184683319 \h </w:instrText>
             </w:r>
             <w:r>
               <w:rPr>
@@ -6815,7 +6816,7 @@
                 <w:noProof/>
                 <w:webHidden/>
               </w:rPr>
-              <w:t>48</w:t>
+              <w:t>52</w:t>
             </w:r>
             <w:r>
               <w:rPr>
@@ -6839,14 +6840,14 @@
               <w14:ligatures w14:val="standardContextual"/>
             </w:rPr>
           </w:pPr>
-          <w:hyperlink w:anchor="_Toc182002709" w:history="1">
+          <w:hyperlink w:anchor="_Toc184683320" w:history="1">
             <w:r>
               <w:rPr>
                 <w:rStyle w:val="Hyperlink"/>
                 <w:rFonts w:ascii="Arial" w:hAnsi="Arial" w:cs="Arial"/>
                 <w:noProof/>
               </w:rPr>
-              <w:t>12.1.7.</w:t>
+              <w:t>12.1.3.</w:t>
             </w:r>
             <w:r>
               <w:rPr>
@@ -6866,7 +6867,7 @@
                 <w:rFonts w:ascii="Arial" w:hAnsi="Arial" w:cs="Arial"/>
                 <w:noProof/>
               </w:rPr>
-              <w:t>Tela de Clientes</w:t>
+              <w:t>Tela Inicial</w:t>
             </w:r>
             <w:r>
               <w:rPr>
@@ -6887,7 +6888,7 @@
                 <w:noProof/>
                 <w:webHidden/>
               </w:rPr>
-              <w:instrText xml:space="preserve"> PAGEREF _Toc182002709 \h </w:instrText>
+              <w:instrText xml:space="preserve"> PAGEREF _Toc184683320 \h </w:instrText>
             </w:r>
             <w:r>
               <w:rPr>
@@ -6907,7 +6908,7 @@
                 <w:noProof/>
                 <w:webHidden/>
               </w:rPr>
-              <w:t>48</w:t>
+              <w:t>53</w:t>
             </w:r>
             <w:r>
               <w:rPr>
@@ -6931,14 +6932,14 @@
               <w14:ligatures w14:val="standardContextual"/>
             </w:rPr>
           </w:pPr>
-          <w:hyperlink w:anchor="_Toc182002710" w:history="1">
+          <w:hyperlink w:anchor="_Toc184683321" w:history="1">
             <w:r>
               <w:rPr>
                 <w:rStyle w:val="Hyperlink"/>
                 <w:rFonts w:ascii="Arial" w:hAnsi="Arial" w:cs="Arial"/>
                 <w:noProof/>
               </w:rPr>
-              <w:t>12.1.8.</w:t>
+              <w:t>12.1.4.</w:t>
             </w:r>
             <w:r>
               <w:rPr>
@@ -6958,7 +6959,7 @@
                 <w:rFonts w:ascii="Arial" w:hAnsi="Arial" w:cs="Arial"/>
                 <w:noProof/>
               </w:rPr>
-              <w:t>Tela de Vendedores (Gerente)</w:t>
+              <w:t>Tela de Estoque</w:t>
             </w:r>
             <w:r>
               <w:rPr>
@@ -6979,7 +6980,7 @@
                 <w:noProof/>
                 <w:webHidden/>
               </w:rPr>
-              <w:instrText xml:space="preserve"> PAGEREF _Toc182002710 \h </w:instrText>
+              <w:instrText xml:space="preserve"> PAGEREF _Toc184683321 \h </w:instrText>
             </w:r>
             <w:r>
               <w:rPr>
@@ -6999,7 +7000,7 @@
                 <w:noProof/>
                 <w:webHidden/>
               </w:rPr>
-              <w:t>48</w:t>
+              <w:t>53</w:t>
             </w:r>
             <w:r>
               <w:rPr>
@@ -7023,14 +7024,14 @@
               <w14:ligatures w14:val="standardContextual"/>
             </w:rPr>
           </w:pPr>
-          <w:hyperlink w:anchor="_Toc182002711" w:history="1">
+          <w:hyperlink w:anchor="_Toc184683322" w:history="1">
             <w:r>
               <w:rPr>
                 <w:rStyle w:val="Hyperlink"/>
                 <w:rFonts w:ascii="Arial" w:hAnsi="Arial" w:cs="Arial"/>
                 <w:noProof/>
               </w:rPr>
-              <w:t>12.1.9.</w:t>
+              <w:t>12.1.5.</w:t>
             </w:r>
             <w:r>
               <w:rPr>
@@ -7050,7 +7051,7 @@
                 <w:rFonts w:ascii="Arial" w:hAnsi="Arial" w:cs="Arial"/>
                 <w:noProof/>
               </w:rPr>
-              <w:t>Tela de Configuração (Administrador)</w:t>
+              <w:t>Tela de Locação</w:t>
             </w:r>
             <w:r>
               <w:rPr>
@@ -7071,7 +7072,7 @@
                 <w:noProof/>
                 <w:webHidden/>
               </w:rPr>
-              <w:instrText xml:space="preserve"> PAGEREF _Toc182002711 \h </w:instrText>
+              <w:instrText xml:space="preserve"> PAGEREF _Toc184683322 \h </w:instrText>
             </w:r>
             <w:r>
               <w:rPr>
@@ -7091,7 +7092,7 @@
                 <w:noProof/>
                 <w:webHidden/>
               </w:rPr>
-              <w:t>49</w:t>
+              <w:t>53</w:t>
             </w:r>
             <w:r>
               <w:rPr>
@@ -7115,14 +7116,14 @@
               <w14:ligatures w14:val="standardContextual"/>
             </w:rPr>
           </w:pPr>
-          <w:hyperlink w:anchor="_Toc182002712" w:history="1">
+          <w:hyperlink w:anchor="_Toc184683323" w:history="1">
             <w:r>
               <w:rPr>
                 <w:rStyle w:val="Hyperlink"/>
                 <w:rFonts w:ascii="Arial" w:hAnsi="Arial" w:cs="Arial"/>
                 <w:noProof/>
               </w:rPr>
-              <w:t>12.2.</w:t>
+              <w:t>12.1.6.</w:t>
             </w:r>
             <w:r>
               <w:rPr>
@@ -7142,7 +7143,7 @@
                 <w:rFonts w:ascii="Arial" w:hAnsi="Arial" w:cs="Arial"/>
                 <w:noProof/>
               </w:rPr>
-              <w:t>Telas do Aplicativo Mobile</w:t>
+              <w:t>Tela de Homologação</w:t>
             </w:r>
             <w:r>
               <w:rPr>
@@ -7163,7 +7164,7 @@
                 <w:noProof/>
                 <w:webHidden/>
               </w:rPr>
-              <w:instrText xml:space="preserve"> PAGEREF _Toc182002712 \h </w:instrText>
+              <w:instrText xml:space="preserve"> PAGEREF _Toc184683323 \h </w:instrText>
             </w:r>
             <w:r>
               <w:rPr>
@@ -7183,7 +7184,7 @@
                 <w:noProof/>
                 <w:webHidden/>
               </w:rPr>
-              <w:t>49</w:t>
+              <w:t>53</w:t>
             </w:r>
             <w:r>
               <w:rPr>
@@ -7207,14 +7208,14 @@
               <w14:ligatures w14:val="standardContextual"/>
             </w:rPr>
           </w:pPr>
-          <w:hyperlink w:anchor="_Toc182002713" w:history="1">
+          <w:hyperlink w:anchor="_Toc184683324" w:history="1">
             <w:r>
               <w:rPr>
                 <w:rStyle w:val="Hyperlink"/>
                 <w:rFonts w:ascii="Arial" w:hAnsi="Arial" w:cs="Arial"/>
                 <w:noProof/>
               </w:rPr>
-              <w:t>12.2.1.</w:t>
+              <w:t>12.1.7.</w:t>
             </w:r>
             <w:r>
               <w:rPr>
@@ -7234,7 +7235,7 @@
                 <w:rFonts w:ascii="Arial" w:hAnsi="Arial" w:cs="Arial"/>
                 <w:noProof/>
               </w:rPr>
-              <w:t>Tela de Login</w:t>
+              <w:t>Tela de Clientes</w:t>
             </w:r>
             <w:r>
               <w:rPr>
@@ -7255,7 +7256,7 @@
                 <w:noProof/>
                 <w:webHidden/>
               </w:rPr>
-              <w:instrText xml:space="preserve"> PAGEREF _Toc182002713 \h </w:instrText>
+              <w:instrText xml:space="preserve"> PAGEREF _Toc184683324 \h </w:instrText>
             </w:r>
             <w:r>
               <w:rPr>
@@ -7275,7 +7276,7 @@
                 <w:noProof/>
                 <w:webHidden/>
               </w:rPr>
-              <w:t>49</w:t>
+              <w:t>53</w:t>
             </w:r>
             <w:r>
               <w:rPr>
@@ -7299,14 +7300,14 @@
               <w14:ligatures w14:val="standardContextual"/>
             </w:rPr>
           </w:pPr>
-          <w:hyperlink w:anchor="_Toc182002714" w:history="1">
+          <w:hyperlink w:anchor="_Toc184683325" w:history="1">
             <w:r>
               <w:rPr>
                 <w:rStyle w:val="Hyperlink"/>
                 <w:rFonts w:ascii="Arial" w:hAnsi="Arial" w:cs="Arial"/>
                 <w:noProof/>
               </w:rPr>
-              <w:t>12.2.2.</w:t>
+              <w:t>12.1.8.</w:t>
             </w:r>
             <w:r>
               <w:rPr>
@@ -7326,7 +7327,7 @@
                 <w:rFonts w:ascii="Arial" w:hAnsi="Arial" w:cs="Arial"/>
                 <w:noProof/>
               </w:rPr>
-              <w:t>Tela de Estoque</w:t>
+              <w:t>Tela de Vendedores (Gerente)</w:t>
             </w:r>
             <w:r>
               <w:rPr>
@@ -7347,7 +7348,7 @@
                 <w:noProof/>
                 <w:webHidden/>
               </w:rPr>
-              <w:instrText xml:space="preserve"> PAGEREF _Toc182002714 \h </w:instrText>
+              <w:instrText xml:space="preserve"> PAGEREF _Toc184683325 \h </w:instrText>
             </w:r>
             <w:r>
               <w:rPr>
@@ -7367,7 +7368,7 @@
                 <w:noProof/>
                 <w:webHidden/>
               </w:rPr>
-              <w:t>50</w:t>
+              <w:t>53</w:t>
             </w:r>
             <w:r>
               <w:rPr>
@@ -7391,14 +7392,14 @@
               <w14:ligatures w14:val="standardContextual"/>
             </w:rPr>
           </w:pPr>
-          <w:hyperlink w:anchor="_Toc182002715" w:history="1">
+          <w:hyperlink w:anchor="_Toc184683326" w:history="1">
             <w:r>
               <w:rPr>
                 <w:rStyle w:val="Hyperlink"/>
                 <w:rFonts w:ascii="Arial" w:hAnsi="Arial" w:cs="Arial"/>
                 <w:noProof/>
               </w:rPr>
-              <w:t>12.2.3.</w:t>
+              <w:t>12.1.9.</w:t>
             </w:r>
             <w:r>
               <w:rPr>
@@ -7418,7 +7419,7 @@
                 <w:rFonts w:ascii="Arial" w:hAnsi="Arial" w:cs="Arial"/>
                 <w:noProof/>
               </w:rPr>
-              <w:t>Tela de Homologação</w:t>
+              <w:t>Tela de Configuração (Administrador)</w:t>
             </w:r>
             <w:r>
               <w:rPr>
@@ -7439,7 +7440,7 @@
                 <w:noProof/>
                 <w:webHidden/>
               </w:rPr>
-              <w:instrText xml:space="preserve"> PAGEREF _Toc182002715 \h </w:instrText>
+              <w:instrText xml:space="preserve"> PAGEREF _Toc184683326 \h </w:instrText>
             </w:r>
             <w:r>
               <w:rPr>
@@ -7459,7 +7460,7 @@
                 <w:noProof/>
                 <w:webHidden/>
               </w:rPr>
-              <w:t>51</w:t>
+              <w:t>53</w:t>
             </w:r>
             <w:r>
               <w:rPr>
@@ -7483,14 +7484,14 @@
               <w14:ligatures w14:val="standardContextual"/>
             </w:rPr>
           </w:pPr>
-          <w:hyperlink w:anchor="_Toc182002716" w:history="1">
+          <w:hyperlink w:anchor="_Toc184683327" w:history="1">
             <w:r>
               <w:rPr>
                 <w:rStyle w:val="Hyperlink"/>
                 <w:rFonts w:ascii="Arial" w:hAnsi="Arial" w:cs="Arial"/>
                 <w:noProof/>
               </w:rPr>
-              <w:t>12.2.4.</w:t>
+              <w:t>12.2.</w:t>
             </w:r>
             <w:r>
               <w:rPr>
@@ -7510,7 +7511,7 @@
                 <w:rFonts w:ascii="Arial" w:hAnsi="Arial" w:cs="Arial"/>
                 <w:noProof/>
               </w:rPr>
-              <w:t>Tela de Locação</w:t>
+              <w:t>Telas do Aplicativo Mobile</w:t>
             </w:r>
             <w:r>
               <w:rPr>
@@ -7531,7 +7532,7 @@
                 <w:noProof/>
                 <w:webHidden/>
               </w:rPr>
-              <w:instrText xml:space="preserve"> PAGEREF _Toc182002716 \h </w:instrText>
+              <w:instrText xml:space="preserve"> PAGEREF _Toc184683327 \h </w:instrText>
             </w:r>
             <w:r>
               <w:rPr>
@@ -7551,7 +7552,7 @@
                 <w:noProof/>
                 <w:webHidden/>
               </w:rPr>
-              <w:t>52</w:t>
+              <w:t>54</w:t>
             </w:r>
             <w:r>
               <w:rPr>
@@ -7575,14 +7576,14 @@
               <w14:ligatures w14:val="standardContextual"/>
             </w:rPr>
           </w:pPr>
-          <w:hyperlink w:anchor="_Toc182002717" w:history="1">
+          <w:hyperlink w:anchor="_Toc184683328" w:history="1">
             <w:r>
               <w:rPr>
                 <w:rStyle w:val="Hyperlink"/>
                 <w:rFonts w:ascii="Arial" w:hAnsi="Arial" w:cs="Arial"/>
                 <w:noProof/>
               </w:rPr>
-              <w:t>12.2.5.</w:t>
+              <w:t>12.2.1.</w:t>
             </w:r>
             <w:r>
               <w:rPr>
@@ -7602,7 +7603,7 @@
                 <w:rFonts w:ascii="Arial" w:hAnsi="Arial" w:cs="Arial"/>
                 <w:noProof/>
               </w:rPr>
-              <w:t>Tela de Perfil</w:t>
+              <w:t>Tela de Login</w:t>
             </w:r>
             <w:r>
               <w:rPr>
@@ -7623,7 +7624,7 @@
                 <w:noProof/>
                 <w:webHidden/>
               </w:rPr>
-              <w:instrText xml:space="preserve"> PAGEREF _Toc182002717 \h </w:instrText>
+              <w:instrText xml:space="preserve"> PAGEREF _Toc184683328 \h </w:instrText>
             </w:r>
             <w:r>
               <w:rPr>
@@ -7643,7 +7644,7 @@
                 <w:noProof/>
                 <w:webHidden/>
               </w:rPr>
-              <w:t>52</w:t>
+              <w:t>54</w:t>
             </w:r>
             <w:r>
               <w:rPr>
@@ -7667,14 +7668,14 @@
               <w14:ligatures w14:val="standardContextual"/>
             </w:rPr>
           </w:pPr>
-          <w:hyperlink w:anchor="_Toc182002718" w:history="1">
+          <w:hyperlink w:anchor="_Toc184683329" w:history="1">
             <w:r>
               <w:rPr>
                 <w:rStyle w:val="Hyperlink"/>
                 <w:rFonts w:ascii="Arial" w:hAnsi="Arial" w:cs="Arial"/>
                 <w:noProof/>
               </w:rPr>
-              <w:t>13.</w:t>
+              <w:t>12.2.2.</w:t>
             </w:r>
             <w:r>
               <w:rPr>
@@ -7694,7 +7695,7 @@
                 <w:rFonts w:ascii="Arial" w:hAnsi="Arial" w:cs="Arial"/>
                 <w:noProof/>
               </w:rPr>
-              <w:t>CONCLUSÃO</w:t>
+              <w:t>Tela de Estoque</w:t>
             </w:r>
             <w:r>
               <w:rPr>
@@ -7715,7 +7716,7 @@
                 <w:noProof/>
                 <w:webHidden/>
               </w:rPr>
-              <w:instrText xml:space="preserve"> PAGEREF _Toc182002718 \h </w:instrText>
+              <w:instrText xml:space="preserve"> PAGEREF _Toc184683329 \h </w:instrText>
             </w:r>
             <w:r>
               <w:rPr>
@@ -7735,7 +7736,7 @@
                 <w:noProof/>
                 <w:webHidden/>
               </w:rPr>
-              <w:t>53</w:t>
+              <w:t>55</w:t>
             </w:r>
             <w:r>
               <w:rPr>
@@ -7759,14 +7760,14 @@
               <w14:ligatures w14:val="standardContextual"/>
             </w:rPr>
           </w:pPr>
-          <w:hyperlink w:anchor="_Toc182002719" w:history="1">
+          <w:hyperlink w:anchor="_Toc184683330" w:history="1">
             <w:r>
               <w:rPr>
                 <w:rStyle w:val="Hyperlink"/>
                 <w:rFonts w:ascii="Arial" w:hAnsi="Arial" w:cs="Arial"/>
                 <w:noProof/>
               </w:rPr>
-              <w:t>14.</w:t>
+              <w:t>12.2.3.</w:t>
             </w:r>
             <w:r>
               <w:rPr>
@@ -7786,6 +7787,374 @@
                 <w:rFonts w:ascii="Arial" w:hAnsi="Arial" w:cs="Arial"/>
                 <w:noProof/>
               </w:rPr>
+              <w:t>Tela de Homologação</w:t>
+            </w:r>
+            <w:r>
+              <w:rPr>
+                <w:noProof/>
+                <w:webHidden/>
+              </w:rPr>
+              <w:tab/>
+            </w:r>
+            <w:r>
+              <w:rPr>
+                <w:noProof/>
+                <w:webHidden/>
+              </w:rPr>
+              <w:fldChar w:fldCharType="begin"/>
+            </w:r>
+            <w:r>
+              <w:rPr>
+                <w:noProof/>
+                <w:webHidden/>
+              </w:rPr>
+              <w:instrText xml:space="preserve"> PAGEREF _Toc184683330 \h </w:instrText>
+            </w:r>
+            <w:r>
+              <w:rPr>
+                <w:noProof/>
+                <w:webHidden/>
+              </w:rPr>
+            </w:r>
+            <w:r>
+              <w:rPr>
+                <w:noProof/>
+                <w:webHidden/>
+              </w:rPr>
+              <w:fldChar w:fldCharType="separate"/>
+            </w:r>
+            <w:r>
+              <w:rPr>
+                <w:noProof/>
+                <w:webHidden/>
+              </w:rPr>
+              <w:t>56</w:t>
+            </w:r>
+            <w:r>
+              <w:rPr>
+                <w:noProof/>
+                <w:webHidden/>
+              </w:rPr>
+              <w:fldChar w:fldCharType="end"/>
+            </w:r>
+          </w:hyperlink>
+        </w:p>
+        <w:p>
+          <w:pPr>
+            <w:pStyle w:val="Sumrio1"/>
+            <w:rPr>
+              <w:rFonts w:eastAsiaTheme="minorEastAsia"/>
+              <w:noProof/>
+              <w:kern w:val="2"/>
+              <w:sz w:val="24"/>
+              <w:szCs w:val="24"/>
+              <w:lang w:eastAsia="pt-BR"/>
+              <w14:ligatures w14:val="standardContextual"/>
+            </w:rPr>
+          </w:pPr>
+          <w:hyperlink w:anchor="_Toc184683331" w:history="1">
+            <w:r>
+              <w:rPr>
+                <w:rStyle w:val="Hyperlink"/>
+                <w:rFonts w:ascii="Arial" w:hAnsi="Arial" w:cs="Arial"/>
+                <w:noProof/>
+              </w:rPr>
+              <w:t>12.2.4.</w:t>
+            </w:r>
+            <w:r>
+              <w:rPr>
+                <w:rFonts w:eastAsiaTheme="minorEastAsia"/>
+                <w:noProof/>
+                <w:kern w:val="2"/>
+                <w:sz w:val="24"/>
+                <w:szCs w:val="24"/>
+                <w:lang w:eastAsia="pt-BR"/>
+                <w14:ligatures w14:val="standardContextual"/>
+              </w:rPr>
+              <w:tab/>
+            </w:r>
+            <w:r>
+              <w:rPr>
+                <w:rStyle w:val="Hyperlink"/>
+                <w:rFonts w:ascii="Arial" w:hAnsi="Arial" w:cs="Arial"/>
+                <w:noProof/>
+              </w:rPr>
+              <w:t>Tela de Locação</w:t>
+            </w:r>
+            <w:r>
+              <w:rPr>
+                <w:noProof/>
+                <w:webHidden/>
+              </w:rPr>
+              <w:tab/>
+            </w:r>
+            <w:r>
+              <w:rPr>
+                <w:noProof/>
+                <w:webHidden/>
+              </w:rPr>
+              <w:fldChar w:fldCharType="begin"/>
+            </w:r>
+            <w:r>
+              <w:rPr>
+                <w:noProof/>
+                <w:webHidden/>
+              </w:rPr>
+              <w:instrText xml:space="preserve"> PAGEREF _Toc184683331 \h </w:instrText>
+            </w:r>
+            <w:r>
+              <w:rPr>
+                <w:noProof/>
+                <w:webHidden/>
+              </w:rPr>
+            </w:r>
+            <w:r>
+              <w:rPr>
+                <w:noProof/>
+                <w:webHidden/>
+              </w:rPr>
+              <w:fldChar w:fldCharType="separate"/>
+            </w:r>
+            <w:r>
+              <w:rPr>
+                <w:noProof/>
+                <w:webHidden/>
+              </w:rPr>
+              <w:t>57</w:t>
+            </w:r>
+            <w:r>
+              <w:rPr>
+                <w:noProof/>
+                <w:webHidden/>
+              </w:rPr>
+              <w:fldChar w:fldCharType="end"/>
+            </w:r>
+          </w:hyperlink>
+        </w:p>
+        <w:p>
+          <w:pPr>
+            <w:pStyle w:val="Sumrio1"/>
+            <w:rPr>
+              <w:rFonts w:eastAsiaTheme="minorEastAsia"/>
+              <w:noProof/>
+              <w:kern w:val="2"/>
+              <w:sz w:val="24"/>
+              <w:szCs w:val="24"/>
+              <w:lang w:eastAsia="pt-BR"/>
+              <w14:ligatures w14:val="standardContextual"/>
+            </w:rPr>
+          </w:pPr>
+          <w:hyperlink w:anchor="_Toc184683332" w:history="1">
+            <w:r>
+              <w:rPr>
+                <w:rStyle w:val="Hyperlink"/>
+                <w:rFonts w:ascii="Arial" w:hAnsi="Arial" w:cs="Arial"/>
+                <w:noProof/>
+              </w:rPr>
+              <w:t>12.2.5.</w:t>
+            </w:r>
+            <w:r>
+              <w:rPr>
+                <w:rFonts w:eastAsiaTheme="minorEastAsia"/>
+                <w:noProof/>
+                <w:kern w:val="2"/>
+                <w:sz w:val="24"/>
+                <w:szCs w:val="24"/>
+                <w:lang w:eastAsia="pt-BR"/>
+                <w14:ligatures w14:val="standardContextual"/>
+              </w:rPr>
+              <w:tab/>
+            </w:r>
+            <w:r>
+              <w:rPr>
+                <w:rStyle w:val="Hyperlink"/>
+                <w:rFonts w:ascii="Arial" w:hAnsi="Arial" w:cs="Arial"/>
+                <w:noProof/>
+              </w:rPr>
+              <w:t>Tela de Perfil</w:t>
+            </w:r>
+            <w:r>
+              <w:rPr>
+                <w:noProof/>
+                <w:webHidden/>
+              </w:rPr>
+              <w:tab/>
+            </w:r>
+            <w:r>
+              <w:rPr>
+                <w:noProof/>
+                <w:webHidden/>
+              </w:rPr>
+              <w:fldChar w:fldCharType="begin"/>
+            </w:r>
+            <w:r>
+              <w:rPr>
+                <w:noProof/>
+                <w:webHidden/>
+              </w:rPr>
+              <w:instrText xml:space="preserve"> PAGEREF _Toc184683332 \h </w:instrText>
+            </w:r>
+            <w:r>
+              <w:rPr>
+                <w:noProof/>
+                <w:webHidden/>
+              </w:rPr>
+            </w:r>
+            <w:r>
+              <w:rPr>
+                <w:noProof/>
+                <w:webHidden/>
+              </w:rPr>
+              <w:fldChar w:fldCharType="separate"/>
+            </w:r>
+            <w:r>
+              <w:rPr>
+                <w:noProof/>
+                <w:webHidden/>
+              </w:rPr>
+              <w:t>57</w:t>
+            </w:r>
+            <w:r>
+              <w:rPr>
+                <w:noProof/>
+                <w:webHidden/>
+              </w:rPr>
+              <w:fldChar w:fldCharType="end"/>
+            </w:r>
+          </w:hyperlink>
+        </w:p>
+        <w:p>
+          <w:pPr>
+            <w:pStyle w:val="Sumrio1"/>
+            <w:rPr>
+              <w:rFonts w:eastAsiaTheme="minorEastAsia"/>
+              <w:noProof/>
+              <w:kern w:val="2"/>
+              <w:sz w:val="24"/>
+              <w:szCs w:val="24"/>
+              <w:lang w:eastAsia="pt-BR"/>
+              <w14:ligatures w14:val="standardContextual"/>
+            </w:rPr>
+          </w:pPr>
+          <w:hyperlink w:anchor="_Toc184683333" w:history="1">
+            <w:r>
+              <w:rPr>
+                <w:rStyle w:val="Hyperlink"/>
+                <w:rFonts w:ascii="Arial" w:hAnsi="Arial" w:cs="Arial"/>
+                <w:noProof/>
+              </w:rPr>
+              <w:t>13.</w:t>
+            </w:r>
+            <w:r>
+              <w:rPr>
+                <w:rFonts w:eastAsiaTheme="minorEastAsia"/>
+                <w:noProof/>
+                <w:kern w:val="2"/>
+                <w:sz w:val="24"/>
+                <w:szCs w:val="24"/>
+                <w:lang w:eastAsia="pt-BR"/>
+                <w14:ligatures w14:val="standardContextual"/>
+              </w:rPr>
+              <w:tab/>
+            </w:r>
+            <w:r>
+              <w:rPr>
+                <w:rStyle w:val="Hyperlink"/>
+                <w:rFonts w:ascii="Arial" w:hAnsi="Arial" w:cs="Arial"/>
+                <w:noProof/>
+              </w:rPr>
+              <w:t>CONCLUSÃO</w:t>
+            </w:r>
+            <w:r>
+              <w:rPr>
+                <w:noProof/>
+                <w:webHidden/>
+              </w:rPr>
+              <w:tab/>
+            </w:r>
+            <w:r>
+              <w:rPr>
+                <w:noProof/>
+                <w:webHidden/>
+              </w:rPr>
+              <w:fldChar w:fldCharType="begin"/>
+            </w:r>
+            <w:r>
+              <w:rPr>
+                <w:noProof/>
+                <w:webHidden/>
+              </w:rPr>
+              <w:instrText xml:space="preserve"> PAGEREF _Toc184683333 \h </w:instrText>
+            </w:r>
+            <w:r>
+              <w:rPr>
+                <w:noProof/>
+                <w:webHidden/>
+              </w:rPr>
+            </w:r>
+            <w:r>
+              <w:rPr>
+                <w:noProof/>
+                <w:webHidden/>
+              </w:rPr>
+              <w:fldChar w:fldCharType="separate"/>
+            </w:r>
+            <w:r>
+              <w:rPr>
+                <w:noProof/>
+                <w:webHidden/>
+              </w:rPr>
+              <w:t>58</w:t>
+            </w:r>
+            <w:r>
+              <w:rPr>
+                <w:noProof/>
+                <w:webHidden/>
+              </w:rPr>
+              <w:fldChar w:fldCharType="end"/>
+            </w:r>
+          </w:hyperlink>
+        </w:p>
+        <w:p>
+          <w:pPr>
+            <w:pStyle w:val="Sumrio1"/>
+            <w:rPr>
+              <w:rFonts w:eastAsiaTheme="minorEastAsia"/>
+              <w:noProof/>
+              <w:kern w:val="2"/>
+              <w:sz w:val="24"/>
+              <w:szCs w:val="24"/>
+              <w:lang w:eastAsia="pt-BR"/>
+              <w14:ligatures w14:val="standardContextual"/>
+            </w:rPr>
+          </w:pPr>
+          <w:hyperlink w:anchor="_Toc184683334" w:history="1">
+            <w:r>
+              <w:rPr>
+                <w:rStyle w:val="Hyperlink"/>
+                <w:rFonts w:ascii="Arial" w:hAnsi="Arial" w:cs="Arial"/>
+                <w:noProof/>
+              </w:rPr>
+              <w:t>14.</w:t>
+            </w:r>
+            <w:r>
+              <w:rPr>
+                <w:rFonts w:eastAsiaTheme="minorEastAsia"/>
+                <w:noProof/>
+                <w:kern w:val="2"/>
+                <w:sz w:val="24"/>
+                <w:szCs w:val="24"/>
+                <w:lang w:eastAsia="pt-BR"/>
+                <w14:ligatures w14:val="standardContextual"/>
+              </w:rPr>
+              <w:tab/>
+            </w:r>
+            <w:r>
+              <w:rPr>
+                <w:rStyle w:val="Hyperlink"/>
+                <w:rFonts w:ascii="Arial" w:hAnsi="Arial" w:cs="Arial"/>
+                <w:noProof/>
+              </w:rPr>
               <w:t>REFERÊNCIAS</w:t>
             </w:r>
             <w:r>
@@ -7807,7 +8176,7 @@
                 <w:noProof/>
                 <w:webHidden/>
               </w:rPr>
-              <w:instrText xml:space="preserve"> PAGEREF _Toc182002719 \h </w:instrText>
+              <w:instrText xml:space="preserve"> PAGEREF _Toc184683334 \h </w:instrText>
             </w:r>
             <w:r>
               <w:rPr>
@@ -7827,7 +8196,7 @@
                 <w:noProof/>
                 <w:webHidden/>
               </w:rPr>
-              <w:t>54</w:t>
+              <w:t>59</w:t>
             </w:r>
             <w:r>
               <w:rPr>
@@ -7901,7 +8270,7 @@
           <w:szCs w:val="24"/>
         </w:rPr>
       </w:pPr>
-      <w:bookmarkStart w:id="0" w:name="_Toc182002661"/>
+      <w:bookmarkStart w:id="0" w:name="_Toc184683272"/>
       <w:r>
         <w:rPr>
           <w:rFonts w:ascii="Arial" w:hAnsi="Arial" w:cs="Arial"/>
@@ -7999,7 +8368,7 @@
           <w:szCs w:val="24"/>
         </w:rPr>
       </w:pPr>
-      <w:bookmarkStart w:id="1" w:name="_Toc182002662"/>
+      <w:bookmarkStart w:id="1" w:name="_Toc184683273"/>
       <w:r>
         <w:rPr>
           <w:rFonts w:ascii="Arial" w:hAnsi="Arial" w:cs="Arial"/>
@@ -8063,7 +8432,7 @@
           <w:szCs w:val="24"/>
         </w:rPr>
       </w:pPr>
-      <w:bookmarkStart w:id="2" w:name="_Toc182002663"/>
+      <w:bookmarkStart w:id="2" w:name="_Toc184683274"/>
       <w:r>
         <w:rPr>
           <w:rFonts w:ascii="Arial" w:hAnsi="Arial" w:cs="Arial"/>
@@ -8111,7 +8480,7 @@
           <w:szCs w:val="24"/>
         </w:rPr>
       </w:pPr>
-      <w:bookmarkStart w:id="3" w:name="_Toc182002664"/>
+      <w:bookmarkStart w:id="3" w:name="_Toc184683275"/>
       <w:r>
         <w:rPr>
           <w:rFonts w:ascii="Arial" w:hAnsi="Arial" w:cs="Arial"/>
@@ -8209,7 +8578,7 @@
           <w:szCs w:val="24"/>
         </w:rPr>
       </w:pPr>
-      <w:bookmarkStart w:id="4" w:name="_Toc182002665"/>
+      <w:bookmarkStart w:id="4" w:name="_Toc184683276"/>
       <w:r>
         <w:rPr>
           <w:rFonts w:ascii="Arial" w:hAnsi="Arial" w:cs="Arial"/>
@@ -8497,7 +8866,7 @@
           <w:szCs w:val="24"/>
         </w:rPr>
       </w:pPr>
-      <w:bookmarkStart w:id="5" w:name="_Toc182002666"/>
+      <w:bookmarkStart w:id="5" w:name="_Toc184683277"/>
       <w:r>
         <w:rPr>
           <w:rFonts w:ascii="Arial" w:hAnsi="Arial" w:cs="Arial"/>
@@ -11663,7 +12032,7 @@
           <w:szCs w:val="24"/>
         </w:rPr>
       </w:pPr>
-      <w:bookmarkStart w:id="6" w:name="_Toc182002667"/>
+      <w:bookmarkStart w:id="6" w:name="_Toc184683278"/>
       <w:r>
         <w:rPr>
           <w:rFonts w:ascii="Arial" w:hAnsi="Arial" w:cs="Arial"/>
@@ -12223,7 +12592,7 @@
           <w:szCs w:val="24"/>
         </w:rPr>
       </w:pPr>
-      <w:bookmarkStart w:id="8" w:name="_Toc182002668"/>
+      <w:bookmarkStart w:id="8" w:name="_Toc184683279"/>
       <w:r>
         <w:rPr>
           <w:rFonts w:ascii="Arial" w:hAnsi="Arial" w:cs="Arial"/>
@@ -12403,7 +12772,7 @@
           <w:lang w:val="en-US"/>
         </w:rPr>
       </w:pPr>
-      <w:bookmarkStart w:id="9" w:name="_Toc182002669"/>
+      <w:bookmarkStart w:id="9" w:name="_Toc184683280"/>
       <w:r>
         <w:rPr>
           <w:rFonts w:ascii="Arial" w:hAnsi="Arial" w:cs="Arial"/>
@@ -12564,7 +12933,7 @@
           <w:lang w:val="en-US"/>
         </w:rPr>
       </w:pPr>
-      <w:bookmarkStart w:id="10" w:name="_Toc182002670"/>
+      <w:bookmarkStart w:id="10" w:name="_Toc184683281"/>
       <w:r>
         <w:rPr>
           <w:rFonts w:ascii="Arial" w:hAnsi="Arial" w:cs="Arial"/>
@@ -12731,7 +13100,7 @@
           <w:szCs w:val="24"/>
         </w:rPr>
       </w:pPr>
-      <w:bookmarkStart w:id="11" w:name="_Toc182002671"/>
+      <w:bookmarkStart w:id="11" w:name="_Toc184683282"/>
       <w:r>
         <w:rPr>
           <w:rFonts w:ascii="Arial" w:hAnsi="Arial" w:cs="Arial"/>
@@ -14757,7 +15126,7 @@
           <w:szCs w:val="24"/>
         </w:rPr>
       </w:pPr>
-      <w:bookmarkStart w:id="12" w:name="_Toc182002672"/>
+      <w:bookmarkStart w:id="12" w:name="_Toc184683283"/>
       <w:r>
         <w:rPr>
           <w:rFonts w:ascii="Arial" w:hAnsi="Arial" w:cs="Arial"/>
@@ -18008,7 +18377,7 @@
           <w:szCs w:val="24"/>
         </w:rPr>
       </w:pPr>
-      <w:bookmarkStart w:id="13" w:name="_Toc182002673"/>
+      <w:bookmarkStart w:id="13" w:name="_Toc184683284"/>
       <w:r>
         <w:rPr>
           <w:rFonts w:ascii="Arial" w:hAnsi="Arial" w:cs="Arial"/>
@@ -19417,7 +19786,7 @@
           <w:szCs w:val="24"/>
         </w:rPr>
       </w:pPr>
-      <w:bookmarkStart w:id="14" w:name="_Toc182002674"/>
+      <w:bookmarkStart w:id="14" w:name="_Toc184683285"/>
       <w:r>
         <w:rPr>
           <w:rFonts w:ascii="Arial" w:hAnsi="Arial" w:cs="Arial"/>
@@ -19464,7 +19833,7 @@
           <w:szCs w:val="24"/>
         </w:rPr>
       </w:pPr>
-      <w:bookmarkStart w:id="15" w:name="_Toc182002675"/>
+      <w:bookmarkStart w:id="15" w:name="_Toc184683286"/>
       <w:r>
         <w:rPr>
           <w:rFonts w:ascii="Arial" w:hAnsi="Arial" w:cs="Arial"/>
@@ -19598,7 +19967,7 @@
           <w:szCs w:val="24"/>
         </w:rPr>
       </w:pPr>
-      <w:bookmarkStart w:id="16" w:name="_Toc182002676"/>
+      <w:bookmarkStart w:id="16" w:name="_Toc184683287"/>
       <w:proofErr w:type="spellStart"/>
       <w:r>
         <w:rPr>
@@ -19674,7 +20043,7 @@
           <w:szCs w:val="24"/>
         </w:rPr>
       </w:pPr>
-      <w:bookmarkStart w:id="17" w:name="_Toc182002677"/>
+      <w:bookmarkStart w:id="17" w:name="_Toc184683288"/>
       <w:r>
         <w:rPr>
           <w:rFonts w:ascii="Arial" w:hAnsi="Arial" w:cs="Arial"/>
@@ -19828,7 +20197,7 @@
           <w:szCs w:val="24"/>
         </w:rPr>
       </w:pPr>
-      <w:bookmarkStart w:id="18" w:name="_Toc182002678"/>
+      <w:bookmarkStart w:id="18" w:name="_Toc184683289"/>
       <w:r>
         <w:rPr>
           <w:rFonts w:ascii="Arial" w:hAnsi="Arial" w:cs="Arial"/>
@@ -19933,7 +20302,7 @@
           <w:szCs w:val="24"/>
         </w:rPr>
       </w:pPr>
-      <w:bookmarkStart w:id="19" w:name="_Toc182002679"/>
+      <w:bookmarkStart w:id="19" w:name="_Toc184683290"/>
       <w:r>
         <w:rPr>
           <w:rFonts w:ascii="Arial" w:hAnsi="Arial" w:cs="Arial"/>
@@ -20127,7 +20496,7 @@
         </w:rPr>
         <w:lastRenderedPageBreak/>
         <w:drawing>
-          <wp:inline distT="0" distB="0" distL="0" distR="0" wp14:anchorId="5E4962A2" wp14:editId="310CBF27">
+          <wp:inline distT="0" distB="0" distL="0" distR="0" wp14:anchorId="5E4962A2" wp14:editId="5936A4B2">
             <wp:extent cx="4671272" cy="8428383"/>
             <wp:effectExtent l="0" t="0" r="0" b="0"/>
             <wp:docPr id="1" name="Imagem 1"/>
@@ -20193,7 +20562,7 @@
           <w:szCs w:val="24"/>
         </w:rPr>
       </w:pPr>
-      <w:bookmarkStart w:id="20" w:name="_Toc182002680"/>
+      <w:bookmarkStart w:id="20" w:name="_Toc184683291"/>
       <w:r>
         <w:rPr>
           <w:rFonts w:ascii="Arial" w:hAnsi="Arial" w:cs="Arial"/>
@@ -20224,7 +20593,7 @@
           <w:szCs w:val="24"/>
         </w:rPr>
       </w:pPr>
-      <w:bookmarkStart w:id="21" w:name="_Toc182002681"/>
+      <w:bookmarkStart w:id="21" w:name="_Toc184683292"/>
       <w:r>
         <w:rPr>
           <w:rFonts w:ascii="Arial" w:hAnsi="Arial" w:cs="Arial"/>
@@ -20348,7 +20717,7 @@
           <w:szCs w:val="24"/>
         </w:rPr>
       </w:pPr>
-      <w:bookmarkStart w:id="22" w:name="_Toc182002682"/>
+      <w:bookmarkStart w:id="22" w:name="_Toc184683293"/>
       <w:r>
         <w:rPr>
           <w:rFonts w:ascii="Arial" w:hAnsi="Arial" w:cs="Arial"/>
@@ -20524,7 +20893,7 @@
           <w:szCs w:val="24"/>
         </w:rPr>
       </w:pPr>
-      <w:bookmarkStart w:id="23" w:name="_Toc182002683"/>
+      <w:bookmarkStart w:id="23" w:name="_Toc184683294"/>
       <w:r>
         <w:rPr>
           <w:rFonts w:ascii="Arial" w:hAnsi="Arial" w:cs="Arial"/>
@@ -21656,7 +22025,7 @@
           <w:szCs w:val="24"/>
         </w:rPr>
       </w:pPr>
-      <w:bookmarkStart w:id="24" w:name="_Toc182002684"/>
+      <w:bookmarkStart w:id="24" w:name="_Toc184683295"/>
       <w:r>
         <w:rPr>
           <w:rFonts w:ascii="Arial" w:hAnsi="Arial" w:cs="Arial"/>
@@ -21834,7 +22203,7 @@
           <w:szCs w:val="24"/>
         </w:rPr>
       </w:pPr>
-      <w:bookmarkStart w:id="25" w:name="_Toc182002685"/>
+      <w:bookmarkStart w:id="25" w:name="_Toc184683296"/>
       <w:r>
         <w:rPr>
           <w:rFonts w:ascii="Arial" w:hAnsi="Arial" w:cs="Arial"/>
@@ -22096,7 +22465,7 @@
           <w:szCs w:val="24"/>
         </w:rPr>
       </w:pPr>
-      <w:bookmarkStart w:id="26" w:name="_Toc182002686"/>
+      <w:bookmarkStart w:id="26" w:name="_Toc184683297"/>
       <w:r>
         <w:rPr>
           <w:rFonts w:ascii="Arial" w:hAnsi="Arial" w:cs="Arial"/>
@@ -24091,7 +24460,6 @@
                 <w:sz w:val="24"/>
                 <w:szCs w:val="24"/>
               </w:rPr>
-              <w:lastRenderedPageBreak/>
               <w:t>T08</w:t>
             </w:r>
           </w:p>
@@ -24552,6 +24920,7 @@
                 <w:sz w:val="24"/>
                 <w:szCs w:val="24"/>
               </w:rPr>
+              <w:lastRenderedPageBreak/>
               <w:t>T10</w:t>
             </w:r>
           </w:p>
@@ -25545,7 +25914,7 @@
           <w:szCs w:val="24"/>
         </w:rPr>
       </w:pPr>
-      <w:bookmarkStart w:id="27" w:name="_Toc182002687"/>
+      <w:bookmarkStart w:id="27" w:name="_Toc184683298"/>
       <w:proofErr w:type="spellStart"/>
       <w:r>
         <w:rPr>
@@ -25618,7 +25987,7 @@
           <w:szCs w:val="24"/>
         </w:rPr>
         <w:drawing>
-          <wp:inline distT="0" distB="0" distL="0" distR="0" wp14:anchorId="6F97D142" wp14:editId="1527C066">
+          <wp:inline distT="0" distB="0" distL="0" distR="0" wp14:anchorId="6F97D142" wp14:editId="01A95BE2">
             <wp:extent cx="5762626" cy="2895600"/>
             <wp:effectExtent l="0" t="0" r="0" b="0"/>
             <wp:docPr id="824040481" name="Imagem 824040481"/>
@@ -25700,7 +26069,7 @@
           <w:szCs w:val="24"/>
         </w:rPr>
         <w:drawing>
-          <wp:inline distT="0" distB="0" distL="0" distR="0" wp14:anchorId="0B9D9299" wp14:editId="092CC254">
+          <wp:inline distT="0" distB="0" distL="0" distR="0" wp14:anchorId="0B9D9299" wp14:editId="5FB36EAA">
             <wp:extent cx="5781676" cy="2876550"/>
             <wp:effectExtent l="0" t="0" r="0" b="0"/>
             <wp:docPr id="337518286" name="Imagem 337518286"/>
@@ -25783,7 +26152,7 @@
           <w:szCs w:val="24"/>
         </w:rPr>
         <w:drawing>
-          <wp:inline distT="0" distB="0" distL="0" distR="0" wp14:anchorId="49EEA285" wp14:editId="5A36F39D">
+          <wp:inline distT="0" distB="0" distL="0" distR="0" wp14:anchorId="49EEA285" wp14:editId="352ECE77">
             <wp:extent cx="5762626" cy="2876550"/>
             <wp:effectExtent l="0" t="0" r="0" b="0"/>
             <wp:docPr id="272577838" name="Imagem 272577838"/>
@@ -25870,7 +26239,7 @@
           <w:szCs w:val="24"/>
         </w:rPr>
         <w:drawing>
-          <wp:inline distT="0" distB="0" distL="0" distR="0" wp14:anchorId="288C3412" wp14:editId="1A4167C7">
+          <wp:inline distT="0" distB="0" distL="0" distR="0" wp14:anchorId="288C3412" wp14:editId="1A2C6BC3">
             <wp:extent cx="5762626" cy="2867025"/>
             <wp:effectExtent l="0" t="0" r="0" b="0"/>
             <wp:docPr id="1483742448" name="Imagem 1483742448"/>
@@ -26152,7 +26521,7 @@
           <w:szCs w:val="24"/>
         </w:rPr>
       </w:pPr>
-      <w:bookmarkStart w:id="28" w:name="_Toc182002688"/>
+      <w:bookmarkStart w:id="28" w:name="_Toc184683299"/>
       <w:r>
         <w:rPr>
           <w:rFonts w:ascii="Arial" w:hAnsi="Arial" w:cs="Arial"/>
@@ -26265,7 +26634,7 @@
           <w:szCs w:val="24"/>
         </w:rPr>
       </w:pPr>
-      <w:bookmarkStart w:id="29" w:name="_Toc182002689"/>
+      <w:bookmarkStart w:id="29" w:name="_Toc184683300"/>
       <w:proofErr w:type="spellStart"/>
       <w:r>
         <w:rPr>
@@ -26345,7 +26714,7 @@
           <w:szCs w:val="24"/>
         </w:rPr>
       </w:pPr>
-      <w:bookmarkStart w:id="30" w:name="_Toc182002690"/>
+      <w:bookmarkStart w:id="30" w:name="_Toc184683301"/>
       <w:r>
         <w:rPr>
           <w:rFonts w:ascii="Arial" w:hAnsi="Arial" w:cs="Arial"/>
@@ -26557,7 +26926,7 @@
           <w:szCs w:val="24"/>
         </w:rPr>
       </w:pPr>
-      <w:bookmarkStart w:id="31" w:name="_Toc182002691"/>
+      <w:bookmarkStart w:id="31" w:name="_Toc184683302"/>
       <w:r>
         <w:rPr>
           <w:rFonts w:ascii="Arial" w:hAnsi="Arial" w:cs="Arial"/>
@@ -26640,7 +27009,7 @@
           <w:szCs w:val="24"/>
         </w:rPr>
       </w:pPr>
-      <w:bookmarkStart w:id="32" w:name="_Toc182002692"/>
+      <w:bookmarkStart w:id="32" w:name="_Toc184683303"/>
       <w:proofErr w:type="spellStart"/>
       <w:r>
         <w:rPr>
@@ -27072,7 +27441,7 @@
           <w:szCs w:val="24"/>
         </w:rPr>
       </w:pPr>
-      <w:bookmarkStart w:id="33" w:name="_Toc182002693"/>
+      <w:bookmarkStart w:id="33" w:name="_Toc184683304"/>
       <w:r>
         <w:rPr>
           <w:rFonts w:ascii="Arial" w:hAnsi="Arial" w:cs="Arial"/>
@@ -27222,7 +27591,7 @@
           <w:szCs w:val="24"/>
         </w:rPr>
       </w:pPr>
-      <w:bookmarkStart w:id="34" w:name="_Toc182002694"/>
+      <w:bookmarkStart w:id="34" w:name="_Toc184683305"/>
       <w:proofErr w:type="spellStart"/>
       <w:r>
         <w:rPr>
@@ -27308,7 +27677,7 @@
           <w:szCs w:val="24"/>
         </w:rPr>
       </w:pPr>
-      <w:bookmarkStart w:id="35" w:name="_Toc182002695"/>
+      <w:bookmarkStart w:id="35" w:name="_Toc184683306"/>
       <w:r>
         <w:rPr>
           <w:rFonts w:ascii="Arial" w:hAnsi="Arial" w:cs="Arial"/>
@@ -27887,7 +28256,7 @@
           <w:szCs w:val="24"/>
         </w:rPr>
       </w:pPr>
-      <w:bookmarkStart w:id="36" w:name="_Toc182002696"/>
+      <w:bookmarkStart w:id="36" w:name="_Toc184683307"/>
       <w:r>
         <w:rPr>
           <w:rFonts w:ascii="Arial" w:hAnsi="Arial" w:cs="Arial"/>
@@ -27996,7 +28365,7 @@
         <w:ind w:left="0" w:firstLine="0"/>
         <w:jc w:val="both"/>
       </w:pPr>
-      <w:bookmarkStart w:id="37" w:name="_Toc182002697"/>
+      <w:bookmarkStart w:id="37" w:name="_Toc184683308"/>
       <w:proofErr w:type="spellStart"/>
       <w:r>
         <w:rPr>
@@ -28491,6 +28860,7 @@
           <w:szCs w:val="24"/>
         </w:rPr>
       </w:pPr>
+      <w:bookmarkStart w:id="38" w:name="_Toc184683309"/>
       <w:r>
         <w:rPr>
           <w:rFonts w:ascii="Arial" w:hAnsi="Arial" w:cs="Arial"/>
@@ -28510,6 +28880,7 @@
         </w:rPr>
         <w:t xml:space="preserve"> Sprint</w:t>
       </w:r>
+      <w:bookmarkEnd w:id="38"/>
     </w:p>
     <w:p>
       <w:pPr>
@@ -28605,6 +28976,7 @@
           <w:szCs w:val="24"/>
         </w:rPr>
       </w:pPr>
+      <w:bookmarkStart w:id="39" w:name="_Toc184683310"/>
       <w:proofErr w:type="spellStart"/>
       <w:r>
         <w:rPr>
@@ -28625,6 +28997,7 @@
         </w:rPr>
         <w:t xml:space="preserve"> Backlog</w:t>
       </w:r>
+      <w:bookmarkEnd w:id="39"/>
     </w:p>
     <w:p>
       <w:pPr>
@@ -28731,6 +29104,7 @@
           <w:szCs w:val="24"/>
         </w:rPr>
       </w:pPr>
+      <w:bookmarkStart w:id="40" w:name="_Toc184683311"/>
       <w:r>
         <w:rPr>
           <w:rFonts w:ascii="Arial" w:hAnsi="Arial" w:cs="Arial"/>
@@ -28741,6 +29115,7 @@
         <w:lastRenderedPageBreak/>
         <w:t>Sprint Backlog</w:t>
       </w:r>
+      <w:bookmarkEnd w:id="40"/>
     </w:p>
     <w:p>
       <w:pPr>
@@ -30246,16 +30621,14 @@
         </w:rPr>
         <w:t xml:space="preserve"> – O sistema foi planejado para ter facilidade para </w:t>
       </w:r>
-      <w:proofErr w:type="gramStart"/>
-      <w:r>
-        <w:rPr>
-          <w:rFonts w:ascii="Arial" w:hAnsi="Arial" w:cs="Arial"/>
-          <w:sz w:val="24"/>
-          <w:szCs w:val="24"/>
-        </w:rPr>
-        <w:t>criar novas</w:t>
-      </w:r>
-      <w:proofErr w:type="gramEnd"/>
+      <w:r>
+        <w:rPr>
+          <w:rFonts w:ascii="Arial" w:hAnsi="Arial" w:cs="Arial"/>
+          <w:sz w:val="24"/>
+          <w:szCs w:val="24"/>
+        </w:rPr>
+        <w:t>criar</w:t>
+      </w:r>
       <w:r>
         <w:rPr>
           <w:rFonts w:ascii="Arial" w:hAnsi="Arial" w:cs="Arial"/>
@@ -30296,16 +30669,14 @@
         </w:rPr>
         <w:t xml:space="preserve"> – O Banco de Dados foi planejado para ter facilidade de </w:t>
       </w:r>
-      <w:proofErr w:type="gramStart"/>
-      <w:r>
-        <w:rPr>
-          <w:rFonts w:ascii="Arial" w:hAnsi="Arial" w:cs="Arial"/>
-          <w:sz w:val="24"/>
-          <w:szCs w:val="24"/>
-        </w:rPr>
-        <w:t>criar novas</w:t>
-      </w:r>
-      <w:proofErr w:type="gramEnd"/>
+      <w:r>
+        <w:rPr>
+          <w:rFonts w:ascii="Arial" w:hAnsi="Arial" w:cs="Arial"/>
+          <w:sz w:val="24"/>
+          <w:szCs w:val="24"/>
+        </w:rPr>
+        <w:t>criar</w:t>
+      </w:r>
       <w:r>
         <w:rPr>
           <w:rFonts w:ascii="Arial" w:hAnsi="Arial" w:cs="Arial"/>
@@ -30446,6 +30817,359 @@
           <w:szCs w:val="24"/>
         </w:rPr>
       </w:pPr>
+    </w:p>
+    <w:p>
+      <w:pPr>
+        <w:rPr>
+          <w:rFonts w:ascii="Arial" w:hAnsi="Arial" w:cs="Arial"/>
+          <w:sz w:val="24"/>
+          <w:szCs w:val="24"/>
+        </w:rPr>
+      </w:pPr>
+    </w:p>
+    <w:p>
+      <w:pPr>
+        <w:rPr>
+          <w:rFonts w:ascii="Arial" w:hAnsi="Arial" w:cs="Arial"/>
+          <w:sz w:val="24"/>
+          <w:szCs w:val="24"/>
+        </w:rPr>
+      </w:pPr>
+    </w:p>
+    <w:p>
+      <w:pPr>
+        <w:pStyle w:val="Ttulo1"/>
+        <w:numPr>
+          <w:ilvl w:val="2"/>
+          <w:numId w:val="21"/>
+        </w:numPr>
+        <w:spacing w:before="120" w:after="120"/>
+        <w:ind w:left="0" w:firstLine="0"/>
+        <w:jc w:val="both"/>
+      </w:pPr>
+      <w:bookmarkStart w:id="41" w:name="_Toc184683312"/>
+      <w:proofErr w:type="spellStart"/>
+      <w:r>
+        <w:rPr>
+          <w:rFonts w:ascii="Arial" w:hAnsi="Arial" w:cs="Arial"/>
+          <w:color w:val="auto"/>
+          <w:sz w:val="24"/>
+          <w:szCs w:val="24"/>
+        </w:rPr>
+        <w:lastRenderedPageBreak/>
+        <w:t>Kanban</w:t>
+      </w:r>
+      <w:proofErr w:type="spellEnd"/>
+      <w:r>
+        <w:rPr>
+          <w:rFonts w:ascii="Arial" w:hAnsi="Arial" w:cs="Arial"/>
+          <w:color w:val="auto"/>
+          <w:sz w:val="24"/>
+          <w:szCs w:val="24"/>
+        </w:rPr>
+        <w:t xml:space="preserve"> e Retrospectiva</w:t>
+      </w:r>
+      <w:bookmarkEnd w:id="41"/>
+    </w:p>
+    <w:p>
+      <w:pPr>
+        <w:spacing w:after="0" w:line="240" w:lineRule="auto"/>
+        <w:rPr>
+          <w:rFonts w:ascii="Times New Roman" w:eastAsia="Times New Roman" w:hAnsi="Times New Roman" w:cs="Times New Roman"/>
+          <w:sz w:val="24"/>
+          <w:szCs w:val="24"/>
+          <w:lang w:eastAsia="pt-BR"/>
+        </w:rPr>
+      </w:pPr>
+      <w:r>
+        <w:rPr>
+          <w:noProof/>
+          <w:lang w:eastAsia="pt-BR"/>
+        </w:rPr>
+        <w:drawing>
+          <wp:inline distT="0" distB="0" distL="0" distR="0" wp14:anchorId="6136BCCB" wp14:editId="21F15F91">
+            <wp:extent cx="5593278" cy="2695464"/>
+            <wp:effectExtent l="0" t="0" r="7620" b="0"/>
+            <wp:docPr id="1672149119" name="Imagem 1" descr="Interface gráfica do usuário, Aplicativo, chat ou mensagem de texto&#10;&#10;Descrição gerada automaticamente"/>
+            <wp:cNvGraphicFramePr>
+              <a:graphicFrameLocks xmlns:a="http://schemas.openxmlformats.org/drawingml/2006/main" noChangeAspect="1"/>
+            </wp:cNvGraphicFramePr>
+            <a:graphic xmlns:a="http://schemas.openxmlformats.org/drawingml/2006/main">
+              <a:graphicData uri="http://schemas.openxmlformats.org/drawingml/2006/picture">
+                <pic:pic xmlns:pic="http://schemas.openxmlformats.org/drawingml/2006/picture">
+                  <pic:nvPicPr>
+                    <pic:cNvPr id="1672149119" name="Imagem 1" descr="Interface gráfica do usuário, Aplicativo, chat ou mensagem de texto&#10;&#10;Descrição gerada automaticamente"/>
+                    <pic:cNvPicPr>
+                      <a:picLocks noChangeAspect="1" noChangeArrowheads="1"/>
+                    </pic:cNvPicPr>
+                  </pic:nvPicPr>
+                  <pic:blipFill>
+                    <a:blip r:embed="rId28">
+                      <a:extLst>
+                        <a:ext uri="{28A0092B-C50C-407E-A947-70E740481C1C}">
+                          <a14:useLocalDpi xmlns:a14="http://schemas.microsoft.com/office/drawing/2010/main" val="0"/>
+                        </a:ext>
+                      </a:extLst>
+                    </a:blip>
+                    <a:srcRect/>
+                    <a:stretch>
+                      <a:fillRect/>
+                    </a:stretch>
+                  </pic:blipFill>
+                  <pic:spPr bwMode="auto">
+                    <a:xfrm>
+                      <a:off x="0" y="0"/>
+                      <a:ext cx="5622984" cy="2709780"/>
+                    </a:xfrm>
+                    <a:prstGeom prst="rect">
+                      <a:avLst/>
+                    </a:prstGeom>
+                    <a:noFill/>
+                    <a:ln>
+                      <a:noFill/>
+                    </a:ln>
+                  </pic:spPr>
+                </pic:pic>
+              </a:graphicData>
+            </a:graphic>
+          </wp:inline>
+        </w:drawing>
+      </w:r>
+    </w:p>
+    <w:p>
+      <w:pPr>
+        <w:spacing w:after="0" w:line="240" w:lineRule="auto"/>
+        <w:rPr>
+          <w:rFonts w:ascii="Times New Roman" w:eastAsia="Times New Roman" w:hAnsi="Times New Roman" w:cs="Times New Roman"/>
+          <w:sz w:val="24"/>
+          <w:szCs w:val="24"/>
+          <w:lang w:eastAsia="pt-BR"/>
+        </w:rPr>
+      </w:pPr>
+      <w:r>
+        <w:rPr>
+          <w:rFonts w:ascii="Times New Roman" w:eastAsia="Times New Roman" w:hAnsi="Times New Roman" w:cs="Times New Roman"/>
+          <w:noProof/>
+          <w:sz w:val="24"/>
+          <w:szCs w:val="24"/>
+          <w:lang w:eastAsia="pt-BR"/>
+        </w:rPr>
+        <w:drawing>
+          <wp:inline distT="0" distB="0" distL="0" distR="0" wp14:anchorId="2142C15D" wp14:editId="08E881B6">
+            <wp:extent cx="5581015" cy="4959350"/>
+            <wp:effectExtent l="0" t="0" r="635" b="0"/>
+            <wp:docPr id="1904154949" name="Imagem 4" descr="Interface gráfica do usuário, Aplicativo&#10;&#10;Descrição gerada automaticamente"/>
+            <wp:cNvGraphicFramePr>
+              <a:graphicFrameLocks xmlns:a="http://schemas.openxmlformats.org/drawingml/2006/main" noChangeAspect="1"/>
+            </wp:cNvGraphicFramePr>
+            <a:graphic xmlns:a="http://schemas.openxmlformats.org/drawingml/2006/main">
+              <a:graphicData uri="http://schemas.openxmlformats.org/drawingml/2006/picture">
+                <pic:pic xmlns:pic="http://schemas.openxmlformats.org/drawingml/2006/picture">
+                  <pic:nvPicPr>
+                    <pic:cNvPr id="1904154949" name="Imagem 4" descr="Interface gráfica do usuário, Aplicativo&#10;&#10;Descrição gerada automaticamente"/>
+                    <pic:cNvPicPr>
+                      <a:picLocks noChangeAspect="1" noChangeArrowheads="1"/>
+                    </pic:cNvPicPr>
+                  </pic:nvPicPr>
+                  <pic:blipFill>
+                    <a:blip r:embed="rId29">
+                      <a:extLst>
+                        <a:ext uri="{28A0092B-C50C-407E-A947-70E740481C1C}">
+                          <a14:useLocalDpi xmlns:a14="http://schemas.microsoft.com/office/drawing/2010/main" val="0"/>
+                        </a:ext>
+                      </a:extLst>
+                    </a:blip>
+                    <a:srcRect/>
+                    <a:stretch>
+                      <a:fillRect/>
+                    </a:stretch>
+                  </pic:blipFill>
+                  <pic:spPr bwMode="auto">
+                    <a:xfrm>
+                      <a:off x="0" y="0"/>
+                      <a:ext cx="5581015" cy="4959350"/>
+                    </a:xfrm>
+                    <a:prstGeom prst="rect">
+                      <a:avLst/>
+                    </a:prstGeom>
+                    <a:noFill/>
+                    <a:ln>
+                      <a:noFill/>
+                    </a:ln>
+                  </pic:spPr>
+                </pic:pic>
+              </a:graphicData>
+            </a:graphic>
+          </wp:inline>
+        </w:drawing>
+      </w:r>
+    </w:p>
+    <w:p>
+      <w:pPr>
+        <w:spacing w:after="0" w:line="240" w:lineRule="auto"/>
+        <w:rPr>
+          <w:rFonts w:ascii="Times New Roman" w:eastAsia="Times New Roman" w:hAnsi="Times New Roman" w:cs="Times New Roman"/>
+          <w:sz w:val="24"/>
+          <w:szCs w:val="24"/>
+          <w:lang w:eastAsia="pt-BR"/>
+        </w:rPr>
+      </w:pPr>
+    </w:p>
+    <w:p>
+      <w:pPr>
+        <w:rPr>
+          <w:rFonts w:ascii="Arial" w:hAnsi="Arial" w:cs="Arial"/>
+          <w:sz w:val="24"/>
+          <w:szCs w:val="24"/>
+        </w:rPr>
+      </w:pPr>
+    </w:p>
+    <w:p>
+      <w:pPr>
+        <w:rPr>
+          <w:rFonts w:ascii="Arial" w:hAnsi="Arial" w:cs="Arial"/>
+          <w:sz w:val="24"/>
+          <w:szCs w:val="24"/>
+        </w:rPr>
+      </w:pPr>
+    </w:p>
+    <w:p>
+      <w:pPr>
+        <w:pStyle w:val="NormalWeb"/>
+        <w:spacing w:line="360" w:lineRule="auto"/>
+        <w:jc w:val="both"/>
+        <w:rPr>
+          <w:rFonts w:ascii="Arial" w:hAnsi="Arial" w:cs="Arial"/>
+        </w:rPr>
+      </w:pPr>
+      <w:r>
+        <w:rPr>
+          <w:rStyle w:val="Forte"/>
+          <w:rFonts w:ascii="Arial" w:hAnsi="Arial" w:cs="Arial"/>
+        </w:rPr>
+        <w:lastRenderedPageBreak/>
+        <w:t>Retrospectiva</w:t>
+      </w:r>
+    </w:p>
+    <w:p>
+      <w:pPr>
+        <w:rPr>
+          <w:rFonts w:ascii="Arial" w:hAnsi="Arial" w:cs="Arial"/>
+          <w:sz w:val="24"/>
+          <w:szCs w:val="24"/>
+        </w:rPr>
+      </w:pPr>
+      <w:r>
+        <w:rPr>
+          <w:rFonts w:ascii="Arial" w:hAnsi="Arial" w:cs="Arial"/>
+          <w:sz w:val="24"/>
+          <w:szCs w:val="24"/>
+        </w:rPr>
+        <w:t>A Sprint 4 teve como principal objetivo a implementação de funcionalidades essenciais para o gerenciamento de clientes e documentos, com foco na otimização da experiência do usuário. A equipe se dedicou à criação de telas de cadastro e edição intuitivas e eficientes, buscando simplificar o processo de inserção e atualização de informações. Para isso, os campos foram organizados de forma clara e concisa, tanto para clientes quanto para documentos, facilitando o preenchimento e a visualização dos dados.</w:t>
+      </w:r>
+    </w:p>
+    <w:p>
+      <w:pPr>
+        <w:rPr>
+          <w:rFonts w:ascii="Arial" w:hAnsi="Arial" w:cs="Arial"/>
+          <w:sz w:val="24"/>
+          <w:szCs w:val="24"/>
+        </w:rPr>
+      </w:pPr>
+      <w:r>
+        <w:rPr>
+          <w:rFonts w:ascii="Arial" w:hAnsi="Arial" w:cs="Arial"/>
+          <w:sz w:val="24"/>
+          <w:szCs w:val="24"/>
+        </w:rPr>
+        <w:t>Um ponto positivo a ser destacado foi a reutilização de componentes, com a criação de um único formulário para as operações de cadastro e edição. Essa estratégia garantiu a consistência da interface e facilitou a navegação do usuário, proporcionando uma experiência mais fluida e intuitiva. No geral, a equipe conseguiu entregar as funcionalidades planejadas para a Sprint, demonstrando boa capacidade de organização e colaboração.</w:t>
+      </w:r>
+    </w:p>
+    <w:p>
+      <w:pPr>
+        <w:rPr>
+          <w:rFonts w:ascii="Arial" w:hAnsi="Arial" w:cs="Arial"/>
+          <w:sz w:val="24"/>
+          <w:szCs w:val="24"/>
+        </w:rPr>
+      </w:pPr>
+      <w:r>
+        <w:rPr>
+          <w:rFonts w:ascii="Arial" w:hAnsi="Arial" w:cs="Arial"/>
+          <w:sz w:val="24"/>
+          <w:szCs w:val="24"/>
+        </w:rPr>
+        <w:t xml:space="preserve">Apesar dos avanços, alguns pontos requerem atenção para o aprimoramento do sistema. É fundamental realizar testes de usabilidade com usuários reais para identificar possíveis pontos de melhoria na interface, mesmo que ela já se apresente amigável. A equipe também deve se concentrar em manter a qualidade do código e garantir a escalabilidade do sistema, além de documentar as funcionalidades implementadas para facilitar a manutenção e o desenvolvimento futuro. Observou-se também que o Sprint Backlog era extenso, o que pode ter impactado o foco da equipe, sendo importante analisar a real necessidade de todas as </w:t>
+      </w:r>
+      <w:r>
+        <w:rPr>
+          <w:rFonts w:ascii="Arial" w:hAnsi="Arial" w:cs="Arial"/>
+          <w:sz w:val="24"/>
+          <w:szCs w:val="24"/>
+        </w:rPr>
+        <w:t>“</w:t>
+      </w:r>
+      <w:proofErr w:type="spellStart"/>
+      <w:r>
+        <w:rPr>
+          <w:rFonts w:ascii="Arial" w:hAnsi="Arial" w:cs="Arial"/>
+          <w:sz w:val="24"/>
+          <w:szCs w:val="24"/>
+        </w:rPr>
+        <w:t>tasks</w:t>
+      </w:r>
+      <w:proofErr w:type="spellEnd"/>
+      <w:r>
+        <w:rPr>
+          <w:rFonts w:ascii="Arial" w:hAnsi="Arial" w:cs="Arial"/>
+          <w:sz w:val="24"/>
+          <w:szCs w:val="24"/>
+        </w:rPr>
+        <w:t xml:space="preserve">” </w:t>
+      </w:r>
+      <w:r>
+        <w:rPr>
+          <w:rFonts w:ascii="Arial" w:hAnsi="Arial" w:cs="Arial"/>
+          <w:sz w:val="24"/>
+          <w:szCs w:val="24"/>
+        </w:rPr>
+        <w:t>para a Sprint.</w:t>
+      </w:r>
+    </w:p>
+    <w:p>
+      <w:pPr>
+        <w:rPr>
+          <w:rFonts w:ascii="Arial" w:hAnsi="Arial" w:cs="Arial"/>
+          <w:sz w:val="24"/>
+          <w:szCs w:val="24"/>
+        </w:rPr>
+      </w:pPr>
+      <w:r>
+        <w:rPr>
+          <w:rFonts w:ascii="Arial" w:hAnsi="Arial" w:cs="Arial"/>
+          <w:sz w:val="24"/>
+          <w:szCs w:val="24"/>
+        </w:rPr>
+        <w:t>Para o próximo projeto, a equipe se compromete a realizar testes de usabilidade com usuários reais, a fim de identificar e corrigir problemas de usabilidade. Além disso, a equipe se dedicará a manter a qualidade do código através de revisões e boas práticas de desenvolvimento, garantindo a qualidade e a escalabilidade do sistema. A documentação das funcionalidades implementadas também será priorizada, a fim de facilitar a manutenção e o desenvolvimento futuro. Por fim, a equipe se compromete a analisar criticamente o Sprint Backlog, buscando definir melhor o escopo e priorizar as tarefas mais importantes para garantir o foco e a eficiência da equipe.</w:t>
+      </w:r>
+    </w:p>
+    <w:p>
+      <w:pPr>
+        <w:rPr>
+          <w:rFonts w:ascii="Arial" w:hAnsi="Arial" w:cs="Arial"/>
+          <w:sz w:val="24"/>
+          <w:szCs w:val="24"/>
+        </w:rPr>
+      </w:pPr>
+      <w:r>
+        <w:rPr>
+          <w:rFonts w:ascii="Arial" w:hAnsi="Arial" w:cs="Arial"/>
+          <w:sz w:val="24"/>
+          <w:szCs w:val="24"/>
+        </w:rPr>
+        <w:lastRenderedPageBreak/>
+        <w:t>Acreditamos que a comunicação entre os membros da equipe é fundamental para o sucesso do projeto e que o uso de ferramentas de rastreamento de tarefas e de versionamento de código facilita o gerenciamento do projeto. Essa retrospectiva visa auxiliar a equipe a identificar seus pontos fortes e fracos, promovendo a melhoria contínua e o aprendizado a cada Sprint.</w:t>
+      </w:r>
     </w:p>
     <w:p>
       <w:pPr>
@@ -30491,7 +31215,7 @@
           <w:szCs w:val="24"/>
         </w:rPr>
       </w:pPr>
-      <w:bookmarkStart w:id="38" w:name="_Toc182002698"/>
+      <w:bookmarkStart w:id="42" w:name="_Toc184683313"/>
       <w:r>
         <w:rPr>
           <w:rFonts w:ascii="Arial" w:hAnsi="Arial" w:cs="Arial"/>
@@ -30502,7 +31226,7 @@
         <w:lastRenderedPageBreak/>
         <w:t>Modelo de Dados</w:t>
       </w:r>
-      <w:bookmarkEnd w:id="38"/>
+      <w:bookmarkEnd w:id="42"/>
     </w:p>
     <w:p>
       <w:pPr>
@@ -30523,7 +31247,7 @@
           <w:szCs w:val="24"/>
         </w:rPr>
       </w:pPr>
-      <w:bookmarkStart w:id="39" w:name="_Toc182002699"/>
+      <w:bookmarkStart w:id="43" w:name="_Toc184683314"/>
       <w:r>
         <w:rPr>
           <w:rFonts w:ascii="Arial" w:hAnsi="Arial" w:cs="Arial"/>
@@ -30601,7 +31325,7 @@
         </w:rPr>
         <w:t>odelo lógico do banco de dados</w:t>
       </w:r>
-      <w:bookmarkEnd w:id="39"/>
+      <w:bookmarkEnd w:id="43"/>
     </w:p>
     <w:p>
       <w:pPr>
@@ -30635,7 +31359,7 @@
                     <pic:cNvPicPr/>
                   </pic:nvPicPr>
                   <pic:blipFill>
-                    <a:blip r:embed="rId28">
+                    <a:blip r:embed="rId30">
                       <a:extLst>
                         <a:ext uri="{28A0092B-C50C-407E-A947-70E740481C1C}">
                           <a14:useLocalDpi xmlns:a14="http://schemas.microsoft.com/office/drawing/2010/main" val="0"/>
@@ -30681,7 +31405,7 @@
           <w:szCs w:val="24"/>
         </w:rPr>
       </w:pPr>
-      <w:bookmarkStart w:id="40" w:name="_Toc182002700"/>
+      <w:bookmarkStart w:id="44" w:name="_Toc184683315"/>
       <w:r>
         <w:rPr>
           <w:rFonts w:ascii="Arial" w:hAnsi="Arial" w:cs="Arial"/>
@@ -30694,7 +31418,7 @@
         <w:lastRenderedPageBreak/>
         <w:t>Dicionário de dados</w:t>
       </w:r>
-      <w:bookmarkEnd w:id="40"/>
+      <w:bookmarkEnd w:id="44"/>
       <w:r>
         <w:rPr>
           <w:rFonts w:ascii="Arial" w:hAnsi="Arial" w:cs="Arial"/>
@@ -39051,16 +39775,6 @@
       <w:pPr>
         <w:jc w:val="both"/>
         <w:rPr>
-          <w:rFonts w:ascii="Arial" w:hAnsi="Arial" w:cs="Arial"/>
-          <w:sz w:val="24"/>
-          <w:szCs w:val="24"/>
-        </w:rPr>
-      </w:pPr>
-    </w:p>
-    <w:p>
-      <w:pPr>
-        <w:jc w:val="both"/>
-        <w:rPr>
           <w:rFonts w:ascii="Arial" w:eastAsiaTheme="majorEastAsia" w:hAnsi="Arial" w:cs="Arial"/>
           <w:b/>
           <w:bCs/>
@@ -39068,15 +39782,6 @@
           <w:szCs w:val="24"/>
         </w:rPr>
       </w:pPr>
-      <w:r>
-        <w:rPr>
-          <w:rFonts w:ascii="Arial" w:hAnsi="Arial" w:cs="Arial"/>
-          <w:sz w:val="24"/>
-          <w:szCs w:val="24"/>
-        </w:rPr>
-        <w:lastRenderedPageBreak/>
-        <w:br w:type="page"/>
-      </w:r>
     </w:p>
     <w:p>
       <w:pPr>
@@ -39096,7 +39801,7 @@
           <w:lang w:val="en-US"/>
         </w:rPr>
       </w:pPr>
-      <w:bookmarkStart w:id="41" w:name="_Toc182002701"/>
+      <w:bookmarkStart w:id="45" w:name="_Toc184683316"/>
       <w:r>
         <w:rPr>
           <w:rFonts w:ascii="Arial" w:hAnsi="Arial" w:cs="Arial"/>
@@ -39108,7 +39813,7 @@
         <w:lastRenderedPageBreak/>
         <w:t>PRINCIPAIS TELAS DO SISTEMA</w:t>
       </w:r>
-      <w:bookmarkEnd w:id="41"/>
+      <w:bookmarkEnd w:id="45"/>
     </w:p>
     <w:p>
       <w:pPr>
@@ -39129,7 +39834,7 @@
           <w:szCs w:val="24"/>
         </w:rPr>
       </w:pPr>
-      <w:bookmarkStart w:id="42" w:name="_Toc182002702"/>
+      <w:bookmarkStart w:id="46" w:name="_Toc184683317"/>
       <w:r>
         <w:rPr>
           <w:rFonts w:ascii="Arial" w:hAnsi="Arial" w:cs="Arial"/>
@@ -39141,7 +39846,7 @@
         </w:rPr>
         <w:t>Telas do Site</w:t>
       </w:r>
-      <w:bookmarkEnd w:id="42"/>
+      <w:bookmarkEnd w:id="46"/>
     </w:p>
     <w:p>
       <w:pPr>
@@ -39161,7 +39866,7 @@
           <w:szCs w:val="24"/>
         </w:rPr>
       </w:pPr>
-      <w:bookmarkStart w:id="43" w:name="_Toc182002703"/>
+      <w:bookmarkStart w:id="47" w:name="_Toc184683318"/>
       <w:r>
         <w:rPr>
           <w:rFonts w:ascii="Arial" w:hAnsi="Arial" w:cs="Arial"/>
@@ -39173,7 +39878,7 @@
         </w:rPr>
         <w:t>Tela de Login</w:t>
       </w:r>
-      <w:bookmarkEnd w:id="43"/>
+      <w:bookmarkEnd w:id="47"/>
     </w:p>
     <w:p>
       <w:pPr>
@@ -39193,7 +39898,7 @@
           <w:lang w:eastAsia="pt-BR"/>
         </w:rPr>
         <w:drawing>
-          <wp:inline distT="0" distB="0" distL="0" distR="0" wp14:anchorId="0F84CA4C" wp14:editId="08F781F6">
+          <wp:inline distT="0" distB="0" distL="0" distR="0" wp14:anchorId="0F84CA4C" wp14:editId="1876A1DD">
             <wp:extent cx="5579745" cy="2790190"/>
             <wp:effectExtent l="0" t="0" r="1905" b="0"/>
             <wp:docPr id="2" name="Imagem 2"/>
@@ -39208,7 +39913,7 @@
                     <pic:cNvPicPr/>
                   </pic:nvPicPr>
                   <pic:blipFill>
-                    <a:blip r:embed="rId29" cstate="print">
+                    <a:blip r:embed="rId31" cstate="print">
                       <a:extLst>
                         <a:ext uri="{28A0092B-C50C-407E-A947-70E740481C1C}">
                           <a14:useLocalDpi xmlns:a14="http://schemas.microsoft.com/office/drawing/2010/main" val="0"/>
@@ -39279,7 +39984,7 @@
           <w:szCs w:val="24"/>
         </w:rPr>
       </w:pPr>
-      <w:bookmarkStart w:id="44" w:name="_Toc182002704"/>
+      <w:bookmarkStart w:id="48" w:name="_Toc184683319"/>
       <w:r>
         <w:rPr>
           <w:rFonts w:ascii="Arial" w:hAnsi="Arial" w:cs="Arial"/>
@@ -39289,7 +39994,6 @@
           <w:sz w:val="24"/>
           <w:szCs w:val="24"/>
         </w:rPr>
-        <w:lastRenderedPageBreak/>
         <w:t>Tela de Cadast</w:t>
       </w:r>
       <w:r>
@@ -39314,7 +40018,7 @@
         </w:rPr>
         <w:t>o</w:t>
       </w:r>
-      <w:bookmarkEnd w:id="44"/>
+      <w:bookmarkEnd w:id="48"/>
     </w:p>
     <w:p>
       <w:pPr>
@@ -39349,7 +40053,7 @@
                     <pic:cNvPicPr/>
                   </pic:nvPicPr>
                   <pic:blipFill>
-                    <a:blip r:embed="rId30" cstate="print">
+                    <a:blip r:embed="rId32" cstate="print">
                       <a:extLst>
                         <a:ext uri="{28A0092B-C50C-407E-A947-70E740481C1C}">
                           <a14:useLocalDpi xmlns:a14="http://schemas.microsoft.com/office/drawing/2010/main" val="0"/>
@@ -39385,16 +40089,14 @@
           <w:szCs w:val="24"/>
         </w:rPr>
       </w:pPr>
-      <w:proofErr w:type="gramStart"/>
-      <w:r>
-        <w:rPr>
-          <w:rFonts w:ascii="Arial" w:hAnsi="Arial" w:cs="Arial"/>
-          <w:sz w:val="24"/>
-          <w:szCs w:val="24"/>
-        </w:rPr>
-        <w:t>Criar novos</w:t>
-      </w:r>
-      <w:proofErr w:type="gramEnd"/>
+      <w:r>
+        <w:rPr>
+          <w:rFonts w:ascii="Arial" w:hAnsi="Arial" w:cs="Arial"/>
+          <w:sz w:val="24"/>
+          <w:szCs w:val="24"/>
+        </w:rPr>
+        <w:t>Criar</w:t>
+      </w:r>
       <w:r>
         <w:rPr>
           <w:rFonts w:ascii="Arial" w:hAnsi="Arial" w:cs="Arial"/>
@@ -39440,7 +40142,7 @@
           <w:szCs w:val="24"/>
         </w:rPr>
       </w:pPr>
-      <w:bookmarkStart w:id="45" w:name="_Toc182002705"/>
+      <w:bookmarkStart w:id="49" w:name="_Toc184683320"/>
       <w:r>
         <w:rPr>
           <w:rFonts w:ascii="Arial" w:hAnsi="Arial" w:cs="Arial"/>
@@ -39450,9 +40152,10 @@
           <w:sz w:val="24"/>
           <w:szCs w:val="24"/>
         </w:rPr>
+        <w:lastRenderedPageBreak/>
         <w:t>Tela Inicial</w:t>
       </w:r>
-      <w:bookmarkEnd w:id="45"/>
+      <w:bookmarkEnd w:id="49"/>
     </w:p>
     <w:p>
       <w:pPr>
@@ -39490,7 +40193,7 @@
           <w:szCs w:val="24"/>
         </w:rPr>
       </w:pPr>
-      <w:bookmarkStart w:id="46" w:name="_Toc182002706"/>
+      <w:bookmarkStart w:id="50" w:name="_Toc184683321"/>
       <w:r>
         <w:rPr>
           <w:rFonts w:ascii="Arial" w:hAnsi="Arial" w:cs="Arial"/>
@@ -39500,10 +40203,9 @@
           <w:sz w:val="24"/>
           <w:szCs w:val="24"/>
         </w:rPr>
-        <w:lastRenderedPageBreak/>
         <w:t>Tela de Estoque</w:t>
       </w:r>
-      <w:bookmarkEnd w:id="46"/>
+      <w:bookmarkEnd w:id="50"/>
     </w:p>
     <w:p>
       <w:pPr>
@@ -39541,7 +40243,7 @@
           <w:szCs w:val="24"/>
         </w:rPr>
       </w:pPr>
-      <w:bookmarkStart w:id="47" w:name="_Toc182002707"/>
+      <w:bookmarkStart w:id="51" w:name="_Toc184683322"/>
       <w:r>
         <w:rPr>
           <w:rFonts w:ascii="Arial" w:hAnsi="Arial" w:cs="Arial"/>
@@ -39553,7 +40255,7 @@
         </w:rPr>
         <w:t>Tela de Locação</w:t>
       </w:r>
-      <w:bookmarkEnd w:id="47"/>
+      <w:bookmarkEnd w:id="51"/>
     </w:p>
     <w:p>
       <w:pPr>
@@ -39591,7 +40293,7 @@
           <w:szCs w:val="24"/>
         </w:rPr>
       </w:pPr>
-      <w:bookmarkStart w:id="48" w:name="_Toc182002708"/>
+      <w:bookmarkStart w:id="52" w:name="_Toc184683323"/>
       <w:r>
         <w:rPr>
           <w:rFonts w:ascii="Arial" w:hAnsi="Arial" w:cs="Arial"/>
@@ -39603,7 +40305,7 @@
         </w:rPr>
         <w:t>Tela de Homologação</w:t>
       </w:r>
-      <w:bookmarkEnd w:id="48"/>
+      <w:bookmarkEnd w:id="52"/>
     </w:p>
     <w:p>
       <w:pPr>
@@ -39641,7 +40343,7 @@
           <w:szCs w:val="24"/>
         </w:rPr>
       </w:pPr>
-      <w:bookmarkStart w:id="49" w:name="_Toc182002709"/>
+      <w:bookmarkStart w:id="53" w:name="_Toc184683324"/>
       <w:r>
         <w:rPr>
           <w:rFonts w:ascii="Arial" w:hAnsi="Arial" w:cs="Arial"/>
@@ -39651,10 +40353,9 @@
           <w:sz w:val="24"/>
           <w:szCs w:val="24"/>
         </w:rPr>
-        <w:lastRenderedPageBreak/>
         <w:t>Tela de Clientes</w:t>
       </w:r>
-      <w:bookmarkEnd w:id="49"/>
+      <w:bookmarkEnd w:id="53"/>
     </w:p>
     <w:p>
       <w:pPr>
@@ -39692,7 +40393,7 @@
           <w:szCs w:val="24"/>
         </w:rPr>
       </w:pPr>
-      <w:bookmarkStart w:id="50" w:name="_Toc182002710"/>
+      <w:bookmarkStart w:id="54" w:name="_Toc184683325"/>
       <w:r>
         <w:rPr>
           <w:rFonts w:ascii="Arial" w:hAnsi="Arial" w:cs="Arial"/>
@@ -39704,7 +40405,7 @@
         </w:rPr>
         <w:t>Tela de Vendedores (Gerente)</w:t>
       </w:r>
-      <w:bookmarkEnd w:id="50"/>
+      <w:bookmarkEnd w:id="54"/>
     </w:p>
     <w:p>
       <w:pPr>
@@ -39742,7 +40443,7 @@
           <w:szCs w:val="24"/>
         </w:rPr>
       </w:pPr>
-      <w:bookmarkStart w:id="51" w:name="_Toc182002711"/>
+      <w:bookmarkStart w:id="55" w:name="_Toc184683326"/>
       <w:r>
         <w:rPr>
           <w:rFonts w:ascii="Arial" w:hAnsi="Arial" w:cs="Arial"/>
@@ -39752,43 +40453,51 @@
           <w:sz w:val="24"/>
           <w:szCs w:val="24"/>
         </w:rPr>
+        <w:t>Tela de Configuração (Administrador)</w:t>
+      </w:r>
+      <w:bookmarkEnd w:id="55"/>
+    </w:p>
+    <w:p>
+      <w:pPr>
+        <w:jc w:val="both"/>
+        <w:rPr>
+          <w:rFonts w:ascii="Arial" w:hAnsi="Arial" w:cs="Arial"/>
+          <w:sz w:val="24"/>
+          <w:szCs w:val="24"/>
+        </w:rPr>
+      </w:pPr>
+      <w:r>
+        <w:rPr>
+          <w:rFonts w:ascii="Arial" w:hAnsi="Arial" w:cs="Arial"/>
+          <w:sz w:val="24"/>
+          <w:szCs w:val="24"/>
+        </w:rPr>
+        <w:t xml:space="preserve">Permitir que o administrador configure permissões, preferências do sistema e gerencie usuários. Seções para gerenciar usuários, permissões, preferências do sistema (ícones, </w:t>
+      </w:r>
+      <w:r>
+        <w:rPr>
+          <w:rFonts w:ascii="Arial" w:hAnsi="Arial" w:cs="Arial"/>
+          <w:sz w:val="24"/>
+          <w:szCs w:val="24"/>
+        </w:rPr>
+        <w:t>notificações etc.</w:t>
+      </w:r>
+      <w:r>
+        <w:rPr>
+          <w:rFonts w:ascii="Arial" w:hAnsi="Arial" w:cs="Arial"/>
+          <w:sz w:val="24"/>
+          <w:szCs w:val="24"/>
+        </w:rPr>
+        <w:t xml:space="preserve">). Controlar todas as configurações do sistema, </w:t>
+      </w:r>
+      <w:r>
+        <w:rPr>
+          <w:rFonts w:ascii="Arial" w:hAnsi="Arial" w:cs="Arial"/>
+          <w:sz w:val="24"/>
+          <w:szCs w:val="24"/>
+        </w:rPr>
         <w:lastRenderedPageBreak/>
-        <w:t>Tela de Configuração (Administrador)</w:t>
-      </w:r>
-      <w:bookmarkEnd w:id="51"/>
-    </w:p>
-    <w:p>
-      <w:pPr>
-        <w:jc w:val="both"/>
-        <w:rPr>
-          <w:rFonts w:ascii="Arial" w:hAnsi="Arial" w:cs="Arial"/>
-          <w:sz w:val="24"/>
-          <w:szCs w:val="24"/>
-        </w:rPr>
-      </w:pPr>
-      <w:r>
-        <w:rPr>
-          <w:rFonts w:ascii="Arial" w:hAnsi="Arial" w:cs="Arial"/>
-          <w:sz w:val="24"/>
-          <w:szCs w:val="24"/>
-        </w:rPr>
-        <w:t xml:space="preserve">Permitir que o administrador configure permissões, preferências do sistema e gerencie usuários. Seções para gerenciar usuários, permissões, preferências do sistema (ícones, </w:t>
-      </w:r>
-      <w:r>
-        <w:rPr>
-          <w:rFonts w:ascii="Arial" w:hAnsi="Arial" w:cs="Arial"/>
-          <w:sz w:val="24"/>
-          <w:szCs w:val="24"/>
-        </w:rPr>
-        <w:t>notificações etc.</w:t>
-      </w:r>
-      <w:r>
-        <w:rPr>
-          <w:rFonts w:ascii="Arial" w:hAnsi="Arial" w:cs="Arial"/>
-          <w:sz w:val="24"/>
-          <w:szCs w:val="24"/>
-        </w:rPr>
-        <w:t>). Controlar todas as configurações do sistema, garantindo que o acesso e as funcionalidades estejam ajustados conforme a necessidade.</w:t>
+        <w:t>garantindo que o acesso e as funcionalidades estejam ajustados conforme a necessidade.</w:t>
       </w:r>
     </w:p>
     <w:p>
@@ -39821,7 +40530,7 @@
           <w:szCs w:val="24"/>
         </w:rPr>
       </w:pPr>
-      <w:bookmarkStart w:id="52" w:name="_Toc182002712"/>
+      <w:bookmarkStart w:id="56" w:name="_Toc184683327"/>
       <w:r>
         <w:rPr>
           <w:rFonts w:ascii="Arial" w:hAnsi="Arial" w:cs="Arial"/>
@@ -39833,7 +40542,7 @@
         </w:rPr>
         <w:t>Telas do Aplicativo Mobile</w:t>
       </w:r>
-      <w:bookmarkEnd w:id="52"/>
+      <w:bookmarkEnd w:id="56"/>
     </w:p>
     <w:p>
       <w:pPr>
@@ -39853,7 +40562,7 @@
           <w:szCs w:val="24"/>
         </w:rPr>
       </w:pPr>
-      <w:bookmarkStart w:id="53" w:name="_Toc182002713"/>
+      <w:bookmarkStart w:id="57" w:name="_Toc184683328"/>
       <w:r>
         <w:rPr>
           <w:rFonts w:ascii="Arial" w:hAnsi="Arial" w:cs="Arial"/>
@@ -39865,7 +40574,7 @@
         </w:rPr>
         <w:t>Tela de Login</w:t>
       </w:r>
-      <w:bookmarkEnd w:id="53"/>
+      <w:bookmarkEnd w:id="57"/>
     </w:p>
     <w:p>
       <w:pPr>
@@ -39884,6 +40593,36 @@
         </w:rPr>
         <w:t>Permite que os usuários se autentiquem no sistema com nome de usuário/e-mail e senha. Também possui opções para recuperação de senha. Após o login, o usuário será direcionado para a tela de estoque.</w:t>
       </w:r>
+    </w:p>
+    <w:p>
+      <w:pPr>
+        <w:jc w:val="both"/>
+        <w:rPr>
+          <w:rFonts w:ascii="Arial" w:hAnsi="Arial" w:cs="Arial"/>
+          <w:sz w:val="24"/>
+          <w:szCs w:val="24"/>
+        </w:rPr>
+      </w:pPr>
+    </w:p>
+    <w:p>
+      <w:pPr>
+        <w:jc w:val="both"/>
+        <w:rPr>
+          <w:rFonts w:ascii="Arial" w:hAnsi="Arial" w:cs="Arial"/>
+          <w:sz w:val="24"/>
+          <w:szCs w:val="24"/>
+        </w:rPr>
+      </w:pPr>
+    </w:p>
+    <w:p>
+      <w:pPr>
+        <w:jc w:val="both"/>
+        <w:rPr>
+          <w:rFonts w:ascii="Arial" w:hAnsi="Arial" w:cs="Arial"/>
+          <w:sz w:val="24"/>
+          <w:szCs w:val="24"/>
+        </w:rPr>
+      </w:pPr>
     </w:p>
     <w:p>
       <w:pPr>
@@ -40043,7 +40782,7 @@
           <w:szCs w:val="24"/>
         </w:rPr>
       </w:pPr>
-      <w:bookmarkStart w:id="54" w:name="_Toc182002714"/>
+      <w:bookmarkStart w:id="58" w:name="_Toc184683329"/>
       <w:r>
         <w:rPr>
           <w:rFonts w:ascii="Arial" w:hAnsi="Arial" w:cs="Arial"/>
@@ -40053,9 +40792,10 @@
           <w:sz w:val="24"/>
           <w:szCs w:val="24"/>
         </w:rPr>
+        <w:lastRenderedPageBreak/>
         <w:t>Tela de Estoque</w:t>
       </w:r>
-      <w:bookmarkEnd w:id="54"/>
+      <w:bookmarkEnd w:id="58"/>
     </w:p>
     <w:p>
       <w:pPr>
@@ -40090,7 +40830,6 @@
         <w:rPr>
           <w:noProof/>
         </w:rPr>
-        <w:lastRenderedPageBreak/>
         <w:drawing>
           <wp:inline distT="0" distB="0" distL="0" distR="0" wp14:anchorId="56E7E257" wp14:editId="6379B2C3">
             <wp:extent cx="1922004" cy="4123448"/>
@@ -40107,7 +40846,7 @@
                     <pic:cNvPicPr/>
                   </pic:nvPicPr>
                   <pic:blipFill>
-                    <a:blip r:embed="rId31">
+                    <a:blip r:embed="rId33">
                       <a:extLst>
                         <a:ext uri="{28A0092B-C50C-407E-A947-70E740481C1C}">
                           <a14:useLocalDpi xmlns:a14="http://schemas.microsoft.com/office/drawing/2010/main" val="0"/>
@@ -40226,16 +40965,6 @@
     </w:p>
     <w:p>
       <w:pPr>
-        <w:jc w:val="both"/>
-        <w:rPr>
-          <w:rFonts w:ascii="Arial" w:hAnsi="Arial" w:cs="Arial"/>
-          <w:sz w:val="24"/>
-          <w:szCs w:val="24"/>
-        </w:rPr>
-      </w:pPr>
-    </w:p>
-    <w:p>
-      <w:pPr>
         <w:pStyle w:val="Ttulo1"/>
         <w:numPr>
           <w:ilvl w:val="2"/>
@@ -40252,7 +40981,7 @@
           <w:szCs w:val="24"/>
         </w:rPr>
       </w:pPr>
-      <w:bookmarkStart w:id="55" w:name="_Toc182002715"/>
+      <w:bookmarkStart w:id="59" w:name="_Toc184683330"/>
       <w:r>
         <w:rPr>
           <w:rFonts w:ascii="Arial" w:hAnsi="Arial" w:cs="Arial"/>
@@ -40265,7 +40994,7 @@
         <w:lastRenderedPageBreak/>
         <w:t>Tela de Homologação</w:t>
       </w:r>
-      <w:bookmarkEnd w:id="55"/>
+      <w:bookmarkEnd w:id="59"/>
     </w:p>
     <w:p>
       <w:pPr>
@@ -40314,7 +41043,7 @@
                     <pic:cNvPicPr/>
                   </pic:nvPicPr>
                   <pic:blipFill>
-                    <a:blip r:embed="rId32">
+                    <a:blip r:embed="rId34">
                       <a:extLst>
                         <a:ext uri="{28A0092B-C50C-407E-A947-70E740481C1C}">
                           <a14:useLocalDpi xmlns:a14="http://schemas.microsoft.com/office/drawing/2010/main" val="0"/>
@@ -40413,6 +41142,16 @@
     </w:p>
     <w:p>
       <w:pPr>
+        <w:jc w:val="both"/>
+        <w:rPr>
+          <w:rFonts w:ascii="Arial" w:hAnsi="Arial" w:cs="Arial"/>
+          <w:sz w:val="24"/>
+          <w:szCs w:val="24"/>
+        </w:rPr>
+      </w:pPr>
+    </w:p>
+    <w:p>
+      <w:pPr>
         <w:pStyle w:val="Ttulo1"/>
         <w:numPr>
           <w:ilvl w:val="2"/>
@@ -40429,7 +41168,7 @@
           <w:szCs w:val="24"/>
         </w:rPr>
       </w:pPr>
-      <w:bookmarkStart w:id="56" w:name="_Toc182002716"/>
+      <w:bookmarkStart w:id="60" w:name="_Toc184683331"/>
       <w:r>
         <w:rPr>
           <w:rFonts w:ascii="Arial" w:hAnsi="Arial" w:cs="Arial"/>
@@ -40439,9 +41178,10 @@
           <w:sz w:val="24"/>
           <w:szCs w:val="24"/>
         </w:rPr>
+        <w:lastRenderedPageBreak/>
         <w:t>Tela de Locação</w:t>
       </w:r>
-      <w:bookmarkEnd w:id="56"/>
+      <w:bookmarkEnd w:id="60"/>
     </w:p>
     <w:p>
       <w:pPr>
@@ -40490,7 +41230,7 @@
                     <pic:cNvPicPr/>
                   </pic:nvPicPr>
                   <pic:blipFill>
-                    <a:blip r:embed="rId33">
+                    <a:blip r:embed="rId35">
                       <a:extLst>
                         <a:ext uri="{28A0092B-C50C-407E-A947-70E740481C1C}">
                           <a14:useLocalDpi xmlns:a14="http://schemas.microsoft.com/office/drawing/2010/main" val="0"/>
@@ -40545,7 +41285,7 @@
           <w:szCs w:val="24"/>
         </w:rPr>
       </w:pPr>
-      <w:bookmarkStart w:id="57" w:name="_Toc182002717"/>
+      <w:bookmarkStart w:id="61" w:name="_Toc184683332"/>
       <w:r>
         <w:rPr>
           <w:rFonts w:ascii="Arial" w:hAnsi="Arial" w:cs="Arial"/>
@@ -40555,10 +41295,9 @@
           <w:sz w:val="24"/>
           <w:szCs w:val="24"/>
         </w:rPr>
-        <w:lastRenderedPageBreak/>
         <w:t>Tela de Perfil</w:t>
       </w:r>
-      <w:bookmarkEnd w:id="57"/>
+      <w:bookmarkEnd w:id="61"/>
     </w:p>
     <w:p>
       <w:pPr>
@@ -40645,7 +41384,7 @@
           <w:szCs w:val="24"/>
         </w:rPr>
       </w:pPr>
-      <w:bookmarkStart w:id="58" w:name="_Toc182002718"/>
+      <w:bookmarkStart w:id="62" w:name="_Toc184683333"/>
       <w:r>
         <w:rPr>
           <w:rFonts w:ascii="Arial" w:hAnsi="Arial" w:cs="Arial"/>
@@ -40653,273 +41392,100 @@
           <w:sz w:val="24"/>
           <w:szCs w:val="24"/>
         </w:rPr>
+        <w:lastRenderedPageBreak/>
         <w:t>CONCLUSÃO</w:t>
       </w:r>
-      <w:bookmarkEnd w:id="58"/>
+      <w:bookmarkEnd w:id="62"/>
     </w:p>
     <w:p>
       <w:pPr>
         <w:jc w:val="both"/>
         <w:rPr>
           <w:rFonts w:ascii="Arial" w:eastAsiaTheme="majorEastAsia" w:hAnsi="Arial" w:cs="Arial"/>
-          <w:b/>
-          <w:bCs/>
-          <w:sz w:val="24"/>
-          <w:szCs w:val="24"/>
-        </w:rPr>
-      </w:pPr>
-    </w:p>
-    <w:p>
-      <w:pPr>
-        <w:jc w:val="both"/>
+          <w:sz w:val="24"/>
+          <w:szCs w:val="24"/>
+        </w:rPr>
+      </w:pPr>
+      <w:r>
         <w:rPr>
           <w:rFonts w:ascii="Arial" w:eastAsiaTheme="majorEastAsia" w:hAnsi="Arial" w:cs="Arial"/>
-          <w:b/>
-          <w:bCs/>
-          <w:sz w:val="24"/>
-          <w:szCs w:val="24"/>
-        </w:rPr>
-      </w:pPr>
+          <w:sz w:val="24"/>
+          <w:szCs w:val="24"/>
+        </w:rPr>
+        <w:t>Ao longo das quatro sprints, a equipe demonstrou evolução na construção do sistema de gestão de patrimônios, com avanços significativos a cada etapa. Desde a criação do banco de dados e protótipos iniciais na Sprint 1, passando pelo desenvolvimento de interfaces e funcionalidades nas Sprints 2 e 3, até a otimização da experiência do usuário na Sprint 4, a equipe consolidou as bases do sistema e refinou suas funcionalidades.</w:t>
+      </w:r>
     </w:p>
     <w:p>
       <w:pPr>
         <w:jc w:val="both"/>
         <w:rPr>
           <w:rFonts w:ascii="Arial" w:eastAsiaTheme="majorEastAsia" w:hAnsi="Arial" w:cs="Arial"/>
-          <w:b/>
-          <w:bCs/>
-          <w:sz w:val="24"/>
-          <w:szCs w:val="24"/>
-        </w:rPr>
-      </w:pPr>
-    </w:p>
-    <w:p>
-      <w:pPr>
-        <w:jc w:val="both"/>
+          <w:sz w:val="24"/>
+          <w:szCs w:val="24"/>
+        </w:rPr>
+      </w:pPr>
+      <w:r>
         <w:rPr>
           <w:rFonts w:ascii="Arial" w:eastAsiaTheme="majorEastAsia" w:hAnsi="Arial" w:cs="Arial"/>
-          <w:b/>
-          <w:bCs/>
-          <w:sz w:val="24"/>
-          <w:szCs w:val="24"/>
-        </w:rPr>
-      </w:pPr>
+          <w:sz w:val="24"/>
+          <w:szCs w:val="24"/>
+        </w:rPr>
+        <w:t>Observou-se um aprendizado contínuo ao longo do processo, com a equipe buscando corrigir os pontos fracos identificados em cada sprint. A falta de foco e comunicação na Sprint 2, por exemplo, foi abordada com a melhoria na organização e colaboração nas sprints seguintes. A necessidade de refinamento de filtros e da visualização geográfica na Sprint 3 demonstra a importância da atenção aos detalhes e da busca por soluções mais eficazes.</w:t>
+      </w:r>
     </w:p>
     <w:p>
       <w:pPr>
         <w:jc w:val="both"/>
         <w:rPr>
           <w:rFonts w:ascii="Arial" w:eastAsiaTheme="majorEastAsia" w:hAnsi="Arial" w:cs="Arial"/>
-          <w:b/>
-          <w:bCs/>
-          <w:sz w:val="24"/>
-          <w:szCs w:val="24"/>
-        </w:rPr>
-      </w:pPr>
-    </w:p>
-    <w:p>
-      <w:pPr>
-        <w:jc w:val="both"/>
+          <w:sz w:val="24"/>
+          <w:szCs w:val="24"/>
+        </w:rPr>
+      </w:pPr>
+      <w:r>
         <w:rPr>
           <w:rFonts w:ascii="Arial" w:eastAsiaTheme="majorEastAsia" w:hAnsi="Arial" w:cs="Arial"/>
-          <w:b/>
-          <w:bCs/>
-          <w:sz w:val="24"/>
-          <w:szCs w:val="24"/>
-        </w:rPr>
-      </w:pPr>
+          <w:sz w:val="24"/>
+          <w:szCs w:val="24"/>
+        </w:rPr>
+        <w:t>As retrospectivas de cada sprint evidenciam a capacidade da equipe de se autoavaliar e buscar aprimoramento contínuo. O compromisso com a realização de testes de usabilidade, a manutenção da qualidade do código, a documentação das funcionalidades e a análise crítica do Sprint Backlog demonstram a maturidade da equipe e a busca por melhores práticas de desenvolvimento.</w:t>
+      </w:r>
     </w:p>
     <w:p>
       <w:pPr>
         <w:jc w:val="both"/>
         <w:rPr>
           <w:rFonts w:ascii="Arial" w:eastAsiaTheme="majorEastAsia" w:hAnsi="Arial" w:cs="Arial"/>
-          <w:b/>
-          <w:bCs/>
-          <w:sz w:val="24"/>
-          <w:szCs w:val="24"/>
-        </w:rPr>
-      </w:pPr>
-    </w:p>
-    <w:p>
-      <w:pPr>
-        <w:jc w:val="both"/>
+          <w:sz w:val="24"/>
+          <w:szCs w:val="24"/>
+        </w:rPr>
+      </w:pPr>
+      <w:r>
         <w:rPr>
           <w:rFonts w:ascii="Arial" w:eastAsiaTheme="majorEastAsia" w:hAnsi="Arial" w:cs="Arial"/>
-          <w:b/>
-          <w:bCs/>
-          <w:sz w:val="24"/>
-          <w:szCs w:val="24"/>
-        </w:rPr>
-      </w:pPr>
+          <w:sz w:val="24"/>
+          <w:szCs w:val="24"/>
+        </w:rPr>
+        <w:t>Apesar dos desafios enfrentados, a equipe demonstrou resiliência e capacidade de adaptação, superando obstáculos e entregando resultados a cada sprint. O foco na experiência do usuário, a busca por interfaces intuitivas e a organização clara das informações demonstram a preocupação da equipe em construir um sistema eficiente e amigável.</w:t>
+      </w:r>
     </w:p>
     <w:p>
       <w:pPr>
         <w:jc w:val="both"/>
         <w:rPr>
           <w:rFonts w:ascii="Arial" w:eastAsiaTheme="majorEastAsia" w:hAnsi="Arial" w:cs="Arial"/>
-          <w:b/>
-          <w:bCs/>
-          <w:sz w:val="24"/>
-          <w:szCs w:val="24"/>
-        </w:rPr>
-      </w:pPr>
-    </w:p>
-    <w:p>
-      <w:pPr>
-        <w:jc w:val="both"/>
+          <w:sz w:val="24"/>
+          <w:szCs w:val="24"/>
+        </w:rPr>
+      </w:pPr>
+      <w:r>
         <w:rPr>
           <w:rFonts w:ascii="Arial" w:eastAsiaTheme="majorEastAsia" w:hAnsi="Arial" w:cs="Arial"/>
-          <w:b/>
-          <w:bCs/>
-          <w:sz w:val="24"/>
-          <w:szCs w:val="24"/>
-        </w:rPr>
-      </w:pPr>
-    </w:p>
-    <w:p>
-      <w:pPr>
-        <w:jc w:val="both"/>
-        <w:rPr>
-          <w:rFonts w:ascii="Arial" w:eastAsiaTheme="majorEastAsia" w:hAnsi="Arial" w:cs="Arial"/>
-          <w:b/>
-          <w:bCs/>
-          <w:sz w:val="24"/>
-          <w:szCs w:val="24"/>
-        </w:rPr>
-      </w:pPr>
-    </w:p>
-    <w:p>
-      <w:pPr>
-        <w:jc w:val="both"/>
-        <w:rPr>
-          <w:rFonts w:ascii="Arial" w:eastAsiaTheme="majorEastAsia" w:hAnsi="Arial" w:cs="Arial"/>
-          <w:b/>
-          <w:bCs/>
-          <w:sz w:val="24"/>
-          <w:szCs w:val="24"/>
-        </w:rPr>
-      </w:pPr>
-    </w:p>
-    <w:p>
-      <w:pPr>
-        <w:jc w:val="both"/>
-        <w:rPr>
-          <w:rFonts w:ascii="Arial" w:eastAsiaTheme="majorEastAsia" w:hAnsi="Arial" w:cs="Arial"/>
-          <w:b/>
-          <w:bCs/>
-          <w:sz w:val="24"/>
-          <w:szCs w:val="24"/>
-        </w:rPr>
-      </w:pPr>
-    </w:p>
-    <w:p>
-      <w:pPr>
-        <w:jc w:val="both"/>
-        <w:rPr>
-          <w:rFonts w:ascii="Arial" w:eastAsiaTheme="majorEastAsia" w:hAnsi="Arial" w:cs="Arial"/>
-          <w:b/>
-          <w:bCs/>
-          <w:sz w:val="24"/>
-          <w:szCs w:val="24"/>
-        </w:rPr>
-      </w:pPr>
-    </w:p>
-    <w:p>
-      <w:pPr>
-        <w:jc w:val="both"/>
-        <w:rPr>
-          <w:rFonts w:ascii="Arial" w:eastAsiaTheme="majorEastAsia" w:hAnsi="Arial" w:cs="Arial"/>
-          <w:b/>
-          <w:bCs/>
-          <w:sz w:val="24"/>
-          <w:szCs w:val="24"/>
-        </w:rPr>
-      </w:pPr>
-    </w:p>
-    <w:p>
-      <w:pPr>
-        <w:jc w:val="both"/>
-        <w:rPr>
-          <w:rFonts w:ascii="Arial" w:eastAsiaTheme="majorEastAsia" w:hAnsi="Arial" w:cs="Arial"/>
-          <w:b/>
-          <w:bCs/>
-          <w:sz w:val="24"/>
-          <w:szCs w:val="24"/>
-        </w:rPr>
-      </w:pPr>
-    </w:p>
-    <w:p>
-      <w:pPr>
-        <w:jc w:val="both"/>
-        <w:rPr>
-          <w:rFonts w:ascii="Arial" w:eastAsiaTheme="majorEastAsia" w:hAnsi="Arial" w:cs="Arial"/>
-          <w:b/>
-          <w:bCs/>
-          <w:sz w:val="24"/>
-          <w:szCs w:val="24"/>
-        </w:rPr>
-      </w:pPr>
-    </w:p>
-    <w:p>
-      <w:pPr>
-        <w:jc w:val="both"/>
-        <w:rPr>
-          <w:rFonts w:ascii="Arial" w:eastAsiaTheme="majorEastAsia" w:hAnsi="Arial" w:cs="Arial"/>
-          <w:b/>
-          <w:bCs/>
-          <w:sz w:val="24"/>
-          <w:szCs w:val="24"/>
-        </w:rPr>
-      </w:pPr>
-    </w:p>
-    <w:p>
-      <w:pPr>
-        <w:jc w:val="both"/>
-        <w:rPr>
-          <w:rFonts w:ascii="Arial" w:eastAsiaTheme="majorEastAsia" w:hAnsi="Arial" w:cs="Arial"/>
-          <w:b/>
-          <w:bCs/>
-          <w:sz w:val="24"/>
-          <w:szCs w:val="24"/>
-        </w:rPr>
-      </w:pPr>
-    </w:p>
-    <w:p>
-      <w:pPr>
-        <w:jc w:val="both"/>
-        <w:rPr>
-          <w:rFonts w:ascii="Arial" w:eastAsiaTheme="majorEastAsia" w:hAnsi="Arial" w:cs="Arial"/>
-          <w:b/>
-          <w:bCs/>
-          <w:sz w:val="24"/>
-          <w:szCs w:val="24"/>
-        </w:rPr>
-      </w:pPr>
-    </w:p>
-    <w:p>
-      <w:pPr>
-        <w:jc w:val="both"/>
-        <w:rPr>
-          <w:rFonts w:ascii="Arial" w:eastAsiaTheme="majorEastAsia" w:hAnsi="Arial" w:cs="Arial"/>
-          <w:b/>
-          <w:bCs/>
-          <w:sz w:val="24"/>
-          <w:szCs w:val="24"/>
-        </w:rPr>
-      </w:pPr>
-    </w:p>
-    <w:p>
-      <w:pPr>
-        <w:jc w:val="both"/>
-        <w:rPr>
-          <w:rFonts w:ascii="Arial" w:eastAsiaTheme="majorEastAsia" w:hAnsi="Arial" w:cs="Arial"/>
-          <w:b/>
-          <w:bCs/>
-          <w:sz w:val="24"/>
-          <w:szCs w:val="24"/>
-        </w:rPr>
-      </w:pPr>
+          <w:sz w:val="24"/>
+          <w:szCs w:val="24"/>
+        </w:rPr>
+        <w:t>Para o futuro, é crucial que a equipe mantenha o ritmo de aprendizado e aprimoramento, buscando sempre o equilíbrio entre as demandas do projeto e a qualidade do desenvolvimento. A comunicação, a colaboração e a organização serão pilares fundamentais para o sucesso contínuo da equipe. Com base nos aprendizados e nas conquistas alcançadas ao longo das quatro sprints, a equipe está preparada para enfrentar novos desafios e consolidar o sistema de gestão de patrimônios como uma ferramenta robusta e eficiente.</w:t>
+      </w:r>
     </w:p>
     <w:p>
       <w:pPr>
@@ -40950,7 +41516,7 @@
           <w:szCs w:val="24"/>
         </w:rPr>
       </w:pPr>
-      <w:bookmarkStart w:id="59" w:name="_Toc182002719"/>
+      <w:bookmarkStart w:id="63" w:name="_Toc184683334"/>
       <w:r>
         <w:rPr>
           <w:rFonts w:ascii="Arial" w:hAnsi="Arial" w:cs="Arial"/>
@@ -40958,9 +41524,10 @@
           <w:sz w:val="24"/>
           <w:szCs w:val="24"/>
         </w:rPr>
+        <w:lastRenderedPageBreak/>
         <w:t>REFERÊNCIAS</w:t>
       </w:r>
-      <w:bookmarkEnd w:id="59"/>
+      <w:bookmarkEnd w:id="63"/>
     </w:p>
     <w:p>
       <w:pPr>
@@ -41001,7 +41568,7 @@
         </w:rPr>
         <w:t xml:space="preserve">. Disponível em: </w:t>
       </w:r>
-      <w:hyperlink r:id="rId34" w:tgtFrame="_new" w:history="1">
+      <w:hyperlink r:id="rId36" w:tgtFrame="_new" w:history="1">
         <w:r>
           <w:rPr>
             <w:rStyle w:val="Hyperlink"/>
@@ -41049,7 +41616,7 @@
         </w:rPr>
         <w:t xml:space="preserve">. Disponível em: </w:t>
       </w:r>
-      <w:hyperlink r:id="rId35" w:tgtFrame="_new" w:history="1">
+      <w:hyperlink r:id="rId37" w:tgtFrame="_new" w:history="1">
         <w:r>
           <w:rPr>
             <w:rStyle w:val="Hyperlink"/>
@@ -41116,9 +41683,9 @@
       </w:pPr>
     </w:p>
     <w:sectPr>
-      <w:headerReference w:type="even" r:id="rId36"/>
-      <w:headerReference w:type="default" r:id="rId37"/>
-      <w:footerReference w:type="default" r:id="rId38"/>
+      <w:headerReference w:type="even" r:id="rId38"/>
+      <w:headerReference w:type="default" r:id="rId39"/>
+      <w:footerReference w:type="default" r:id="rId40"/>
       <w:pgSz w:w="11906" w:h="16838" w:code="9"/>
       <w:pgMar w:top="1701" w:right="1132" w:bottom="1134" w:left="1701" w:header="709" w:footer="709" w:gutter="284"/>
       <w:cols w:space="708"/>
@@ -43227,7 +43794,7 @@
       <w:lvlText w:val="%1.%2.%3."/>
       <w:lvlJc w:val="left"/>
       <w:pPr>
-        <w:ind w:left="8442" w:hanging="504"/>
+        <w:ind w:left="504" w:hanging="504"/>
       </w:pPr>
       <w:rPr>
         <w:rFonts w:ascii="Arial" w:hAnsi="Arial" w:cs="Arial" w:hint="default"/>
@@ -47670,6 +48237,7 @@
   <w:style w:type="character" w:default="1" w:styleId="Fontepargpadro">
     <w:name w:val="Default Paragraph Font"/>
     <w:uiPriority w:val="1"/>
+    <w:semiHidden/>
     <w:unhideWhenUsed/>
   </w:style>
   <w:style w:type="table" w:default="1" w:styleId="Tabelanormal">
@@ -50558,15 +51126,6 @@
 </file>
 
 <file path=customXml/item1.xml><?xml version="1.0" encoding="utf-8"?>
-<?mso-contentType ?>
-<FormTemplates xmlns="http://schemas.microsoft.com/sharepoint/v3/contenttype/forms">
-  <Display>DocumentLibraryForm</Display>
-  <Edit>DocumentLibraryForm</Edit>
-  <New>DocumentLibraryForm</New>
-</FormTemplates>
-</file>
-
-<file path=customXml/item2.xml><?xml version="1.0" encoding="utf-8"?>
 <ct:contentTypeSchema xmlns:ct="http://schemas.microsoft.com/office/2006/metadata/contentType" xmlns:ma="http://schemas.microsoft.com/office/2006/metadata/properties/metaAttributes" ct:_="" ma:_="" ma:contentTypeName="Documento" ma:contentTypeID="0x010100A756CE9980A2D244BBF3410B85E97969" ma:contentTypeVersion="12" ma:contentTypeDescription="Crie um novo documento." ma:contentTypeScope="" ma:versionID="fc734d25fe141415038450bd8c596af2">
   <xsd:schema xmlns:xsd="http://www.w3.org/2001/XMLSchema" xmlns:xs="http://www.w3.org/2001/XMLSchema" xmlns:p="http://schemas.microsoft.com/office/2006/metadata/properties" xmlns:ns2="2214257c-3034-47ae-80fc-868cff0674b1" xmlns:ns3="58a76fc6-a52c-426f-befd-1c938c250ca5" targetNamespace="http://schemas.microsoft.com/office/2006/metadata/properties" ma:root="true" ma:fieldsID="5e6338f016a8039eea06c59e5e639c4a" ns2:_="" ns3:_="">
     <xsd:import namespace="2214257c-3034-47ae-80fc-868cff0674b1"/>
@@ -50767,11 +51326,16 @@
 </ct:contentTypeSchema>
 </file>
 
-<file path=customXml/item3.xml><?xml version="1.0" encoding="utf-8"?>
-<b:Sources xmlns:b="http://schemas.openxmlformats.org/officeDocument/2006/bibliography" xmlns="http://schemas.openxmlformats.org/officeDocument/2006/bibliography" SelectedStyle="\APA.XSL" StyleName="APA"/>
+<file path=customXml/item2.xml><?xml version="1.0" encoding="utf-8"?>
+<?mso-contentType ?>
+<FormTemplates xmlns="http://schemas.microsoft.com/sharepoint/v3/contenttype/forms">
+  <Display>DocumentLibraryForm</Display>
+  <Edit>DocumentLibraryForm</Edit>
+  <New>DocumentLibraryForm</New>
+</FormTemplates>
 </file>
 
-<file path=customXml/item4.xml><?xml version="1.0" encoding="utf-8"?>
+<file path=customXml/item3.xml><?xml version="1.0" encoding="utf-8"?>
 <p:properties xmlns:p="http://schemas.microsoft.com/office/2006/metadata/properties" xmlns:xsi="http://www.w3.org/2001/XMLSchema-instance" xmlns:pc="http://schemas.microsoft.com/office/infopath/2007/PartnerControls">
   <documentManagement>
     <lcf76f155ced4ddcb4097134ff3c332f xmlns="2214257c-3034-47ae-80fc-868cff0674b1">
@@ -50782,15 +51346,11 @@
 </p:properties>
 </file>
 
-<file path=customXml/itemProps1.xml><?xml version="1.0" encoding="utf-8"?>
-<ds:datastoreItem xmlns:ds="http://schemas.openxmlformats.org/officeDocument/2006/customXml" ds:itemID="{CF3B2EF8-15CB-4A76-AA4F-FCCB351ED477}">
-  <ds:schemaRefs>
-    <ds:schemaRef ds:uri="http://schemas.microsoft.com/sharepoint/v3/contenttype/forms"/>
-  </ds:schemaRefs>
-</ds:datastoreItem>
+<file path=customXml/item4.xml><?xml version="1.0" encoding="utf-8"?>
+<b:Sources xmlns:b="http://schemas.openxmlformats.org/officeDocument/2006/bibliography" xmlns="http://schemas.openxmlformats.org/officeDocument/2006/bibliography" SelectedStyle="\APA.XSL" StyleName="APA"/>
 </file>
 
-<file path=customXml/itemProps2.xml><?xml version="1.0" encoding="utf-8"?>
+<file path=customXml/itemProps1.xml><?xml version="1.0" encoding="utf-8"?>
 <ds:datastoreItem xmlns:ds="http://schemas.openxmlformats.org/officeDocument/2006/customXml" ds:itemID="{27DB057D-A72E-4000-8E1D-4E25EB89C9D9}">
   <ds:schemaRefs>
     <ds:schemaRef ds:uri="http://schemas.microsoft.com/office/2006/metadata/contentType"/>
@@ -50809,15 +51369,15 @@
 </ds:datastoreItem>
 </file>
 
-<file path=customXml/itemProps3.xml><?xml version="1.0" encoding="utf-8"?>
-<ds:datastoreItem xmlns:ds="http://schemas.openxmlformats.org/officeDocument/2006/customXml" ds:itemID="{1A5F1CBF-30BA-41D4-836B-CE3DA7F95189}">
+<file path=customXml/itemProps2.xml><?xml version="1.0" encoding="utf-8"?>
+<ds:datastoreItem xmlns:ds="http://schemas.openxmlformats.org/officeDocument/2006/customXml" ds:itemID="{CF3B2EF8-15CB-4A76-AA4F-FCCB351ED477}">
   <ds:schemaRefs>
-    <ds:schemaRef ds:uri="http://schemas.openxmlformats.org/officeDocument/2006/bibliography"/>
+    <ds:schemaRef ds:uri="http://schemas.microsoft.com/sharepoint/v3/contenttype/forms"/>
   </ds:schemaRefs>
 </ds:datastoreItem>
 </file>
 
-<file path=customXml/itemProps4.xml><?xml version="1.0" encoding="utf-8"?>
+<file path=customXml/itemProps3.xml><?xml version="1.0" encoding="utf-8"?>
 <ds:datastoreItem xmlns:ds="http://schemas.openxmlformats.org/officeDocument/2006/customXml" ds:itemID="{78ED5B45-89A5-4695-9435-CC2544F3EB46}">
   <ds:schemaRefs>
     <ds:schemaRef ds:uri="http://schemas.microsoft.com/office/2006/metadata/properties"/>
@@ -50826,4 +51386,12 @@
     <ds:schemaRef ds:uri="58a76fc6-a52c-426f-befd-1c938c250ca5"/>
   </ds:schemaRefs>
 </ds:datastoreItem>
+</file>
+
+<file path=customXml/itemProps4.xml><?xml version="1.0" encoding="utf-8"?>
+<ds:datastoreItem xmlns:ds="http://schemas.openxmlformats.org/officeDocument/2006/customXml" ds:itemID="{1A5F1CBF-30BA-41D4-836B-CE3DA7F95189}">
+  <ds:schemaRefs>
+    <ds:schemaRef ds:uri="http://schemas.openxmlformats.org/officeDocument/2006/bibliography"/>
+  </ds:schemaRefs>
+</ds:datastoreItem>
 </file>
--- a/Documentação/Relatório.docx
+++ b/Documentação/Relatório.docx
@@ -2368,7 +2368,6 @@
           <w:docPartUnique/>
         </w:docPartObj>
       </w:sdtPr>
-      <w:sdtEndPr/>
       <w:sdtContent>
         <w:p>
           <w:pPr>
@@ -2418,7 +2417,7 @@
             </w:rPr>
             <w:fldChar w:fldCharType="separate"/>
           </w:r>
-          <w:hyperlink w:anchor="_Toc184683272" w:history="1">
+          <w:hyperlink w:anchor="_Toc185453252" w:history="1">
             <w:r>
               <w:rPr>
                 <w:rStyle w:val="Hyperlink"/>
@@ -2466,7 +2465,7 @@
                 <w:noProof/>
                 <w:webHidden/>
               </w:rPr>
-              <w:instrText xml:space="preserve"> PAGEREF _Toc184683272 \h </w:instrText>
+              <w:instrText xml:space="preserve"> PAGEREF _Toc185453252 \h </w:instrText>
             </w:r>
             <w:r>
               <w:rPr>
@@ -2510,7 +2509,7 @@
               <w14:ligatures w14:val="standardContextual"/>
             </w:rPr>
           </w:pPr>
-          <w:hyperlink w:anchor="_Toc184683273" w:history="1">
+          <w:hyperlink w:anchor="_Toc185453253" w:history="1">
             <w:r>
               <w:rPr>
                 <w:rStyle w:val="Hyperlink"/>
@@ -2558,7 +2557,7 @@
                 <w:noProof/>
                 <w:webHidden/>
               </w:rPr>
-              <w:instrText xml:space="preserve"> PAGEREF _Toc184683273 \h </w:instrText>
+              <w:instrText xml:space="preserve"> PAGEREF _Toc185453253 \h </w:instrText>
             </w:r>
             <w:r>
               <w:rPr>
@@ -2602,7 +2601,7 @@
               <w14:ligatures w14:val="standardContextual"/>
             </w:rPr>
           </w:pPr>
-          <w:hyperlink w:anchor="_Toc184683274" w:history="1">
+          <w:hyperlink w:anchor="_Toc185453254" w:history="1">
             <w:r>
               <w:rPr>
                 <w:rStyle w:val="Hyperlink"/>
@@ -2650,7 +2649,7 @@
                 <w:noProof/>
                 <w:webHidden/>
               </w:rPr>
-              <w:instrText xml:space="preserve"> PAGEREF _Toc184683274 \h </w:instrText>
+              <w:instrText xml:space="preserve"> PAGEREF _Toc185453254 \h </w:instrText>
             </w:r>
             <w:r>
               <w:rPr>
@@ -2694,7 +2693,7 @@
               <w14:ligatures w14:val="standardContextual"/>
             </w:rPr>
           </w:pPr>
-          <w:hyperlink w:anchor="_Toc184683275" w:history="1">
+          <w:hyperlink w:anchor="_Toc185453255" w:history="1">
             <w:r>
               <w:rPr>
                 <w:rStyle w:val="Hyperlink"/>
@@ -2742,7 +2741,7 @@
                 <w:noProof/>
                 <w:webHidden/>
               </w:rPr>
-              <w:instrText xml:space="preserve"> PAGEREF _Toc184683275 \h </w:instrText>
+              <w:instrText xml:space="preserve"> PAGEREF _Toc185453255 \h </w:instrText>
             </w:r>
             <w:r>
               <w:rPr>
@@ -2786,7 +2785,7 @@
               <w14:ligatures w14:val="standardContextual"/>
             </w:rPr>
           </w:pPr>
-          <w:hyperlink w:anchor="_Toc184683276" w:history="1">
+          <w:hyperlink w:anchor="_Toc185453256" w:history="1">
             <w:r>
               <w:rPr>
                 <w:rStyle w:val="Hyperlink"/>
@@ -2834,7 +2833,7 @@
                 <w:noProof/>
                 <w:webHidden/>
               </w:rPr>
-              <w:instrText xml:space="preserve"> PAGEREF _Toc184683276 \h </w:instrText>
+              <w:instrText xml:space="preserve"> PAGEREF _Toc185453256 \h </w:instrText>
             </w:r>
             <w:r>
               <w:rPr>
@@ -2878,7 +2877,7 @@
               <w14:ligatures w14:val="standardContextual"/>
             </w:rPr>
           </w:pPr>
-          <w:hyperlink w:anchor="_Toc184683277" w:history="1">
+          <w:hyperlink w:anchor="_Toc185453257" w:history="1">
             <w:r>
               <w:rPr>
                 <w:rStyle w:val="Hyperlink"/>
@@ -2926,7 +2925,7 @@
                 <w:noProof/>
                 <w:webHidden/>
               </w:rPr>
-              <w:instrText xml:space="preserve"> PAGEREF _Toc184683277 \h </w:instrText>
+              <w:instrText xml:space="preserve"> PAGEREF _Toc185453257 \h </w:instrText>
             </w:r>
             <w:r>
               <w:rPr>
@@ -2970,7 +2969,7 @@
               <w14:ligatures w14:val="standardContextual"/>
             </w:rPr>
           </w:pPr>
-          <w:hyperlink w:anchor="_Toc184683278" w:history="1">
+          <w:hyperlink w:anchor="_Toc185453258" w:history="1">
             <w:r>
               <w:rPr>
                 <w:rStyle w:val="Hyperlink"/>
@@ -3018,7 +3017,7 @@
                 <w:noProof/>
                 <w:webHidden/>
               </w:rPr>
-              <w:instrText xml:space="preserve"> PAGEREF _Toc184683278 \h </w:instrText>
+              <w:instrText xml:space="preserve"> PAGEREF _Toc185453258 \h </w:instrText>
             </w:r>
             <w:r>
               <w:rPr>
@@ -3062,7 +3061,7 @@
               <w14:ligatures w14:val="standardContextual"/>
             </w:rPr>
           </w:pPr>
-          <w:hyperlink w:anchor="_Toc184683279" w:history="1">
+          <w:hyperlink w:anchor="_Toc185453259" w:history="1">
             <w:r>
               <w:rPr>
                 <w:rStyle w:val="Hyperlink"/>
@@ -3110,7 +3109,7 @@
                 <w:noProof/>
                 <w:webHidden/>
               </w:rPr>
-              <w:instrText xml:space="preserve"> PAGEREF _Toc184683279 \h </w:instrText>
+              <w:instrText xml:space="preserve"> PAGEREF _Toc185453259 \h </w:instrText>
             </w:r>
             <w:r>
               <w:rPr>
@@ -3154,7 +3153,7 @@
               <w14:ligatures w14:val="standardContextual"/>
             </w:rPr>
           </w:pPr>
-          <w:hyperlink w:anchor="_Toc184683280" w:history="1">
+          <w:hyperlink w:anchor="_Toc185453260" w:history="1">
             <w:r>
               <w:rPr>
                 <w:rStyle w:val="Hyperlink"/>
@@ -3204,7 +3203,7 @@
                 <w:noProof/>
                 <w:webHidden/>
               </w:rPr>
-              <w:instrText xml:space="preserve"> PAGEREF _Toc184683280 \h </w:instrText>
+              <w:instrText xml:space="preserve"> PAGEREF _Toc185453260 \h </w:instrText>
             </w:r>
             <w:r>
               <w:rPr>
@@ -3248,7 +3247,7 @@
               <w14:ligatures w14:val="standardContextual"/>
             </w:rPr>
           </w:pPr>
-          <w:hyperlink w:anchor="_Toc184683281" w:history="1">
+          <w:hyperlink w:anchor="_Toc185453261" w:history="1">
             <w:r>
               <w:rPr>
                 <w:rStyle w:val="Hyperlink"/>
@@ -3298,7 +3297,7 @@
                 <w:noProof/>
                 <w:webHidden/>
               </w:rPr>
-              <w:instrText xml:space="preserve"> PAGEREF _Toc184683281 \h </w:instrText>
+              <w:instrText xml:space="preserve"> PAGEREF _Toc185453261 \h </w:instrText>
             </w:r>
             <w:r>
               <w:rPr>
@@ -3342,7 +3341,7 @@
               <w14:ligatures w14:val="standardContextual"/>
             </w:rPr>
           </w:pPr>
-          <w:hyperlink w:anchor="_Toc184683282" w:history="1">
+          <w:hyperlink w:anchor="_Toc185453262" w:history="1">
             <w:r>
               <w:rPr>
                 <w:rStyle w:val="Hyperlink"/>
@@ -3390,7 +3389,7 @@
                 <w:noProof/>
                 <w:webHidden/>
               </w:rPr>
-              <w:instrText xml:space="preserve"> PAGEREF _Toc184683282 \h </w:instrText>
+              <w:instrText xml:space="preserve"> PAGEREF _Toc185453262 \h </w:instrText>
             </w:r>
             <w:r>
               <w:rPr>
@@ -3434,7 +3433,7 @@
               <w14:ligatures w14:val="standardContextual"/>
             </w:rPr>
           </w:pPr>
-          <w:hyperlink w:anchor="_Toc184683283" w:history="1">
+          <w:hyperlink w:anchor="_Toc185453263" w:history="1">
             <w:r>
               <w:rPr>
                 <w:rStyle w:val="Hyperlink"/>
@@ -3482,7 +3481,7 @@
                 <w:noProof/>
                 <w:webHidden/>
               </w:rPr>
-              <w:instrText xml:space="preserve"> PAGEREF _Toc184683283 \h </w:instrText>
+              <w:instrText xml:space="preserve"> PAGEREF _Toc185453263 \h </w:instrText>
             </w:r>
             <w:r>
               <w:rPr>
@@ -3526,7 +3525,7 @@
               <w14:ligatures w14:val="standardContextual"/>
             </w:rPr>
           </w:pPr>
-          <w:hyperlink w:anchor="_Toc184683284" w:history="1">
+          <w:hyperlink w:anchor="_Toc185453264" w:history="1">
             <w:r>
               <w:rPr>
                 <w:rStyle w:val="Hyperlink"/>
@@ -3574,7 +3573,7 @@
                 <w:noProof/>
                 <w:webHidden/>
               </w:rPr>
-              <w:instrText xml:space="preserve"> PAGEREF _Toc184683284 \h </w:instrText>
+              <w:instrText xml:space="preserve"> PAGEREF _Toc185453264 \h </w:instrText>
             </w:r>
             <w:r>
               <w:rPr>
@@ -3618,7 +3617,7 @@
               <w14:ligatures w14:val="standardContextual"/>
             </w:rPr>
           </w:pPr>
-          <w:hyperlink w:anchor="_Toc184683285" w:history="1">
+          <w:hyperlink w:anchor="_Toc185453265" w:history="1">
             <w:r>
               <w:rPr>
                 <w:rStyle w:val="Hyperlink"/>
@@ -3666,7 +3665,7 @@
                 <w:noProof/>
                 <w:webHidden/>
               </w:rPr>
-              <w:instrText xml:space="preserve"> PAGEREF _Toc184683285 \h </w:instrText>
+              <w:instrText xml:space="preserve"> PAGEREF _Toc185453265 \h </w:instrText>
             </w:r>
             <w:r>
               <w:rPr>
@@ -3710,7 +3709,7 @@
               <w14:ligatures w14:val="standardContextual"/>
             </w:rPr>
           </w:pPr>
-          <w:hyperlink w:anchor="_Toc184683286" w:history="1">
+          <w:hyperlink w:anchor="_Toc185453266" w:history="1">
             <w:r>
               <w:rPr>
                 <w:rStyle w:val="Hyperlink"/>
@@ -3758,7 +3757,7 @@
                 <w:noProof/>
                 <w:webHidden/>
               </w:rPr>
-              <w:instrText xml:space="preserve"> PAGEREF _Toc184683286 \h </w:instrText>
+              <w:instrText xml:space="preserve"> PAGEREF _Toc185453266 \h </w:instrText>
             </w:r>
             <w:r>
               <w:rPr>
@@ -3802,7 +3801,7 @@
               <w14:ligatures w14:val="standardContextual"/>
             </w:rPr>
           </w:pPr>
-          <w:hyperlink w:anchor="_Toc184683287" w:history="1">
+          <w:hyperlink w:anchor="_Toc185453267" w:history="1">
             <w:r>
               <w:rPr>
                 <w:rStyle w:val="Hyperlink"/>
@@ -3850,7 +3849,7 @@
                 <w:noProof/>
                 <w:webHidden/>
               </w:rPr>
-              <w:instrText xml:space="preserve"> PAGEREF _Toc184683287 \h </w:instrText>
+              <w:instrText xml:space="preserve"> PAGEREF _Toc185453267 \h </w:instrText>
             </w:r>
             <w:r>
               <w:rPr>
@@ -3894,7 +3893,7 @@
               <w14:ligatures w14:val="standardContextual"/>
             </w:rPr>
           </w:pPr>
-          <w:hyperlink w:anchor="_Toc184683288" w:history="1">
+          <w:hyperlink w:anchor="_Toc185453268" w:history="1">
             <w:r>
               <w:rPr>
                 <w:rStyle w:val="Hyperlink"/>
@@ -3942,7 +3941,7 @@
                 <w:noProof/>
                 <w:webHidden/>
               </w:rPr>
-              <w:instrText xml:space="preserve"> PAGEREF _Toc184683288 \h </w:instrText>
+              <w:instrText xml:space="preserve"> PAGEREF _Toc185453268 \h </w:instrText>
             </w:r>
             <w:r>
               <w:rPr>
@@ -3986,7 +3985,7 @@
               <w14:ligatures w14:val="standardContextual"/>
             </w:rPr>
           </w:pPr>
-          <w:hyperlink w:anchor="_Toc184683289" w:history="1">
+          <w:hyperlink w:anchor="_Toc185453269" w:history="1">
             <w:r>
               <w:rPr>
                 <w:rStyle w:val="Hyperlink"/>
@@ -4034,7 +4033,7 @@
                 <w:noProof/>
                 <w:webHidden/>
               </w:rPr>
-              <w:instrText xml:space="preserve"> PAGEREF _Toc184683289 \h </w:instrText>
+              <w:instrText xml:space="preserve"> PAGEREF _Toc185453269 \h </w:instrText>
             </w:r>
             <w:r>
               <w:rPr>
@@ -4078,7 +4077,7 @@
               <w14:ligatures w14:val="standardContextual"/>
             </w:rPr>
           </w:pPr>
-          <w:hyperlink w:anchor="_Toc184683290" w:history="1">
+          <w:hyperlink w:anchor="_Toc185453270" w:history="1">
             <w:r>
               <w:rPr>
                 <w:rStyle w:val="Hyperlink"/>
@@ -4126,7 +4125,7 @@
                 <w:noProof/>
                 <w:webHidden/>
               </w:rPr>
-              <w:instrText xml:space="preserve"> PAGEREF _Toc184683290 \h </w:instrText>
+              <w:instrText xml:space="preserve"> PAGEREF _Toc185453270 \h </w:instrText>
             </w:r>
             <w:r>
               <w:rPr>
@@ -4170,7 +4169,7 @@
               <w14:ligatures w14:val="standardContextual"/>
             </w:rPr>
           </w:pPr>
-          <w:hyperlink w:anchor="_Toc184683291" w:history="1">
+          <w:hyperlink w:anchor="_Toc185453271" w:history="1">
             <w:r>
               <w:rPr>
                 <w:rStyle w:val="Hyperlink"/>
@@ -4218,7 +4217,7 @@
                 <w:noProof/>
                 <w:webHidden/>
               </w:rPr>
-              <w:instrText xml:space="preserve"> PAGEREF _Toc184683291 \h </w:instrText>
+              <w:instrText xml:space="preserve"> PAGEREF _Toc185453271 \h </w:instrText>
             </w:r>
             <w:r>
               <w:rPr>
@@ -4262,7 +4261,7 @@
               <w14:ligatures w14:val="standardContextual"/>
             </w:rPr>
           </w:pPr>
-          <w:hyperlink w:anchor="_Toc184683292" w:history="1">
+          <w:hyperlink w:anchor="_Toc185453272" w:history="1">
             <w:r>
               <w:rPr>
                 <w:rStyle w:val="Hyperlink"/>
@@ -4310,7 +4309,7 @@
                 <w:noProof/>
                 <w:webHidden/>
               </w:rPr>
-              <w:instrText xml:space="preserve"> PAGEREF _Toc184683292 \h </w:instrText>
+              <w:instrText xml:space="preserve"> PAGEREF _Toc185453272 \h </w:instrText>
             </w:r>
             <w:r>
               <w:rPr>
@@ -4354,7 +4353,7 @@
               <w14:ligatures w14:val="standardContextual"/>
             </w:rPr>
           </w:pPr>
-          <w:hyperlink w:anchor="_Toc184683293" w:history="1">
+          <w:hyperlink w:anchor="_Toc185453273" w:history="1">
             <w:r>
               <w:rPr>
                 <w:rStyle w:val="Hyperlink"/>
@@ -4402,7 +4401,7 @@
                 <w:noProof/>
                 <w:webHidden/>
               </w:rPr>
-              <w:instrText xml:space="preserve"> PAGEREF _Toc184683293 \h </w:instrText>
+              <w:instrText xml:space="preserve"> PAGEREF _Toc185453273 \h </w:instrText>
             </w:r>
             <w:r>
               <w:rPr>
@@ -4446,7 +4445,7 @@
               <w14:ligatures w14:val="standardContextual"/>
             </w:rPr>
           </w:pPr>
-          <w:hyperlink w:anchor="_Toc184683294" w:history="1">
+          <w:hyperlink w:anchor="_Toc185453274" w:history="1">
             <w:r>
               <w:rPr>
                 <w:rStyle w:val="Hyperlink"/>
@@ -4494,7 +4493,7 @@
                 <w:noProof/>
                 <w:webHidden/>
               </w:rPr>
-              <w:instrText xml:space="preserve"> PAGEREF _Toc184683294 \h </w:instrText>
+              <w:instrText xml:space="preserve"> PAGEREF _Toc185453274 \h </w:instrText>
             </w:r>
             <w:r>
               <w:rPr>
@@ -4538,7 +4537,7 @@
               <w14:ligatures w14:val="standardContextual"/>
             </w:rPr>
           </w:pPr>
-          <w:hyperlink w:anchor="_Toc184683295" w:history="1">
+          <w:hyperlink w:anchor="_Toc185453275" w:history="1">
             <w:r>
               <w:rPr>
                 <w:rStyle w:val="Hyperlink"/>
@@ -4586,7 +4585,7 @@
                 <w:noProof/>
                 <w:webHidden/>
               </w:rPr>
-              <w:instrText xml:space="preserve"> PAGEREF _Toc184683295 \h </w:instrText>
+              <w:instrText xml:space="preserve"> PAGEREF _Toc185453275 \h </w:instrText>
             </w:r>
             <w:r>
               <w:rPr>
@@ -4630,7 +4629,7 @@
               <w14:ligatures w14:val="standardContextual"/>
             </w:rPr>
           </w:pPr>
-          <w:hyperlink w:anchor="_Toc184683296" w:history="1">
+          <w:hyperlink w:anchor="_Toc185453276" w:history="1">
             <w:r>
               <w:rPr>
                 <w:rStyle w:val="Hyperlink"/>
@@ -4678,7 +4677,7 @@
                 <w:noProof/>
                 <w:webHidden/>
               </w:rPr>
-              <w:instrText xml:space="preserve"> PAGEREF _Toc184683296 \h </w:instrText>
+              <w:instrText xml:space="preserve"> PAGEREF _Toc185453276 \h </w:instrText>
             </w:r>
             <w:r>
               <w:rPr>
@@ -4722,7 +4721,7 @@
               <w14:ligatures w14:val="standardContextual"/>
             </w:rPr>
           </w:pPr>
-          <w:hyperlink w:anchor="_Toc184683297" w:history="1">
+          <w:hyperlink w:anchor="_Toc185453277" w:history="1">
             <w:r>
               <w:rPr>
                 <w:rStyle w:val="Hyperlink"/>
@@ -4770,7 +4769,7 @@
                 <w:noProof/>
                 <w:webHidden/>
               </w:rPr>
-              <w:instrText xml:space="preserve"> PAGEREF _Toc184683297 \h </w:instrText>
+              <w:instrText xml:space="preserve"> PAGEREF _Toc185453277 \h </w:instrText>
             </w:r>
             <w:r>
               <w:rPr>
@@ -4814,7 +4813,7 @@
               <w14:ligatures w14:val="standardContextual"/>
             </w:rPr>
           </w:pPr>
-          <w:hyperlink w:anchor="_Toc184683298" w:history="1">
+          <w:hyperlink w:anchor="_Toc185453278" w:history="1">
             <w:r>
               <w:rPr>
                 <w:rStyle w:val="Hyperlink"/>
@@ -4862,7 +4861,7 @@
                 <w:noProof/>
                 <w:webHidden/>
               </w:rPr>
-              <w:instrText xml:space="preserve"> PAGEREF _Toc184683298 \h </w:instrText>
+              <w:instrText xml:space="preserve"> PAGEREF _Toc185453278 \h </w:instrText>
             </w:r>
             <w:r>
               <w:rPr>
@@ -4906,7 +4905,7 @@
               <w14:ligatures w14:val="standardContextual"/>
             </w:rPr>
           </w:pPr>
-          <w:hyperlink w:anchor="_Toc184683299" w:history="1">
+          <w:hyperlink w:anchor="_Toc185453279" w:history="1">
             <w:r>
               <w:rPr>
                 <w:rStyle w:val="Hyperlink"/>
@@ -4954,7 +4953,7 @@
                 <w:noProof/>
                 <w:webHidden/>
               </w:rPr>
-              <w:instrText xml:space="preserve"> PAGEREF _Toc184683299 \h </w:instrText>
+              <w:instrText xml:space="preserve"> PAGEREF _Toc185453279 \h </w:instrText>
             </w:r>
             <w:r>
               <w:rPr>
@@ -4998,7 +4997,7 @@
               <w14:ligatures w14:val="standardContextual"/>
             </w:rPr>
           </w:pPr>
-          <w:hyperlink w:anchor="_Toc184683300" w:history="1">
+          <w:hyperlink w:anchor="_Toc185453280" w:history="1">
             <w:r>
               <w:rPr>
                 <w:rStyle w:val="Hyperlink"/>
@@ -5046,7 +5045,7 @@
                 <w:noProof/>
                 <w:webHidden/>
               </w:rPr>
-              <w:instrText xml:space="preserve"> PAGEREF _Toc184683300 \h </w:instrText>
+              <w:instrText xml:space="preserve"> PAGEREF _Toc185453280 \h </w:instrText>
             </w:r>
             <w:r>
               <w:rPr>
@@ -5090,7 +5089,7 @@
               <w14:ligatures w14:val="standardContextual"/>
             </w:rPr>
           </w:pPr>
-          <w:hyperlink w:anchor="_Toc184683301" w:history="1">
+          <w:hyperlink w:anchor="_Toc185453281" w:history="1">
             <w:r>
               <w:rPr>
                 <w:rStyle w:val="Hyperlink"/>
@@ -5138,7 +5137,7 @@
                 <w:noProof/>
                 <w:webHidden/>
               </w:rPr>
-              <w:instrText xml:space="preserve"> PAGEREF _Toc184683301 \h </w:instrText>
+              <w:instrText xml:space="preserve"> PAGEREF _Toc185453281 \h </w:instrText>
             </w:r>
             <w:r>
               <w:rPr>
@@ -5182,7 +5181,7 @@
               <w14:ligatures w14:val="standardContextual"/>
             </w:rPr>
           </w:pPr>
-          <w:hyperlink w:anchor="_Toc184683302" w:history="1">
+          <w:hyperlink w:anchor="_Toc185453282" w:history="1">
             <w:r>
               <w:rPr>
                 <w:rStyle w:val="Hyperlink"/>
@@ -5230,7 +5229,7 @@
                 <w:noProof/>
                 <w:webHidden/>
               </w:rPr>
-              <w:instrText xml:space="preserve"> PAGEREF _Toc184683302 \h </w:instrText>
+              <w:instrText xml:space="preserve"> PAGEREF _Toc185453282 \h </w:instrText>
             </w:r>
             <w:r>
               <w:rPr>
@@ -5274,7 +5273,7 @@
               <w14:ligatures w14:val="standardContextual"/>
             </w:rPr>
           </w:pPr>
-          <w:hyperlink w:anchor="_Toc184683303" w:history="1">
+          <w:hyperlink w:anchor="_Toc185453283" w:history="1">
             <w:r>
               <w:rPr>
                 <w:rStyle w:val="Hyperlink"/>
@@ -5322,7 +5321,7 @@
                 <w:noProof/>
                 <w:webHidden/>
               </w:rPr>
-              <w:instrText xml:space="preserve"> PAGEREF _Toc184683303 \h </w:instrText>
+              <w:instrText xml:space="preserve"> PAGEREF _Toc185453283 \h </w:instrText>
             </w:r>
             <w:r>
               <w:rPr>
@@ -5366,7 +5365,7 @@
               <w14:ligatures w14:val="standardContextual"/>
             </w:rPr>
           </w:pPr>
-          <w:hyperlink w:anchor="_Toc184683304" w:history="1">
+          <w:hyperlink w:anchor="_Toc185453284" w:history="1">
             <w:r>
               <w:rPr>
                 <w:rStyle w:val="Hyperlink"/>
@@ -5414,7 +5413,7 @@
                 <w:noProof/>
                 <w:webHidden/>
               </w:rPr>
-              <w:instrText xml:space="preserve"> PAGEREF _Toc184683304 \h </w:instrText>
+              <w:instrText xml:space="preserve"> PAGEREF _Toc185453284 \h </w:instrText>
             </w:r>
             <w:r>
               <w:rPr>
@@ -5458,7 +5457,7 @@
               <w14:ligatures w14:val="standardContextual"/>
             </w:rPr>
           </w:pPr>
-          <w:hyperlink w:anchor="_Toc184683305" w:history="1">
+          <w:hyperlink w:anchor="_Toc185453285" w:history="1">
             <w:r>
               <w:rPr>
                 <w:rStyle w:val="Hyperlink"/>
@@ -5506,7 +5505,7 @@
                 <w:noProof/>
                 <w:webHidden/>
               </w:rPr>
-              <w:instrText xml:space="preserve"> PAGEREF _Toc184683305 \h </w:instrText>
+              <w:instrText xml:space="preserve"> PAGEREF _Toc185453285 \h </w:instrText>
             </w:r>
             <w:r>
               <w:rPr>
@@ -5550,7 +5549,7 @@
               <w14:ligatures w14:val="standardContextual"/>
             </w:rPr>
           </w:pPr>
-          <w:hyperlink w:anchor="_Toc184683306" w:history="1">
+          <w:hyperlink w:anchor="_Toc185453286" w:history="1">
             <w:r>
               <w:rPr>
                 <w:rStyle w:val="Hyperlink"/>
@@ -5598,7 +5597,7 @@
                 <w:noProof/>
                 <w:webHidden/>
               </w:rPr>
-              <w:instrText xml:space="preserve"> PAGEREF _Toc184683306 \h </w:instrText>
+              <w:instrText xml:space="preserve"> PAGEREF _Toc185453286 \h </w:instrText>
             </w:r>
             <w:r>
               <w:rPr>
@@ -5642,7 +5641,7 @@
               <w14:ligatures w14:val="standardContextual"/>
             </w:rPr>
           </w:pPr>
-          <w:hyperlink w:anchor="_Toc184683307" w:history="1">
+          <w:hyperlink w:anchor="_Toc185453287" w:history="1">
             <w:r>
               <w:rPr>
                 <w:rStyle w:val="Hyperlink"/>
@@ -5690,7 +5689,7 @@
                 <w:noProof/>
                 <w:webHidden/>
               </w:rPr>
-              <w:instrText xml:space="preserve"> PAGEREF _Toc184683307 \h </w:instrText>
+              <w:instrText xml:space="preserve"> PAGEREF _Toc185453287 \h </w:instrText>
             </w:r>
             <w:r>
               <w:rPr>
@@ -5734,7 +5733,7 @@
               <w14:ligatures w14:val="standardContextual"/>
             </w:rPr>
           </w:pPr>
-          <w:hyperlink w:anchor="_Toc184683308" w:history="1">
+          <w:hyperlink w:anchor="_Toc185453288" w:history="1">
             <w:r>
               <w:rPr>
                 <w:rStyle w:val="Hyperlink"/>
@@ -5782,7 +5781,7 @@
                 <w:noProof/>
                 <w:webHidden/>
               </w:rPr>
-              <w:instrText xml:space="preserve"> PAGEREF _Toc184683308 \h </w:instrText>
+              <w:instrText xml:space="preserve"> PAGEREF _Toc185453288 \h </w:instrText>
             </w:r>
             <w:r>
               <w:rPr>
@@ -5826,7 +5825,7 @@
               <w14:ligatures w14:val="standardContextual"/>
             </w:rPr>
           </w:pPr>
-          <w:hyperlink w:anchor="_Toc184683309" w:history="1">
+          <w:hyperlink w:anchor="_Toc185453289" w:history="1">
             <w:r>
               <w:rPr>
                 <w:rStyle w:val="Hyperlink"/>
@@ -5874,7 +5873,7 @@
                 <w:noProof/>
                 <w:webHidden/>
               </w:rPr>
-              <w:instrText xml:space="preserve"> PAGEREF _Toc184683309 \h </w:instrText>
+              <w:instrText xml:space="preserve"> PAGEREF _Toc185453289 \h </w:instrText>
             </w:r>
             <w:r>
               <w:rPr>
@@ -5918,7 +5917,7 @@
               <w14:ligatures w14:val="standardContextual"/>
             </w:rPr>
           </w:pPr>
-          <w:hyperlink w:anchor="_Toc184683310" w:history="1">
+          <w:hyperlink w:anchor="_Toc185453290" w:history="1">
             <w:r>
               <w:rPr>
                 <w:rStyle w:val="Hyperlink"/>
@@ -5966,7 +5965,7 @@
                 <w:noProof/>
                 <w:webHidden/>
               </w:rPr>
-              <w:instrText xml:space="preserve"> PAGEREF _Toc184683310 \h </w:instrText>
+              <w:instrText xml:space="preserve"> PAGEREF _Toc185453290 \h </w:instrText>
             </w:r>
             <w:r>
               <w:rPr>
@@ -6010,7 +6009,7 @@
               <w14:ligatures w14:val="standardContextual"/>
             </w:rPr>
           </w:pPr>
-          <w:hyperlink w:anchor="_Toc184683311" w:history="1">
+          <w:hyperlink w:anchor="_Toc185453291" w:history="1">
             <w:r>
               <w:rPr>
                 <w:rStyle w:val="Hyperlink"/>
@@ -6058,7 +6057,7 @@
                 <w:noProof/>
                 <w:webHidden/>
               </w:rPr>
-              <w:instrText xml:space="preserve"> PAGEREF _Toc184683311 \h </w:instrText>
+              <w:instrText xml:space="preserve"> PAGEREF _Toc185453291 \h </w:instrText>
             </w:r>
             <w:r>
               <w:rPr>
@@ -6102,7 +6101,7 @@
               <w14:ligatures w14:val="standardContextual"/>
             </w:rPr>
           </w:pPr>
-          <w:hyperlink w:anchor="_Toc184683312" w:history="1">
+          <w:hyperlink w:anchor="_Toc185453292" w:history="1">
             <w:r>
               <w:rPr>
                 <w:rStyle w:val="Hyperlink"/>
@@ -6150,7 +6149,7 @@
                 <w:noProof/>
                 <w:webHidden/>
               </w:rPr>
-              <w:instrText xml:space="preserve"> PAGEREF _Toc184683312 \h </w:instrText>
+              <w:instrText xml:space="preserve"> PAGEREF _Toc185453292 \h </w:instrText>
             </w:r>
             <w:r>
               <w:rPr>
@@ -6194,7 +6193,7 @@
               <w14:ligatures w14:val="standardContextual"/>
             </w:rPr>
           </w:pPr>
-          <w:hyperlink w:anchor="_Toc184683313" w:history="1">
+          <w:hyperlink w:anchor="_Toc185453293" w:history="1">
             <w:r>
               <w:rPr>
                 <w:rStyle w:val="Hyperlink"/>
@@ -6242,7 +6241,7 @@
                 <w:noProof/>
                 <w:webHidden/>
               </w:rPr>
-              <w:instrText xml:space="preserve"> PAGEREF _Toc184683313 \h </w:instrText>
+              <w:instrText xml:space="preserve"> PAGEREF _Toc185453293 \h </w:instrText>
             </w:r>
             <w:r>
               <w:rPr>
@@ -6286,7 +6285,7 @@
               <w14:ligatures w14:val="standardContextual"/>
             </w:rPr>
           </w:pPr>
-          <w:hyperlink w:anchor="_Toc184683314" w:history="1">
+          <w:hyperlink w:anchor="_Toc185453294" w:history="1">
             <w:r>
               <w:rPr>
                 <w:rStyle w:val="Hyperlink"/>
@@ -6313,7 +6312,7 @@
                 <w:rFonts w:ascii="Arial" w:hAnsi="Arial" w:cs="Arial"/>
                 <w:noProof/>
               </w:rPr>
-              <w:t>Diagrama de entidade e relacionamento e modelo lógico do banco de dados</w:t>
+              <w:t>Modelo conceitual do banco de dados</w:t>
             </w:r>
             <w:r>
               <w:rPr>
@@ -6334,7 +6333,7 @@
                 <w:noProof/>
                 <w:webHidden/>
               </w:rPr>
-              <w:instrText xml:space="preserve"> PAGEREF _Toc184683314 \h </w:instrText>
+              <w:instrText xml:space="preserve"> PAGEREF _Toc185453294 \h </w:instrText>
             </w:r>
             <w:r>
               <w:rPr>
@@ -6378,7 +6377,7 @@
               <w14:ligatures w14:val="standardContextual"/>
             </w:rPr>
           </w:pPr>
-          <w:hyperlink w:anchor="_Toc184683315" w:history="1">
+          <w:hyperlink w:anchor="_Toc185453295" w:history="1">
             <w:r>
               <w:rPr>
                 <w:rStyle w:val="Hyperlink"/>
@@ -6405,7 +6404,7 @@
                 <w:rFonts w:ascii="Arial" w:hAnsi="Arial" w:cs="Arial"/>
                 <w:noProof/>
               </w:rPr>
-              <w:t>Dicionário de dados</w:t>
+              <w:t>Modelo lógico do banco de dados</w:t>
             </w:r>
             <w:r>
               <w:rPr>
@@ -6426,7 +6425,7 @@
                 <w:noProof/>
                 <w:webHidden/>
               </w:rPr>
-              <w:instrText xml:space="preserve"> PAGEREF _Toc184683315 \h </w:instrText>
+              <w:instrText xml:space="preserve"> PAGEREF _Toc185453295 \h </w:instrText>
             </w:r>
             <w:r>
               <w:rPr>
@@ -6470,15 +6469,14 @@
               <w14:ligatures w14:val="standardContextual"/>
             </w:rPr>
           </w:pPr>
-          <w:hyperlink w:anchor="_Toc184683316" w:history="1">
+          <w:hyperlink w:anchor="_Toc185453296" w:history="1">
             <w:r>
               <w:rPr>
                 <w:rStyle w:val="Hyperlink"/>
                 <w:rFonts w:ascii="Arial" w:hAnsi="Arial" w:cs="Arial"/>
                 <w:noProof/>
-                <w:lang w:val="en-US"/>
-              </w:rPr>
-              <w:t>12.</w:t>
+              </w:rPr>
+              <w:t>11.3.</w:t>
             </w:r>
             <w:r>
               <w:rPr>
@@ -6497,9 +6495,8 @@
                 <w:rStyle w:val="Hyperlink"/>
                 <w:rFonts w:ascii="Arial" w:hAnsi="Arial" w:cs="Arial"/>
                 <w:noProof/>
-                <w:lang w:val="en-US"/>
-              </w:rPr>
-              <w:t>PRINCIPAIS TELAS DO SISTEMA</w:t>
+              </w:rPr>
+              <w:t>Dicionário de dados</w:t>
             </w:r>
             <w:r>
               <w:rPr>
@@ -6520,7 +6517,7 @@
                 <w:noProof/>
                 <w:webHidden/>
               </w:rPr>
-              <w:instrText xml:space="preserve"> PAGEREF _Toc184683316 \h </w:instrText>
+              <w:instrText xml:space="preserve"> PAGEREF _Toc185453296 \h </w:instrText>
             </w:r>
             <w:r>
               <w:rPr>
@@ -6540,7 +6537,7 @@
                 <w:noProof/>
                 <w:webHidden/>
               </w:rPr>
-              <w:t>52</w:t>
+              <w:t>50</w:t>
             </w:r>
             <w:r>
               <w:rPr>
@@ -6564,14 +6561,15 @@
               <w14:ligatures w14:val="standardContextual"/>
             </w:rPr>
           </w:pPr>
-          <w:hyperlink w:anchor="_Toc184683317" w:history="1">
+          <w:hyperlink w:anchor="_Toc185453297" w:history="1">
             <w:r>
               <w:rPr>
                 <w:rStyle w:val="Hyperlink"/>
                 <w:rFonts w:ascii="Arial" w:hAnsi="Arial" w:cs="Arial"/>
                 <w:noProof/>
-              </w:rPr>
-              <w:t>12.1.</w:t>
+                <w:lang w:val="en-US"/>
+              </w:rPr>
+              <w:t>12.</w:t>
             </w:r>
             <w:r>
               <w:rPr>
@@ -6590,8 +6588,9 @@
                 <w:rStyle w:val="Hyperlink"/>
                 <w:rFonts w:ascii="Arial" w:hAnsi="Arial" w:cs="Arial"/>
                 <w:noProof/>
-              </w:rPr>
-              <w:t>Telas do Site</w:t>
+                <w:lang w:val="en-US"/>
+              </w:rPr>
+              <w:t>PRINCIPAIS TELAS DO SISTEMA</w:t>
             </w:r>
             <w:r>
               <w:rPr>
@@ -6612,7 +6611,7 @@
                 <w:noProof/>
                 <w:webHidden/>
               </w:rPr>
-              <w:instrText xml:space="preserve"> PAGEREF _Toc184683317 \h </w:instrText>
+              <w:instrText xml:space="preserve"> PAGEREF _Toc185453297 \h </w:instrText>
             </w:r>
             <w:r>
               <w:rPr>
@@ -6632,7 +6631,7 @@
                 <w:noProof/>
                 <w:webHidden/>
               </w:rPr>
-              <w:t>52</w:t>
+              <w:t>53</w:t>
             </w:r>
             <w:r>
               <w:rPr>
@@ -6656,14 +6655,14 @@
               <w14:ligatures w14:val="standardContextual"/>
             </w:rPr>
           </w:pPr>
-          <w:hyperlink w:anchor="_Toc184683318" w:history="1">
+          <w:hyperlink w:anchor="_Toc185453298" w:history="1">
             <w:r>
               <w:rPr>
                 <w:rStyle w:val="Hyperlink"/>
                 <w:rFonts w:ascii="Arial" w:hAnsi="Arial" w:cs="Arial"/>
                 <w:noProof/>
               </w:rPr>
-              <w:t>12.1.1.</w:t>
+              <w:t>12.1.</w:t>
             </w:r>
             <w:r>
               <w:rPr>
@@ -6683,7 +6682,7 @@
                 <w:rFonts w:ascii="Arial" w:hAnsi="Arial" w:cs="Arial"/>
                 <w:noProof/>
               </w:rPr>
-              <w:t>Tela de Login</w:t>
+              <w:t>Telas do Site</w:t>
             </w:r>
             <w:r>
               <w:rPr>
@@ -6704,7 +6703,7 @@
                 <w:noProof/>
                 <w:webHidden/>
               </w:rPr>
-              <w:instrText xml:space="preserve"> PAGEREF _Toc184683318 \h </w:instrText>
+              <w:instrText xml:space="preserve"> PAGEREF _Toc185453298 \h </w:instrText>
             </w:r>
             <w:r>
               <w:rPr>
@@ -6724,7 +6723,7 @@
                 <w:noProof/>
                 <w:webHidden/>
               </w:rPr>
-              <w:t>52</w:t>
+              <w:t>53</w:t>
             </w:r>
             <w:r>
               <w:rPr>
@@ -6748,14 +6747,14 @@
               <w14:ligatures w14:val="standardContextual"/>
             </w:rPr>
           </w:pPr>
-          <w:hyperlink w:anchor="_Toc184683319" w:history="1">
+          <w:hyperlink w:anchor="_Toc185453299" w:history="1">
             <w:r>
               <w:rPr>
                 <w:rStyle w:val="Hyperlink"/>
                 <w:rFonts w:ascii="Arial" w:hAnsi="Arial" w:cs="Arial"/>
                 <w:noProof/>
               </w:rPr>
-              <w:t>12.1.2.</w:t>
+              <w:t>12.1.1.</w:t>
             </w:r>
             <w:r>
               <w:rPr>
@@ -6775,7 +6774,7 @@
                 <w:rFonts w:ascii="Arial" w:hAnsi="Arial" w:cs="Arial"/>
                 <w:noProof/>
               </w:rPr>
-              <w:t>Tela de Cadastro</w:t>
+              <w:t>Tela de Login</w:t>
             </w:r>
             <w:r>
               <w:rPr>
@@ -6796,7 +6795,7 @@
                 <w:noProof/>
                 <w:webHidden/>
               </w:rPr>
-              <w:instrText xml:space="preserve"> PAGEREF _Toc184683319 \h </w:instrText>
+              <w:instrText xml:space="preserve"> PAGEREF _Toc185453299 \h </w:instrText>
             </w:r>
             <w:r>
               <w:rPr>
@@ -6816,7 +6815,7 @@
                 <w:noProof/>
                 <w:webHidden/>
               </w:rPr>
-              <w:t>52</w:t>
+              <w:t>53</w:t>
             </w:r>
             <w:r>
               <w:rPr>
@@ -6840,14 +6839,14 @@
               <w14:ligatures w14:val="standardContextual"/>
             </w:rPr>
           </w:pPr>
-          <w:hyperlink w:anchor="_Toc184683320" w:history="1">
+          <w:hyperlink w:anchor="_Toc185453300" w:history="1">
             <w:r>
               <w:rPr>
                 <w:rStyle w:val="Hyperlink"/>
                 <w:rFonts w:ascii="Arial" w:hAnsi="Arial" w:cs="Arial"/>
                 <w:noProof/>
               </w:rPr>
-              <w:t>12.1.3.</w:t>
+              <w:t>12.1.2.</w:t>
             </w:r>
             <w:r>
               <w:rPr>
@@ -6867,7 +6866,7 @@
                 <w:rFonts w:ascii="Arial" w:hAnsi="Arial" w:cs="Arial"/>
                 <w:noProof/>
               </w:rPr>
-              <w:t>Tela Inicial</w:t>
+              <w:t>Tela de Cadastro</w:t>
             </w:r>
             <w:r>
               <w:rPr>
@@ -6888,7 +6887,7 @@
                 <w:noProof/>
                 <w:webHidden/>
               </w:rPr>
-              <w:instrText xml:space="preserve"> PAGEREF _Toc184683320 \h </w:instrText>
+              <w:instrText xml:space="preserve"> PAGEREF _Toc185453300 \h </w:instrText>
             </w:r>
             <w:r>
               <w:rPr>
@@ -6932,14 +6931,14 @@
               <w14:ligatures w14:val="standardContextual"/>
             </w:rPr>
           </w:pPr>
-          <w:hyperlink w:anchor="_Toc184683321" w:history="1">
+          <w:hyperlink w:anchor="_Toc185453301" w:history="1">
             <w:r>
               <w:rPr>
                 <w:rStyle w:val="Hyperlink"/>
                 <w:rFonts w:ascii="Arial" w:hAnsi="Arial" w:cs="Arial"/>
                 <w:noProof/>
               </w:rPr>
-              <w:t>12.1.4.</w:t>
+              <w:t>12.1.3.</w:t>
             </w:r>
             <w:r>
               <w:rPr>
@@ -6959,7 +6958,7 @@
                 <w:rFonts w:ascii="Arial" w:hAnsi="Arial" w:cs="Arial"/>
                 <w:noProof/>
               </w:rPr>
-              <w:t>Tela de Estoque</w:t>
+              <w:t>Tela Inicial</w:t>
             </w:r>
             <w:r>
               <w:rPr>
@@ -6980,7 +6979,7 @@
                 <w:noProof/>
                 <w:webHidden/>
               </w:rPr>
-              <w:instrText xml:space="preserve"> PAGEREF _Toc184683321 \h </w:instrText>
+              <w:instrText xml:space="preserve"> PAGEREF _Toc185453301 \h </w:instrText>
             </w:r>
             <w:r>
               <w:rPr>
@@ -7000,7 +6999,7 @@
                 <w:noProof/>
                 <w:webHidden/>
               </w:rPr>
-              <w:t>53</w:t>
+              <w:t>54</w:t>
             </w:r>
             <w:r>
               <w:rPr>
@@ -7024,14 +7023,14 @@
               <w14:ligatures w14:val="standardContextual"/>
             </w:rPr>
           </w:pPr>
-          <w:hyperlink w:anchor="_Toc184683322" w:history="1">
+          <w:hyperlink w:anchor="_Toc185453302" w:history="1">
             <w:r>
               <w:rPr>
                 <w:rStyle w:val="Hyperlink"/>
                 <w:rFonts w:ascii="Arial" w:hAnsi="Arial" w:cs="Arial"/>
                 <w:noProof/>
               </w:rPr>
-              <w:t>12.1.5.</w:t>
+              <w:t>12.1.4.</w:t>
             </w:r>
             <w:r>
               <w:rPr>
@@ -7051,7 +7050,7 @@
                 <w:rFonts w:ascii="Arial" w:hAnsi="Arial" w:cs="Arial"/>
                 <w:noProof/>
               </w:rPr>
-              <w:t>Tela de Locação</w:t>
+              <w:t>Tela de Estoque</w:t>
             </w:r>
             <w:r>
               <w:rPr>
@@ -7072,7 +7071,7 @@
                 <w:noProof/>
                 <w:webHidden/>
               </w:rPr>
-              <w:instrText xml:space="preserve"> PAGEREF _Toc184683322 \h </w:instrText>
+              <w:instrText xml:space="preserve"> PAGEREF _Toc185453302 \h </w:instrText>
             </w:r>
             <w:r>
               <w:rPr>
@@ -7092,7 +7091,7 @@
                 <w:noProof/>
                 <w:webHidden/>
               </w:rPr>
-              <w:t>53</w:t>
+              <w:t>54</w:t>
             </w:r>
             <w:r>
               <w:rPr>
@@ -7116,14 +7115,14 @@
               <w14:ligatures w14:val="standardContextual"/>
             </w:rPr>
           </w:pPr>
-          <w:hyperlink w:anchor="_Toc184683323" w:history="1">
+          <w:hyperlink w:anchor="_Toc185453303" w:history="1">
             <w:r>
               <w:rPr>
                 <w:rStyle w:val="Hyperlink"/>
                 <w:rFonts w:ascii="Arial" w:hAnsi="Arial" w:cs="Arial"/>
                 <w:noProof/>
               </w:rPr>
-              <w:t>12.1.6.</w:t>
+              <w:t>12.1.5.</w:t>
             </w:r>
             <w:r>
               <w:rPr>
@@ -7143,7 +7142,7 @@
                 <w:rFonts w:ascii="Arial" w:hAnsi="Arial" w:cs="Arial"/>
                 <w:noProof/>
               </w:rPr>
-              <w:t>Tela de Homologação</w:t>
+              <w:t>Tela de Locação</w:t>
             </w:r>
             <w:r>
               <w:rPr>
@@ -7164,7 +7163,7 @@
                 <w:noProof/>
                 <w:webHidden/>
               </w:rPr>
-              <w:instrText xml:space="preserve"> PAGEREF _Toc184683323 \h </w:instrText>
+              <w:instrText xml:space="preserve"> PAGEREF _Toc185453303 \h </w:instrText>
             </w:r>
             <w:r>
               <w:rPr>
@@ -7184,7 +7183,7 @@
                 <w:noProof/>
                 <w:webHidden/>
               </w:rPr>
-              <w:t>53</w:t>
+              <w:t>54</w:t>
             </w:r>
             <w:r>
               <w:rPr>
@@ -7208,14 +7207,14 @@
               <w14:ligatures w14:val="standardContextual"/>
             </w:rPr>
           </w:pPr>
-          <w:hyperlink w:anchor="_Toc184683324" w:history="1">
+          <w:hyperlink w:anchor="_Toc185453304" w:history="1">
             <w:r>
               <w:rPr>
                 <w:rStyle w:val="Hyperlink"/>
                 <w:rFonts w:ascii="Arial" w:hAnsi="Arial" w:cs="Arial"/>
                 <w:noProof/>
               </w:rPr>
-              <w:t>12.1.7.</w:t>
+              <w:t>12.1.6.</w:t>
             </w:r>
             <w:r>
               <w:rPr>
@@ -7235,7 +7234,7 @@
                 <w:rFonts w:ascii="Arial" w:hAnsi="Arial" w:cs="Arial"/>
                 <w:noProof/>
               </w:rPr>
-              <w:t>Tela de Clientes</w:t>
+              <w:t>Tela de Homologação</w:t>
             </w:r>
             <w:r>
               <w:rPr>
@@ -7256,7 +7255,7 @@
                 <w:noProof/>
                 <w:webHidden/>
               </w:rPr>
-              <w:instrText xml:space="preserve"> PAGEREF _Toc184683324 \h </w:instrText>
+              <w:instrText xml:space="preserve"> PAGEREF _Toc185453304 \h </w:instrText>
             </w:r>
             <w:r>
               <w:rPr>
@@ -7276,7 +7275,7 @@
                 <w:noProof/>
                 <w:webHidden/>
               </w:rPr>
-              <w:t>53</w:t>
+              <w:t>54</w:t>
             </w:r>
             <w:r>
               <w:rPr>
@@ -7300,14 +7299,14 @@
               <w14:ligatures w14:val="standardContextual"/>
             </w:rPr>
           </w:pPr>
-          <w:hyperlink w:anchor="_Toc184683325" w:history="1">
+          <w:hyperlink w:anchor="_Toc185453305" w:history="1">
             <w:r>
               <w:rPr>
                 <w:rStyle w:val="Hyperlink"/>
                 <w:rFonts w:ascii="Arial" w:hAnsi="Arial" w:cs="Arial"/>
                 <w:noProof/>
               </w:rPr>
-              <w:t>12.1.8.</w:t>
+              <w:t>12.1.7.</w:t>
             </w:r>
             <w:r>
               <w:rPr>
@@ -7327,7 +7326,7 @@
                 <w:rFonts w:ascii="Arial" w:hAnsi="Arial" w:cs="Arial"/>
                 <w:noProof/>
               </w:rPr>
-              <w:t>Tela de Vendedores (Gerente)</w:t>
+              <w:t>Tela de Clientes</w:t>
             </w:r>
             <w:r>
               <w:rPr>
@@ -7348,7 +7347,7 @@
                 <w:noProof/>
                 <w:webHidden/>
               </w:rPr>
-              <w:instrText xml:space="preserve"> PAGEREF _Toc184683325 \h </w:instrText>
+              <w:instrText xml:space="preserve"> PAGEREF _Toc185453305 \h </w:instrText>
             </w:r>
             <w:r>
               <w:rPr>
@@ -7368,7 +7367,7 @@
                 <w:noProof/>
                 <w:webHidden/>
               </w:rPr>
-              <w:t>53</w:t>
+              <w:t>54</w:t>
             </w:r>
             <w:r>
               <w:rPr>
@@ -7392,14 +7391,14 @@
               <w14:ligatures w14:val="standardContextual"/>
             </w:rPr>
           </w:pPr>
-          <w:hyperlink w:anchor="_Toc184683326" w:history="1">
+          <w:hyperlink w:anchor="_Toc185453306" w:history="1">
             <w:r>
               <w:rPr>
                 <w:rStyle w:val="Hyperlink"/>
                 <w:rFonts w:ascii="Arial" w:hAnsi="Arial" w:cs="Arial"/>
                 <w:noProof/>
               </w:rPr>
-              <w:t>12.1.9.</w:t>
+              <w:t>12.1.8.</w:t>
             </w:r>
             <w:r>
               <w:rPr>
@@ -7419,7 +7418,7 @@
                 <w:rFonts w:ascii="Arial" w:hAnsi="Arial" w:cs="Arial"/>
                 <w:noProof/>
               </w:rPr>
-              <w:t>Tela de Configuração (Administrador)</w:t>
+              <w:t>Tela de Vendedores (Gerente)</w:t>
             </w:r>
             <w:r>
               <w:rPr>
@@ -7440,7 +7439,7 @@
                 <w:noProof/>
                 <w:webHidden/>
               </w:rPr>
-              <w:instrText xml:space="preserve"> PAGEREF _Toc184683326 \h </w:instrText>
+              <w:instrText xml:space="preserve"> PAGEREF _Toc185453306 \h </w:instrText>
             </w:r>
             <w:r>
               <w:rPr>
@@ -7460,7 +7459,7 @@
                 <w:noProof/>
                 <w:webHidden/>
               </w:rPr>
-              <w:t>53</w:t>
+              <w:t>54</w:t>
             </w:r>
             <w:r>
               <w:rPr>
@@ -7484,14 +7483,14 @@
               <w14:ligatures w14:val="standardContextual"/>
             </w:rPr>
           </w:pPr>
-          <w:hyperlink w:anchor="_Toc184683327" w:history="1">
+          <w:hyperlink w:anchor="_Toc185453307" w:history="1">
             <w:r>
               <w:rPr>
                 <w:rStyle w:val="Hyperlink"/>
                 <w:rFonts w:ascii="Arial" w:hAnsi="Arial" w:cs="Arial"/>
                 <w:noProof/>
               </w:rPr>
-              <w:t>12.2.</w:t>
+              <w:t>12.1.9.</w:t>
             </w:r>
             <w:r>
               <w:rPr>
@@ -7511,7 +7510,7 @@
                 <w:rFonts w:ascii="Arial" w:hAnsi="Arial" w:cs="Arial"/>
                 <w:noProof/>
               </w:rPr>
-              <w:t>Telas do Aplicativo Mobile</w:t>
+              <w:t>Tela de Configuração (Administrador)</w:t>
             </w:r>
             <w:r>
               <w:rPr>
@@ -7532,7 +7531,7 @@
                 <w:noProof/>
                 <w:webHidden/>
               </w:rPr>
-              <w:instrText xml:space="preserve"> PAGEREF _Toc184683327 \h </w:instrText>
+              <w:instrText xml:space="preserve"> PAGEREF _Toc185453307 \h </w:instrText>
             </w:r>
             <w:r>
               <w:rPr>
@@ -7552,7 +7551,7 @@
                 <w:noProof/>
                 <w:webHidden/>
               </w:rPr>
-              <w:t>54</w:t>
+              <w:t>55</w:t>
             </w:r>
             <w:r>
               <w:rPr>
@@ -7576,14 +7575,14 @@
               <w14:ligatures w14:val="standardContextual"/>
             </w:rPr>
           </w:pPr>
-          <w:hyperlink w:anchor="_Toc184683328" w:history="1">
+          <w:hyperlink w:anchor="_Toc185453308" w:history="1">
             <w:r>
               <w:rPr>
                 <w:rStyle w:val="Hyperlink"/>
                 <w:rFonts w:ascii="Arial" w:hAnsi="Arial" w:cs="Arial"/>
                 <w:noProof/>
               </w:rPr>
-              <w:t>12.2.1.</w:t>
+              <w:t>12.2.</w:t>
             </w:r>
             <w:r>
               <w:rPr>
@@ -7603,7 +7602,7 @@
                 <w:rFonts w:ascii="Arial" w:hAnsi="Arial" w:cs="Arial"/>
                 <w:noProof/>
               </w:rPr>
-              <w:t>Tela de Login</w:t>
+              <w:t>Telas do Aplicativo Mobile</w:t>
             </w:r>
             <w:r>
               <w:rPr>
@@ -7624,7 +7623,7 @@
                 <w:noProof/>
                 <w:webHidden/>
               </w:rPr>
-              <w:instrText xml:space="preserve"> PAGEREF _Toc184683328 \h </w:instrText>
+              <w:instrText xml:space="preserve"> PAGEREF _Toc185453308 \h </w:instrText>
             </w:r>
             <w:r>
               <w:rPr>
@@ -7644,7 +7643,7 @@
                 <w:noProof/>
                 <w:webHidden/>
               </w:rPr>
-              <w:t>54</w:t>
+              <w:t>55</w:t>
             </w:r>
             <w:r>
               <w:rPr>
@@ -7668,14 +7667,14 @@
               <w14:ligatures w14:val="standardContextual"/>
             </w:rPr>
           </w:pPr>
-          <w:hyperlink w:anchor="_Toc184683329" w:history="1">
+          <w:hyperlink w:anchor="_Toc185453309" w:history="1">
             <w:r>
               <w:rPr>
                 <w:rStyle w:val="Hyperlink"/>
                 <w:rFonts w:ascii="Arial" w:hAnsi="Arial" w:cs="Arial"/>
                 <w:noProof/>
               </w:rPr>
-              <w:t>12.2.2.</w:t>
+              <w:t>12.2.1.</w:t>
             </w:r>
             <w:r>
               <w:rPr>
@@ -7695,7 +7694,7 @@
                 <w:rFonts w:ascii="Arial" w:hAnsi="Arial" w:cs="Arial"/>
                 <w:noProof/>
               </w:rPr>
-              <w:t>Tela de Estoque</w:t>
+              <w:t>Tela de Login</w:t>
             </w:r>
             <w:r>
               <w:rPr>
@@ -7716,7 +7715,7 @@
                 <w:noProof/>
                 <w:webHidden/>
               </w:rPr>
-              <w:instrText xml:space="preserve"> PAGEREF _Toc184683329 \h </w:instrText>
+              <w:instrText xml:space="preserve"> PAGEREF _Toc185453309 \h </w:instrText>
             </w:r>
             <w:r>
               <w:rPr>
@@ -7760,14 +7759,14 @@
               <w14:ligatures w14:val="standardContextual"/>
             </w:rPr>
           </w:pPr>
-          <w:hyperlink w:anchor="_Toc184683330" w:history="1">
+          <w:hyperlink w:anchor="_Toc185453310" w:history="1">
             <w:r>
               <w:rPr>
                 <w:rStyle w:val="Hyperlink"/>
                 <w:rFonts w:ascii="Arial" w:hAnsi="Arial" w:cs="Arial"/>
                 <w:noProof/>
               </w:rPr>
-              <w:t>12.2.3.</w:t>
+              <w:t>12.2.2.</w:t>
             </w:r>
             <w:r>
               <w:rPr>
@@ -7787,7 +7786,7 @@
                 <w:rFonts w:ascii="Arial" w:hAnsi="Arial" w:cs="Arial"/>
                 <w:noProof/>
               </w:rPr>
-              <w:t>Tela de Homologação</w:t>
+              <w:t>Tela de Estoque</w:t>
             </w:r>
             <w:r>
               <w:rPr>
@@ -7808,7 +7807,7 @@
                 <w:noProof/>
                 <w:webHidden/>
               </w:rPr>
-              <w:instrText xml:space="preserve"> PAGEREF _Toc184683330 \h </w:instrText>
+              <w:instrText xml:space="preserve"> PAGEREF _Toc185453310 \h </w:instrText>
             </w:r>
             <w:r>
               <w:rPr>
@@ -7852,14 +7851,14 @@
               <w14:ligatures w14:val="standardContextual"/>
             </w:rPr>
           </w:pPr>
-          <w:hyperlink w:anchor="_Toc184683331" w:history="1">
+          <w:hyperlink w:anchor="_Toc185453311" w:history="1">
             <w:r>
               <w:rPr>
                 <w:rStyle w:val="Hyperlink"/>
                 <w:rFonts w:ascii="Arial" w:hAnsi="Arial" w:cs="Arial"/>
                 <w:noProof/>
               </w:rPr>
-              <w:t>12.2.4.</w:t>
+              <w:t>12.2.3.</w:t>
             </w:r>
             <w:r>
               <w:rPr>
@@ -7879,7 +7878,7 @@
                 <w:rFonts w:ascii="Arial" w:hAnsi="Arial" w:cs="Arial"/>
                 <w:noProof/>
               </w:rPr>
-              <w:t>Tela de Locação</w:t>
+              <w:t>Tela de Homologação</w:t>
             </w:r>
             <w:r>
               <w:rPr>
@@ -7900,7 +7899,7 @@
                 <w:noProof/>
                 <w:webHidden/>
               </w:rPr>
-              <w:instrText xml:space="preserve"> PAGEREF _Toc184683331 \h </w:instrText>
+              <w:instrText xml:space="preserve"> PAGEREF _Toc185453311 \h </w:instrText>
             </w:r>
             <w:r>
               <w:rPr>
@@ -7944,14 +7943,14 @@
               <w14:ligatures w14:val="standardContextual"/>
             </w:rPr>
           </w:pPr>
-          <w:hyperlink w:anchor="_Toc184683332" w:history="1">
+          <w:hyperlink w:anchor="_Toc185453312" w:history="1">
             <w:r>
               <w:rPr>
                 <w:rStyle w:val="Hyperlink"/>
                 <w:rFonts w:ascii="Arial" w:hAnsi="Arial" w:cs="Arial"/>
                 <w:noProof/>
               </w:rPr>
-              <w:t>12.2.5.</w:t>
+              <w:t>12.2.4.</w:t>
             </w:r>
             <w:r>
               <w:rPr>
@@ -7971,7 +7970,7 @@
                 <w:rFonts w:ascii="Arial" w:hAnsi="Arial" w:cs="Arial"/>
                 <w:noProof/>
               </w:rPr>
-              <w:t>Tela de Perfil</w:t>
+              <w:t>Tela de Locação</w:t>
             </w:r>
             <w:r>
               <w:rPr>
@@ -7992,7 +7991,7 @@
                 <w:noProof/>
                 <w:webHidden/>
               </w:rPr>
-              <w:instrText xml:space="preserve"> PAGEREF _Toc184683332 \h </w:instrText>
+              <w:instrText xml:space="preserve"> PAGEREF _Toc185453312 \h </w:instrText>
             </w:r>
             <w:r>
               <w:rPr>
@@ -8012,7 +8011,7 @@
                 <w:noProof/>
                 <w:webHidden/>
               </w:rPr>
-              <w:t>57</w:t>
+              <w:t>58</w:t>
             </w:r>
             <w:r>
               <w:rPr>
@@ -8036,14 +8035,14 @@
               <w14:ligatures w14:val="standardContextual"/>
             </w:rPr>
           </w:pPr>
-          <w:hyperlink w:anchor="_Toc184683333" w:history="1">
+          <w:hyperlink w:anchor="_Toc185453313" w:history="1">
             <w:r>
               <w:rPr>
                 <w:rStyle w:val="Hyperlink"/>
                 <w:rFonts w:ascii="Arial" w:hAnsi="Arial" w:cs="Arial"/>
                 <w:noProof/>
               </w:rPr>
-              <w:t>13.</w:t>
+              <w:t>12.2.5.</w:t>
             </w:r>
             <w:r>
               <w:rPr>
@@ -8063,7 +8062,7 @@
                 <w:rFonts w:ascii="Arial" w:hAnsi="Arial" w:cs="Arial"/>
                 <w:noProof/>
               </w:rPr>
-              <w:t>CONCLUSÃO</w:t>
+              <w:t>Tela de Perfil</w:t>
             </w:r>
             <w:r>
               <w:rPr>
@@ -8084,7 +8083,7 @@
                 <w:noProof/>
                 <w:webHidden/>
               </w:rPr>
-              <w:instrText xml:space="preserve"> PAGEREF _Toc184683333 \h </w:instrText>
+              <w:instrText xml:space="preserve"> PAGEREF _Toc185453313 \h </w:instrText>
             </w:r>
             <w:r>
               <w:rPr>
@@ -8128,14 +8127,14 @@
               <w14:ligatures w14:val="standardContextual"/>
             </w:rPr>
           </w:pPr>
-          <w:hyperlink w:anchor="_Toc184683334" w:history="1">
+          <w:hyperlink w:anchor="_Toc185453314" w:history="1">
             <w:r>
               <w:rPr>
                 <w:rStyle w:val="Hyperlink"/>
                 <w:rFonts w:ascii="Arial" w:hAnsi="Arial" w:cs="Arial"/>
                 <w:noProof/>
               </w:rPr>
-              <w:t>14.</w:t>
+              <w:t>13.</w:t>
             </w:r>
             <w:r>
               <w:rPr>
@@ -8155,6 +8154,98 @@
                 <w:rFonts w:ascii="Arial" w:hAnsi="Arial" w:cs="Arial"/>
                 <w:noProof/>
               </w:rPr>
+              <w:t>CONCLUSÃO</w:t>
+            </w:r>
+            <w:r>
+              <w:rPr>
+                <w:noProof/>
+                <w:webHidden/>
+              </w:rPr>
+              <w:tab/>
+            </w:r>
+            <w:r>
+              <w:rPr>
+                <w:noProof/>
+                <w:webHidden/>
+              </w:rPr>
+              <w:fldChar w:fldCharType="begin"/>
+            </w:r>
+            <w:r>
+              <w:rPr>
+                <w:noProof/>
+                <w:webHidden/>
+              </w:rPr>
+              <w:instrText xml:space="preserve"> PAGEREF _Toc185453314 \h </w:instrText>
+            </w:r>
+            <w:r>
+              <w:rPr>
+                <w:noProof/>
+                <w:webHidden/>
+              </w:rPr>
+            </w:r>
+            <w:r>
+              <w:rPr>
+                <w:noProof/>
+                <w:webHidden/>
+              </w:rPr>
+              <w:fldChar w:fldCharType="separate"/>
+            </w:r>
+            <w:r>
+              <w:rPr>
+                <w:noProof/>
+                <w:webHidden/>
+              </w:rPr>
+              <w:t>59</w:t>
+            </w:r>
+            <w:r>
+              <w:rPr>
+                <w:noProof/>
+                <w:webHidden/>
+              </w:rPr>
+              <w:fldChar w:fldCharType="end"/>
+            </w:r>
+          </w:hyperlink>
+        </w:p>
+        <w:p>
+          <w:pPr>
+            <w:pStyle w:val="Sumrio1"/>
+            <w:rPr>
+              <w:rFonts w:eastAsiaTheme="minorEastAsia"/>
+              <w:noProof/>
+              <w:kern w:val="2"/>
+              <w:sz w:val="24"/>
+              <w:szCs w:val="24"/>
+              <w:lang w:eastAsia="pt-BR"/>
+              <w14:ligatures w14:val="standardContextual"/>
+            </w:rPr>
+          </w:pPr>
+          <w:hyperlink w:anchor="_Toc185453315" w:history="1">
+            <w:r>
+              <w:rPr>
+                <w:rStyle w:val="Hyperlink"/>
+                <w:rFonts w:ascii="Arial" w:hAnsi="Arial" w:cs="Arial"/>
+                <w:noProof/>
+              </w:rPr>
+              <w:t>14.</w:t>
+            </w:r>
+            <w:r>
+              <w:rPr>
+                <w:rFonts w:eastAsiaTheme="minorEastAsia"/>
+                <w:noProof/>
+                <w:kern w:val="2"/>
+                <w:sz w:val="24"/>
+                <w:szCs w:val="24"/>
+                <w:lang w:eastAsia="pt-BR"/>
+                <w14:ligatures w14:val="standardContextual"/>
+              </w:rPr>
+              <w:tab/>
+            </w:r>
+            <w:r>
+              <w:rPr>
+                <w:rStyle w:val="Hyperlink"/>
+                <w:rFonts w:ascii="Arial" w:hAnsi="Arial" w:cs="Arial"/>
+                <w:noProof/>
+              </w:rPr>
               <w:t>REFERÊNCIAS</w:t>
             </w:r>
             <w:r>
@@ -8176,7 +8267,7 @@
                 <w:noProof/>
                 <w:webHidden/>
               </w:rPr>
-              <w:instrText xml:space="preserve"> PAGEREF _Toc184683334 \h </w:instrText>
+              <w:instrText xml:space="preserve"> PAGEREF _Toc185453315 \h </w:instrText>
             </w:r>
             <w:r>
               <w:rPr>
@@ -8196,7 +8287,7 @@
                 <w:noProof/>
                 <w:webHidden/>
               </w:rPr>
-              <w:t>59</w:t>
+              <w:t>60</w:t>
             </w:r>
             <w:r>
               <w:rPr>
@@ -8270,7 +8361,7 @@
           <w:szCs w:val="24"/>
         </w:rPr>
       </w:pPr>
-      <w:bookmarkStart w:id="0" w:name="_Toc184683272"/>
+      <w:bookmarkStart w:id="0" w:name="_Toc185453252"/>
       <w:r>
         <w:rPr>
           <w:rFonts w:ascii="Arial" w:hAnsi="Arial" w:cs="Arial"/>
@@ -8298,7 +8389,7 @@
           <w:sz w:val="24"/>
           <w:szCs w:val="24"/>
         </w:rPr>
-        <w:t xml:space="preserve">A </w:t>
+        <w:t xml:space="preserve">O presente relatório apresenta o desenvolvimento de uma solução voltada para o gerenciamento de patrimônio da empresa </w:t>
       </w:r>
       <w:proofErr w:type="spellStart"/>
       <w:r>
@@ -8316,31 +8407,7 @@
           <w:sz w:val="24"/>
           <w:szCs w:val="24"/>
         </w:rPr>
-        <w:t xml:space="preserve"> Automação enfrenta desafios significativos no gerenciamento de seu patrimônio, particularmente nas áreas de locação, homologação e controle de coletores de dados multimarca.</w:t>
-      </w:r>
-      <w:r>
-        <w:rPr>
-          <w:rFonts w:ascii="Arial" w:hAnsi="Arial" w:cs="Arial"/>
-          <w:sz w:val="24"/>
-          <w:szCs w:val="24"/>
-        </w:rPr>
-        <w:t xml:space="preserve"> O controle de patrimônio físico em uma empresa é fundamental para a gestão eficaz dos bens tangíveis. Esse processo envolve a manutenção de um inventário atualizado, implementação de planos de manutenção, avaliação e cálculo da depreciação dos ativos, além de garantir a segurança e proteção desses bens. Além disso, inclui o planejamento para descarte e renovação de ativos obsoletos, bem como a designação de responsabilidades, assegurando uma administração eficiente e contribuindo para a otimização de recursos e redução de custos operacionais.</w:t>
-      </w:r>
-      <w:r>
-        <w:rPr>
-          <w:rFonts w:ascii="Arial" w:hAnsi="Arial" w:cs="Arial"/>
-          <w:sz w:val="24"/>
-          <w:szCs w:val="24"/>
-        </w:rPr>
-        <w:t xml:space="preserve"> </w:t>
-      </w:r>
-      <w:r>
-        <w:rPr>
-          <w:rFonts w:ascii="Arial" w:hAnsi="Arial" w:cs="Arial"/>
-          <w:sz w:val="24"/>
-          <w:szCs w:val="24"/>
-        </w:rPr>
-        <w:t xml:space="preserve">Essas dificuldades têm comprometido a eficiência operacional e a precisão dos dados gerenciais, resultando em processos ineficazes e suscetíveis a erros. </w:t>
+        <w:t xml:space="preserve"> Automação. A ideia surgiu da necessidade de aprimorar os processos de locação, homologação e controle de coletores de dados multimarca, enfrentando desafios significativos na organização e manutenção dos ativos da empresa.</w:t>
       </w:r>
       <w:r>
         <w:rPr>
@@ -8368,7 +8435,7 @@
           <w:szCs w:val="24"/>
         </w:rPr>
       </w:pPr>
-      <w:bookmarkStart w:id="1" w:name="_Toc184683273"/>
+      <w:bookmarkStart w:id="1" w:name="_Toc185453253"/>
       <w:r>
         <w:rPr>
           <w:rFonts w:ascii="Arial" w:hAnsi="Arial" w:cs="Arial"/>
@@ -8432,7 +8499,7 @@
           <w:szCs w:val="24"/>
         </w:rPr>
       </w:pPr>
-      <w:bookmarkStart w:id="2" w:name="_Toc184683274"/>
+      <w:bookmarkStart w:id="2" w:name="_Toc185453254"/>
       <w:r>
         <w:rPr>
           <w:rFonts w:ascii="Arial" w:hAnsi="Arial" w:cs="Arial"/>
@@ -8480,7 +8547,7 @@
           <w:szCs w:val="24"/>
         </w:rPr>
       </w:pPr>
-      <w:bookmarkStart w:id="3" w:name="_Toc184683275"/>
+      <w:bookmarkStart w:id="3" w:name="_Toc185453255"/>
       <w:r>
         <w:rPr>
           <w:rFonts w:ascii="Arial" w:hAnsi="Arial" w:cs="Arial"/>
@@ -8578,7 +8645,7 @@
           <w:szCs w:val="24"/>
         </w:rPr>
       </w:pPr>
-      <w:bookmarkStart w:id="4" w:name="_Toc184683276"/>
+      <w:bookmarkStart w:id="4" w:name="_Toc185453256"/>
       <w:r>
         <w:rPr>
           <w:rFonts w:ascii="Arial" w:hAnsi="Arial" w:cs="Arial"/>
@@ -8866,7 +8933,7 @@
           <w:szCs w:val="24"/>
         </w:rPr>
       </w:pPr>
-      <w:bookmarkStart w:id="5" w:name="_Toc184683277"/>
+      <w:bookmarkStart w:id="5" w:name="_Toc185453257"/>
       <w:r>
         <w:rPr>
           <w:rFonts w:ascii="Arial" w:hAnsi="Arial" w:cs="Arial"/>
@@ -12032,7 +12099,7 @@
           <w:szCs w:val="24"/>
         </w:rPr>
       </w:pPr>
-      <w:bookmarkStart w:id="6" w:name="_Toc184683278"/>
+      <w:bookmarkStart w:id="6" w:name="_Toc185453258"/>
       <w:r>
         <w:rPr>
           <w:rFonts w:ascii="Arial" w:hAnsi="Arial" w:cs="Arial"/>
@@ -12592,7 +12659,7 @@
           <w:szCs w:val="24"/>
         </w:rPr>
       </w:pPr>
-      <w:bookmarkStart w:id="8" w:name="_Toc184683279"/>
+      <w:bookmarkStart w:id="8" w:name="_Toc185453259"/>
       <w:r>
         <w:rPr>
           <w:rFonts w:ascii="Arial" w:hAnsi="Arial" w:cs="Arial"/>
@@ -12772,7 +12839,7 @@
           <w:lang w:val="en-US"/>
         </w:rPr>
       </w:pPr>
-      <w:bookmarkStart w:id="9" w:name="_Toc184683280"/>
+      <w:bookmarkStart w:id="9" w:name="_Toc185453260"/>
       <w:r>
         <w:rPr>
           <w:rFonts w:ascii="Arial" w:hAnsi="Arial" w:cs="Arial"/>
@@ -12933,7 +13000,7 @@
           <w:lang w:val="en-US"/>
         </w:rPr>
       </w:pPr>
-      <w:bookmarkStart w:id="10" w:name="_Toc184683281"/>
+      <w:bookmarkStart w:id="10" w:name="_Toc185453261"/>
       <w:r>
         <w:rPr>
           <w:rFonts w:ascii="Arial" w:hAnsi="Arial" w:cs="Arial"/>
@@ -13100,7 +13167,7 @@
           <w:szCs w:val="24"/>
         </w:rPr>
       </w:pPr>
-      <w:bookmarkStart w:id="11" w:name="_Toc184683282"/>
+      <w:bookmarkStart w:id="11" w:name="_Toc185453262"/>
       <w:r>
         <w:rPr>
           <w:rFonts w:ascii="Arial" w:hAnsi="Arial" w:cs="Arial"/>
@@ -15126,7 +15193,7 @@
           <w:szCs w:val="24"/>
         </w:rPr>
       </w:pPr>
-      <w:bookmarkStart w:id="12" w:name="_Toc184683283"/>
+      <w:bookmarkStart w:id="12" w:name="_Toc185453263"/>
       <w:r>
         <w:rPr>
           <w:rFonts w:ascii="Arial" w:hAnsi="Arial" w:cs="Arial"/>
@@ -18377,7 +18444,7 @@
           <w:szCs w:val="24"/>
         </w:rPr>
       </w:pPr>
-      <w:bookmarkStart w:id="13" w:name="_Toc184683284"/>
+      <w:bookmarkStart w:id="13" w:name="_Toc185453264"/>
       <w:r>
         <w:rPr>
           <w:rFonts w:ascii="Arial" w:hAnsi="Arial" w:cs="Arial"/>
@@ -19786,7 +19853,7 @@
           <w:szCs w:val="24"/>
         </w:rPr>
       </w:pPr>
-      <w:bookmarkStart w:id="14" w:name="_Toc184683285"/>
+      <w:bookmarkStart w:id="14" w:name="_Toc185453265"/>
       <w:r>
         <w:rPr>
           <w:rFonts w:ascii="Arial" w:hAnsi="Arial" w:cs="Arial"/>
@@ -19833,7 +19900,7 @@
           <w:szCs w:val="24"/>
         </w:rPr>
       </w:pPr>
-      <w:bookmarkStart w:id="15" w:name="_Toc184683286"/>
+      <w:bookmarkStart w:id="15" w:name="_Toc185453266"/>
       <w:r>
         <w:rPr>
           <w:rFonts w:ascii="Arial" w:hAnsi="Arial" w:cs="Arial"/>
@@ -19967,7 +20034,7 @@
           <w:szCs w:val="24"/>
         </w:rPr>
       </w:pPr>
-      <w:bookmarkStart w:id="16" w:name="_Toc184683287"/>
+      <w:bookmarkStart w:id="16" w:name="_Toc185453267"/>
       <w:proofErr w:type="spellStart"/>
       <w:r>
         <w:rPr>
@@ -20043,7 +20110,7 @@
           <w:szCs w:val="24"/>
         </w:rPr>
       </w:pPr>
-      <w:bookmarkStart w:id="17" w:name="_Toc184683288"/>
+      <w:bookmarkStart w:id="17" w:name="_Toc185453268"/>
       <w:r>
         <w:rPr>
           <w:rFonts w:ascii="Arial" w:hAnsi="Arial" w:cs="Arial"/>
@@ -20197,7 +20264,7 @@
           <w:szCs w:val="24"/>
         </w:rPr>
       </w:pPr>
-      <w:bookmarkStart w:id="18" w:name="_Toc184683289"/>
+      <w:bookmarkStart w:id="18" w:name="_Toc185453269"/>
       <w:r>
         <w:rPr>
           <w:rFonts w:ascii="Arial" w:hAnsi="Arial" w:cs="Arial"/>
@@ -20302,7 +20369,7 @@
           <w:szCs w:val="24"/>
         </w:rPr>
       </w:pPr>
-      <w:bookmarkStart w:id="19" w:name="_Toc184683290"/>
+      <w:bookmarkStart w:id="19" w:name="_Toc185453270"/>
       <w:r>
         <w:rPr>
           <w:rFonts w:ascii="Arial" w:hAnsi="Arial" w:cs="Arial"/>
@@ -20461,12 +20528,23 @@
           <w:szCs w:val="24"/>
         </w:rPr>
       </w:pPr>
-      <w:r>
-        <w:rPr>
-          <w:rFonts w:ascii="Arial" w:hAnsi="Arial" w:cs="Arial"/>
-          <w:sz w:val="24"/>
-          <w:szCs w:val="24"/>
-        </w:rPr>
+    </w:p>
+    <w:p>
+      <w:pPr>
+        <w:jc w:val="both"/>
+        <w:rPr>
+          <w:rFonts w:ascii="Arial" w:hAnsi="Arial" w:cs="Arial"/>
+          <w:sz w:val="24"/>
+          <w:szCs w:val="24"/>
+        </w:rPr>
+      </w:pPr>
+      <w:r>
+        <w:rPr>
+          <w:rFonts w:ascii="Arial" w:hAnsi="Arial" w:cs="Arial"/>
+          <w:sz w:val="24"/>
+          <w:szCs w:val="24"/>
+        </w:rPr>
+        <w:lastRenderedPageBreak/>
         <w:t xml:space="preserve">Diagrama de </w:t>
       </w:r>
       <w:r>
@@ -20494,12 +20572,11 @@
           <w:sz w:val="24"/>
           <w:szCs w:val="24"/>
         </w:rPr>
-        <w:lastRenderedPageBreak/>
         <w:drawing>
-          <wp:inline distT="0" distB="0" distL="0" distR="0" wp14:anchorId="5E4962A2" wp14:editId="5936A4B2">
-            <wp:extent cx="4671272" cy="8428383"/>
+          <wp:inline distT="0" distB="0" distL="0" distR="0" wp14:anchorId="64CA0121" wp14:editId="40B7BBAC">
+            <wp:extent cx="5581015" cy="4771390"/>
             <wp:effectExtent l="0" t="0" r="0" b="0"/>
-            <wp:docPr id="1" name="Imagem 1"/>
+            <wp:docPr id="406385400" name="Gráfico 1"/>
             <wp:cNvGraphicFramePr>
               <a:graphicFrameLocks xmlns:a="http://schemas.openxmlformats.org/drawingml/2006/main" noChangeAspect="1"/>
             </wp:cNvGraphicFramePr>
@@ -20507,36 +20584,29 @@
               <a:graphicData uri="http://schemas.openxmlformats.org/drawingml/2006/picture">
                 <pic:pic xmlns:pic="http://schemas.openxmlformats.org/drawingml/2006/picture">
                   <pic:nvPicPr>
-                    <pic:cNvPr id="0" name="Picture 1"/>
-                    <pic:cNvPicPr>
-                      <a:picLocks noChangeAspect="1" noChangeArrowheads="1"/>
-                    </pic:cNvPicPr>
+                    <pic:cNvPr id="406385400" name=""/>
+                    <pic:cNvPicPr/>
                   </pic:nvPicPr>
                   <pic:blipFill>
-                    <a:blip r:embed="rId15" cstate="print">
+                    <a:blip r:embed="rId15">
                       <a:extLst>
-                        <a:ext uri="{28A0092B-C50C-407E-A947-70E740481C1C}">
-                          <a14:useLocalDpi xmlns:a14="http://schemas.microsoft.com/office/drawing/2010/main" val="0"/>
+                        <a:ext uri="{96DAC541-7B7A-43D3-8B79-37D633B846F1}">
+                          <asvg:svgBlip xmlns:asvg="http://schemas.microsoft.com/office/drawing/2016/SVG/main" r:embed="rId16"/>
                         </a:ext>
                       </a:extLst>
                     </a:blip>
-                    <a:srcRect/>
                     <a:stretch>
                       <a:fillRect/>
                     </a:stretch>
                   </pic:blipFill>
-                  <pic:spPr bwMode="auto">
+                  <pic:spPr>
                     <a:xfrm>
                       <a:off x="0" y="0"/>
-                      <a:ext cx="4679904" cy="8443958"/>
+                      <a:ext cx="5581015" cy="4771390"/>
                     </a:xfrm>
                     <a:prstGeom prst="rect">
                       <a:avLst/>
                     </a:prstGeom>
-                    <a:noFill/>
-                    <a:ln>
-                      <a:noFill/>
-                    </a:ln>
                   </pic:spPr>
                 </pic:pic>
               </a:graphicData>
@@ -20544,6 +20614,96 @@
           </wp:inline>
         </w:drawing>
       </w:r>
+    </w:p>
+    <w:p>
+      <w:pPr>
+        <w:jc w:val="both"/>
+        <w:rPr>
+          <w:rFonts w:ascii="Arial" w:hAnsi="Arial" w:cs="Arial"/>
+          <w:sz w:val="24"/>
+          <w:szCs w:val="24"/>
+        </w:rPr>
+      </w:pPr>
+    </w:p>
+    <w:p>
+      <w:pPr>
+        <w:jc w:val="both"/>
+        <w:rPr>
+          <w:rFonts w:ascii="Arial" w:hAnsi="Arial" w:cs="Arial"/>
+          <w:sz w:val="24"/>
+          <w:szCs w:val="24"/>
+        </w:rPr>
+      </w:pPr>
+    </w:p>
+    <w:p>
+      <w:pPr>
+        <w:jc w:val="both"/>
+        <w:rPr>
+          <w:rFonts w:ascii="Arial" w:hAnsi="Arial" w:cs="Arial"/>
+          <w:sz w:val="24"/>
+          <w:szCs w:val="24"/>
+        </w:rPr>
+      </w:pPr>
+    </w:p>
+    <w:p>
+      <w:pPr>
+        <w:jc w:val="both"/>
+        <w:rPr>
+          <w:rFonts w:ascii="Arial" w:hAnsi="Arial" w:cs="Arial"/>
+          <w:sz w:val="24"/>
+          <w:szCs w:val="24"/>
+        </w:rPr>
+      </w:pPr>
+    </w:p>
+    <w:p>
+      <w:pPr>
+        <w:jc w:val="both"/>
+        <w:rPr>
+          <w:rFonts w:ascii="Arial" w:hAnsi="Arial" w:cs="Arial"/>
+          <w:sz w:val="24"/>
+          <w:szCs w:val="24"/>
+        </w:rPr>
+      </w:pPr>
+    </w:p>
+    <w:p>
+      <w:pPr>
+        <w:jc w:val="both"/>
+        <w:rPr>
+          <w:rFonts w:ascii="Arial" w:hAnsi="Arial" w:cs="Arial"/>
+          <w:sz w:val="24"/>
+          <w:szCs w:val="24"/>
+        </w:rPr>
+      </w:pPr>
+    </w:p>
+    <w:p>
+      <w:pPr>
+        <w:jc w:val="both"/>
+        <w:rPr>
+          <w:rFonts w:ascii="Arial" w:hAnsi="Arial" w:cs="Arial"/>
+          <w:sz w:val="24"/>
+          <w:szCs w:val="24"/>
+        </w:rPr>
+      </w:pPr>
+    </w:p>
+    <w:p>
+      <w:pPr>
+        <w:jc w:val="both"/>
+        <w:rPr>
+          <w:rFonts w:ascii="Arial" w:hAnsi="Arial" w:cs="Arial"/>
+          <w:sz w:val="24"/>
+          <w:szCs w:val="24"/>
+        </w:rPr>
+      </w:pPr>
+    </w:p>
+    <w:p>
+      <w:pPr>
+        <w:jc w:val="both"/>
+        <w:rPr>
+          <w:rFonts w:ascii="Arial" w:hAnsi="Arial" w:cs="Arial"/>
+          <w:sz w:val="24"/>
+          <w:szCs w:val="24"/>
+        </w:rPr>
+      </w:pPr>
     </w:p>
     <w:p>
       <w:pPr>
@@ -20562,7 +20722,7 @@
           <w:szCs w:val="24"/>
         </w:rPr>
       </w:pPr>
-      <w:bookmarkStart w:id="20" w:name="_Toc184683291"/>
+      <w:bookmarkStart w:id="20" w:name="_Toc185453271"/>
       <w:r>
         <w:rPr>
           <w:rFonts w:ascii="Arial" w:hAnsi="Arial" w:cs="Arial"/>
@@ -20593,7 +20753,7 @@
           <w:szCs w:val="24"/>
         </w:rPr>
       </w:pPr>
-      <w:bookmarkStart w:id="21" w:name="_Toc184683292"/>
+      <w:bookmarkStart w:id="21" w:name="_Toc185453272"/>
       <w:r>
         <w:rPr>
           <w:rFonts w:ascii="Arial" w:hAnsi="Arial" w:cs="Arial"/>
@@ -20717,7 +20877,7 @@
           <w:szCs w:val="24"/>
         </w:rPr>
       </w:pPr>
-      <w:bookmarkStart w:id="22" w:name="_Toc184683293"/>
+      <w:bookmarkStart w:id="22" w:name="_Toc185453273"/>
       <w:r>
         <w:rPr>
           <w:rFonts w:ascii="Arial" w:hAnsi="Arial" w:cs="Arial"/>
@@ -20893,7 +21053,7 @@
           <w:szCs w:val="24"/>
         </w:rPr>
       </w:pPr>
-      <w:bookmarkStart w:id="23" w:name="_Toc184683294"/>
+      <w:bookmarkStart w:id="23" w:name="_Toc185453274"/>
       <w:r>
         <w:rPr>
           <w:rFonts w:ascii="Arial" w:hAnsi="Arial" w:cs="Arial"/>
@@ -22025,7 +22185,7 @@
           <w:szCs w:val="24"/>
         </w:rPr>
       </w:pPr>
-      <w:bookmarkStart w:id="24" w:name="_Toc184683295"/>
+      <w:bookmarkStart w:id="24" w:name="_Toc185453275"/>
       <w:r>
         <w:rPr>
           <w:rFonts w:ascii="Arial" w:hAnsi="Arial" w:cs="Arial"/>
@@ -22203,7 +22363,7 @@
           <w:szCs w:val="24"/>
         </w:rPr>
       </w:pPr>
-      <w:bookmarkStart w:id="25" w:name="_Toc184683296"/>
+      <w:bookmarkStart w:id="25" w:name="_Toc185453276"/>
       <w:r>
         <w:rPr>
           <w:rFonts w:ascii="Arial" w:hAnsi="Arial" w:cs="Arial"/>
@@ -22465,7 +22625,7 @@
           <w:szCs w:val="24"/>
         </w:rPr>
       </w:pPr>
-      <w:bookmarkStart w:id="26" w:name="_Toc184683297"/>
+      <w:bookmarkStart w:id="26" w:name="_Toc185453277"/>
       <w:r>
         <w:rPr>
           <w:rFonts w:ascii="Arial" w:hAnsi="Arial" w:cs="Arial"/>
@@ -25914,7 +26074,7 @@
           <w:szCs w:val="24"/>
         </w:rPr>
       </w:pPr>
-      <w:bookmarkStart w:id="27" w:name="_Toc184683298"/>
+      <w:bookmarkStart w:id="27" w:name="_Toc185453278"/>
       <w:proofErr w:type="spellStart"/>
       <w:r>
         <w:rPr>
@@ -25987,92 +26147,10 @@
           <w:szCs w:val="24"/>
         </w:rPr>
         <w:drawing>
-          <wp:inline distT="0" distB="0" distL="0" distR="0" wp14:anchorId="6F97D142" wp14:editId="01A95BE2">
+          <wp:inline distT="0" distB="0" distL="0" distR="0" wp14:anchorId="6F97D142" wp14:editId="212DB644">
             <wp:extent cx="5762626" cy="2895600"/>
             <wp:effectExtent l="0" t="0" r="0" b="0"/>
             <wp:docPr id="824040481" name="Imagem 824040481"/>
-            <wp:cNvGraphicFramePr>
-              <a:graphicFrameLocks xmlns:a="http://schemas.openxmlformats.org/drawingml/2006/main" noChangeAspect="1"/>
-            </wp:cNvGraphicFramePr>
-            <a:graphic xmlns:a="http://schemas.openxmlformats.org/drawingml/2006/main">
-              <a:graphicData uri="http://schemas.openxmlformats.org/drawingml/2006/picture">
-                <pic:pic xmlns:pic="http://schemas.openxmlformats.org/drawingml/2006/picture">
-                  <pic:nvPicPr>
-                    <pic:cNvPr id="0" name=""/>
-                    <pic:cNvPicPr/>
-                  </pic:nvPicPr>
-                  <pic:blipFill>
-                    <a:blip r:embed="rId16" cstate="print">
-                      <a:extLst>
-                        <a:ext uri="{28A0092B-C50C-407E-A947-70E740481C1C}">
-                          <a14:useLocalDpi xmlns:a14="http://schemas.microsoft.com/office/drawing/2010/main" val="0"/>
-                        </a:ext>
-                      </a:extLst>
-                    </a:blip>
-                    <a:stretch>
-                      <a:fillRect/>
-                    </a:stretch>
-                  </pic:blipFill>
-                  <pic:spPr>
-                    <a:xfrm>
-                      <a:off x="0" y="0"/>
-                      <a:ext cx="5762626" cy="2895600"/>
-                    </a:xfrm>
-                    <a:prstGeom prst="rect">
-                      <a:avLst/>
-                    </a:prstGeom>
-                  </pic:spPr>
-                </pic:pic>
-              </a:graphicData>
-            </a:graphic>
-          </wp:inline>
-        </w:drawing>
-      </w:r>
-    </w:p>
-    <w:p>
-      <w:pPr>
-        <w:pStyle w:val="Legenda"/>
-        <w:keepNext/>
-        <w:jc w:val="center"/>
-      </w:pPr>
-      <w:r>
-        <w:t xml:space="preserve">Semana </w:t>
-      </w:r>
-      <w:r>
-        <w:fldChar w:fldCharType="begin"/>
-      </w:r>
-      <w:r>
-        <w:instrText>SEQ Semana \* ARABIC</w:instrText>
-      </w:r>
-      <w:r>
-        <w:fldChar w:fldCharType="separate"/>
-      </w:r>
-      <w:r>
-        <w:rPr>
-          <w:noProof/>
-        </w:rPr>
-        <w:t>2</w:t>
-      </w:r>
-      <w:r>
-        <w:fldChar w:fldCharType="end"/>
-      </w:r>
-    </w:p>
-    <w:p>
-      <w:pPr>
-        <w:jc w:val="both"/>
-      </w:pPr>
-      <w:r>
-        <w:rPr>
-          <w:rFonts w:ascii="Arial" w:hAnsi="Arial" w:cs="Arial"/>
-          <w:noProof/>
-          <w:sz w:val="24"/>
-          <w:szCs w:val="24"/>
-        </w:rPr>
-        <w:drawing>
-          <wp:inline distT="0" distB="0" distL="0" distR="0" wp14:anchorId="0B9D9299" wp14:editId="5FB36EAA">
-            <wp:extent cx="5781676" cy="2876550"/>
-            <wp:effectExtent l="0" t="0" r="0" b="0"/>
-            <wp:docPr id="337518286" name="Imagem 337518286"/>
             <wp:cNvGraphicFramePr>
               <a:graphicFrameLocks xmlns:a="http://schemas.openxmlformats.org/drawingml/2006/main" noChangeAspect="1"/>
             </wp:cNvGraphicFramePr>
@@ -26098,7 +26176,7 @@
                   <pic:spPr>
                     <a:xfrm>
                       <a:off x="0" y="0"/>
-                      <a:ext cx="5781676" cy="2876550"/>
+                      <a:ext cx="5762626" cy="2895600"/>
                     </a:xfrm>
                     <a:prstGeom prst="rect">
                       <a:avLst/>
@@ -26118,7 +26196,6 @@
         <w:jc w:val="center"/>
       </w:pPr>
       <w:r>
-        <w:lastRenderedPageBreak/>
         <w:t xml:space="preserve">Semana </w:t>
       </w:r>
       <w:r>
@@ -26134,7 +26211,7 @@
         <w:rPr>
           <w:noProof/>
         </w:rPr>
-        <w:t>3</w:t>
+        <w:t>2</w:t>
       </w:r>
       <w:r>
         <w:fldChar w:fldCharType="end"/>
@@ -26152,10 +26229,10 @@
           <w:szCs w:val="24"/>
         </w:rPr>
         <w:drawing>
-          <wp:inline distT="0" distB="0" distL="0" distR="0" wp14:anchorId="49EEA285" wp14:editId="352ECE77">
-            <wp:extent cx="5762626" cy="2876550"/>
+          <wp:inline distT="0" distB="0" distL="0" distR="0" wp14:anchorId="0B9D9299" wp14:editId="7A33681A">
+            <wp:extent cx="5781676" cy="2876550"/>
             <wp:effectExtent l="0" t="0" r="0" b="0"/>
-            <wp:docPr id="272577838" name="Imagem 272577838"/>
+            <wp:docPr id="337518286" name="Imagem 337518286"/>
             <wp:cNvGraphicFramePr>
               <a:graphicFrameLocks xmlns:a="http://schemas.openxmlformats.org/drawingml/2006/main" noChangeAspect="1"/>
             </wp:cNvGraphicFramePr>
@@ -26181,7 +26258,7 @@
                   <pic:spPr>
                     <a:xfrm>
                       <a:off x="0" y="0"/>
-                      <a:ext cx="5762626" cy="2876550"/>
+                      <a:ext cx="5781676" cy="2876550"/>
                     </a:xfrm>
                     <a:prstGeom prst="rect">
                       <a:avLst/>
@@ -26201,6 +26278,7 @@
         <w:jc w:val="center"/>
       </w:pPr>
       <w:r>
+        <w:lastRenderedPageBreak/>
         <w:t xml:space="preserve">Semana </w:t>
       </w:r>
       <w:r>
@@ -26216,7 +26294,7 @@
         <w:rPr>
           <w:noProof/>
         </w:rPr>
-        <w:t>4</w:t>
+        <w:t>3</w:t>
       </w:r>
       <w:r>
         <w:fldChar w:fldCharType="end"/>
@@ -26225,11 +26303,6 @@
     <w:p>
       <w:pPr>
         <w:jc w:val="both"/>
-        <w:rPr>
-          <w:rFonts w:ascii="Arial" w:hAnsi="Arial" w:cs="Arial"/>
-          <w:sz w:val="24"/>
-          <w:szCs w:val="24"/>
-        </w:rPr>
       </w:pPr>
       <w:r>
         <w:rPr>
@@ -26239,10 +26312,10 @@
           <w:szCs w:val="24"/>
         </w:rPr>
         <w:drawing>
-          <wp:inline distT="0" distB="0" distL="0" distR="0" wp14:anchorId="288C3412" wp14:editId="1A2C6BC3">
-            <wp:extent cx="5762626" cy="2867025"/>
+          <wp:inline distT="0" distB="0" distL="0" distR="0" wp14:anchorId="49EEA285" wp14:editId="332DAC2F">
+            <wp:extent cx="5762626" cy="2876550"/>
             <wp:effectExtent l="0" t="0" r="0" b="0"/>
-            <wp:docPr id="1483742448" name="Imagem 1483742448"/>
+            <wp:docPr id="272577838" name="Imagem 272577838"/>
             <wp:cNvGraphicFramePr>
               <a:graphicFrameLocks xmlns:a="http://schemas.openxmlformats.org/drawingml/2006/main" noChangeAspect="1"/>
             </wp:cNvGraphicFramePr>
@@ -26268,6 +26341,93 @@
                   <pic:spPr>
                     <a:xfrm>
                       <a:off x="0" y="0"/>
+                      <a:ext cx="5762626" cy="2876550"/>
+                    </a:xfrm>
+                    <a:prstGeom prst="rect">
+                      <a:avLst/>
+                    </a:prstGeom>
+                  </pic:spPr>
+                </pic:pic>
+              </a:graphicData>
+            </a:graphic>
+          </wp:inline>
+        </w:drawing>
+      </w:r>
+    </w:p>
+    <w:p>
+      <w:pPr>
+        <w:pStyle w:val="Legenda"/>
+        <w:keepNext/>
+        <w:jc w:val="center"/>
+      </w:pPr>
+      <w:r>
+        <w:t xml:space="preserve">Semana </w:t>
+      </w:r>
+      <w:r>
+        <w:fldChar w:fldCharType="begin"/>
+      </w:r>
+      <w:r>
+        <w:instrText>SEQ Semana \* ARABIC</w:instrText>
+      </w:r>
+      <w:r>
+        <w:fldChar w:fldCharType="separate"/>
+      </w:r>
+      <w:r>
+        <w:rPr>
+          <w:noProof/>
+        </w:rPr>
+        <w:t>4</w:t>
+      </w:r>
+      <w:r>
+        <w:fldChar w:fldCharType="end"/>
+      </w:r>
+    </w:p>
+    <w:p>
+      <w:pPr>
+        <w:jc w:val="both"/>
+        <w:rPr>
+          <w:rFonts w:ascii="Arial" w:hAnsi="Arial" w:cs="Arial"/>
+          <w:sz w:val="24"/>
+          <w:szCs w:val="24"/>
+        </w:rPr>
+      </w:pPr>
+      <w:r>
+        <w:rPr>
+          <w:rFonts w:ascii="Arial" w:hAnsi="Arial" w:cs="Arial"/>
+          <w:noProof/>
+          <w:sz w:val="24"/>
+          <w:szCs w:val="24"/>
+        </w:rPr>
+        <w:drawing>
+          <wp:inline distT="0" distB="0" distL="0" distR="0" wp14:anchorId="288C3412" wp14:editId="7CED3596">
+            <wp:extent cx="5762626" cy="2867025"/>
+            <wp:effectExtent l="0" t="0" r="0" b="0"/>
+            <wp:docPr id="1483742448" name="Imagem 1483742448"/>
+            <wp:cNvGraphicFramePr>
+              <a:graphicFrameLocks xmlns:a="http://schemas.openxmlformats.org/drawingml/2006/main" noChangeAspect="1"/>
+            </wp:cNvGraphicFramePr>
+            <a:graphic xmlns:a="http://schemas.openxmlformats.org/drawingml/2006/main">
+              <a:graphicData uri="http://schemas.openxmlformats.org/drawingml/2006/picture">
+                <pic:pic xmlns:pic="http://schemas.openxmlformats.org/drawingml/2006/picture">
+                  <pic:nvPicPr>
+                    <pic:cNvPr id="0" name=""/>
+                    <pic:cNvPicPr/>
+                  </pic:nvPicPr>
+                  <pic:blipFill>
+                    <a:blip r:embed="rId20" cstate="print">
+                      <a:extLst>
+                        <a:ext uri="{28A0092B-C50C-407E-A947-70E740481C1C}">
+                          <a14:useLocalDpi xmlns:a14="http://schemas.microsoft.com/office/drawing/2010/main" val="0"/>
+                        </a:ext>
+                      </a:extLst>
+                    </a:blip>
+                    <a:stretch>
+                      <a:fillRect/>
+                    </a:stretch>
+                  </pic:blipFill>
+                  <pic:spPr>
+                    <a:xfrm>
+                      <a:off x="0" y="0"/>
                       <a:ext cx="5762626" cy="2867025"/>
                     </a:xfrm>
                     <a:prstGeom prst="rect">
@@ -26521,7 +26681,7 @@
           <w:szCs w:val="24"/>
         </w:rPr>
       </w:pPr>
-      <w:bookmarkStart w:id="28" w:name="_Toc184683299"/>
+      <w:bookmarkStart w:id="28" w:name="_Toc185453279"/>
       <w:r>
         <w:rPr>
           <w:rFonts w:ascii="Arial" w:hAnsi="Arial" w:cs="Arial"/>
@@ -26634,7 +26794,7 @@
           <w:szCs w:val="24"/>
         </w:rPr>
       </w:pPr>
-      <w:bookmarkStart w:id="29" w:name="_Toc184683300"/>
+      <w:bookmarkStart w:id="29" w:name="_Toc185453280"/>
       <w:proofErr w:type="spellStart"/>
       <w:r>
         <w:rPr>
@@ -26714,7 +26874,7 @@
           <w:szCs w:val="24"/>
         </w:rPr>
       </w:pPr>
-      <w:bookmarkStart w:id="30" w:name="_Toc184683301"/>
+      <w:bookmarkStart w:id="30" w:name="_Toc185453281"/>
       <w:r>
         <w:rPr>
           <w:rFonts w:ascii="Arial" w:hAnsi="Arial" w:cs="Arial"/>
@@ -26926,7 +27086,7 @@
           <w:szCs w:val="24"/>
         </w:rPr>
       </w:pPr>
-      <w:bookmarkStart w:id="31" w:name="_Toc184683302"/>
+      <w:bookmarkStart w:id="31" w:name="_Toc185453282"/>
       <w:r>
         <w:rPr>
           <w:rFonts w:ascii="Arial" w:hAnsi="Arial" w:cs="Arial"/>
@@ -26967,7 +27127,7 @@
             <wp:cNvGraphicFramePr/>
             <a:graphic xmlns:a="http://schemas.openxmlformats.org/drawingml/2006/main">
               <a:graphicData uri="http://schemas.openxmlformats.org/drawingml/2006/chart">
-                <c:chart xmlns:c="http://schemas.openxmlformats.org/drawingml/2006/chart" xmlns:r="http://schemas.openxmlformats.org/officeDocument/2006/relationships" r:id="rId20"/>
+                <c:chart xmlns:c="http://schemas.openxmlformats.org/drawingml/2006/chart" xmlns:r="http://schemas.openxmlformats.org/officeDocument/2006/relationships" r:id="rId21"/>
               </a:graphicData>
             </a:graphic>
           </wp:inline>
@@ -27009,7 +27169,7 @@
           <w:szCs w:val="24"/>
         </w:rPr>
       </w:pPr>
-      <w:bookmarkStart w:id="32" w:name="_Toc184683303"/>
+      <w:bookmarkStart w:id="32" w:name="_Toc185453283"/>
       <w:proofErr w:type="spellStart"/>
       <w:r>
         <w:rPr>
@@ -27078,7 +27238,7 @@
                     </pic:cNvPicPr>
                   </pic:nvPicPr>
                   <pic:blipFill>
-                    <a:blip r:embed="rId21">
+                    <a:blip r:embed="rId22">
                       <a:extLst>
                         <a:ext uri="{28A0092B-C50C-407E-A947-70E740481C1C}">
                           <a14:useLocalDpi xmlns:a14="http://schemas.microsoft.com/office/drawing/2010/main" val="0"/>
@@ -27156,7 +27316,7 @@
                     </pic:cNvPicPr>
                   </pic:nvPicPr>
                   <pic:blipFill>
-                    <a:blip r:embed="rId22">
+                    <a:blip r:embed="rId23">
                       <a:extLst>
                         <a:ext uri="{28A0092B-C50C-407E-A947-70E740481C1C}">
                           <a14:useLocalDpi xmlns:a14="http://schemas.microsoft.com/office/drawing/2010/main" val="0"/>
@@ -27441,7 +27601,7 @@
           <w:szCs w:val="24"/>
         </w:rPr>
       </w:pPr>
-      <w:bookmarkStart w:id="33" w:name="_Toc184683304"/>
+      <w:bookmarkStart w:id="33" w:name="_Toc185453284"/>
       <w:r>
         <w:rPr>
           <w:rFonts w:ascii="Arial" w:hAnsi="Arial" w:cs="Arial"/>
@@ -27591,7 +27751,7 @@
           <w:szCs w:val="24"/>
         </w:rPr>
       </w:pPr>
-      <w:bookmarkStart w:id="34" w:name="_Toc184683305"/>
+      <w:bookmarkStart w:id="34" w:name="_Toc185453285"/>
       <w:proofErr w:type="spellStart"/>
       <w:r>
         <w:rPr>
@@ -27677,7 +27837,7 @@
           <w:szCs w:val="24"/>
         </w:rPr>
       </w:pPr>
-      <w:bookmarkStart w:id="35" w:name="_Toc184683306"/>
+      <w:bookmarkStart w:id="35" w:name="_Toc185453286"/>
       <w:r>
         <w:rPr>
           <w:rFonts w:ascii="Arial" w:hAnsi="Arial" w:cs="Arial"/>
@@ -28256,7 +28416,7 @@
           <w:szCs w:val="24"/>
         </w:rPr>
       </w:pPr>
-      <w:bookmarkStart w:id="36" w:name="_Toc184683307"/>
+      <w:bookmarkStart w:id="36" w:name="_Toc185453287"/>
       <w:r>
         <w:rPr>
           <w:rFonts w:ascii="Arial" w:hAnsi="Arial" w:cs="Arial"/>
@@ -28298,7 +28458,7 @@
                     <pic:cNvPicPr/>
                   </pic:nvPicPr>
                   <pic:blipFill>
-                    <a:blip r:embed="rId23">
+                    <a:blip r:embed="rId24">
                       <a:extLst>
                         <a:ext uri="{28A0092B-C50C-407E-A947-70E740481C1C}">
                           <a14:useLocalDpi xmlns:a14="http://schemas.microsoft.com/office/drawing/2010/main" val="0"/>
@@ -28365,7 +28525,7 @@
         <w:ind w:left="0" w:firstLine="0"/>
         <w:jc w:val="both"/>
       </w:pPr>
-      <w:bookmarkStart w:id="37" w:name="_Toc184683308"/>
+      <w:bookmarkStart w:id="37" w:name="_Toc185453288"/>
       <w:proofErr w:type="spellStart"/>
       <w:r>
         <w:rPr>
@@ -28423,7 +28583,7 @@
                     <pic:cNvPicPr/>
                   </pic:nvPicPr>
                   <pic:blipFill>
-                    <a:blip r:embed="rId24">
+                    <a:blip r:embed="rId25">
                       <a:extLst>
                         <a:ext uri="{28A0092B-C50C-407E-A947-70E740481C1C}">
                           <a14:useLocalDpi xmlns:a14="http://schemas.microsoft.com/office/drawing/2010/main" val="0"/>
@@ -28484,7 +28644,7 @@
                     <pic:cNvPicPr/>
                   </pic:nvPicPr>
                   <pic:blipFill>
-                    <a:blip r:embed="rId25"/>
+                    <a:blip r:embed="rId26"/>
                     <a:stretch>
                       <a:fillRect/>
                     </a:stretch>
@@ -28540,7 +28700,7 @@
                     <pic:cNvPicPr/>
                   </pic:nvPicPr>
                   <pic:blipFill>
-                    <a:blip r:embed="rId26"/>
+                    <a:blip r:embed="rId27"/>
                     <a:stretch>
                       <a:fillRect/>
                     </a:stretch>
@@ -28597,7 +28757,7 @@
                     <pic:cNvPicPr/>
                   </pic:nvPicPr>
                   <pic:blipFill>
-                    <a:blip r:embed="rId27"/>
+                    <a:blip r:embed="rId28"/>
                     <a:stretch>
                       <a:fillRect/>
                     </a:stretch>
@@ -28860,7 +29020,7 @@
           <w:szCs w:val="24"/>
         </w:rPr>
       </w:pPr>
-      <w:bookmarkStart w:id="38" w:name="_Toc184683309"/>
+      <w:bookmarkStart w:id="38" w:name="_Toc185453289"/>
       <w:r>
         <w:rPr>
           <w:rFonts w:ascii="Arial" w:hAnsi="Arial" w:cs="Arial"/>
@@ -28976,7 +29136,7 @@
           <w:szCs w:val="24"/>
         </w:rPr>
       </w:pPr>
-      <w:bookmarkStart w:id="39" w:name="_Toc184683310"/>
+      <w:bookmarkStart w:id="39" w:name="_Toc185453290"/>
       <w:proofErr w:type="spellStart"/>
       <w:r>
         <w:rPr>
@@ -29104,7 +29264,7 @@
           <w:szCs w:val="24"/>
         </w:rPr>
       </w:pPr>
-      <w:bookmarkStart w:id="40" w:name="_Toc184683311"/>
+      <w:bookmarkStart w:id="40" w:name="_Toc185453291"/>
       <w:r>
         <w:rPr>
           <w:rFonts w:ascii="Arial" w:hAnsi="Arial" w:cs="Arial"/>
@@ -30847,7 +31007,7 @@
         <w:ind w:left="0" w:firstLine="0"/>
         <w:jc w:val="both"/>
       </w:pPr>
-      <w:bookmarkStart w:id="41" w:name="_Toc184683312"/>
+      <w:bookmarkStart w:id="41" w:name="_Toc185453292"/>
       <w:proofErr w:type="spellStart"/>
       <w:r>
         <w:rPr>
@@ -30904,7 +31064,7 @@
                     </pic:cNvPicPr>
                   </pic:nvPicPr>
                   <pic:blipFill>
-                    <a:blip r:embed="rId28">
+                    <a:blip r:embed="rId29">
                       <a:extLst>
                         <a:ext uri="{28A0092B-C50C-407E-A947-70E740481C1C}">
                           <a14:useLocalDpi xmlns:a14="http://schemas.microsoft.com/office/drawing/2010/main" val="0"/>
@@ -30972,7 +31132,7 @@
                     </pic:cNvPicPr>
                   </pic:nvPicPr>
                   <pic:blipFill>
-                    <a:blip r:embed="rId29">
+                    <a:blip r:embed="rId30">
                       <a:extLst>
                         <a:ext uri="{28A0092B-C50C-407E-A947-70E740481C1C}">
                           <a14:useLocalDpi xmlns:a14="http://schemas.microsoft.com/office/drawing/2010/main" val="0"/>
@@ -31200,6 +31360,159 @@
     </w:p>
     <w:p>
       <w:pPr>
+        <w:rPr>
+          <w:rFonts w:ascii="Arial" w:hAnsi="Arial" w:cs="Arial"/>
+          <w:sz w:val="24"/>
+          <w:szCs w:val="24"/>
+        </w:rPr>
+      </w:pPr>
+    </w:p>
+    <w:p>
+      <w:pPr>
+        <w:rPr>
+          <w:rFonts w:ascii="Arial" w:hAnsi="Arial" w:cs="Arial"/>
+          <w:sz w:val="24"/>
+          <w:szCs w:val="24"/>
+        </w:rPr>
+      </w:pPr>
+    </w:p>
+    <w:p>
+      <w:pPr>
+        <w:rPr>
+          <w:rFonts w:ascii="Arial" w:hAnsi="Arial" w:cs="Arial"/>
+          <w:sz w:val="24"/>
+          <w:szCs w:val="24"/>
+        </w:rPr>
+      </w:pPr>
+    </w:p>
+    <w:p>
+      <w:pPr>
+        <w:rPr>
+          <w:rFonts w:ascii="Arial" w:hAnsi="Arial" w:cs="Arial"/>
+          <w:sz w:val="24"/>
+          <w:szCs w:val="24"/>
+        </w:rPr>
+      </w:pPr>
+    </w:p>
+    <w:p>
+      <w:pPr>
+        <w:rPr>
+          <w:rFonts w:ascii="Arial" w:hAnsi="Arial" w:cs="Arial"/>
+          <w:sz w:val="24"/>
+          <w:szCs w:val="24"/>
+        </w:rPr>
+      </w:pPr>
+    </w:p>
+    <w:p>
+      <w:pPr>
+        <w:rPr>
+          <w:rFonts w:ascii="Arial" w:hAnsi="Arial" w:cs="Arial"/>
+          <w:sz w:val="24"/>
+          <w:szCs w:val="24"/>
+        </w:rPr>
+      </w:pPr>
+    </w:p>
+    <w:p>
+      <w:pPr>
+        <w:rPr>
+          <w:rFonts w:ascii="Arial" w:hAnsi="Arial" w:cs="Arial"/>
+          <w:sz w:val="24"/>
+          <w:szCs w:val="24"/>
+        </w:rPr>
+      </w:pPr>
+    </w:p>
+    <w:p>
+      <w:pPr>
+        <w:rPr>
+          <w:rFonts w:ascii="Arial" w:hAnsi="Arial" w:cs="Arial"/>
+          <w:sz w:val="24"/>
+          <w:szCs w:val="24"/>
+        </w:rPr>
+      </w:pPr>
+    </w:p>
+    <w:p>
+      <w:pPr>
+        <w:rPr>
+          <w:rFonts w:ascii="Arial" w:hAnsi="Arial" w:cs="Arial"/>
+          <w:sz w:val="24"/>
+          <w:szCs w:val="24"/>
+        </w:rPr>
+      </w:pPr>
+    </w:p>
+    <w:p>
+      <w:pPr>
+        <w:rPr>
+          <w:rFonts w:ascii="Arial" w:hAnsi="Arial" w:cs="Arial"/>
+          <w:sz w:val="24"/>
+          <w:szCs w:val="24"/>
+        </w:rPr>
+      </w:pPr>
+    </w:p>
+    <w:p>
+      <w:pPr>
+        <w:rPr>
+          <w:rFonts w:ascii="Arial" w:hAnsi="Arial" w:cs="Arial"/>
+          <w:sz w:val="24"/>
+          <w:szCs w:val="24"/>
+        </w:rPr>
+      </w:pPr>
+    </w:p>
+    <w:p>
+      <w:pPr>
+        <w:rPr>
+          <w:rFonts w:ascii="Arial" w:hAnsi="Arial" w:cs="Arial"/>
+          <w:sz w:val="24"/>
+          <w:szCs w:val="24"/>
+        </w:rPr>
+      </w:pPr>
+    </w:p>
+    <w:p>
+      <w:pPr>
+        <w:rPr>
+          <w:rFonts w:ascii="Arial" w:hAnsi="Arial" w:cs="Arial"/>
+          <w:sz w:val="24"/>
+          <w:szCs w:val="24"/>
+        </w:rPr>
+      </w:pPr>
+    </w:p>
+    <w:p>
+      <w:pPr>
+        <w:rPr>
+          <w:rFonts w:ascii="Arial" w:hAnsi="Arial" w:cs="Arial"/>
+          <w:sz w:val="24"/>
+          <w:szCs w:val="24"/>
+        </w:rPr>
+      </w:pPr>
+    </w:p>
+    <w:p>
+      <w:pPr>
+        <w:rPr>
+          <w:rFonts w:ascii="Arial" w:hAnsi="Arial" w:cs="Arial"/>
+          <w:sz w:val="24"/>
+          <w:szCs w:val="24"/>
+        </w:rPr>
+      </w:pPr>
+    </w:p>
+    <w:p>
+      <w:pPr>
+        <w:rPr>
+          <w:rFonts w:ascii="Arial" w:hAnsi="Arial" w:cs="Arial"/>
+          <w:sz w:val="24"/>
+          <w:szCs w:val="24"/>
+        </w:rPr>
+      </w:pPr>
+    </w:p>
+    <w:p>
+      <w:pPr>
+        <w:rPr>
+          <w:rFonts w:ascii="Arial" w:hAnsi="Arial" w:cs="Arial"/>
+          <w:sz w:val="24"/>
+          <w:szCs w:val="24"/>
+        </w:rPr>
+      </w:pPr>
+    </w:p>
+    <w:p>
+      <w:pPr>
         <w:pStyle w:val="Ttulo1"/>
         <w:numPr>
           <w:ilvl w:val="0"/>
@@ -31215,7 +31528,7 @@
           <w:szCs w:val="24"/>
         </w:rPr>
       </w:pPr>
-      <w:bookmarkStart w:id="42" w:name="_Toc184683313"/>
+      <w:bookmarkStart w:id="42" w:name="_Toc185453293"/>
       <w:r>
         <w:rPr>
           <w:rFonts w:ascii="Arial" w:hAnsi="Arial" w:cs="Arial"/>
@@ -31247,7 +31560,7 @@
           <w:szCs w:val="24"/>
         </w:rPr>
       </w:pPr>
-      <w:bookmarkStart w:id="43" w:name="_Toc184683314"/>
+      <w:bookmarkStart w:id="43" w:name="_Toc185453294"/>
       <w:r>
         <w:rPr>
           <w:rFonts w:ascii="Arial" w:hAnsi="Arial" w:cs="Arial"/>
@@ -31257,7 +31570,7 @@
           <w:sz w:val="24"/>
           <w:szCs w:val="24"/>
         </w:rPr>
-        <w:t xml:space="preserve">Diagrama de </w:t>
+        <w:t>Modelo</w:t>
       </w:r>
       <w:r>
         <w:rPr>
@@ -31268,7 +31581,7 @@
           <w:sz w:val="24"/>
           <w:szCs w:val="24"/>
         </w:rPr>
-        <w:t>e</w:t>
+        <w:t xml:space="preserve"> </w:t>
       </w:r>
       <w:r>
         <w:rPr>
@@ -31279,7 +31592,7 @@
           <w:sz w:val="24"/>
           <w:szCs w:val="24"/>
         </w:rPr>
-        <w:t xml:space="preserve">ntidade e </w:t>
+        <w:t>conceitual</w:t>
       </w:r>
       <w:r>
         <w:rPr>
@@ -31290,9 +31603,75 @@
           <w:sz w:val="24"/>
           <w:szCs w:val="24"/>
         </w:rPr>
-        <w:t>r</w:t>
-      </w:r>
-      <w:r>
+        <w:t xml:space="preserve"> do banco de dados</w:t>
+      </w:r>
+      <w:bookmarkEnd w:id="43"/>
+    </w:p>
+    <w:p>
+      <w:r>
+        <w:rPr>
+          <w:noProof/>
+        </w:rPr>
+        <w:drawing>
+          <wp:inline distT="0" distB="0" distL="0" distR="0" wp14:anchorId="7DC3BE95" wp14:editId="133A283E">
+            <wp:extent cx="5570855" cy="4141470"/>
+            <wp:effectExtent l="0" t="0" r="0" b="0"/>
+            <wp:docPr id="1963918330" name="Imagem 1"/>
+            <wp:cNvGraphicFramePr>
+              <a:graphicFrameLocks xmlns:a="http://schemas.openxmlformats.org/drawingml/2006/main" noChangeAspect="1"/>
+            </wp:cNvGraphicFramePr>
+            <a:graphic xmlns:a="http://schemas.openxmlformats.org/drawingml/2006/main">
+              <a:graphicData uri="http://schemas.openxmlformats.org/drawingml/2006/picture">
+                <pic:pic xmlns:pic="http://schemas.openxmlformats.org/drawingml/2006/picture">
+                  <pic:nvPicPr>
+                    <pic:cNvPr id="0" name="Picture 1"/>
+                    <pic:cNvPicPr>
+                      <a:picLocks noChangeAspect="1" noChangeArrowheads="1"/>
+                    </pic:cNvPicPr>
+                  </pic:nvPicPr>
+                  <pic:blipFill>
+                    <a:blip r:embed="rId31">
+                      <a:extLst>
+                        <a:ext uri="{28A0092B-C50C-407E-A947-70E740481C1C}">
+                          <a14:useLocalDpi xmlns:a14="http://schemas.microsoft.com/office/drawing/2010/main" val="0"/>
+                        </a:ext>
+                      </a:extLst>
+                    </a:blip>
+                    <a:srcRect/>
+                    <a:stretch>
+                      <a:fillRect/>
+                    </a:stretch>
+                  </pic:blipFill>
+                  <pic:spPr bwMode="auto">
+                    <a:xfrm>
+                      <a:off x="0" y="0"/>
+                      <a:ext cx="5570855" cy="4141470"/>
+                    </a:xfrm>
+                    <a:prstGeom prst="rect">
+                      <a:avLst/>
+                    </a:prstGeom>
+                    <a:noFill/>
+                    <a:ln>
+                      <a:noFill/>
+                    </a:ln>
+                  </pic:spPr>
+                </pic:pic>
+              </a:graphicData>
+            </a:graphic>
+          </wp:inline>
+        </w:drawing>
+      </w:r>
+    </w:p>
+    <w:p>
+      <w:pPr>
+        <w:pStyle w:val="Ttulo1"/>
+        <w:numPr>
+          <w:ilvl w:val="1"/>
+          <w:numId w:val="21"/>
+        </w:numPr>
+        <w:spacing w:before="120" w:after="120"/>
+        <w:ind w:left="0" w:firstLine="0"/>
+        <w:jc w:val="both"/>
         <w:rPr>
           <w:rFonts w:ascii="Arial" w:hAnsi="Arial" w:cs="Arial"/>
           <w:b w:val="0"/>
@@ -31301,8 +31680,8 @@
           <w:sz w:val="24"/>
           <w:szCs w:val="24"/>
         </w:rPr>
-        <w:t>elacionamento</w:t>
-      </w:r>
+      </w:pPr>
+      <w:bookmarkStart w:id="44" w:name="_Toc185453295"/>
       <w:r>
         <w:rPr>
           <w:rFonts w:ascii="Arial" w:hAnsi="Arial" w:cs="Arial"/>
@@ -31312,7 +31691,8 @@
           <w:sz w:val="24"/>
           <w:szCs w:val="24"/>
         </w:rPr>
-        <w:t xml:space="preserve"> e m</w:t>
+        <w:lastRenderedPageBreak/>
+        <w:t>M</w:t>
       </w:r>
       <w:r>
         <w:rPr>
@@ -31325,7 +31705,7 @@
         </w:rPr>
         <w:t>odelo lógico do banco de dados</w:t>
       </w:r>
-      <w:bookmarkEnd w:id="43"/>
+      <w:bookmarkEnd w:id="44"/>
     </w:p>
     <w:p>
       <w:pPr>
@@ -31359,7 +31739,7 @@
                     <pic:cNvPicPr/>
                   </pic:nvPicPr>
                   <pic:blipFill>
-                    <a:blip r:embed="rId30">
+                    <a:blip r:embed="rId32">
                       <a:extLst>
                         <a:ext uri="{28A0092B-C50C-407E-A947-70E740481C1C}">
                           <a14:useLocalDpi xmlns:a14="http://schemas.microsoft.com/office/drawing/2010/main" val="0"/>
@@ -31405,7 +31785,7 @@
           <w:szCs w:val="24"/>
         </w:rPr>
       </w:pPr>
-      <w:bookmarkStart w:id="44" w:name="_Toc184683315"/>
+      <w:bookmarkStart w:id="45" w:name="_Toc185453296"/>
       <w:r>
         <w:rPr>
           <w:rFonts w:ascii="Arial" w:hAnsi="Arial" w:cs="Arial"/>
@@ -31418,7 +31798,7 @@
         <w:lastRenderedPageBreak/>
         <w:t>Dicionário de dados</w:t>
       </w:r>
-      <w:bookmarkEnd w:id="44"/>
+      <w:bookmarkEnd w:id="45"/>
       <w:r>
         <w:rPr>
           <w:rFonts w:ascii="Arial" w:hAnsi="Arial" w:cs="Arial"/>
@@ -39801,7 +40181,7 @@
           <w:lang w:val="en-US"/>
         </w:rPr>
       </w:pPr>
-      <w:bookmarkStart w:id="45" w:name="_Toc184683316"/>
+      <w:bookmarkStart w:id="46" w:name="_Toc185453297"/>
       <w:r>
         <w:rPr>
           <w:rFonts w:ascii="Arial" w:hAnsi="Arial" w:cs="Arial"/>
@@ -39813,7 +40193,7 @@
         <w:lastRenderedPageBreak/>
         <w:t>PRINCIPAIS TELAS DO SISTEMA</w:t>
       </w:r>
-      <w:bookmarkEnd w:id="45"/>
+      <w:bookmarkEnd w:id="46"/>
     </w:p>
     <w:p>
       <w:pPr>
@@ -39834,7 +40214,7 @@
           <w:szCs w:val="24"/>
         </w:rPr>
       </w:pPr>
-      <w:bookmarkStart w:id="46" w:name="_Toc184683317"/>
+      <w:bookmarkStart w:id="47" w:name="_Toc185453298"/>
       <w:r>
         <w:rPr>
           <w:rFonts w:ascii="Arial" w:hAnsi="Arial" w:cs="Arial"/>
@@ -39846,7 +40226,7 @@
         </w:rPr>
         <w:t>Telas do Site</w:t>
       </w:r>
-      <w:bookmarkEnd w:id="46"/>
+      <w:bookmarkEnd w:id="47"/>
     </w:p>
     <w:p>
       <w:pPr>
@@ -39866,7 +40246,7 @@
           <w:szCs w:val="24"/>
         </w:rPr>
       </w:pPr>
-      <w:bookmarkStart w:id="47" w:name="_Toc184683318"/>
+      <w:bookmarkStart w:id="48" w:name="_Toc185453299"/>
       <w:r>
         <w:rPr>
           <w:rFonts w:ascii="Arial" w:hAnsi="Arial" w:cs="Arial"/>
@@ -39878,7 +40258,7 @@
         </w:rPr>
         <w:t>Tela de Login</w:t>
       </w:r>
-      <w:bookmarkEnd w:id="47"/>
+      <w:bookmarkEnd w:id="48"/>
     </w:p>
     <w:p>
       <w:pPr>
@@ -39898,7 +40278,7 @@
           <w:lang w:eastAsia="pt-BR"/>
         </w:rPr>
         <w:drawing>
-          <wp:inline distT="0" distB="0" distL="0" distR="0" wp14:anchorId="0F84CA4C" wp14:editId="1876A1DD">
+          <wp:inline distT="0" distB="0" distL="0" distR="0" wp14:anchorId="0F84CA4C" wp14:editId="489E5344">
             <wp:extent cx="5579745" cy="2790190"/>
             <wp:effectExtent l="0" t="0" r="1905" b="0"/>
             <wp:docPr id="2" name="Imagem 2"/>
@@ -39913,7 +40293,7 @@
                     <pic:cNvPicPr/>
                   </pic:nvPicPr>
                   <pic:blipFill>
-                    <a:blip r:embed="rId31" cstate="print">
+                    <a:blip r:embed="rId33" cstate="print">
                       <a:extLst>
                         <a:ext uri="{28A0092B-C50C-407E-A947-70E740481C1C}">
                           <a14:useLocalDpi xmlns:a14="http://schemas.microsoft.com/office/drawing/2010/main" val="0"/>
@@ -39984,7 +40364,7 @@
           <w:szCs w:val="24"/>
         </w:rPr>
       </w:pPr>
-      <w:bookmarkStart w:id="48" w:name="_Toc184683319"/>
+      <w:bookmarkStart w:id="49" w:name="_Toc185453300"/>
       <w:r>
         <w:rPr>
           <w:rFonts w:ascii="Arial" w:hAnsi="Arial" w:cs="Arial"/>
@@ -40018,7 +40398,7 @@
         </w:rPr>
         <w:t>o</w:t>
       </w:r>
-      <w:bookmarkEnd w:id="48"/>
+      <w:bookmarkEnd w:id="49"/>
     </w:p>
     <w:p>
       <w:pPr>
@@ -40053,7 +40433,7 @@
                     <pic:cNvPicPr/>
                   </pic:nvPicPr>
                   <pic:blipFill>
-                    <a:blip r:embed="rId32" cstate="print">
+                    <a:blip r:embed="rId34" cstate="print">
                       <a:extLst>
                         <a:ext uri="{28A0092B-C50C-407E-A947-70E740481C1C}">
                           <a14:useLocalDpi xmlns:a14="http://schemas.microsoft.com/office/drawing/2010/main" val="0"/>
@@ -40095,6 +40475,7 @@
           <w:sz w:val="24"/>
           <w:szCs w:val="24"/>
         </w:rPr>
+        <w:lastRenderedPageBreak/>
         <w:t>Criar</w:t>
       </w:r>
       <w:r>
@@ -40142,7 +40523,7 @@
           <w:szCs w:val="24"/>
         </w:rPr>
       </w:pPr>
-      <w:bookmarkStart w:id="49" w:name="_Toc184683320"/>
+      <w:bookmarkStart w:id="50" w:name="_Toc185453301"/>
       <w:r>
         <w:rPr>
           <w:rFonts w:ascii="Arial" w:hAnsi="Arial" w:cs="Arial"/>
@@ -40152,10 +40533,9 @@
           <w:sz w:val="24"/>
           <w:szCs w:val="24"/>
         </w:rPr>
-        <w:lastRenderedPageBreak/>
         <w:t>Tela Inicial</w:t>
       </w:r>
-      <w:bookmarkEnd w:id="49"/>
+      <w:bookmarkEnd w:id="50"/>
     </w:p>
     <w:p>
       <w:pPr>
@@ -40193,7 +40573,7 @@
           <w:szCs w:val="24"/>
         </w:rPr>
       </w:pPr>
-      <w:bookmarkStart w:id="50" w:name="_Toc184683321"/>
+      <w:bookmarkStart w:id="51" w:name="_Toc185453302"/>
       <w:r>
         <w:rPr>
           <w:rFonts w:ascii="Arial" w:hAnsi="Arial" w:cs="Arial"/>
@@ -40205,7 +40585,7 @@
         </w:rPr>
         <w:t>Tela de Estoque</w:t>
       </w:r>
-      <w:bookmarkEnd w:id="50"/>
+      <w:bookmarkEnd w:id="51"/>
     </w:p>
     <w:p>
       <w:pPr>
@@ -40243,7 +40623,7 @@
           <w:szCs w:val="24"/>
         </w:rPr>
       </w:pPr>
-      <w:bookmarkStart w:id="51" w:name="_Toc184683322"/>
+      <w:bookmarkStart w:id="52" w:name="_Toc185453303"/>
       <w:r>
         <w:rPr>
           <w:rFonts w:ascii="Arial" w:hAnsi="Arial" w:cs="Arial"/>
@@ -40255,7 +40635,7 @@
         </w:rPr>
         <w:t>Tela de Locação</w:t>
       </w:r>
-      <w:bookmarkEnd w:id="51"/>
+      <w:bookmarkEnd w:id="52"/>
     </w:p>
     <w:p>
       <w:pPr>
@@ -40293,7 +40673,7 @@
           <w:szCs w:val="24"/>
         </w:rPr>
       </w:pPr>
-      <w:bookmarkStart w:id="52" w:name="_Toc184683323"/>
+      <w:bookmarkStart w:id="53" w:name="_Toc185453304"/>
       <w:r>
         <w:rPr>
           <w:rFonts w:ascii="Arial" w:hAnsi="Arial" w:cs="Arial"/>
@@ -40305,7 +40685,7 @@
         </w:rPr>
         <w:t>Tela de Homologação</w:t>
       </w:r>
-      <w:bookmarkEnd w:id="52"/>
+      <w:bookmarkEnd w:id="53"/>
     </w:p>
     <w:p>
       <w:pPr>
@@ -40343,7 +40723,7 @@
           <w:szCs w:val="24"/>
         </w:rPr>
       </w:pPr>
-      <w:bookmarkStart w:id="53" w:name="_Toc184683324"/>
+      <w:bookmarkStart w:id="54" w:name="_Toc185453305"/>
       <w:r>
         <w:rPr>
           <w:rFonts w:ascii="Arial" w:hAnsi="Arial" w:cs="Arial"/>
@@ -40355,7 +40735,7 @@
         </w:rPr>
         <w:t>Tela de Clientes</w:t>
       </w:r>
-      <w:bookmarkEnd w:id="53"/>
+      <w:bookmarkEnd w:id="54"/>
     </w:p>
     <w:p>
       <w:pPr>
@@ -40393,7 +40773,7 @@
           <w:szCs w:val="24"/>
         </w:rPr>
       </w:pPr>
-      <w:bookmarkStart w:id="54" w:name="_Toc184683325"/>
+      <w:bookmarkStart w:id="55" w:name="_Toc185453306"/>
       <w:r>
         <w:rPr>
           <w:rFonts w:ascii="Arial" w:hAnsi="Arial" w:cs="Arial"/>
@@ -40405,7 +40785,7 @@
         </w:rPr>
         <w:t>Tela de Vendedores (Gerente)</w:t>
       </w:r>
-      <w:bookmarkEnd w:id="54"/>
+      <w:bookmarkEnd w:id="55"/>
     </w:p>
     <w:p>
       <w:pPr>
@@ -40443,7 +40823,7 @@
           <w:szCs w:val="24"/>
         </w:rPr>
       </w:pPr>
-      <w:bookmarkStart w:id="55" w:name="_Toc184683326"/>
+      <w:bookmarkStart w:id="56" w:name="_Toc185453307"/>
       <w:r>
         <w:rPr>
           <w:rFonts w:ascii="Arial" w:hAnsi="Arial" w:cs="Arial"/>
@@ -40453,9 +40833,10 @@
           <w:sz w:val="24"/>
           <w:szCs w:val="24"/>
         </w:rPr>
+        <w:lastRenderedPageBreak/>
         <w:t>Tela de Configuração (Administrador)</w:t>
       </w:r>
-      <w:bookmarkEnd w:id="55"/>
+      <w:bookmarkEnd w:id="56"/>
     </w:p>
     <w:p>
       <w:pPr>
@@ -40488,16 +40869,7 @@
           <w:sz w:val="24"/>
           <w:szCs w:val="24"/>
         </w:rPr>
-        <w:t xml:space="preserve">). Controlar todas as configurações do sistema, </w:t>
-      </w:r>
-      <w:r>
-        <w:rPr>
-          <w:rFonts w:ascii="Arial" w:hAnsi="Arial" w:cs="Arial"/>
-          <w:sz w:val="24"/>
-          <w:szCs w:val="24"/>
-        </w:rPr>
-        <w:lastRenderedPageBreak/>
-        <w:t>garantindo que o acesso e as funcionalidades estejam ajustados conforme a necessidade.</w:t>
+        <w:t>). Controlar todas as configurações do sistema, garantindo que o acesso e as funcionalidades estejam ajustados conforme a necessidade.</w:t>
       </w:r>
     </w:p>
     <w:p>
@@ -40530,7 +40902,7 @@
           <w:szCs w:val="24"/>
         </w:rPr>
       </w:pPr>
-      <w:bookmarkStart w:id="56" w:name="_Toc184683327"/>
+      <w:bookmarkStart w:id="57" w:name="_Toc185453308"/>
       <w:r>
         <w:rPr>
           <w:rFonts w:ascii="Arial" w:hAnsi="Arial" w:cs="Arial"/>
@@ -40542,7 +40914,7 @@
         </w:rPr>
         <w:t>Telas do Aplicativo Mobile</w:t>
       </w:r>
-      <w:bookmarkEnd w:id="56"/>
+      <w:bookmarkEnd w:id="57"/>
     </w:p>
     <w:p>
       <w:pPr>
@@ -40562,7 +40934,7 @@
           <w:szCs w:val="24"/>
         </w:rPr>
       </w:pPr>
-      <w:bookmarkStart w:id="57" w:name="_Toc184683328"/>
+      <w:bookmarkStart w:id="58" w:name="_Toc185453309"/>
       <w:r>
         <w:rPr>
           <w:rFonts w:ascii="Arial" w:hAnsi="Arial" w:cs="Arial"/>
@@ -40574,7 +40946,7 @@
         </w:rPr>
         <w:t>Tela de Login</w:t>
       </w:r>
-      <w:bookmarkEnd w:id="57"/>
+      <w:bookmarkEnd w:id="58"/>
     </w:p>
     <w:p>
       <w:pPr>
@@ -40782,7 +41154,7 @@
           <w:szCs w:val="24"/>
         </w:rPr>
       </w:pPr>
-      <w:bookmarkStart w:id="58" w:name="_Toc184683329"/>
+      <w:bookmarkStart w:id="59" w:name="_Toc185453310"/>
       <w:r>
         <w:rPr>
           <w:rFonts w:ascii="Arial" w:hAnsi="Arial" w:cs="Arial"/>
@@ -40792,10 +41164,9 @@
           <w:sz w:val="24"/>
           <w:szCs w:val="24"/>
         </w:rPr>
-        <w:lastRenderedPageBreak/>
         <w:t>Tela de Estoque</w:t>
       </w:r>
-      <w:bookmarkEnd w:id="58"/>
+      <w:bookmarkEnd w:id="59"/>
     </w:p>
     <w:p>
       <w:pPr>
@@ -40846,7 +41217,7 @@
                     <pic:cNvPicPr/>
                   </pic:nvPicPr>
                   <pic:blipFill>
-                    <a:blip r:embed="rId33">
+                    <a:blip r:embed="rId35">
                       <a:extLst>
                         <a:ext uri="{28A0092B-C50C-407E-A947-70E740481C1C}">
                           <a14:useLocalDpi xmlns:a14="http://schemas.microsoft.com/office/drawing/2010/main" val="0"/>
@@ -40981,7 +41352,7 @@
           <w:szCs w:val="24"/>
         </w:rPr>
       </w:pPr>
-      <w:bookmarkStart w:id="59" w:name="_Toc184683330"/>
+      <w:bookmarkStart w:id="60" w:name="_Toc185453311"/>
       <w:r>
         <w:rPr>
           <w:rFonts w:ascii="Arial" w:hAnsi="Arial" w:cs="Arial"/>
@@ -40991,10 +41362,9 @@
           <w:sz w:val="24"/>
           <w:szCs w:val="24"/>
         </w:rPr>
-        <w:lastRenderedPageBreak/>
         <w:t>Tela de Homologação</w:t>
       </w:r>
-      <w:bookmarkEnd w:id="59"/>
+      <w:bookmarkEnd w:id="60"/>
     </w:p>
     <w:p>
       <w:pPr>
@@ -41043,7 +41413,7 @@
                     <pic:cNvPicPr/>
                   </pic:nvPicPr>
                   <pic:blipFill>
-                    <a:blip r:embed="rId34">
+                    <a:blip r:embed="rId36">
                       <a:extLst>
                         <a:ext uri="{28A0092B-C50C-407E-A947-70E740481C1C}">
                           <a14:useLocalDpi xmlns:a14="http://schemas.microsoft.com/office/drawing/2010/main" val="0"/>
@@ -41168,7 +41538,7 @@
           <w:szCs w:val="24"/>
         </w:rPr>
       </w:pPr>
-      <w:bookmarkStart w:id="60" w:name="_Toc184683331"/>
+      <w:bookmarkStart w:id="61" w:name="_Toc185453312"/>
       <w:r>
         <w:rPr>
           <w:rFonts w:ascii="Arial" w:hAnsi="Arial" w:cs="Arial"/>
@@ -41181,7 +41551,7 @@
         <w:lastRenderedPageBreak/>
         <w:t>Tela de Locação</w:t>
       </w:r>
-      <w:bookmarkEnd w:id="60"/>
+      <w:bookmarkEnd w:id="61"/>
     </w:p>
     <w:p>
       <w:pPr>
@@ -41230,7 +41600,7 @@
                     <pic:cNvPicPr/>
                   </pic:nvPicPr>
                   <pic:blipFill>
-                    <a:blip r:embed="rId35">
+                    <a:blip r:embed="rId37">
                       <a:extLst>
                         <a:ext uri="{28A0092B-C50C-407E-A947-70E740481C1C}">
                           <a14:useLocalDpi xmlns:a14="http://schemas.microsoft.com/office/drawing/2010/main" val="0"/>
@@ -41285,7 +41655,7 @@
           <w:szCs w:val="24"/>
         </w:rPr>
       </w:pPr>
-      <w:bookmarkStart w:id="61" w:name="_Toc184683332"/>
+      <w:bookmarkStart w:id="62" w:name="_Toc185453313"/>
       <w:r>
         <w:rPr>
           <w:rFonts w:ascii="Arial" w:hAnsi="Arial" w:cs="Arial"/>
@@ -41297,7 +41667,7 @@
         </w:rPr>
         <w:t>Tela de Perfil</w:t>
       </w:r>
-      <w:bookmarkEnd w:id="61"/>
+      <w:bookmarkEnd w:id="62"/>
     </w:p>
     <w:p>
       <w:pPr>
@@ -41384,7 +41754,7 @@
           <w:szCs w:val="24"/>
         </w:rPr>
       </w:pPr>
-      <w:bookmarkStart w:id="62" w:name="_Toc184683333"/>
+      <w:bookmarkStart w:id="63" w:name="_Toc185453314"/>
       <w:r>
         <w:rPr>
           <w:rFonts w:ascii="Arial" w:hAnsi="Arial" w:cs="Arial"/>
@@ -41395,7 +41765,7 @@
         <w:lastRenderedPageBreak/>
         <w:t>CONCLUSÃO</w:t>
       </w:r>
-      <w:bookmarkEnd w:id="62"/>
+      <w:bookmarkEnd w:id="63"/>
     </w:p>
     <w:p>
       <w:pPr>
@@ -41516,7 +41886,7 @@
           <w:szCs w:val="24"/>
         </w:rPr>
       </w:pPr>
-      <w:bookmarkStart w:id="63" w:name="_Toc184683334"/>
+      <w:bookmarkStart w:id="64" w:name="_Toc185453315"/>
       <w:r>
         <w:rPr>
           <w:rFonts w:ascii="Arial" w:hAnsi="Arial" w:cs="Arial"/>
@@ -41527,7 +41897,7 @@
         <w:lastRenderedPageBreak/>
         <w:t>REFERÊNCIAS</w:t>
       </w:r>
-      <w:bookmarkEnd w:id="63"/>
+      <w:bookmarkEnd w:id="64"/>
     </w:p>
     <w:p>
       <w:pPr>
@@ -41568,7 +41938,7 @@
         </w:rPr>
         <w:t xml:space="preserve">. Disponível em: </w:t>
       </w:r>
-      <w:hyperlink r:id="rId36" w:tgtFrame="_new" w:history="1">
+      <w:hyperlink r:id="rId38" w:tgtFrame="_new" w:history="1">
         <w:r>
           <w:rPr>
             <w:rStyle w:val="Hyperlink"/>
@@ -41616,7 +41986,7 @@
         </w:rPr>
         <w:t xml:space="preserve">. Disponível em: </w:t>
       </w:r>
-      <w:hyperlink r:id="rId37" w:tgtFrame="_new" w:history="1">
+      <w:hyperlink r:id="rId39" w:tgtFrame="_new" w:history="1">
         <w:r>
           <w:rPr>
             <w:rStyle w:val="Hyperlink"/>
@@ -41683,9 +42053,9 @@
       </w:pPr>
     </w:p>
     <w:sectPr>
-      <w:headerReference w:type="even" r:id="rId38"/>
-      <w:headerReference w:type="default" r:id="rId39"/>
-      <w:footerReference w:type="default" r:id="rId40"/>
+      <w:headerReference w:type="even" r:id="rId40"/>
+      <w:headerReference w:type="default" r:id="rId41"/>
+      <w:footerReference w:type="default" r:id="rId42"/>
       <w:pgSz w:w="11906" w:h="16838" w:code="9"/>
       <w:pgMar w:top="1701" w:right="1132" w:bottom="1134" w:left="1701" w:header="709" w:footer="709" w:gutter="284"/>
       <w:cols w:space="708"/>
@@ -48237,7 +48607,6 @@
   <w:style w:type="character" w:default="1" w:styleId="Fontepargpadro">
     <w:name w:val="Default Paragraph Font"/>
     <w:uiPriority w:val="1"/>
-    <w:semiHidden/>
     <w:unhideWhenUsed/>
   </w:style>
   <w:style w:type="table" w:default="1" w:styleId="Tabelanormal">
@@ -51126,6 +51495,15 @@
 </file>
 
 <file path=customXml/item1.xml><?xml version="1.0" encoding="utf-8"?>
+<?mso-contentType ?>
+<FormTemplates xmlns="http://schemas.microsoft.com/sharepoint/v3/contenttype/forms">
+  <Display>DocumentLibraryForm</Display>
+  <Edit>DocumentLibraryForm</Edit>
+  <New>DocumentLibraryForm</New>
+</FormTemplates>
+</file>
+
+<file path=customXml/item2.xml><?xml version="1.0" encoding="utf-8"?>
 <ct:contentTypeSchema xmlns:ct="http://schemas.microsoft.com/office/2006/metadata/contentType" xmlns:ma="http://schemas.microsoft.com/office/2006/metadata/properties/metaAttributes" ct:_="" ma:_="" ma:contentTypeName="Documento" ma:contentTypeID="0x010100A756CE9980A2D244BBF3410B85E97969" ma:contentTypeVersion="12" ma:contentTypeDescription="Crie um novo documento." ma:contentTypeScope="" ma:versionID="fc734d25fe141415038450bd8c596af2">
   <xsd:schema xmlns:xsd="http://www.w3.org/2001/XMLSchema" xmlns:xs="http://www.w3.org/2001/XMLSchema" xmlns:p="http://schemas.microsoft.com/office/2006/metadata/properties" xmlns:ns2="2214257c-3034-47ae-80fc-868cff0674b1" xmlns:ns3="58a76fc6-a52c-426f-befd-1c938c250ca5" targetNamespace="http://schemas.microsoft.com/office/2006/metadata/properties" ma:root="true" ma:fieldsID="5e6338f016a8039eea06c59e5e639c4a" ns2:_="" ns3:_="">
     <xsd:import namespace="2214257c-3034-47ae-80fc-868cff0674b1"/>
@@ -51326,16 +51704,11 @@
 </ct:contentTypeSchema>
 </file>
 
-<file path=customXml/item2.xml><?xml version="1.0" encoding="utf-8"?>
-<?mso-contentType ?>
-<FormTemplates xmlns="http://schemas.microsoft.com/sharepoint/v3/contenttype/forms">
-  <Display>DocumentLibraryForm</Display>
-  <Edit>DocumentLibraryForm</Edit>
-  <New>DocumentLibraryForm</New>
-</FormTemplates>
+<file path=customXml/item3.xml><?xml version="1.0" encoding="utf-8"?>
+<b:Sources xmlns:b="http://schemas.openxmlformats.org/officeDocument/2006/bibliography" xmlns="http://schemas.openxmlformats.org/officeDocument/2006/bibliography" SelectedStyle="\APA.XSL" StyleName="APA"/>
 </file>
 
-<file path=customXml/item3.xml><?xml version="1.0" encoding="utf-8"?>
+<file path=customXml/item4.xml><?xml version="1.0" encoding="utf-8"?>
 <p:properties xmlns:p="http://schemas.microsoft.com/office/2006/metadata/properties" xmlns:xsi="http://www.w3.org/2001/XMLSchema-instance" xmlns:pc="http://schemas.microsoft.com/office/infopath/2007/PartnerControls">
   <documentManagement>
     <lcf76f155ced4ddcb4097134ff3c332f xmlns="2214257c-3034-47ae-80fc-868cff0674b1">
@@ -51346,11 +51719,15 @@
 </p:properties>
 </file>
 
-<file path=customXml/item4.xml><?xml version="1.0" encoding="utf-8"?>
-<b:Sources xmlns:b="http://schemas.openxmlformats.org/officeDocument/2006/bibliography" xmlns="http://schemas.openxmlformats.org/officeDocument/2006/bibliography" SelectedStyle="\APA.XSL" StyleName="APA"/>
+<file path=customXml/itemProps1.xml><?xml version="1.0" encoding="utf-8"?>
+<ds:datastoreItem xmlns:ds="http://schemas.openxmlformats.org/officeDocument/2006/customXml" ds:itemID="{CF3B2EF8-15CB-4A76-AA4F-FCCB351ED477}">
+  <ds:schemaRefs>
+    <ds:schemaRef ds:uri="http://schemas.microsoft.com/sharepoint/v3/contenttype/forms"/>
+  </ds:schemaRefs>
+</ds:datastoreItem>
 </file>
 
-<file path=customXml/itemProps1.xml><?xml version="1.0" encoding="utf-8"?>
+<file path=customXml/itemProps2.xml><?xml version="1.0" encoding="utf-8"?>
 <ds:datastoreItem xmlns:ds="http://schemas.openxmlformats.org/officeDocument/2006/customXml" ds:itemID="{27DB057D-A72E-4000-8E1D-4E25EB89C9D9}">
   <ds:schemaRefs>
     <ds:schemaRef ds:uri="http://schemas.microsoft.com/office/2006/metadata/contentType"/>
@@ -51369,15 +51746,15 @@
 </ds:datastoreItem>
 </file>
 
-<file path=customXml/itemProps2.xml><?xml version="1.0" encoding="utf-8"?>
-<ds:datastoreItem xmlns:ds="http://schemas.openxmlformats.org/officeDocument/2006/customXml" ds:itemID="{CF3B2EF8-15CB-4A76-AA4F-FCCB351ED477}">
+<file path=customXml/itemProps3.xml><?xml version="1.0" encoding="utf-8"?>
+<ds:datastoreItem xmlns:ds="http://schemas.openxmlformats.org/officeDocument/2006/customXml" ds:itemID="{1A5F1CBF-30BA-41D4-836B-CE3DA7F95189}">
   <ds:schemaRefs>
-    <ds:schemaRef ds:uri="http://schemas.microsoft.com/sharepoint/v3/contenttype/forms"/>
+    <ds:schemaRef ds:uri="http://schemas.openxmlformats.org/officeDocument/2006/bibliography"/>
   </ds:schemaRefs>
 </ds:datastoreItem>
 </file>
 
-<file path=customXml/itemProps3.xml><?xml version="1.0" encoding="utf-8"?>
+<file path=customXml/itemProps4.xml><?xml version="1.0" encoding="utf-8"?>
 <ds:datastoreItem xmlns:ds="http://schemas.openxmlformats.org/officeDocument/2006/customXml" ds:itemID="{78ED5B45-89A5-4695-9435-CC2544F3EB46}">
   <ds:schemaRefs>
     <ds:schemaRef ds:uri="http://schemas.microsoft.com/office/2006/metadata/properties"/>
@@ -51386,12 +51763,4 @@
     <ds:schemaRef ds:uri="58a76fc6-a52c-426f-befd-1c938c250ca5"/>
   </ds:schemaRefs>
 </ds:datastoreItem>
-</file>
-
-<file path=customXml/itemProps4.xml><?xml version="1.0" encoding="utf-8"?>
-<ds:datastoreItem xmlns:ds="http://schemas.openxmlformats.org/officeDocument/2006/customXml" ds:itemID="{1A5F1CBF-30BA-41D4-836B-CE3DA7F95189}">
-  <ds:schemaRefs>
-    <ds:schemaRef ds:uri="http://schemas.openxmlformats.org/officeDocument/2006/bibliography"/>
-  </ds:schemaRefs>
-</ds:datastoreItem>
 </file>